--- a/manuales/Manual-1-Captura-1-variable-timestamp.docx
+++ b/manuales/Manual-1-Captura-1-variable-timestamp.docx
@@ -604,7 +604,7 @@
           <w:sz w:val="26"/>
           <w:szCs w:val="26"/>
         </w:rPr>
-        <w:t xml:space="preserve">3 · PROGRAMAR LA MICRO:BIT</w:t>
+        <w:t xml:space="preserve">3 · PROGRAMAR LA MICRO:BIT EN MAKECODE</w:t>
       </w:r>
     </w:p>
     <w:p>
@@ -617,7 +617,7 @@
           <w:sz w:val="20"/>
           <w:szCs w:val="20"/>
         </w:rPr>
-        <w:t xml:space="preserve">En </w:t>
+        <w:t xml:space="preserve">Toda la programación se hace en </w:t>
       </w:r>
       <w:r>
         <w:rPr>
@@ -635,7 +635,7 @@
           <w:sz w:val="20"/>
           <w:szCs w:val="20"/>
         </w:rPr>
-        <w:t xml:space="preserve"> creá un proyecto nuevo. El programa debe enviar cada lectura como una línea de texto con el formato </w:t>
+        <w:t xml:space="preserve">, desde el navegador y sin instalar nada. El programa debe enviar cada lectura como una línea de texto con el formato </w:t>
       </w:r>
       <w:r>
         <w:rPr>
@@ -684,7 +684,273 @@
           <w:sz w:val="22"/>
           <w:szCs w:val="22"/>
         </w:rPr>
-        <w:t xml:space="preserve">3.1 · Conexión por USB (serial)</w:t>
+        <w:t xml:space="preserve">3.1 · Crear el proyecto y grabar el programa</w:t>
+      </w:r>
+    </w:p>
+    <w:p>
+      <w:pPr>
+        <w:spacing w:after="100" w:before="120" w:line="300"/>
+        <w:ind w:left="360" w:hanging="360"/>
+      </w:pPr>
+      <w:r>
+        <w:rPr>
+          <w:rFonts w:ascii="Montserrat" w:cs="Montserrat" w:eastAsia="Montserrat" w:hAnsi="Montserrat"/>
+          <w:b/>
+          <w:bCs/>
+          <w:sz w:val="20"/>
+          <w:szCs w:val="20"/>
+        </w:rPr>
+        <w:t xml:space="preserve">1.  </w:t>
+      </w:r>
+      <w:r>
+        <w:rPr>
+          <w:rFonts w:ascii="Montserrat" w:cs="Montserrat" w:eastAsia="Montserrat" w:hAnsi="Montserrat"/>
+          <w:sz w:val="20"/>
+          <w:szCs w:val="20"/>
+        </w:rPr>
+        <w:t xml:space="preserve">Entrá a </w:t>
+      </w:r>
+      <w:r>
+        <w:rPr>
+          <w:rFonts w:ascii="Montserrat" w:cs="Montserrat" w:eastAsia="Montserrat" w:hAnsi="Montserrat"/>
+          <w:b/>
+          <w:bCs/>
+          <w:sz w:val="20"/>
+          <w:szCs w:val="20"/>
+        </w:rPr>
+        <w:t xml:space="preserve">makecode.microbit.org</w:t>
+      </w:r>
+      <w:r>
+        <w:rPr>
+          <w:rFonts w:ascii="Montserrat" w:cs="Montserrat" w:eastAsia="Montserrat" w:hAnsi="Montserrat"/>
+          <w:sz w:val="20"/>
+          <w:szCs w:val="20"/>
+        </w:rPr>
+        <w:t xml:space="preserve"> y presioná </w:t>
+      </w:r>
+      <w:r>
+        <w:rPr>
+          <w:rFonts w:ascii="Montserrat" w:cs="Montserrat" w:eastAsia="Montserrat" w:hAnsi="Montserrat"/>
+          <w:b/>
+          <w:bCs/>
+          <w:sz w:val="20"/>
+          <w:szCs w:val="20"/>
+        </w:rPr>
+        <w:t xml:space="preserve">Nuevo proyecto</w:t>
+      </w:r>
+      <w:r>
+        <w:rPr>
+          <w:rFonts w:ascii="Montserrat" w:cs="Montserrat" w:eastAsia="Montserrat" w:hAnsi="Montserrat"/>
+          <w:sz w:val="20"/>
+          <w:szCs w:val="20"/>
+        </w:rPr>
+        <w:t xml:space="preserve">. Podés trabajar en Bloques o en JavaScript (los códigos de esta guía están en JavaScript; MakeCode los convierte a bloques automáticamente al pegarlos).</w:t>
+      </w:r>
+    </w:p>
+    <w:p>
+      <w:pPr>
+        <w:spacing w:after="100" w:before="120" w:line="300"/>
+        <w:ind w:left="360" w:hanging="360"/>
+      </w:pPr>
+      <w:r>
+        <w:rPr>
+          <w:rFonts w:ascii="Montserrat" w:cs="Montserrat" w:eastAsia="Montserrat" w:hAnsi="Montserrat"/>
+          <w:b/>
+          <w:bCs/>
+          <w:sz w:val="20"/>
+          <w:szCs w:val="20"/>
+        </w:rPr>
+        <w:t xml:space="preserve">2.  </w:t>
+      </w:r>
+      <w:r>
+        <w:rPr>
+          <w:rFonts w:ascii="Montserrat" w:cs="Montserrat" w:eastAsia="Montserrat" w:hAnsi="Montserrat"/>
+          <w:sz w:val="20"/>
+          <w:szCs w:val="20"/>
+        </w:rPr>
+        <w:t xml:space="preserve">Escribí o pegá el código (secciones 3.2 o 3.4 según la conexión que uses).</w:t>
+      </w:r>
+    </w:p>
+    <w:p>
+      <w:pPr>
+        <w:spacing w:after="100" w:before="120" w:line="300"/>
+        <w:ind w:left="360" w:hanging="360"/>
+      </w:pPr>
+      <w:r>
+        <w:rPr>
+          <w:rFonts w:ascii="Montserrat" w:cs="Montserrat" w:eastAsia="Montserrat" w:hAnsi="Montserrat"/>
+          <w:b/>
+          <w:bCs/>
+          <w:sz w:val="20"/>
+          <w:szCs w:val="20"/>
+        </w:rPr>
+        <w:t xml:space="preserve">3.  </w:t>
+      </w:r>
+      <w:r>
+        <w:rPr>
+          <w:rFonts w:ascii="Montserrat" w:cs="Montserrat" w:eastAsia="Montserrat" w:hAnsi="Montserrat"/>
+          <w:sz w:val="20"/>
+          <w:szCs w:val="20"/>
+        </w:rPr>
+        <w:t xml:space="preserve">Conectá la micro:bit por USB y presioná </w:t>
+      </w:r>
+      <w:r>
+        <w:rPr>
+          <w:rFonts w:ascii="Montserrat" w:cs="Montserrat" w:eastAsia="Montserrat" w:hAnsi="Montserrat"/>
+          <w:b/>
+          <w:bCs/>
+          <w:sz w:val="20"/>
+          <w:szCs w:val="20"/>
+        </w:rPr>
+        <w:t xml:space="preserve">Descargar</w:t>
+      </w:r>
+      <w:r>
+        <w:rPr>
+          <w:rFonts w:ascii="Montserrat" w:cs="Montserrat" w:eastAsia="Montserrat" w:hAnsi="Montserrat"/>
+          <w:sz w:val="20"/>
+          <w:szCs w:val="20"/>
+        </w:rPr>
+        <w:t xml:space="preserve">. Si el navegador ofrece </w:t>
+      </w:r>
+      <w:r>
+        <w:rPr>
+          <w:rFonts w:ascii="Montserrat" w:cs="Montserrat" w:eastAsia="Montserrat" w:hAnsi="Montserrat"/>
+          <w:b/>
+          <w:bCs/>
+          <w:sz w:val="20"/>
+          <w:szCs w:val="20"/>
+        </w:rPr>
+        <w:t xml:space="preserve">emparejar el dispositivo (WebUSB)</w:t>
+      </w:r>
+      <w:r>
+        <w:rPr>
+          <w:rFonts w:ascii="Montserrat" w:cs="Montserrat" w:eastAsia="Montserrat" w:hAnsi="Montserrat"/>
+          <w:sz w:val="20"/>
+          <w:szCs w:val="20"/>
+        </w:rPr>
+        <w:t xml:space="preserve">, aceptá: el programa se graba solo. Si no, copiá el archivo </w:t>
+      </w:r>
+      <w:r>
+        <w:rPr>
+          <w:rFonts w:ascii="Courier New" w:cs="Courier New" w:eastAsia="Courier New" w:hAnsi="Courier New"/>
+          <w:sz w:val="18"/>
+          <w:szCs w:val="18"/>
+        </w:rPr>
+        <w:t xml:space="preserve">.hex</w:t>
+      </w:r>
+      <w:r>
+        <w:rPr>
+          <w:rFonts w:ascii="Montserrat" w:cs="Montserrat" w:eastAsia="Montserrat" w:hAnsi="Montserrat"/>
+          <w:sz w:val="20"/>
+          <w:szCs w:val="20"/>
+        </w:rPr>
+        <w:t xml:space="preserve"> descargado a la unidad </w:t>
+      </w:r>
+      <w:r>
+        <w:rPr>
+          <w:rFonts w:ascii="Montserrat" w:cs="Montserrat" w:eastAsia="Montserrat" w:hAnsi="Montserrat"/>
+          <w:b/>
+          <w:bCs/>
+          <w:sz w:val="20"/>
+          <w:szCs w:val="20"/>
+        </w:rPr>
+        <w:t xml:space="preserve">MICROBIT</w:t>
+      </w:r>
+      <w:r>
+        <w:rPr>
+          <w:rFonts w:ascii="Montserrat" w:cs="Montserrat" w:eastAsia="Montserrat" w:hAnsi="Montserrat"/>
+          <w:sz w:val="20"/>
+          <w:szCs w:val="20"/>
+        </w:rPr>
+        <w:t xml:space="preserve"> que aparece como un pendrive.</w:t>
+      </w:r>
+    </w:p>
+    <w:p>
+      <w:pPr>
+        <w:spacing w:after="100" w:before="120" w:line="300"/>
+        <w:ind w:left="360" w:hanging="360"/>
+      </w:pPr>
+      <w:r>
+        <w:rPr>
+          <w:rFonts w:ascii="Montserrat" w:cs="Montserrat" w:eastAsia="Montserrat" w:hAnsi="Montserrat"/>
+          <w:b/>
+          <w:bCs/>
+          <w:sz w:val="20"/>
+          <w:szCs w:val="20"/>
+        </w:rPr>
+        <w:t xml:space="preserve">4.  </w:t>
+      </w:r>
+      <w:r>
+        <w:rPr>
+          <w:rFonts w:ascii="Montserrat" w:cs="Montserrat" w:eastAsia="Montserrat" w:hAnsi="Montserrat"/>
+          <w:sz w:val="20"/>
+          <w:szCs w:val="20"/>
+        </w:rPr>
+        <w:t xml:space="preserve">Esperá a que la luz naranja del reverso deje de parpadear: el programa ya está grabado y corriendo.</w:t>
+      </w:r>
+    </w:p>
+    <w:p>
+      <w:pPr>
+        <w:pStyle w:val="Heading2"/>
+        <w:spacing w:after="140" w:before="300"/>
+      </w:pPr>
+      <w:r>
+        <w:rPr>
+          <w:rFonts w:ascii="Montserrat" w:cs="Montserrat" w:eastAsia="Montserrat" w:hAnsi="Montserrat"/>
+          <w:b/>
+          <w:bCs/>
+          <w:color w:val="000000"/>
+          <w:sz w:val="22"/>
+          <w:szCs w:val="22"/>
+        </w:rPr>
+        <w:t xml:space="preserve">3.2 · Código para conexión USB (serial)</w:t>
+      </w:r>
+    </w:p>
+    <w:p>
+      <w:pPr>
+        <w:spacing w:after="140" w:line="300"/>
+      </w:pPr>
+      <w:r>
+        <w:rPr>
+          <w:rFonts w:ascii="Montserrat" w:cs="Montserrat" w:eastAsia="Montserrat" w:hAnsi="Montserrat"/>
+          <w:sz w:val="20"/>
+          <w:szCs w:val="20"/>
+        </w:rPr>
+        <w:t xml:space="preserve">Para conectar por cable no hace falta configurar nada especial: alcanza con usar los bloques de </w:t>
+      </w:r>
+      <w:r>
+        <w:rPr>
+          <w:rFonts w:ascii="Montserrat" w:cs="Montserrat" w:eastAsia="Montserrat" w:hAnsi="Montserrat"/>
+          <w:b/>
+          <w:bCs/>
+          <w:sz w:val="20"/>
+          <w:szCs w:val="20"/>
+        </w:rPr>
+        <w:t xml:space="preserve">Serial</w:t>
+      </w:r>
+      <w:r>
+        <w:rPr>
+          <w:rFonts w:ascii="Montserrat" w:cs="Montserrat" w:eastAsia="Montserrat" w:hAnsi="Montserrat"/>
+          <w:sz w:val="20"/>
+          <w:szCs w:val="20"/>
+        </w:rPr>
+        <w:t xml:space="preserve"> (</w:t>
+      </w:r>
+      <w:r>
+        <w:rPr>
+          <w:rFonts w:ascii="Courier New" w:cs="Courier New" w:eastAsia="Courier New" w:hAnsi="Courier New"/>
+          <w:sz w:val="18"/>
+          <w:szCs w:val="18"/>
+        </w:rPr>
+        <w:t xml:space="preserve">serial.writeLine</w:t>
+      </w:r>
+      <w:r>
+        <w:rPr>
+          <w:rFonts w:ascii="Montserrat" w:cs="Montserrat" w:eastAsia="Montserrat" w:hAnsi="Montserrat"/>
+          <w:sz w:val="20"/>
+          <w:szCs w:val="20"/>
+        </w:rPr>
+        <w:t xml:space="preserve">):</w:t>
       </w:r>
     </w:p>
     <w:p>
@@ -837,6 +1103,22 @@
           <w:sz w:val="20"/>
           <w:szCs w:val="20"/>
         </w:rPr>
+        <w:t xml:space="preserve">, </w:t>
+      </w:r>
+      <w:r>
+        <w:rPr>
+          <w:rFonts w:ascii="Courier New" w:cs="Courier New" w:eastAsia="Courier New" w:hAnsi="Courier New"/>
+          <w:sz w:val="18"/>
+          <w:szCs w:val="18"/>
+        </w:rPr>
+        <w:t xml:space="preserve">input.lightLevel()</w:t>
+      </w:r>
+      <w:r>
+        <w:rPr>
+          <w:rFonts w:ascii="Montserrat" w:cs="Montserrat" w:eastAsia="Montserrat" w:hAnsi="Montserrat"/>
+          <w:sz w:val="20"/>
+          <w:szCs w:val="20"/>
+        </w:rPr>
         <w:t xml:space="preserve"> o </w:t>
       </w:r>
       <w:r>
@@ -870,7 +1152,7 @@
           <w:sz w:val="22"/>
           <w:szCs w:val="22"/>
         </w:rPr>
-        <w:t xml:space="preserve">3.2 · Conexión por Bluetooth</w:t>
+        <w:t xml:space="preserve">3.3 · Configurar Bluetooth en MakeCode (paso a paso)</w:t>
       </w:r>
     </w:p>
     <w:p>
@@ -883,15 +1165,83 @@
           <w:sz w:val="20"/>
           <w:szCs w:val="20"/>
         </w:rPr>
-        <w:t xml:space="preserve">Agregá la extensión </w:t>
-      </w:r>
-      <w:r>
-        <w:rPr>
-          <w:rFonts w:ascii="Montserrat" w:cs="Montserrat" w:eastAsia="Montserrat" w:hAnsi="Montserrat"/>
-          <w:b/>
-          <w:bCs/>
-          <w:sz w:val="20"/>
-          <w:szCs w:val="20"/>
+        <w:t xml:space="preserve">La conexión inalámbrica usa el servicio UART de Bluetooth Low Energy. Requiere </w:t>
+      </w:r>
+      <w:r>
+        <w:rPr>
+          <w:rFonts w:ascii="Montserrat" w:cs="Montserrat" w:eastAsia="Montserrat" w:hAnsi="Montserrat"/>
+          <w:b/>
+          <w:bCs/>
+          <w:sz w:val="20"/>
+          <w:szCs w:val="20"/>
+        </w:rPr>
+        <w:t xml:space="preserve">dos configuraciones en MakeCode</w:t>
+      </w:r>
+      <w:r>
+        <w:rPr>
+          <w:rFonts w:ascii="Montserrat" w:cs="Montserrat" w:eastAsia="Montserrat" w:hAnsi="Montserrat"/>
+          <w:sz w:val="20"/>
+          <w:szCs w:val="20"/>
+        </w:rPr>
+        <w:t xml:space="preserve"> que suelen ser la causa de que “no conecte” cuando faltan:</w:t>
+      </w:r>
+    </w:p>
+    <w:p>
+      <w:pPr>
+        <w:spacing w:after="100" w:before="120" w:line="300"/>
+        <w:ind w:left="360" w:hanging="360"/>
+      </w:pPr>
+      <w:r>
+        <w:rPr>
+          <w:rFonts w:ascii="Montserrat" w:cs="Montserrat" w:eastAsia="Montserrat" w:hAnsi="Montserrat"/>
+          <w:b/>
+          <w:bCs/>
+          <w:sz w:val="20"/>
+          <w:szCs w:val="20"/>
+        </w:rPr>
+        <w:t xml:space="preserve">1.  </w:t>
+      </w:r>
+      <w:r>
+        <w:rPr>
+          <w:rFonts w:ascii="Montserrat" w:cs="Montserrat" w:eastAsia="Montserrat" w:hAnsi="Montserrat"/>
+          <w:b/>
+          <w:bCs/>
+          <w:sz w:val="20"/>
+          <w:szCs w:val="20"/>
+        </w:rPr>
+        <w:t xml:space="preserve">Agregar la extensión Bluetooth: </w:t>
+      </w:r>
+      <w:r>
+        <w:rPr>
+          <w:rFonts w:ascii="Montserrat" w:cs="Montserrat" w:eastAsia="Montserrat" w:hAnsi="Montserrat"/>
+          <w:sz w:val="20"/>
+          <w:szCs w:val="20"/>
+        </w:rPr>
+        <w:t xml:space="preserve">en el editor, abrí el menú de bloques y elegí </w:t>
+      </w:r>
+      <w:r>
+        <w:rPr>
+          <w:rFonts w:ascii="Montserrat" w:cs="Montserrat" w:eastAsia="Montserrat" w:hAnsi="Montserrat"/>
+          <w:b/>
+          <w:bCs/>
+          <w:sz w:val="20"/>
+          <w:szCs w:val="20"/>
+        </w:rPr>
+        <w:t xml:space="preserve">Extensiones</w:t>
+      </w:r>
+      <w:r>
+        <w:rPr>
+          <w:rFonts w:ascii="Montserrat" w:cs="Montserrat" w:eastAsia="Montserrat" w:hAnsi="Montserrat"/>
+          <w:sz w:val="20"/>
+          <w:szCs w:val="20"/>
+        </w:rPr>
+        <w:t xml:space="preserve"> (también está en ⚙ → Extensiones). Buscá </w:t>
+      </w:r>
+      <w:r>
+        <w:rPr>
+          <w:rFonts w:ascii="Courier New" w:cs="Courier New" w:eastAsia="Courier New" w:hAnsi="Courier New"/>
+          <w:sz w:val="18"/>
+          <w:szCs w:val="18"/>
         </w:rPr>
         <w:t xml:space="preserve">bluetooth</w:t>
       </w:r>
@@ -901,25 +1251,151 @@
           <w:sz w:val="20"/>
           <w:szCs w:val="20"/>
         </w:rPr>
-        <w:t xml:space="preserve"> (menú Extensiones) y verificá que en la configuración del proyecto esté habilitado </w:t>
-      </w:r>
-      <w:r>
-        <w:rPr>
-          <w:rFonts w:ascii="Montserrat" w:cs="Montserrat" w:eastAsia="Montserrat" w:hAnsi="Montserrat"/>
-          <w:b/>
-          <w:bCs/>
-          <w:sz w:val="20"/>
-          <w:szCs w:val="20"/>
-        </w:rPr>
-        <w:t xml:space="preserve">“No Pairing Required”</w:t>
-      </w:r>
-      <w:r>
-        <w:rPr>
-          <w:rFonts w:ascii="Montserrat" w:cs="Montserrat" w:eastAsia="Montserrat" w:hAnsi="Montserrat"/>
-          <w:sz w:val="20"/>
-          <w:szCs w:val="20"/>
-        </w:rPr>
-        <w:t xml:space="preserve">. El código es el mismo, pero usando el servicio UART:</w:t>
+        <w:t xml:space="preserve"> y hacé clic en la tarjeta para agregarla. MakeCode avisa que quitará la extensión </w:t>
+      </w:r>
+      <w:r>
+        <w:rPr>
+          <w:rFonts w:ascii="Montserrat" w:cs="Montserrat" w:eastAsia="Montserrat" w:hAnsi="Montserrat"/>
+          <w:b/>
+          <w:bCs/>
+          <w:sz w:val="20"/>
+          <w:szCs w:val="20"/>
+        </w:rPr>
+        <w:t xml:space="preserve">radio</w:t>
+      </w:r>
+      <w:r>
+        <w:rPr>
+          <w:rFonts w:ascii="Montserrat" w:cs="Montserrat" w:eastAsia="Montserrat" w:hAnsi="Montserrat"/>
+          <w:sz w:val="20"/>
+          <w:szCs w:val="20"/>
+        </w:rPr>
+        <w:t xml:space="preserve">: aceptá (radio y Bluetooth no pueden convivir).</w:t>
+      </w:r>
+    </w:p>
+    <w:p>
+      <w:pPr>
+        <w:spacing w:after="100" w:before="120" w:line="300"/>
+        <w:ind w:left="360" w:hanging="360"/>
+      </w:pPr>
+      <w:r>
+        <w:rPr>
+          <w:rFonts w:ascii="Montserrat" w:cs="Montserrat" w:eastAsia="Montserrat" w:hAnsi="Montserrat"/>
+          <w:b/>
+          <w:bCs/>
+          <w:sz w:val="20"/>
+          <w:szCs w:val="20"/>
+        </w:rPr>
+        <w:t xml:space="preserve">2.  </w:t>
+      </w:r>
+      <w:r>
+        <w:rPr>
+          <w:rFonts w:ascii="Montserrat" w:cs="Montserrat" w:eastAsia="Montserrat" w:hAnsi="Montserrat"/>
+          <w:b/>
+          <w:bCs/>
+          <w:sz w:val="20"/>
+          <w:szCs w:val="20"/>
+        </w:rPr>
+        <w:t xml:space="preserve">Activar “No Pairing Required”: </w:t>
+      </w:r>
+      <w:r>
+        <w:rPr>
+          <w:rFonts w:ascii="Montserrat" w:cs="Montserrat" w:eastAsia="Montserrat" w:hAnsi="Montserrat"/>
+          <w:sz w:val="20"/>
+          <w:szCs w:val="20"/>
+        </w:rPr>
+        <w:t xml:space="preserve">abrí </w:t>
+      </w:r>
+      <w:r>
+        <w:rPr>
+          <w:rFonts w:ascii="Montserrat" w:cs="Montserrat" w:eastAsia="Montserrat" w:hAnsi="Montserrat"/>
+          <w:b/>
+          <w:bCs/>
+          <w:sz w:val="20"/>
+          <w:szCs w:val="20"/>
+        </w:rPr>
+        <w:t xml:space="preserve">⚙ → Configuración del proyecto</w:t>
+      </w:r>
+      <w:r>
+        <w:rPr>
+          <w:rFonts w:ascii="Montserrat" w:cs="Montserrat" w:eastAsia="Montserrat" w:hAnsi="Montserrat"/>
+          <w:sz w:val="20"/>
+          <w:szCs w:val="20"/>
+        </w:rPr>
+        <w:t xml:space="preserve"> (Project Settings) y seleccioná </w:t>
+      </w:r>
+      <w:r>
+        <w:rPr>
+          <w:rFonts w:ascii="Montserrat" w:cs="Montserrat" w:eastAsia="Montserrat" w:hAnsi="Montserrat"/>
+          <w:b/>
+          <w:bCs/>
+          <w:sz w:val="20"/>
+          <w:szCs w:val="20"/>
+        </w:rPr>
+        <w:t xml:space="preserve">“No Pairing Required: Anyone can connect via Bluetooth (JustWorks)”</w:t>
+      </w:r>
+      <w:r>
+        <w:rPr>
+          <w:rFonts w:ascii="Montserrat" w:cs="Montserrat" w:eastAsia="Montserrat" w:hAnsi="Montserrat"/>
+          <w:sz w:val="20"/>
+          <w:szCs w:val="20"/>
+        </w:rPr>
+        <w:t xml:space="preserve">. Guardá. Sin esto, Chrome/Edge muchas veces se quedan en “Conectando…” porque la micro:bit pide un emparejamiento que el navegador no completa.</w:t>
+      </w:r>
+    </w:p>
+    <w:p>
+      <w:pPr>
+        <w:spacing w:after="100" w:before="120" w:line="300"/>
+        <w:ind w:left="360" w:hanging="360"/>
+      </w:pPr>
+      <w:r>
+        <w:rPr>
+          <w:rFonts w:ascii="Montserrat" w:cs="Montserrat" w:eastAsia="Montserrat" w:hAnsi="Montserrat"/>
+          <w:b/>
+          <w:bCs/>
+          <w:sz w:val="20"/>
+          <w:szCs w:val="20"/>
+        </w:rPr>
+        <w:t xml:space="preserve">3.  </w:t>
+      </w:r>
+      <w:r>
+        <w:rPr>
+          <w:rFonts w:ascii="Montserrat" w:cs="Montserrat" w:eastAsia="Montserrat" w:hAnsi="Montserrat"/>
+          <w:sz w:val="20"/>
+          <w:szCs w:val="20"/>
+        </w:rPr>
+        <w:t xml:space="preserve">Si preferís editar la configuración a mano (</w:t>
+      </w:r>
+      <w:r>
+        <w:rPr>
+          <w:rFonts w:ascii="Courier New" w:cs="Courier New" w:eastAsia="Courier New" w:hAnsi="Courier New"/>
+          <w:sz w:val="18"/>
+          <w:szCs w:val="18"/>
+        </w:rPr>
+        <w:t xml:space="preserve">pxt.json</w:t>
+      </w:r>
+      <w:r>
+        <w:rPr>
+          <w:rFonts w:ascii="Montserrat" w:cs="Montserrat" w:eastAsia="Montserrat" w:hAnsi="Montserrat"/>
+          <w:sz w:val="20"/>
+          <w:szCs w:val="20"/>
+        </w:rPr>
+        <w:t xml:space="preserve">), la sección bluetooth debe incluir </w:t>
+      </w:r>
+      <w:r>
+        <w:rPr>
+          <w:rFonts w:ascii="Courier New" w:cs="Courier New" w:eastAsia="Courier New" w:hAnsi="Courier New"/>
+          <w:sz w:val="18"/>
+          <w:szCs w:val="18"/>
+        </w:rPr>
+        <w:t xml:space="preserve">"pairing_mode": 0</w:t>
+      </w:r>
+      <w:r>
+        <w:rPr>
+          <w:rFonts w:ascii="Montserrat" w:cs="Montserrat" w:eastAsia="Montserrat" w:hAnsi="Montserrat"/>
+          <w:sz w:val="20"/>
+          <w:szCs w:val="20"/>
+        </w:rPr>
+        <w:t xml:space="preserve">:</w:t>
       </w:r>
     </w:p>
     <w:p>
@@ -937,7 +1413,7 @@
           <w:sz w:val="18"/>
           <w:szCs w:val="18"/>
         </w:rPr>
-        <w:t xml:space="preserve">let t = 0</w:t>
+        <w:t xml:space="preserve">"bluetooth": {</w:t>
       </w:r>
     </w:p>
     <w:p>
@@ -955,7 +1431,7 @@
           <w:sz w:val="18"/>
           <w:szCs w:val="18"/>
         </w:rPr>
-        <w:t xml:space="preserve">let valor = 0</w:t>
+        <w:t xml:space="preserve">    "open": 1,</w:t>
       </w:r>
     </w:p>
     <w:p>
@@ -973,7 +1449,7 @@
           <w:sz w:val="18"/>
           <w:szCs w:val="18"/>
         </w:rPr>
-        <w:t xml:space="preserve">bluetooth.startUartService()</w:t>
+        <w:t xml:space="preserve">    "pairing_mode": 0,</w:t>
       </w:r>
     </w:p>
     <w:p>
@@ -991,7 +1467,7 @@
           <w:sz w:val="18"/>
           <w:szCs w:val="18"/>
         </w:rPr>
-        <w:t xml:space="preserve"> </w:t>
+        <w:t xml:space="preserve">    "whitelist": 0,</w:t>
       </w:r>
     </w:p>
     <w:p>
@@ -1009,7 +1485,149 @@
           <w:sz w:val="18"/>
           <w:szCs w:val="18"/>
         </w:rPr>
-        <w:t xml:space="preserve">basic.forever(function () {</w:t>
+        <w:t xml:space="preserve">    "security_level": null</w:t>
+      </w:r>
+    </w:p>
+    <w:p>
+      <w:pPr>
+        <w:pBdr>
+          <w:left w:val="single" w:color="000000" w:sz="24" w:space="8"/>
+        </w:pBdr>
+        <w:shd w:fill="F5F5F5" w:val="clear"/>
+        <w:spacing w:after="200" w:line="260"/>
+        <w:ind w:left="240"/>
+      </w:pPr>
+      <w:r>
+        <w:rPr>
+          <w:rFonts w:ascii="Courier New" w:cs="Courier New" w:eastAsia="Courier New" w:hAnsi="Courier New"/>
+          <w:sz w:val="18"/>
+          <w:szCs w:val="18"/>
+        </w:rPr>
+        <w:t xml:space="preserve">}</w:t>
+      </w:r>
+    </w:p>
+    <w:p>
+      <w:pPr>
+        <w:spacing w:after="100" w:before="120" w:line="300"/>
+        <w:ind w:left="360" w:hanging="360"/>
+      </w:pPr>
+      <w:r>
+        <w:rPr>
+          <w:rFonts w:ascii="Montserrat" w:cs="Montserrat" w:eastAsia="Montserrat" w:hAnsi="Montserrat"/>
+          <w:b/>
+          <w:bCs/>
+          <w:sz w:val="20"/>
+          <w:szCs w:val="20"/>
+        </w:rPr>
+        <w:t xml:space="preserve">4.  </w:t>
+      </w:r>
+      <w:r>
+        <w:rPr>
+          <w:rFonts w:ascii="Montserrat" w:cs="Montserrat" w:eastAsia="Montserrat" w:hAnsi="Montserrat"/>
+          <w:b/>
+          <w:bCs/>
+          <w:sz w:val="20"/>
+          <w:szCs w:val="20"/>
+        </w:rPr>
+        <w:t xml:space="preserve">Volvé a descargar el programa</w:t>
+      </w:r>
+      <w:r>
+        <w:rPr>
+          <w:rFonts w:ascii="Montserrat" w:cs="Montserrat" w:eastAsia="Montserrat" w:hAnsi="Montserrat"/>
+          <w:sz w:val="20"/>
+          <w:szCs w:val="20"/>
+        </w:rPr>
+        <w:t xml:space="preserve"> a la micro:bit después de cambiar la configuración: los ajustes viven dentro del archivo .hex, no alcanza con cambiar la opción.</w:t>
+      </w:r>
+    </w:p>
+    <w:p>
+      <w:pPr>
+        <w:pBdr>
+          <w:left w:val="single" w:color="000000" w:sz="36" w:space="10"/>
+        </w:pBdr>
+        <w:shd w:fill="F5F5F5" w:val="clear"/>
+        <w:spacing w:after="220" w:before="160" w:line="290"/>
+        <w:ind w:left="120" w:right="120"/>
+      </w:pPr>
+      <w:r>
+        <w:rPr>
+          <w:rFonts w:ascii="Montserrat" w:cs="Montserrat" w:eastAsia="Montserrat" w:hAnsi="Montserrat"/>
+          <w:b/>
+          <w:bCs/>
+          <w:sz w:val="20"/>
+          <w:szCs w:val="20"/>
+        </w:rPr>
+        <w:t xml:space="preserve">Importante: </w:t>
+      </w:r>
+      <w:r>
+        <w:rPr>
+          <w:rFonts w:ascii="Montserrat" w:cs="Montserrat" w:eastAsia="Montserrat" w:hAnsi="Montserrat"/>
+          <w:sz w:val="20"/>
+          <w:szCs w:val="20"/>
+        </w:rPr>
+        <w:t xml:space="preserve">al agregar la extensión Bluetooth se desactiva el envío por serial USB. Un mismo programa no puede usar los dos a la vez: para volver a USB, quitá la extensión Bluetooth (Extensiones → papelera sobre bluetooth) y usá </w:t>
+      </w:r>
+      <w:r>
+        <w:rPr>
+          <w:rFonts w:ascii="Courier New" w:cs="Courier New" w:eastAsia="Courier New" w:hAnsi="Courier New"/>
+          <w:sz w:val="18"/>
+          <w:szCs w:val="18"/>
+        </w:rPr>
+        <w:t xml:space="preserve">serial.writeLine</w:t>
+      </w:r>
+      <w:r>
+        <w:rPr>
+          <w:rFonts w:ascii="Montserrat" w:cs="Montserrat" w:eastAsia="Montserrat" w:hAnsi="Montserrat"/>
+          <w:sz w:val="20"/>
+          <w:szCs w:val="20"/>
+        </w:rPr>
+        <w:t xml:space="preserve">.</w:t>
+      </w:r>
+    </w:p>
+    <w:p>
+      <w:pPr>
+        <w:pStyle w:val="Heading2"/>
+        <w:spacing w:after="140" w:before="300"/>
+      </w:pPr>
+      <w:r>
+        <w:rPr>
+          <w:rFonts w:ascii="Montserrat" w:cs="Montserrat" w:eastAsia="Montserrat" w:hAnsi="Montserrat"/>
+          <w:b/>
+          <w:bCs/>
+          <w:color w:val="000000"/>
+          <w:sz w:val="22"/>
+          <w:szCs w:val="22"/>
+        </w:rPr>
+        <w:t xml:space="preserve">3.4 · Código para conexión Bluetooth</w:t>
+      </w:r>
+    </w:p>
+    <w:p>
+      <w:pPr>
+        <w:spacing w:after="140" w:line="300"/>
+      </w:pPr>
+      <w:r>
+        <w:rPr>
+          <w:rFonts w:ascii="Montserrat" w:cs="Montserrat" w:eastAsia="Montserrat" w:hAnsi="Montserrat"/>
+          <w:sz w:val="20"/>
+          <w:szCs w:val="20"/>
+        </w:rPr>
+        <w:t xml:space="preserve">El código es igual al de USB, pero iniciando el servicio UART y escribiendo con </w:t>
+      </w:r>
+      <w:r>
+        <w:rPr>
+          <w:rFonts w:ascii="Courier New" w:cs="Courier New" w:eastAsia="Courier New" w:hAnsi="Courier New"/>
+          <w:sz w:val="18"/>
+          <w:szCs w:val="18"/>
+        </w:rPr>
+        <w:t xml:space="preserve">bluetooth.uartWriteLine</w:t>
+      </w:r>
+      <w:r>
+        <w:rPr>
+          <w:rFonts w:ascii="Montserrat" w:cs="Montserrat" w:eastAsia="Montserrat" w:hAnsi="Montserrat"/>
+          <w:sz w:val="20"/>
+          <w:szCs w:val="20"/>
+        </w:rPr>
+        <w:t xml:space="preserve">:</w:t>
       </w:r>
     </w:p>
     <w:p>
@@ -1027,7 +1645,7 @@
           <w:sz w:val="18"/>
           <w:szCs w:val="18"/>
         </w:rPr>
-        <w:t xml:space="preserve">    t = input.runningTime()</w:t>
+        <w:t xml:space="preserve">let t = 0</w:t>
       </w:r>
     </w:p>
     <w:p>
@@ -1045,7 +1663,7 @@
           <w:sz w:val="18"/>
           <w:szCs w:val="18"/>
         </w:rPr>
-        <w:t xml:space="preserve">    valor = input.acceleration(Dimension.X)</w:t>
+        <w:t xml:space="preserve">let valor = 0</w:t>
       </w:r>
     </w:p>
     <w:p>
@@ -1063,7 +1681,7 @@
           <w:sz w:val="18"/>
           <w:szCs w:val="18"/>
         </w:rPr>
-        <w:t xml:space="preserve">    bluetooth.uartWriteLine("" + t + "," + valor)</w:t>
+        <w:t xml:space="preserve">bluetooth.startUartService()</w:t>
       </w:r>
     </w:p>
     <w:p>
@@ -1081,6 +1699,96 @@
           <w:sz w:val="18"/>
           <w:szCs w:val="18"/>
         </w:rPr>
+        <w:t xml:space="preserve"> </w:t>
+      </w:r>
+    </w:p>
+    <w:p>
+      <w:pPr>
+        <w:pBdr>
+          <w:left w:val="single" w:color="000000" w:sz="24" w:space="8"/>
+        </w:pBdr>
+        <w:shd w:fill="F5F5F5" w:val="clear"/>
+        <w:spacing w:after="0" w:line="260"/>
+        <w:ind w:left="240"/>
+      </w:pPr>
+      <w:r>
+        <w:rPr>
+          <w:rFonts w:ascii="Courier New" w:cs="Courier New" w:eastAsia="Courier New" w:hAnsi="Courier New"/>
+          <w:sz w:val="18"/>
+          <w:szCs w:val="18"/>
+        </w:rPr>
+        <w:t xml:space="preserve">basic.forever(function () {</w:t>
+      </w:r>
+    </w:p>
+    <w:p>
+      <w:pPr>
+        <w:pBdr>
+          <w:left w:val="single" w:color="000000" w:sz="24" w:space="8"/>
+        </w:pBdr>
+        <w:shd w:fill="F5F5F5" w:val="clear"/>
+        <w:spacing w:after="0" w:line="260"/>
+        <w:ind w:left="240"/>
+      </w:pPr>
+      <w:r>
+        <w:rPr>
+          <w:rFonts w:ascii="Courier New" w:cs="Courier New" w:eastAsia="Courier New" w:hAnsi="Courier New"/>
+          <w:sz w:val="18"/>
+          <w:szCs w:val="18"/>
+        </w:rPr>
+        <w:t xml:space="preserve">    t = input.runningTime()</w:t>
+      </w:r>
+    </w:p>
+    <w:p>
+      <w:pPr>
+        <w:pBdr>
+          <w:left w:val="single" w:color="000000" w:sz="24" w:space="8"/>
+        </w:pBdr>
+        <w:shd w:fill="F5F5F5" w:val="clear"/>
+        <w:spacing w:after="0" w:line="260"/>
+        <w:ind w:left="240"/>
+      </w:pPr>
+      <w:r>
+        <w:rPr>
+          <w:rFonts w:ascii="Courier New" w:cs="Courier New" w:eastAsia="Courier New" w:hAnsi="Courier New"/>
+          <w:sz w:val="18"/>
+          <w:szCs w:val="18"/>
+        </w:rPr>
+        <w:t xml:space="preserve">    valor = input.acceleration(Dimension.X)</w:t>
+      </w:r>
+    </w:p>
+    <w:p>
+      <w:pPr>
+        <w:pBdr>
+          <w:left w:val="single" w:color="000000" w:sz="24" w:space="8"/>
+        </w:pBdr>
+        <w:shd w:fill="F5F5F5" w:val="clear"/>
+        <w:spacing w:after="0" w:line="260"/>
+        <w:ind w:left="240"/>
+      </w:pPr>
+      <w:r>
+        <w:rPr>
+          <w:rFonts w:ascii="Courier New" w:cs="Courier New" w:eastAsia="Courier New" w:hAnsi="Courier New"/>
+          <w:sz w:val="18"/>
+          <w:szCs w:val="18"/>
+        </w:rPr>
+        <w:t xml:space="preserve">    bluetooth.uartWriteLine("" + t + "," + valor)</w:t>
+      </w:r>
+    </w:p>
+    <w:p>
+      <w:pPr>
+        <w:pBdr>
+          <w:left w:val="single" w:color="000000" w:sz="24" w:space="8"/>
+        </w:pBdr>
+        <w:shd w:fill="F5F5F5" w:val="clear"/>
+        <w:spacing w:after="0" w:line="260"/>
+        <w:ind w:left="240"/>
+      </w:pPr>
+      <w:r>
+        <w:rPr>
+          <w:rFonts w:ascii="Courier New" w:cs="Courier New" w:eastAsia="Courier New" w:hAnsi="Courier New"/>
+          <w:sz w:val="18"/>
+          <w:szCs w:val="18"/>
+        </w:rPr>
         <w:t xml:space="preserve">    basic.pause(100)</w:t>
       </w:r>
     </w:p>
@@ -1104,31 +1812,772 @@
     </w:p>
     <w:p>
       <w:pPr>
+        <w:spacing w:after="140" w:line="300"/>
+      </w:pPr>
+      <w:r>
+        <w:rPr>
+          <w:rFonts w:ascii="Montserrat" w:cs="Montserrat" w:eastAsia="Montserrat" w:hAnsi="Montserrat"/>
+          <w:sz w:val="20"/>
+          <w:szCs w:val="20"/>
+        </w:rPr>
+        <w:t xml:space="preserve">Otros sensores, misma estructura: </w:t>
+      </w:r>
+      <w:r>
+        <w:rPr>
+          <w:rFonts w:ascii="Courier New" w:cs="Courier New" w:eastAsia="Courier New" w:hAnsi="Courier New"/>
+          <w:sz w:val="18"/>
+          <w:szCs w:val="18"/>
+        </w:rPr>
+        <w:t xml:space="preserve">input.temperature()</w:t>
+      </w:r>
+      <w:r>
+        <w:rPr>
+          <w:rFonts w:ascii="Montserrat" w:cs="Montserrat" w:eastAsia="Montserrat" w:hAnsi="Montserrat"/>
+          <w:sz w:val="20"/>
+          <w:szCs w:val="20"/>
+        </w:rPr>
+        <w:t xml:space="preserve"> con pausa de 500–1000 ms, </w:t>
+      </w:r>
+      <w:r>
+        <w:rPr>
+          <w:rFonts w:ascii="Courier New" w:cs="Courier New" w:eastAsia="Courier New" w:hAnsi="Courier New"/>
+          <w:sz w:val="18"/>
+          <w:szCs w:val="18"/>
+        </w:rPr>
+        <w:t xml:space="preserve">input.lightLevel()</w:t>
+      </w:r>
+      <w:r>
+        <w:rPr>
+          <w:rFonts w:ascii="Montserrat" w:cs="Montserrat" w:eastAsia="Montserrat" w:hAnsi="Montserrat"/>
+          <w:sz w:val="20"/>
+          <w:szCs w:val="20"/>
+        </w:rPr>
+        <w:t xml:space="preserve"> con 100–200 ms, </w:t>
+      </w:r>
+      <w:r>
+        <w:rPr>
+          <w:rFonts w:ascii="Courier New" w:cs="Courier New" w:eastAsia="Courier New" w:hAnsi="Courier New"/>
+          <w:sz w:val="18"/>
+          <w:szCs w:val="18"/>
+        </w:rPr>
+        <w:t xml:space="preserve">input.compassHeading()</w:t>
+      </w:r>
+      <w:r>
+        <w:rPr>
+          <w:rFonts w:ascii="Montserrat" w:cs="Montserrat" w:eastAsia="Montserrat" w:hAnsi="Montserrat"/>
+          <w:sz w:val="20"/>
+          <w:szCs w:val="20"/>
+        </w:rPr>
+        <w:t xml:space="preserve"> con 100 ms.</w:t>
+      </w:r>
+    </w:p>
+    <w:p>
+      <w:pPr>
+        <w:pStyle w:val="Heading2"/>
+        <w:spacing w:after="140" w:before="300"/>
+      </w:pPr>
+      <w:r>
+        <w:rPr>
+          <w:rFonts w:ascii="Montserrat" w:cs="Montserrat" w:eastAsia="Montserrat" w:hAnsi="Montserrat"/>
+          <w:b/>
+          <w:bCs/>
+          <w:color w:val="000000"/>
+          <w:sz w:val="22"/>
+          <w:szCs w:val="22"/>
+        </w:rPr>
+        <w:t xml:space="preserve">3.5 · Consejos de MakeCode</w:t>
+      </w:r>
+    </w:p>
+    <w:p>
+      <w:pPr>
+        <w:pStyle w:val="ListParagraph"/>
+        <w:numPr>
+          <w:ilvl w:val="0"/>
+          <w:numId w:val="2"/>
+        </w:numPr>
+        <w:spacing w:after="80" w:line="280"/>
+      </w:pPr>
+      <w:r>
+        <w:rPr>
+          <w:rFonts w:ascii="Montserrat" w:cs="Montserrat" w:eastAsia="Montserrat" w:hAnsi="Montserrat"/>
+          <w:b/>
+          <w:bCs/>
+          <w:sz w:val="20"/>
+          <w:szCs w:val="20"/>
+        </w:rPr>
+        <w:t xml:space="preserve">Feedback visual: </w:t>
+      </w:r>
+      <w:r>
+        <w:rPr>
+          <w:rFonts w:ascii="Montserrat" w:cs="Montserrat" w:eastAsia="Montserrat" w:hAnsi="Montserrat"/>
+          <w:sz w:val="20"/>
+          <w:szCs w:val="20"/>
+        </w:rPr>
+        <w:t xml:space="preserve">agregá </w:t>
+      </w:r>
+      <w:r>
+        <w:rPr>
+          <w:rFonts w:ascii="Courier New" w:cs="Courier New" w:eastAsia="Courier New" w:hAnsi="Courier New"/>
+          <w:sz w:val="18"/>
+          <w:szCs w:val="18"/>
+        </w:rPr>
+        <w:t xml:space="preserve">basic.showIcon(IconNames.Yes)</w:t>
+      </w:r>
+      <w:r>
+        <w:rPr>
+          <w:rFonts w:ascii="Montserrat" w:cs="Montserrat" w:eastAsia="Montserrat" w:hAnsi="Montserrat"/>
+          <w:sz w:val="20"/>
+          <w:szCs w:val="20"/>
+        </w:rPr>
+        <w:t xml:space="preserve"> en </w:t>
+      </w:r>
+      <w:r>
+        <w:rPr>
+          <w:rFonts w:ascii="Courier New" w:cs="Courier New" w:eastAsia="Courier New" w:hAnsi="Courier New"/>
+          <w:sz w:val="18"/>
+          <w:szCs w:val="18"/>
+        </w:rPr>
+        <w:t xml:space="preserve">al iniciar</w:t>
+      </w:r>
+      <w:r>
+        <w:rPr>
+          <w:rFonts w:ascii="Montserrat" w:cs="Montserrat" w:eastAsia="Montserrat" w:hAnsi="Montserrat"/>
+          <w:sz w:val="20"/>
+          <w:szCs w:val="20"/>
+        </w:rPr>
+        <w:t xml:space="preserve"> para saber que el programa arrancó. Evitá dejar animaciones o </w:t>
+      </w:r>
+      <w:r>
+        <w:rPr>
+          <w:rFonts w:ascii="Courier New" w:cs="Courier New" w:eastAsia="Courier New" w:hAnsi="Courier New"/>
+          <w:sz w:val="18"/>
+          <w:szCs w:val="18"/>
+        </w:rPr>
+        <w:t xml:space="preserve">showNumber</w:t>
+      </w:r>
+      <w:r>
+        <w:rPr>
+          <w:rFonts w:ascii="Montserrat" w:cs="Montserrat" w:eastAsia="Montserrat" w:hAnsi="Montserrat"/>
+          <w:sz w:val="20"/>
+          <w:szCs w:val="20"/>
+        </w:rPr>
+        <w:t xml:space="preserve"> dentro del bucle de medición: la pantalla LED enlentece el envío de datos.</w:t>
+      </w:r>
+    </w:p>
+    <w:p>
+      <w:pPr>
+        <w:pStyle w:val="ListParagraph"/>
+        <w:numPr>
+          <w:ilvl w:val="0"/>
+          <w:numId w:val="2"/>
+        </w:numPr>
+        <w:spacing w:after="80" w:line="280"/>
+      </w:pPr>
+      <w:r>
+        <w:rPr>
+          <w:rFonts w:ascii="Montserrat" w:cs="Montserrat" w:eastAsia="Montserrat" w:hAnsi="Montserrat"/>
+          <w:b/>
+          <w:bCs/>
+          <w:sz w:val="20"/>
+          <w:szCs w:val="20"/>
+        </w:rPr>
+        <w:t xml:space="preserve">Micro:bit a batería: </w:t>
+      </w:r>
+      <w:r>
+        <w:rPr>
+          <w:rFonts w:ascii="Montserrat" w:cs="Montserrat" w:eastAsia="Montserrat" w:hAnsi="Montserrat"/>
+          <w:sz w:val="20"/>
+          <w:szCs w:val="20"/>
+        </w:rPr>
+        <w:t xml:space="preserve">para Bluetooth conviene desconectar el cable USB y alimentar con el portapilas; el timestamp de </w:t>
+      </w:r>
+      <w:r>
+        <w:rPr>
+          <w:rFonts w:ascii="Courier New" w:cs="Courier New" w:eastAsia="Courier New" w:hAnsi="Courier New"/>
+          <w:sz w:val="18"/>
+          <w:szCs w:val="18"/>
+        </w:rPr>
+        <w:t xml:space="preserve">input.runningTime()</w:t>
+      </w:r>
+      <w:r>
+        <w:rPr>
+          <w:rFonts w:ascii="Montserrat" w:cs="Montserrat" w:eastAsia="Montserrat" w:hAnsi="Montserrat"/>
+          <w:sz w:val="20"/>
+          <w:szCs w:val="20"/>
+        </w:rPr>
+        <w:t xml:space="preserve"> sigue funcionando igual.</w:t>
+      </w:r>
+    </w:p>
+    <w:p>
+      <w:pPr>
+        <w:pStyle w:val="ListParagraph"/>
+        <w:numPr>
+          <w:ilvl w:val="0"/>
+          <w:numId w:val="2"/>
+        </w:numPr>
+        <w:spacing w:after="80" w:line="280"/>
+      </w:pPr>
+      <w:r>
+        <w:rPr>
+          <w:rFonts w:ascii="Montserrat" w:cs="Montserrat" w:eastAsia="Montserrat" w:hAnsi="Montserrat"/>
+          <w:b/>
+          <w:bCs/>
+          <w:sz w:val="20"/>
+          <w:szCs w:val="20"/>
+        </w:rPr>
+        <w:t xml:space="preserve">Velocidad real: </w:t>
+      </w:r>
+      <w:r>
+        <w:rPr>
+          <w:rFonts w:ascii="Courier New" w:cs="Courier New" w:eastAsia="Courier New" w:hAnsi="Courier New"/>
+          <w:sz w:val="18"/>
+          <w:szCs w:val="18"/>
+        </w:rPr>
+        <w:t xml:space="preserve">basic.forever</w:t>
+      </w:r>
+      <w:r>
+        <w:rPr>
+          <w:rFonts w:ascii="Montserrat" w:cs="Montserrat" w:eastAsia="Montserrat" w:hAnsi="Montserrat"/>
+          <w:sz w:val="20"/>
+          <w:szCs w:val="20"/>
+        </w:rPr>
+        <w:t xml:space="preserve"> agrega ~20 ms ocultos por vuelta, por eso </w:t>
+      </w:r>
+      <w:r>
+        <w:rPr>
+          <w:rFonts w:ascii="Courier New" w:cs="Courier New" w:eastAsia="Courier New" w:hAnsi="Courier New"/>
+          <w:sz w:val="18"/>
+          <w:szCs w:val="18"/>
+        </w:rPr>
+        <w:t xml:space="preserve">pause(100)</w:t>
+      </w:r>
+      <w:r>
+        <w:rPr>
+          <w:rFonts w:ascii="Montserrat" w:cs="Montserrat" w:eastAsia="Montserrat" w:hAnsi="Montserrat"/>
+          <w:sz w:val="20"/>
+          <w:szCs w:val="20"/>
+        </w:rPr>
+        <w:t xml:space="preserve"> da ~8 Hz reales. Para fenómenos rápidos usá </w:t>
+      </w:r>
+      <w:r>
+        <w:rPr>
+          <w:rFonts w:ascii="Courier New" w:cs="Courier New" w:eastAsia="Courier New" w:hAnsi="Courier New"/>
+          <w:sz w:val="18"/>
+          <w:szCs w:val="18"/>
+        </w:rPr>
+        <w:t xml:space="preserve">loops.everyInterval(10, ...)</w:t>
+      </w:r>
+      <w:r>
+        <w:rPr>
+          <w:rFonts w:ascii="Montserrat" w:cs="Montserrat" w:eastAsia="Montserrat" w:hAnsi="Montserrat"/>
+          <w:sz w:val="20"/>
+          <w:szCs w:val="20"/>
+        </w:rPr>
+        <w:t xml:space="preserve"> (~100 Hz reales, el máximo recomendado):</w:t>
+      </w:r>
+    </w:p>
+    <w:p>
+      <w:pPr>
         <w:pBdr>
-          <w:left w:val="single" w:color="000000" w:sz="36" w:space="10"/>
+          <w:left w:val="single" w:color="000000" w:sz="24" w:space="8"/>
         </w:pBdr>
         <w:shd w:fill="F5F5F5" w:val="clear"/>
-        <w:spacing w:after="220" w:before="160" w:line="290"/>
-        <w:ind w:left="120" w:right="120"/>
-      </w:pPr>
-      <w:r>
-        <w:rPr>
-          <w:rFonts w:ascii="Montserrat" w:cs="Montserrat" w:eastAsia="Montserrat" w:hAnsi="Montserrat"/>
-          <w:b/>
-          <w:bCs/>
-          <w:sz w:val="20"/>
-          <w:szCs w:val="20"/>
-        </w:rPr>
-        <w:t xml:space="preserve">Importante: </w:t>
-      </w:r>
-      <w:r>
-        <w:rPr>
-          <w:rFonts w:ascii="Montserrat" w:cs="Montserrat" w:eastAsia="Montserrat" w:hAnsi="Montserrat"/>
-          <w:sz w:val="20"/>
-          <w:szCs w:val="20"/>
-        </w:rPr>
-        <w:t xml:space="preserve">al agregar la extensión Bluetooth se desactiva el serial USB. Para volver a usar USB hay que quitar la extensión Bluetooth.</w:t>
-      </w:r>
+        <w:spacing w:after="0" w:line="260"/>
+        <w:ind w:left="240"/>
+      </w:pPr>
+      <w:r>
+        <w:rPr>
+          <w:rFonts w:ascii="Courier New" w:cs="Courier New" w:eastAsia="Courier New" w:hAnsi="Courier New"/>
+          <w:sz w:val="18"/>
+          <w:szCs w:val="18"/>
+        </w:rPr>
+        <w:t xml:space="preserve">// Alta velocidad: ~100 Hz reales</w:t>
+      </w:r>
+    </w:p>
+    <w:p>
+      <w:pPr>
+        <w:pBdr>
+          <w:left w:val="single" w:color="000000" w:sz="24" w:space="8"/>
+        </w:pBdr>
+        <w:shd w:fill="F5F5F5" w:val="clear"/>
+        <w:spacing w:after="0" w:line="260"/>
+        <w:ind w:left="240"/>
+      </w:pPr>
+      <w:r>
+        <w:rPr>
+          <w:rFonts w:ascii="Courier New" w:cs="Courier New" w:eastAsia="Courier New" w:hAnsi="Courier New"/>
+          <w:sz w:val="18"/>
+          <w:szCs w:val="18"/>
+        </w:rPr>
+        <w:t xml:space="preserve">loops.everyInterval(10, function () {</w:t>
+      </w:r>
+    </w:p>
+    <w:p>
+      <w:pPr>
+        <w:pBdr>
+          <w:left w:val="single" w:color="000000" w:sz="24" w:space="8"/>
+        </w:pBdr>
+        <w:shd w:fill="F5F5F5" w:val="clear"/>
+        <w:spacing w:after="0" w:line="260"/>
+        <w:ind w:left="240"/>
+      </w:pPr>
+      <w:r>
+        <w:rPr>
+          <w:rFonts w:ascii="Courier New" w:cs="Courier New" w:eastAsia="Courier New" w:hAnsi="Courier New"/>
+          <w:sz w:val="18"/>
+          <w:szCs w:val="18"/>
+        </w:rPr>
+        <w:t xml:space="preserve">    let t = input.runningTime()</w:t>
+      </w:r>
+    </w:p>
+    <w:p>
+      <w:pPr>
+        <w:pBdr>
+          <w:left w:val="single" w:color="000000" w:sz="24" w:space="8"/>
+        </w:pBdr>
+        <w:shd w:fill="F5F5F5" w:val="clear"/>
+        <w:spacing w:after="0" w:line="260"/>
+        <w:ind w:left="240"/>
+      </w:pPr>
+      <w:r>
+        <w:rPr>
+          <w:rFonts w:ascii="Courier New" w:cs="Courier New" w:eastAsia="Courier New" w:hAnsi="Courier New"/>
+          <w:sz w:val="18"/>
+          <w:szCs w:val="18"/>
+        </w:rPr>
+        <w:t xml:space="preserve">    let valor = input.acceleration(Dimension.X)</w:t>
+      </w:r>
+    </w:p>
+    <w:p>
+      <w:pPr>
+        <w:pBdr>
+          <w:left w:val="single" w:color="000000" w:sz="24" w:space="8"/>
+        </w:pBdr>
+        <w:shd w:fill="F5F5F5" w:val="clear"/>
+        <w:spacing w:after="0" w:line="260"/>
+        <w:ind w:left="240"/>
+      </w:pPr>
+      <w:r>
+        <w:rPr>
+          <w:rFonts w:ascii="Courier New" w:cs="Courier New" w:eastAsia="Courier New" w:hAnsi="Courier New"/>
+          <w:sz w:val="18"/>
+          <w:szCs w:val="18"/>
+        </w:rPr>
+        <w:t xml:space="preserve">    serial.writeLine("" + t + "," + valor)</w:t>
+      </w:r>
+    </w:p>
+    <w:p>
+      <w:pPr>
+        <w:pBdr>
+          <w:left w:val="single" w:color="000000" w:sz="24" w:space="8"/>
+        </w:pBdr>
+        <w:shd w:fill="F5F5F5" w:val="clear"/>
+        <w:spacing w:after="200" w:line="260"/>
+        <w:ind w:left="240"/>
+      </w:pPr>
+      <w:r>
+        <w:rPr>
+          <w:rFonts w:ascii="Courier New" w:cs="Courier New" w:eastAsia="Courier New" w:hAnsi="Courier New"/>
+          <w:sz w:val="18"/>
+          <w:szCs w:val="18"/>
+        </w:rPr>
+        <w:t xml:space="preserve">})</w:t>
+      </w:r>
+    </w:p>
+    <w:p>
+      <w:pPr>
+        <w:spacing w:after="140" w:line="300"/>
+      </w:pPr>
+      <w:r>
+        <w:rPr>
+          <w:rFonts w:ascii="Montserrat" w:cs="Montserrat" w:eastAsia="Montserrat" w:hAnsi="Montserrat"/>
+          <w:sz w:val="20"/>
+          <w:szCs w:val="20"/>
+        </w:rPr>
+        <w:t xml:space="preserve">Frecuencias recomendadas según el experimento:</w:t>
+      </w:r>
+    </w:p>
+    <w:tbl>
+      <w:tblPr>
+        <w:tblW w:type="dxa" w:w="9072"/>
+        <w:tblBorders>
+          <w:top w:val="single" w:color="000000" w:sz="8"/>
+          <w:left w:val="none" w:color="FFFFFF" w:sz="0"/>
+          <w:bottom w:val="single" w:color="000000" w:sz="8"/>
+          <w:right w:val="none" w:color="FFFFFF" w:sz="0"/>
+          <w:insideH w:val="single" w:color="CCCCCC" w:sz="4"/>
+          <w:insideV w:val="none" w:color="FFFFFF" w:sz="0"/>
+        </w:tblBorders>
+      </w:tblPr>
+      <w:tblGrid>
+        <w:gridCol w:w="3200"/>
+        <w:gridCol w:w="2600"/>
+        <w:gridCol w:w="3272"/>
+      </w:tblGrid>
+      <w:tr>
+        <w:trPr>
+          <w:tblHeader/>
+        </w:trPr>
+        <w:tc>
+          <w:tcPr>
+            <w:tcW w:type="dxa" w:w="3200"/>
+            <w:shd w:fill="000000" w:val="clear"/>
+            <w:tcMar>
+              <w:top w:type="dxa" w:w="80"/>
+              <w:left w:type="dxa" w:w="120"/>
+              <w:bottom w:type="dxa" w:w="80"/>
+              <w:right w:type="dxa" w:w="120"/>
+            </w:tcMar>
+            <w:vAlign w:val="center"/>
+          </w:tcPr>
+          <w:p>
+            <w:pPr>
+              <w:spacing w:after="0"/>
+            </w:pPr>
+            <w:r>
+              <w:rPr>
+                <w:rFonts w:ascii="Montserrat" w:cs="Montserrat" w:eastAsia="Montserrat" w:hAnsi="Montserrat"/>
+                <w:b/>
+                <w:bCs/>
+                <w:color w:val="FFFFFF"/>
+                <w:sz w:val="18"/>
+                <w:szCs w:val="18"/>
+              </w:rPr>
+              <w:t xml:space="preserve">Experimento</w:t>
+            </w:r>
+          </w:p>
+        </w:tc>
+        <w:tc>
+          <w:tcPr>
+            <w:tcW w:type="dxa" w:w="2600"/>
+            <w:shd w:fill="000000" w:val="clear"/>
+            <w:tcMar>
+              <w:top w:type="dxa" w:w="80"/>
+              <w:left w:type="dxa" w:w="120"/>
+              <w:bottom w:type="dxa" w:w="80"/>
+              <w:right w:type="dxa" w:w="120"/>
+            </w:tcMar>
+            <w:vAlign w:val="center"/>
+          </w:tcPr>
+          <w:p>
+            <w:pPr>
+              <w:spacing w:after="0"/>
+            </w:pPr>
+            <w:r>
+              <w:rPr>
+                <w:rFonts w:ascii="Montserrat" w:cs="Montserrat" w:eastAsia="Montserrat" w:hAnsi="Montserrat"/>
+                <w:b/>
+                <w:bCs/>
+                <w:color w:val="FFFFFF"/>
+                <w:sz w:val="18"/>
+                <w:szCs w:val="18"/>
+              </w:rPr>
+              <w:t xml:space="preserve">Frecuencia</w:t>
+            </w:r>
+          </w:p>
+        </w:tc>
+        <w:tc>
+          <w:tcPr>
+            <w:tcW w:type="dxa" w:w="3272"/>
+            <w:shd w:fill="000000" w:val="clear"/>
+            <w:tcMar>
+              <w:top w:type="dxa" w:w="80"/>
+              <w:left w:type="dxa" w:w="120"/>
+              <w:bottom w:type="dxa" w:w="80"/>
+              <w:right w:type="dxa" w:w="120"/>
+            </w:tcMar>
+            <w:vAlign w:val="center"/>
+          </w:tcPr>
+          <w:p>
+            <w:pPr>
+              <w:spacing w:after="0"/>
+            </w:pPr>
+            <w:r>
+              <w:rPr>
+                <w:rFonts w:ascii="Montserrat" w:cs="Montserrat" w:eastAsia="Montserrat" w:hAnsi="Montserrat"/>
+                <w:b/>
+                <w:bCs/>
+                <w:color w:val="FFFFFF"/>
+                <w:sz w:val="18"/>
+                <w:szCs w:val="18"/>
+              </w:rPr>
+              <w:t xml:space="preserve">Pausa (ms)</w:t>
+            </w:r>
+          </w:p>
+        </w:tc>
+      </w:tr>
+      <w:tr>
+        <w:tc>
+          <w:tcPr>
+            <w:tcW w:type="dxa" w:w="3200"/>
+            <w:shd w:fill="FFFFFF" w:val="clear"/>
+            <w:tcMar>
+              <w:top w:type="dxa" w:w="80"/>
+              <w:left w:type="dxa" w:w="120"/>
+              <w:bottom w:type="dxa" w:w="80"/>
+              <w:right w:type="dxa" w:w="120"/>
+            </w:tcMar>
+            <w:vAlign w:val="center"/>
+          </w:tcPr>
+          <w:p>
+            <w:pPr>
+              <w:spacing w:after="0"/>
+            </w:pPr>
+            <w:r>
+              <w:rPr>
+                <w:rFonts w:ascii="Montserrat" w:cs="Montserrat" w:eastAsia="Montserrat" w:hAnsi="Montserrat"/>
+                <w:b w:val="false"/>
+                <w:bCs w:val="false"/>
+                <w:color w:val="000000"/>
+                <w:sz w:val="18"/>
+                <w:szCs w:val="18"/>
+              </w:rPr>
+              <w:t xml:space="preserve">Temperatura</w:t>
+            </w:r>
+          </w:p>
+        </w:tc>
+        <w:tc>
+          <w:tcPr>
+            <w:tcW w:type="dxa" w:w="2600"/>
+            <w:shd w:fill="FFFFFF" w:val="clear"/>
+            <w:tcMar>
+              <w:top w:type="dxa" w:w="80"/>
+              <w:left w:type="dxa" w:w="120"/>
+              <w:bottom w:type="dxa" w:w="80"/>
+              <w:right w:type="dxa" w:w="120"/>
+            </w:tcMar>
+            <w:vAlign w:val="center"/>
+          </w:tcPr>
+          <w:p>
+            <w:pPr>
+              <w:spacing w:after="0"/>
+            </w:pPr>
+            <w:r>
+              <w:rPr>
+                <w:rFonts w:ascii="Montserrat" w:cs="Montserrat" w:eastAsia="Montserrat" w:hAnsi="Montserrat"/>
+                <w:b w:val="false"/>
+                <w:bCs w:val="false"/>
+                <w:color w:val="000000"/>
+                <w:sz w:val="18"/>
+                <w:szCs w:val="18"/>
+              </w:rPr>
+              <w:t xml:space="preserve">1–2 Hz</w:t>
+            </w:r>
+          </w:p>
+        </w:tc>
+        <w:tc>
+          <w:tcPr>
+            <w:tcW w:type="dxa" w:w="3272"/>
+            <w:shd w:fill="FFFFFF" w:val="clear"/>
+            <w:tcMar>
+              <w:top w:type="dxa" w:w="80"/>
+              <w:left w:type="dxa" w:w="120"/>
+              <w:bottom w:type="dxa" w:w="80"/>
+              <w:right w:type="dxa" w:w="120"/>
+            </w:tcMar>
+            <w:vAlign w:val="center"/>
+          </w:tcPr>
+          <w:p>
+            <w:pPr>
+              <w:spacing w:after="0"/>
+            </w:pPr>
+            <w:r>
+              <w:rPr>
+                <w:rFonts w:ascii="Montserrat" w:cs="Montserrat" w:eastAsia="Montserrat" w:hAnsi="Montserrat"/>
+                <w:b w:val="false"/>
+                <w:bCs w:val="false"/>
+                <w:color w:val="000000"/>
+                <w:sz w:val="18"/>
+                <w:szCs w:val="18"/>
+              </w:rPr>
+              <w:t xml:space="preserve">500–1000</w:t>
+            </w:r>
+          </w:p>
+        </w:tc>
+      </w:tr>
+      <w:tr>
+        <w:tc>
+          <w:tcPr>
+            <w:tcW w:type="dxa" w:w="3200"/>
+            <w:shd w:fill="FFFFFF" w:val="clear"/>
+            <w:tcMar>
+              <w:top w:type="dxa" w:w="80"/>
+              <w:left w:type="dxa" w:w="120"/>
+              <w:bottom w:type="dxa" w:w="80"/>
+              <w:right w:type="dxa" w:w="120"/>
+            </w:tcMar>
+            <w:vAlign w:val="center"/>
+          </w:tcPr>
+          <w:p>
+            <w:pPr>
+              <w:spacing w:after="0"/>
+            </w:pPr>
+            <w:r>
+              <w:rPr>
+                <w:rFonts w:ascii="Montserrat" w:cs="Montserrat" w:eastAsia="Montserrat" w:hAnsi="Montserrat"/>
+                <w:b w:val="false"/>
+                <w:bCs w:val="false"/>
+                <w:color w:val="000000"/>
+                <w:sz w:val="18"/>
+                <w:szCs w:val="18"/>
+              </w:rPr>
+              <w:t xml:space="preserve">Luz ambiental</w:t>
+            </w:r>
+          </w:p>
+        </w:tc>
+        <w:tc>
+          <w:tcPr>
+            <w:tcW w:type="dxa" w:w="2600"/>
+            <w:shd w:fill="FFFFFF" w:val="clear"/>
+            <w:tcMar>
+              <w:top w:type="dxa" w:w="80"/>
+              <w:left w:type="dxa" w:w="120"/>
+              <w:bottom w:type="dxa" w:w="80"/>
+              <w:right w:type="dxa" w:w="120"/>
+            </w:tcMar>
+            <w:vAlign w:val="center"/>
+          </w:tcPr>
+          <w:p>
+            <w:pPr>
+              <w:spacing w:after="0"/>
+            </w:pPr>
+            <w:r>
+              <w:rPr>
+                <w:rFonts w:ascii="Montserrat" w:cs="Montserrat" w:eastAsia="Montserrat" w:hAnsi="Montserrat"/>
+                <w:b w:val="false"/>
+                <w:bCs w:val="false"/>
+                <w:color w:val="000000"/>
+                <w:sz w:val="18"/>
+                <w:szCs w:val="18"/>
+              </w:rPr>
+              <w:t xml:space="preserve">5–10 Hz</w:t>
+            </w:r>
+          </w:p>
+        </w:tc>
+        <w:tc>
+          <w:tcPr>
+            <w:tcW w:type="dxa" w:w="3272"/>
+            <w:shd w:fill="FFFFFF" w:val="clear"/>
+            <w:tcMar>
+              <w:top w:type="dxa" w:w="80"/>
+              <w:left w:type="dxa" w:w="120"/>
+              <w:bottom w:type="dxa" w:w="80"/>
+              <w:right w:type="dxa" w:w="120"/>
+            </w:tcMar>
+            <w:vAlign w:val="center"/>
+          </w:tcPr>
+          <w:p>
+            <w:pPr>
+              <w:spacing w:after="0"/>
+            </w:pPr>
+            <w:r>
+              <w:rPr>
+                <w:rFonts w:ascii="Montserrat" w:cs="Montserrat" w:eastAsia="Montserrat" w:hAnsi="Montserrat"/>
+                <w:b w:val="false"/>
+                <w:bCs w:val="false"/>
+                <w:color w:val="000000"/>
+                <w:sz w:val="18"/>
+                <w:szCs w:val="18"/>
+              </w:rPr>
+              <w:t xml:space="preserve">100–200</w:t>
+            </w:r>
+          </w:p>
+        </w:tc>
+      </w:tr>
+      <w:tr>
+        <w:tc>
+          <w:tcPr>
+            <w:tcW w:type="dxa" w:w="3200"/>
+            <w:shd w:fill="FFFFFF" w:val="clear"/>
+            <w:tcMar>
+              <w:top w:type="dxa" w:w="80"/>
+              <w:left w:type="dxa" w:w="120"/>
+              <w:bottom w:type="dxa" w:w="80"/>
+              <w:right w:type="dxa" w:w="120"/>
+            </w:tcMar>
+            <w:vAlign w:val="center"/>
+          </w:tcPr>
+          <w:p>
+            <w:pPr>
+              <w:spacing w:after="0"/>
+            </w:pPr>
+            <w:r>
+              <w:rPr>
+                <w:rFonts w:ascii="Montserrat" w:cs="Montserrat" w:eastAsia="Montserrat" w:hAnsi="Montserrat"/>
+                <w:b w:val="false"/>
+                <w:bCs w:val="false"/>
+                <w:color w:val="000000"/>
+                <w:sz w:val="18"/>
+                <w:szCs w:val="18"/>
+              </w:rPr>
+              <w:t xml:space="preserve">Acelerómetro / movimiento</w:t>
+            </w:r>
+          </w:p>
+        </w:tc>
+        <w:tc>
+          <w:tcPr>
+            <w:tcW w:type="dxa" w:w="2600"/>
+            <w:shd w:fill="FFFFFF" w:val="clear"/>
+            <w:tcMar>
+              <w:top w:type="dxa" w:w="80"/>
+              <w:left w:type="dxa" w:w="120"/>
+              <w:bottom w:type="dxa" w:w="80"/>
+              <w:right w:type="dxa" w:w="120"/>
+            </w:tcMar>
+            <w:vAlign w:val="center"/>
+          </w:tcPr>
+          <w:p>
+            <w:pPr>
+              <w:spacing w:after="0"/>
+            </w:pPr>
+            <w:r>
+              <w:rPr>
+                <w:rFonts w:ascii="Montserrat" w:cs="Montserrat" w:eastAsia="Montserrat" w:hAnsi="Montserrat"/>
+                <w:b w:val="false"/>
+                <w:bCs w:val="false"/>
+                <w:color w:val="000000"/>
+                <w:sz w:val="18"/>
+                <w:szCs w:val="18"/>
+              </w:rPr>
+              <w:t xml:space="preserve">20–50 Hz</w:t>
+            </w:r>
+          </w:p>
+        </w:tc>
+        <w:tc>
+          <w:tcPr>
+            <w:tcW w:type="dxa" w:w="3272"/>
+            <w:shd w:fill="FFFFFF" w:val="clear"/>
+            <w:tcMar>
+              <w:top w:type="dxa" w:w="80"/>
+              <w:left w:type="dxa" w:w="120"/>
+              <w:bottom w:type="dxa" w:w="80"/>
+              <w:right w:type="dxa" w:w="120"/>
+            </w:tcMar>
+            <w:vAlign w:val="center"/>
+          </w:tcPr>
+          <w:p>
+            <w:pPr>
+              <w:spacing w:after="0"/>
+            </w:pPr>
+            <w:r>
+              <w:rPr>
+                <w:rFonts w:ascii="Montserrat" w:cs="Montserrat" w:eastAsia="Montserrat" w:hAnsi="Montserrat"/>
+                <w:b w:val="false"/>
+                <w:bCs w:val="false"/>
+                <w:color w:val="000000"/>
+                <w:sz w:val="18"/>
+                <w:szCs w:val="18"/>
+              </w:rPr>
+              <w:t xml:space="preserve">20–50 (o everyInterval)</w:t>
+            </w:r>
+          </w:p>
+        </w:tc>
+      </w:tr>
+    </w:tbl>
+    <w:p>
+      <w:pPr>
+        <w:spacing w:after="160"/>
+      </w:pPr>
     </w:p>
     <w:p>
       <w:pPr>
@@ -1496,6 +2945,91 @@
     </w:p>
     <w:p>
       <w:pPr>
+        <w:spacing w:after="140" w:line="300"/>
+      </w:pPr>
+      <w:r>
+        <w:rPr>
+          <w:rFonts w:ascii="Montserrat" w:cs="Montserrat" w:eastAsia="Montserrat" w:hAnsi="Montserrat"/>
+          <w:sz w:val="20"/>
+          <w:szCs w:val="20"/>
+        </w:rPr>
+        <w:t xml:space="preserve">La plataforma se conecta de dos maneras: por </w:t>
+      </w:r>
+      <w:r>
+        <w:rPr>
+          <w:rFonts w:ascii="Montserrat" w:cs="Montserrat" w:eastAsia="Montserrat" w:hAnsi="Montserrat"/>
+          <w:b/>
+          <w:bCs/>
+          <w:sz w:val="20"/>
+          <w:szCs w:val="20"/>
+        </w:rPr>
+        <w:t xml:space="preserve">cable USB</w:t>
+      </w:r>
+      <w:r>
+        <w:rPr>
+          <w:rFonts w:ascii="Montserrat" w:cs="Montserrat" w:eastAsia="Montserrat" w:hAnsi="Montserrat"/>
+          <w:sz w:val="20"/>
+          <w:szCs w:val="20"/>
+        </w:rPr>
+        <w:t xml:space="preserve"> (Web Serial) o por </w:t>
+      </w:r>
+      <w:r>
+        <w:rPr>
+          <w:rFonts w:ascii="Montserrat" w:cs="Montserrat" w:eastAsia="Montserrat" w:hAnsi="Montserrat"/>
+          <w:b/>
+          <w:bCs/>
+          <w:sz w:val="20"/>
+          <w:szCs w:val="20"/>
+        </w:rPr>
+        <w:t xml:space="preserve">Bluetooth</w:t>
+      </w:r>
+      <w:r>
+        <w:rPr>
+          <w:rFonts w:ascii="Montserrat" w:cs="Montserrat" w:eastAsia="Montserrat" w:hAnsi="Montserrat"/>
+          <w:sz w:val="20"/>
+          <w:szCs w:val="20"/>
+        </w:rPr>
+        <w:t xml:space="preserve"> (Web Bluetooth). En ambos casos funciona en </w:t>
+      </w:r>
+      <w:r>
+        <w:rPr>
+          <w:rFonts w:ascii="Montserrat" w:cs="Montserrat" w:eastAsia="Montserrat" w:hAnsi="Montserrat"/>
+          <w:b/>
+          <w:bCs/>
+          <w:sz w:val="20"/>
+          <w:szCs w:val="20"/>
+        </w:rPr>
+        <w:t xml:space="preserve">Chrome</w:t>
+      </w:r>
+      <w:r>
+        <w:rPr>
+          <w:rFonts w:ascii="Montserrat" w:cs="Montserrat" w:eastAsia="Montserrat" w:hAnsi="Montserrat"/>
+          <w:sz w:val="20"/>
+          <w:szCs w:val="20"/>
+        </w:rPr>
+        <w:t xml:space="preserve"> o </w:t>
+      </w:r>
+      <w:r>
+        <w:rPr>
+          <w:rFonts w:ascii="Montserrat" w:cs="Montserrat" w:eastAsia="Montserrat" w:hAnsi="Montserrat"/>
+          <w:b/>
+          <w:bCs/>
+          <w:sz w:val="20"/>
+          <w:szCs w:val="20"/>
+        </w:rPr>
+        <w:t xml:space="preserve">Edge</w:t>
+      </w:r>
+      <w:r>
+        <w:rPr>
+          <w:rFonts w:ascii="Montserrat" w:cs="Montserrat" w:eastAsia="Montserrat" w:hAnsi="Montserrat"/>
+          <w:sz w:val="20"/>
+          <w:szCs w:val="20"/>
+        </w:rPr>
+        <w:t xml:space="preserve">; en iOS/iPadOS Apple no permite ninguna de las dos.</w:t>
+      </w:r>
+    </w:p>
+    <w:p>
+      <w:pPr>
         <w:pStyle w:val="Heading2"/>
         <w:spacing w:after="140" w:before="300"/>
       </w:pPr>
@@ -1508,7 +3042,7 @@
           <w:sz w:val="22"/>
           <w:szCs w:val="22"/>
         </w:rPr>
-        <w:t xml:space="preserve">5.1 · Conectar</w:t>
+        <w:t xml:space="preserve">5.1 · Conexión por USB (serial)</w:t>
       </w:r>
     </w:p>
     <w:p>
@@ -1532,43 +3066,25 @@
           <w:sz w:val="20"/>
           <w:szCs w:val="20"/>
         </w:rPr>
-        <w:t xml:space="preserve">Conectá la micro:bit por cable y presioná </w:t>
-      </w:r>
-      <w:r>
-        <w:rPr>
-          <w:rFonts w:ascii="Montserrat" w:cs="Montserrat" w:eastAsia="Montserrat" w:hAnsi="Montserrat"/>
-          <w:b/>
-          <w:bCs/>
-          <w:sz w:val="20"/>
-          <w:szCs w:val="20"/>
-        </w:rPr>
-        <w:t xml:space="preserve">CONECTAR</w:t>
-      </w:r>
-      <w:r>
-        <w:rPr>
-          <w:rFonts w:ascii="Montserrat" w:cs="Montserrat" w:eastAsia="Montserrat" w:hAnsi="Montserrat"/>
-          <w:sz w:val="20"/>
-          <w:szCs w:val="20"/>
-        </w:rPr>
-        <w:t xml:space="preserve"> (USB), o presioná </w:t>
-      </w:r>
-      <w:r>
-        <w:rPr>
-          <w:rFonts w:ascii="Montserrat" w:cs="Montserrat" w:eastAsia="Montserrat" w:hAnsi="Montserrat"/>
-          <w:b/>
-          <w:bCs/>
-          <w:sz w:val="20"/>
-          <w:szCs w:val="20"/>
-        </w:rPr>
-        <w:t xml:space="preserve">BLUETOOTH</w:t>
-      </w:r>
-      <w:r>
-        <w:rPr>
-          <w:rFonts w:ascii="Montserrat" w:cs="Montserrat" w:eastAsia="Montserrat" w:hAnsi="Montserrat"/>
-          <w:sz w:val="20"/>
-          <w:szCs w:val="20"/>
-        </w:rPr>
-        <w:t xml:space="preserve"> para la conexión inalámbrica.</w:t>
+        <w:t xml:space="preserve">Conectá la micro:bit a la computadora con un </w:t>
+      </w:r>
+      <w:r>
+        <w:rPr>
+          <w:rFonts w:ascii="Montserrat" w:cs="Montserrat" w:eastAsia="Montserrat" w:hAnsi="Montserrat"/>
+          <w:b/>
+          <w:bCs/>
+          <w:sz w:val="20"/>
+          <w:szCs w:val="20"/>
+        </w:rPr>
+        <w:t xml:space="preserve">cable USB de datos</w:t>
+      </w:r>
+      <w:r>
+        <w:rPr>
+          <w:rFonts w:ascii="Montserrat" w:cs="Montserrat" w:eastAsia="Montserrat" w:hAnsi="Montserrat"/>
+          <w:sz w:val="20"/>
+          <w:szCs w:val="20"/>
+        </w:rPr>
+        <w:t xml:space="preserve"> (algunos cables solo cargan y no transmiten datos).</w:t>
       </w:r>
     </w:p>
     <w:p>
@@ -1592,25 +3108,232 @@
           <w:sz w:val="20"/>
           <w:szCs w:val="20"/>
         </w:rPr>
-        <w:t xml:space="preserve">En la ventana del navegador elegí el dispositivo </w:t>
-      </w:r>
-      <w:r>
-        <w:rPr>
-          <w:rFonts w:ascii="Montserrat" w:cs="Montserrat" w:eastAsia="Montserrat" w:hAnsi="Montserrat"/>
-          <w:b/>
-          <w:bCs/>
-          <w:sz w:val="20"/>
-          <w:szCs w:val="20"/>
-        </w:rPr>
-        <w:t xml:space="preserve">“BBC micro:bit”</w:t>
-      </w:r>
-      <w:r>
-        <w:rPr>
-          <w:rFonts w:ascii="Montserrat" w:cs="Montserrat" w:eastAsia="Montserrat" w:hAnsi="Montserrat"/>
-          <w:sz w:val="20"/>
-          <w:szCs w:val="20"/>
-        </w:rPr>
-        <w:t xml:space="preserve"> y aceptá.</w:t>
+        <w:t xml:space="preserve">Presioná </w:t>
+      </w:r>
+      <w:r>
+        <w:rPr>
+          <w:rFonts w:ascii="Montserrat" w:cs="Montserrat" w:eastAsia="Montserrat" w:hAnsi="Montserrat"/>
+          <w:b/>
+          <w:bCs/>
+          <w:sz w:val="20"/>
+          <w:szCs w:val="20"/>
+        </w:rPr>
+        <w:t xml:space="preserve">CONECTAR</w:t>
+      </w:r>
+      <w:r>
+        <w:rPr>
+          <w:rFonts w:ascii="Montserrat" w:cs="Montserrat" w:eastAsia="Montserrat" w:hAnsi="Montserrat"/>
+          <w:sz w:val="20"/>
+          <w:szCs w:val="20"/>
+        </w:rPr>
+        <w:t xml:space="preserve"> en la barra de herramientas.</w:t>
+      </w:r>
+    </w:p>
+    <w:p>
+      <w:pPr>
+        <w:spacing w:after="100" w:before="120" w:line="300"/>
+        <w:ind w:left="360" w:hanging="360"/>
+      </w:pPr>
+      <w:r>
+        <w:rPr>
+          <w:rFonts w:ascii="Montserrat" w:cs="Montserrat" w:eastAsia="Montserrat" w:hAnsi="Montserrat"/>
+          <w:b/>
+          <w:bCs/>
+          <w:sz w:val="20"/>
+          <w:szCs w:val="20"/>
+        </w:rPr>
+        <w:t xml:space="preserve">3.  </w:t>
+      </w:r>
+      <w:r>
+        <w:rPr>
+          <w:rFonts w:ascii="Montserrat" w:cs="Montserrat" w:eastAsia="Montserrat" w:hAnsi="Montserrat"/>
+          <w:sz w:val="20"/>
+          <w:szCs w:val="20"/>
+        </w:rPr>
+        <w:t xml:space="preserve">El navegador abre una ventanita con los puertos disponibles: elegí el de la micro:bit (aparece como </w:t>
+      </w:r>
+      <w:r>
+        <w:rPr>
+          <w:rFonts w:ascii="Montserrat" w:cs="Montserrat" w:eastAsia="Montserrat" w:hAnsi="Montserrat"/>
+          <w:b/>
+          <w:bCs/>
+          <w:sz w:val="20"/>
+          <w:szCs w:val="20"/>
+        </w:rPr>
+        <w:t xml:space="preserve">“BBC micro:bit CMSIS-DAP”</w:t>
+      </w:r>
+      <w:r>
+        <w:rPr>
+          <w:rFonts w:ascii="Montserrat" w:cs="Montserrat" w:eastAsia="Montserrat" w:hAnsi="Montserrat"/>
+          <w:sz w:val="20"/>
+          <w:szCs w:val="20"/>
+        </w:rPr>
+        <w:t xml:space="preserve"> o similar) y presioná </w:t>
+      </w:r>
+      <w:r>
+        <w:rPr>
+          <w:rFonts w:ascii="Montserrat" w:cs="Montserrat" w:eastAsia="Montserrat" w:hAnsi="Montserrat"/>
+          <w:b/>
+          <w:bCs/>
+          <w:sz w:val="20"/>
+          <w:szCs w:val="20"/>
+        </w:rPr>
+        <w:t xml:space="preserve">Conectar</w:t>
+      </w:r>
+      <w:r>
+        <w:rPr>
+          <w:rFonts w:ascii="Montserrat" w:cs="Montserrat" w:eastAsia="Montserrat" w:hAnsi="Montserrat"/>
+          <w:sz w:val="20"/>
+          <w:szCs w:val="20"/>
+        </w:rPr>
+        <w:t xml:space="preserve">. La velocidad (115200 baudios) la configura la plataforma sola.</w:t>
+      </w:r>
+    </w:p>
+    <w:p>
+      <w:pPr>
+        <w:pBdr>
+          <w:left w:val="single" w:color="000000" w:sz="36" w:space="10"/>
+        </w:pBdr>
+        <w:shd w:fill="F5F5F5" w:val="clear"/>
+        <w:spacing w:after="220" w:before="160" w:line="290"/>
+        <w:ind w:left="120" w:right="120"/>
+      </w:pPr>
+      <w:r>
+        <w:rPr>
+          <w:rFonts w:ascii="Montserrat" w:cs="Montserrat" w:eastAsia="Montserrat" w:hAnsi="Montserrat"/>
+          <w:b/>
+          <w:bCs/>
+          <w:sz w:val="20"/>
+          <w:szCs w:val="20"/>
+        </w:rPr>
+        <w:t xml:space="preserve">Consejo: </w:t>
+      </w:r>
+      <w:r>
+        <w:rPr>
+          <w:rFonts w:ascii="Montserrat" w:cs="Montserrat" w:eastAsia="Montserrat" w:hAnsi="Montserrat"/>
+          <w:sz w:val="20"/>
+          <w:szCs w:val="20"/>
+        </w:rPr>
+        <w:t xml:space="preserve">cerrá MakeCode (o cualquier consola serial) antes de conectar: si otra pestaña tiene el puerto abierto, la plataforma no va a poder usarlo.</w:t>
+      </w:r>
+    </w:p>
+    <w:p>
+      <w:pPr>
+        <w:pStyle w:val="Heading2"/>
+        <w:spacing w:after="140" w:before="300"/>
+      </w:pPr>
+      <w:r>
+        <w:rPr>
+          <w:rFonts w:ascii="Montserrat" w:cs="Montserrat" w:eastAsia="Montserrat" w:hAnsi="Montserrat"/>
+          <w:b/>
+          <w:bCs/>
+          <w:color w:val="000000"/>
+          <w:sz w:val="22"/>
+          <w:szCs w:val="22"/>
+        </w:rPr>
+        <w:t xml:space="preserve">5.2 · Conexión por Bluetooth</w:t>
+      </w:r>
+    </w:p>
+    <w:p>
+      <w:pPr>
+        <w:spacing w:after="100" w:before="120" w:line="300"/>
+        <w:ind w:left="360" w:hanging="360"/>
+      </w:pPr>
+      <w:r>
+        <w:rPr>
+          <w:rFonts w:ascii="Montserrat" w:cs="Montserrat" w:eastAsia="Montserrat" w:hAnsi="Montserrat"/>
+          <w:b/>
+          <w:bCs/>
+          <w:sz w:val="20"/>
+          <w:szCs w:val="20"/>
+        </w:rPr>
+        <w:t xml:space="preserve">1.  </w:t>
+      </w:r>
+      <w:r>
+        <w:rPr>
+          <w:rFonts w:ascii="Montserrat" w:cs="Montserrat" w:eastAsia="Montserrat" w:hAnsi="Montserrat"/>
+          <w:sz w:val="20"/>
+          <w:szCs w:val="20"/>
+        </w:rPr>
+        <w:t xml:space="preserve">Grabá antes el programa con la extensión Bluetooth y </w:t>
+      </w:r>
+      <w:r>
+        <w:rPr>
+          <w:rFonts w:ascii="Montserrat" w:cs="Montserrat" w:eastAsia="Montserrat" w:hAnsi="Montserrat"/>
+          <w:b/>
+          <w:bCs/>
+          <w:sz w:val="20"/>
+          <w:szCs w:val="20"/>
+        </w:rPr>
+        <w:t xml:space="preserve">“No Pairing Required”</w:t>
+      </w:r>
+      <w:r>
+        <w:rPr>
+          <w:rFonts w:ascii="Montserrat" w:cs="Montserrat" w:eastAsia="Montserrat" w:hAnsi="Montserrat"/>
+          <w:sz w:val="20"/>
+          <w:szCs w:val="20"/>
+        </w:rPr>
+        <w:t xml:space="preserve"> (sección 3.3). Encendé la micro:bit — puede ser a batería, sin cable.</w:t>
+      </w:r>
+    </w:p>
+    <w:p>
+      <w:pPr>
+        <w:spacing w:after="100" w:before="120" w:line="300"/>
+        <w:ind w:left="360" w:hanging="360"/>
+      </w:pPr>
+      <w:r>
+        <w:rPr>
+          <w:rFonts w:ascii="Montserrat" w:cs="Montserrat" w:eastAsia="Montserrat" w:hAnsi="Montserrat"/>
+          <w:b/>
+          <w:bCs/>
+          <w:sz w:val="20"/>
+          <w:szCs w:val="20"/>
+        </w:rPr>
+        <w:t xml:space="preserve">2.  </w:t>
+      </w:r>
+      <w:r>
+        <w:rPr>
+          <w:rFonts w:ascii="Montserrat" w:cs="Montserrat" w:eastAsia="Montserrat" w:hAnsi="Montserrat"/>
+          <w:sz w:val="20"/>
+          <w:szCs w:val="20"/>
+        </w:rPr>
+        <w:t xml:space="preserve">Presioná el botón azul </w:t>
+      </w:r>
+      <w:r>
+        <w:rPr>
+          <w:rFonts w:ascii="Montserrat" w:cs="Montserrat" w:eastAsia="Montserrat" w:hAnsi="Montserrat"/>
+          <w:b/>
+          <w:bCs/>
+          <w:sz w:val="20"/>
+          <w:szCs w:val="20"/>
+        </w:rPr>
+        <w:t xml:space="preserve">BLUETOOTH</w:t>
+      </w:r>
+      <w:r>
+        <w:rPr>
+          <w:rFonts w:ascii="Montserrat" w:cs="Montserrat" w:eastAsia="Montserrat" w:hAnsi="Montserrat"/>
+          <w:sz w:val="20"/>
+          <w:szCs w:val="20"/>
+        </w:rPr>
+        <w:t xml:space="preserve">. La plataforma muestra primero una guía con los requisitos; verificá los tres puntos y presioná </w:t>
+      </w:r>
+      <w:r>
+        <w:rPr>
+          <w:rFonts w:ascii="Montserrat" w:cs="Montserrat" w:eastAsia="Montserrat" w:hAnsi="Montserrat"/>
+          <w:b/>
+          <w:bCs/>
+          <w:sz w:val="20"/>
+          <w:szCs w:val="20"/>
+        </w:rPr>
+        <w:t xml:space="preserve">CONECTAR</w:t>
+      </w:r>
+      <w:r>
+        <w:rPr>
+          <w:rFonts w:ascii="Montserrat" w:cs="Montserrat" w:eastAsia="Montserrat" w:hAnsi="Montserrat"/>
+          <w:sz w:val="20"/>
+          <w:szCs w:val="20"/>
+        </w:rPr>
+        <w:t xml:space="preserve">.</w:t>
       </w:r>
     </w:p>
     <w:p>
@@ -1679,7 +3402,7 @@
           <w:sz w:val="17"/>
           <w:szCs w:val="17"/>
         </w:rPr>
-        <w:t xml:space="preserve">Guía de conexión Bluetooth: pasos previos y botón CONECTAR.</w:t>
+        <w:t xml:space="preserve">Guía de conexión Bluetooth: configuración del proyecto, reinicio y botón CONECTAR.</w:t>
       </w:r>
     </w:p>
     <w:p>
@@ -1703,7 +3426,112 @@
           <w:sz w:val="20"/>
           <w:szCs w:val="20"/>
         </w:rPr>
-        <w:t xml:space="preserve">El estado cambia a </w:t>
+        <w:t xml:space="preserve">En el selector del navegador elegí tu placa: aparece como </w:t>
+      </w:r>
+      <w:r>
+        <w:rPr>
+          <w:rFonts w:ascii="Montserrat" w:cs="Montserrat" w:eastAsia="Montserrat" w:hAnsi="Montserrat"/>
+          <w:b/>
+          <w:bCs/>
+          <w:sz w:val="20"/>
+          <w:szCs w:val="20"/>
+        </w:rPr>
+        <w:t xml:space="preserve">“BBC micro:bit [XXXXX]”</w:t>
+      </w:r>
+      <w:r>
+        <w:rPr>
+          <w:rFonts w:ascii="Montserrat" w:cs="Montserrat" w:eastAsia="Montserrat" w:hAnsi="Montserrat"/>
+          <w:sz w:val="20"/>
+          <w:szCs w:val="20"/>
+        </w:rPr>
+        <w:t xml:space="preserve"> (las letras entre corchetes identifican a cada micro:bit). Esperá a que el botón cambie a </w:t>
+      </w:r>
+      <w:r>
+        <w:rPr>
+          <w:rFonts w:ascii="Montserrat" w:cs="Montserrat" w:eastAsia="Montserrat" w:hAnsi="Montserrat"/>
+          <w:b/>
+          <w:bCs/>
+          <w:sz w:val="20"/>
+          <w:szCs w:val="20"/>
+        </w:rPr>
+        <w:t xml:space="preserve">BLUETOOTH CONECTADO</w:t>
+      </w:r>
+      <w:r>
+        <w:rPr>
+          <w:rFonts w:ascii="Montserrat" w:cs="Montserrat" w:eastAsia="Montserrat" w:hAnsi="Montserrat"/>
+          <w:sz w:val="20"/>
+          <w:szCs w:val="20"/>
+        </w:rPr>
+        <w:t xml:space="preserve">.</w:t>
+      </w:r>
+    </w:p>
+    <w:p>
+      <w:pPr>
+        <w:pBdr>
+          <w:left w:val="single" w:color="000000" w:sz="36" w:space="10"/>
+        </w:pBdr>
+        <w:shd w:fill="F5F5F5" w:val="clear"/>
+        <w:spacing w:after="220" w:before="160" w:line="290"/>
+        <w:ind w:left="120" w:right="120"/>
+      </w:pPr>
+      <w:r>
+        <w:rPr>
+          <w:rFonts w:ascii="Montserrat" w:cs="Montserrat" w:eastAsia="Montserrat" w:hAnsi="Montserrat"/>
+          <w:b/>
+          <w:bCs/>
+          <w:sz w:val="20"/>
+          <w:szCs w:val="20"/>
+        </w:rPr>
+        <w:t xml:space="preserve">Reconexión automática: </w:t>
+      </w:r>
+      <w:r>
+        <w:rPr>
+          <w:rFonts w:ascii="Montserrat" w:cs="Montserrat" w:eastAsia="Montserrat" w:hAnsi="Montserrat"/>
+          <w:sz w:val="20"/>
+          <w:szCs w:val="20"/>
+        </w:rPr>
+        <w:t xml:space="preserve">si la micro:bit se aleja o pierde señal (alcance típico ~10 m), la plataforma intenta reconectarse sola hasta 4 veces. Si la placa no aparece en el selector, reiniciala con el botón RESET y verificá que no esté conectada a otro dispositivo.</w:t>
+      </w:r>
+    </w:p>
+    <w:p>
+      <w:pPr>
+        <w:pStyle w:val="Heading2"/>
+        <w:spacing w:after="140" w:before="300"/>
+      </w:pPr>
+      <w:r>
+        <w:rPr>
+          <w:rFonts w:ascii="Montserrat" w:cs="Montserrat" w:eastAsia="Montserrat" w:hAnsi="Montserrat"/>
+          <w:b/>
+          <w:bCs/>
+          <w:color w:val="000000"/>
+          <w:sz w:val="22"/>
+          <w:szCs w:val="22"/>
+        </w:rPr>
+        <w:t xml:space="preserve">5.3 · Capturar datos</w:t>
+      </w:r>
+    </w:p>
+    <w:p>
+      <w:pPr>
+        <w:spacing w:after="100" w:before="120" w:line="300"/>
+        <w:ind w:left="360" w:hanging="360"/>
+      </w:pPr>
+      <w:r>
+        <w:rPr>
+          <w:rFonts w:ascii="Montserrat" w:cs="Montserrat" w:eastAsia="Montserrat" w:hAnsi="Montserrat"/>
+          <w:b/>
+          <w:bCs/>
+          <w:sz w:val="20"/>
+          <w:szCs w:val="20"/>
+        </w:rPr>
+        <w:t xml:space="preserve">1.  </w:t>
+      </w:r>
+      <w:r>
+        <w:rPr>
+          <w:rFonts w:ascii="Montserrat" w:cs="Montserrat" w:eastAsia="Montserrat" w:hAnsi="Montserrat"/>
+          <w:sz w:val="20"/>
+          <w:szCs w:val="20"/>
+        </w:rPr>
+        <w:t xml:space="preserve">Con la conexión establecida, el estado cambia a </w:t>
       </w:r>
       <w:r>
         <w:rPr>
@@ -1813,23 +3641,6 @@
     </w:p>
     <w:p>
       <w:pPr>
-        <w:pStyle w:val="Heading2"/>
-        <w:spacing w:after="140" w:before="300"/>
-      </w:pPr>
-      <w:r>
-        <w:rPr>
-          <w:rFonts w:ascii="Montserrat" w:cs="Montserrat" w:eastAsia="Montserrat" w:hAnsi="Montserrat"/>
-          <w:b/>
-          <w:bCs/>
-          <w:color w:val="000000"/>
-          <w:sz w:val="22"/>
-          <w:szCs w:val="22"/>
-        </w:rPr>
-        <w:t xml:space="preserve">5.2 · Capturar datos</w:t>
-      </w:r>
-    </w:p>
-    <w:p>
-      <w:pPr>
         <w:spacing w:after="100" w:before="120" w:line="300"/>
         <w:ind w:left="360" w:hanging="360"/>
       </w:pPr>
@@ -1841,7 +3652,7 @@
           <w:sz w:val="20"/>
           <w:szCs w:val="20"/>
         </w:rPr>
-        <w:t xml:space="preserve">4.  </w:t>
+        <w:t xml:space="preserve">2.  </w:t>
       </w:r>
       <w:r>
         <w:rPr>
@@ -1970,7 +3781,7 @@
           <w:sz w:val="20"/>
           <w:szCs w:val="20"/>
         </w:rPr>
-        <w:t xml:space="preserve">5.  </w:t>
+        <w:t xml:space="preserve">3.  </w:t>
       </w:r>
       <w:r>
         <w:rPr>
@@ -3314,6 +5125,23 @@
     </w:p>
     <w:p>
       <w:pPr>
+        <w:pStyle w:val="Heading2"/>
+        <w:spacing w:after="140" w:before="300"/>
+      </w:pPr>
+      <w:r>
+        <w:rPr>
+          <w:rFonts w:ascii="Montserrat" w:cs="Montserrat" w:eastAsia="Montserrat" w:hAnsi="Montserrat"/>
+          <w:b/>
+          <w:bCs/>
+          <w:color w:val="000000"/>
+          <w:sz w:val="22"/>
+          <w:szCs w:val="22"/>
+        </w:rPr>
+        <w:t xml:space="preserve">Conexión USB (serial)</w:t>
+      </w:r>
+    </w:p>
+    <w:p>
+      <w:pPr>
         <w:pStyle w:val="ListParagraph"/>
         <w:numPr>
           <w:ilvl w:val="0"/>
@@ -3329,15 +5157,15 @@
           <w:sz w:val="20"/>
           <w:szCs w:val="20"/>
         </w:rPr>
-        <w:t xml:space="preserve">No aparece el dispositivo al conectar: </w:t>
-      </w:r>
-      <w:r>
-        <w:rPr>
-          <w:rFonts w:ascii="Montserrat" w:cs="Montserrat" w:eastAsia="Montserrat" w:hAnsi="Montserrat"/>
-          <w:sz w:val="20"/>
-          <w:szCs w:val="20"/>
-        </w:rPr>
-        <w:t xml:space="preserve">verificá que el programa esté grabado en la micro:bit y, en Bluetooth, que la extensión bluetooth esté agregada con “No Pairing Required”.</w:t>
+        <w:t xml:space="preserve">No aparece el puerto: </w:t>
+      </w:r>
+      <w:r>
+        <w:rPr>
+          <w:rFonts w:ascii="Montserrat" w:cs="Montserrat" w:eastAsia="Montserrat" w:hAnsi="Montserrat"/>
+          <w:sz w:val="20"/>
+          <w:szCs w:val="20"/>
+        </w:rPr>
+        <w:t xml:space="preserve">verificá que el cable USB sea de datos (no solo de carga), probá otro puerto USB y reiniciá el navegador. Cerrá MakeCode u otras consolas seriales que puedan tener el puerto tomado.</w:t>
       </w:r>
     </w:p>
     <w:p>
@@ -3357,15 +5185,64 @@
           <w:sz w:val="20"/>
           <w:szCs w:val="20"/>
         </w:rPr>
-        <w:t xml:space="preserve">Se conecta pero no llegan datos: </w:t>
-      </w:r>
-      <w:r>
-        <w:rPr>
-          <w:rFonts w:ascii="Montserrat" w:cs="Montserrat" w:eastAsia="Montserrat" w:hAnsi="Montserrat"/>
-          <w:sz w:val="20"/>
-          <w:szCs w:val="20"/>
-        </w:rPr>
-        <w:t xml:space="preserve">presioná CAPTURAR después de conectar y verificá que la casilla “Micro:bit envía timestamp” coincida con el formato del programa.</w:t>
+        <w:t xml:space="preserve">No llegan datos por USB: </w:t>
+      </w:r>
+      <w:r>
+        <w:rPr>
+          <w:rFonts w:ascii="Montserrat" w:cs="Montserrat" w:eastAsia="Montserrat" w:hAnsi="Montserrat"/>
+          <w:sz w:val="20"/>
+          <w:szCs w:val="20"/>
+        </w:rPr>
+        <w:t xml:space="preserve">el programa debe usar </w:t>
+      </w:r>
+      <w:r>
+        <w:rPr>
+          <w:rFonts w:ascii="Courier New" w:cs="Courier New" w:eastAsia="Courier New" w:hAnsi="Courier New"/>
+          <w:sz w:val="18"/>
+          <w:szCs w:val="18"/>
+        </w:rPr>
+        <w:t xml:space="preserve">serial.writeLine()</w:t>
+      </w:r>
+      <w:r>
+        <w:rPr>
+          <w:rFonts w:ascii="Montserrat" w:cs="Montserrat" w:eastAsia="Montserrat" w:hAnsi="Montserrat"/>
+          <w:sz w:val="20"/>
+          <w:szCs w:val="20"/>
+        </w:rPr>
+        <w:t xml:space="preserve"> (no </w:t>
+      </w:r>
+      <w:r>
+        <w:rPr>
+          <w:rFonts w:ascii="Courier New" w:cs="Courier New" w:eastAsia="Courier New" w:hAnsi="Courier New"/>
+          <w:sz w:val="18"/>
+          <w:szCs w:val="18"/>
+        </w:rPr>
+        <w:t xml:space="preserve">writeNumber</w:t>
+      </w:r>
+      <w:r>
+        <w:rPr>
+          <w:rFonts w:ascii="Montserrat" w:cs="Montserrat" w:eastAsia="Montserrat" w:hAnsi="Montserrat"/>
+          <w:sz w:val="20"/>
+          <w:szCs w:val="20"/>
+        </w:rPr>
+        <w:t xml:space="preserve"> solo). Presioná CAPTURAR después de conectar y verificá que el número de variables configurado coincida con lo que envía el código.</w:t>
+      </w:r>
+    </w:p>
+    <w:p>
+      <w:pPr>
+        <w:pStyle w:val="Heading2"/>
+        <w:spacing w:after="140" w:before="300"/>
+      </w:pPr>
+      <w:r>
+        <w:rPr>
+          <w:rFonts w:ascii="Montserrat" w:cs="Montserrat" w:eastAsia="Montserrat" w:hAnsi="Montserrat"/>
+          <w:b/>
+          <w:bCs/>
+          <w:color w:val="000000"/>
+          <w:sz w:val="22"/>
+          <w:szCs w:val="22"/>
+        </w:rPr>
+        <w:t xml:space="preserve">Conexión Bluetooth</w:t>
       </w:r>
     </w:p>
     <w:p>
@@ -3385,15 +5262,31 @@
           <w:sz w:val="20"/>
           <w:szCs w:val="20"/>
         </w:rPr>
-        <w:t xml:space="preserve">Aviso de formato: </w:t>
-      </w:r>
-      <w:r>
-        <w:rPr>
-          <w:rFonts w:ascii="Montserrat" w:cs="Montserrat" w:eastAsia="Montserrat" w:hAnsi="Montserrat"/>
-          <w:sz w:val="20"/>
-          <w:szCs w:val="20"/>
-        </w:rPr>
-        <w:t xml:space="preserve">el número de valores por línea no coincide con el número de variables configurado. Ajustá NÚMERO DE VARIABLES o el programa.</w:t>
+        <w:t xml:space="preserve">No aparece en el selector: </w:t>
+      </w:r>
+      <w:r>
+        <w:rPr>
+          <w:rFonts w:ascii="Montserrat" w:cs="Montserrat" w:eastAsia="Montserrat" w:hAnsi="Montserrat"/>
+          <w:sz w:val="20"/>
+          <w:szCs w:val="20"/>
+        </w:rPr>
+        <w:t xml:space="preserve">el programa debe tener </w:t>
+      </w:r>
+      <w:r>
+        <w:rPr>
+          <w:rFonts w:ascii="Courier New" w:cs="Courier New" w:eastAsia="Courier New" w:hAnsi="Courier New"/>
+          <w:sz w:val="18"/>
+          <w:szCs w:val="18"/>
+        </w:rPr>
+        <w:t xml:space="preserve">bluetooth.startUartService()</w:t>
+      </w:r>
+      <w:r>
+        <w:rPr>
+          <w:rFonts w:ascii="Montserrat" w:cs="Montserrat" w:eastAsia="Montserrat" w:hAnsi="Montserrat"/>
+          <w:sz w:val="20"/>
+          <w:szCs w:val="20"/>
+        </w:rPr>
+        <w:t xml:space="preserve">. Reiniciá la micro:bit (botón RESET) y verificá que no esté conectada a otro dispositivo o celular.</w:t>
       </w:r>
     </w:p>
     <w:p>
@@ -3413,6 +5306,317 @@
           <w:sz w:val="20"/>
           <w:szCs w:val="20"/>
         </w:rPr>
+        <w:t xml:space="preserve">Aparece pero se queda en “Conectando…”: </w:t>
+      </w:r>
+      <w:r>
+        <w:rPr>
+          <w:rFonts w:ascii="Montserrat" w:cs="Montserrat" w:eastAsia="Montserrat" w:hAnsi="Montserrat"/>
+          <w:sz w:val="20"/>
+          <w:szCs w:val="20"/>
+        </w:rPr>
+        <w:t xml:space="preserve">falta </w:t>
+      </w:r>
+      <w:r>
+        <w:rPr>
+          <w:rFonts w:ascii="Montserrat" w:cs="Montserrat" w:eastAsia="Montserrat" w:hAnsi="Montserrat"/>
+          <w:b/>
+          <w:bCs/>
+          <w:sz w:val="20"/>
+          <w:szCs w:val="20"/>
+        </w:rPr>
+        <w:t xml:space="preserve">“No Pairing Required”</w:t>
+      </w:r>
+      <w:r>
+        <w:rPr>
+          <w:rFonts w:ascii="Montserrat" w:cs="Montserrat" w:eastAsia="Montserrat" w:hAnsi="Montserrat"/>
+          <w:sz w:val="20"/>
+          <w:szCs w:val="20"/>
+        </w:rPr>
+        <w:t xml:space="preserve"> en la configuración del proyecto de MakeCode (en </w:t>
+      </w:r>
+      <w:r>
+        <w:rPr>
+          <w:rFonts w:ascii="Courier New" w:cs="Courier New" w:eastAsia="Courier New" w:hAnsi="Courier New"/>
+          <w:sz w:val="18"/>
+          <w:szCs w:val="18"/>
+        </w:rPr>
+        <w:t xml:space="preserve">pxt.json</w:t>
+      </w:r>
+      <w:r>
+        <w:rPr>
+          <w:rFonts w:ascii="Montserrat" w:cs="Montserrat" w:eastAsia="Montserrat" w:hAnsi="Montserrat"/>
+          <w:sz w:val="20"/>
+          <w:szCs w:val="20"/>
+        </w:rPr>
+        <w:t xml:space="preserve"> debe estar </w:t>
+      </w:r>
+      <w:r>
+        <w:rPr>
+          <w:rFonts w:ascii="Courier New" w:cs="Courier New" w:eastAsia="Courier New" w:hAnsi="Courier New"/>
+          <w:sz w:val="18"/>
+          <w:szCs w:val="18"/>
+        </w:rPr>
+        <w:t xml:space="preserve">"pairing_mode": 0</w:t>
+      </w:r>
+      <w:r>
+        <w:rPr>
+          <w:rFonts w:ascii="Montserrat" w:cs="Montserrat" w:eastAsia="Montserrat" w:hAnsi="Montserrat"/>
+          <w:sz w:val="20"/>
+          <w:szCs w:val="20"/>
+        </w:rPr>
+        <w:t xml:space="preserve">). Corregí, volvé a descargar el .hex y reintentá.</w:t>
+      </w:r>
+    </w:p>
+    <w:p>
+      <w:pPr>
+        <w:pStyle w:val="ListParagraph"/>
+        <w:numPr>
+          <w:ilvl w:val="0"/>
+          <w:numId w:val="2"/>
+        </w:numPr>
+        <w:spacing w:after="80" w:line="280"/>
+      </w:pPr>
+      <w:r>
+        <w:rPr>
+          <w:rFonts w:ascii="Montserrat" w:cs="Montserrat" w:eastAsia="Montserrat" w:hAnsi="Montserrat"/>
+          <w:b/>
+          <w:bCs/>
+          <w:sz w:val="20"/>
+          <w:szCs w:val="20"/>
+        </w:rPr>
+        <w:t xml:space="preserve">Se conecta pero no llegan datos: </w:t>
+      </w:r>
+      <w:r>
+        <w:rPr>
+          <w:rFonts w:ascii="Montserrat" w:cs="Montserrat" w:eastAsia="Montserrat" w:hAnsi="Montserrat"/>
+          <w:sz w:val="20"/>
+          <w:szCs w:val="20"/>
+        </w:rPr>
+        <w:t xml:space="preserve">el programa debe usar </w:t>
+      </w:r>
+      <w:r>
+        <w:rPr>
+          <w:rFonts w:ascii="Courier New" w:cs="Courier New" w:eastAsia="Courier New" w:hAnsi="Courier New"/>
+          <w:sz w:val="18"/>
+          <w:szCs w:val="18"/>
+        </w:rPr>
+        <w:t xml:space="preserve">bluetooth.uartWriteLine()</w:t>
+      </w:r>
+      <w:r>
+        <w:rPr>
+          <w:rFonts w:ascii="Montserrat" w:cs="Montserrat" w:eastAsia="Montserrat" w:hAnsi="Montserrat"/>
+          <w:sz w:val="20"/>
+          <w:szCs w:val="20"/>
+        </w:rPr>
+        <w:t xml:space="preserve">. Presioná CAPTURAR después de conectar y verificá la casilla “Micro:bit envía timestamp”.</w:t>
+      </w:r>
+    </w:p>
+    <w:p>
+      <w:pPr>
+        <w:pStyle w:val="ListParagraph"/>
+        <w:numPr>
+          <w:ilvl w:val="0"/>
+          <w:numId w:val="2"/>
+        </w:numPr>
+        <w:spacing w:after="80" w:line="280"/>
+      </w:pPr>
+      <w:r>
+        <w:rPr>
+          <w:rFonts w:ascii="Montserrat" w:cs="Montserrat" w:eastAsia="Montserrat" w:hAnsi="Montserrat"/>
+          <w:b/>
+          <w:bCs/>
+          <w:sz w:val="20"/>
+          <w:szCs w:val="20"/>
+        </w:rPr>
+        <w:t xml:space="preserve">Error “UART no encontrado”: </w:t>
+      </w:r>
+      <w:r>
+        <w:rPr>
+          <w:rFonts w:ascii="Montserrat" w:cs="Montserrat" w:eastAsia="Montserrat" w:hAnsi="Montserrat"/>
+          <w:sz w:val="20"/>
+          <w:szCs w:val="20"/>
+        </w:rPr>
+        <w:t xml:space="preserve">al programa le falta </w:t>
+      </w:r>
+      <w:r>
+        <w:rPr>
+          <w:rFonts w:ascii="Courier New" w:cs="Courier New" w:eastAsia="Courier New" w:hAnsi="Courier New"/>
+          <w:sz w:val="18"/>
+          <w:szCs w:val="18"/>
+        </w:rPr>
+        <w:t xml:space="preserve">bluetooth.startUartService()</w:t>
+      </w:r>
+      <w:r>
+        <w:rPr>
+          <w:rFonts w:ascii="Montserrat" w:cs="Montserrat" w:eastAsia="Montserrat" w:hAnsi="Montserrat"/>
+          <w:sz w:val="20"/>
+          <w:szCs w:val="20"/>
+        </w:rPr>
+        <w:t xml:space="preserve">. Agregalo y volvé a grabar.</w:t>
+      </w:r>
+    </w:p>
+    <w:p>
+      <w:pPr>
+        <w:pStyle w:val="ListParagraph"/>
+        <w:numPr>
+          <w:ilvl w:val="0"/>
+          <w:numId w:val="2"/>
+        </w:numPr>
+        <w:spacing w:after="80" w:line="280"/>
+      </w:pPr>
+      <w:r>
+        <w:rPr>
+          <w:rFonts w:ascii="Montserrat" w:cs="Montserrat" w:eastAsia="Montserrat" w:hAnsi="Montserrat"/>
+          <w:b/>
+          <w:bCs/>
+          <w:sz w:val="20"/>
+          <w:szCs w:val="20"/>
+        </w:rPr>
+        <w:t xml:space="preserve">Error “Not supported” o conexión rara: </w:t>
+      </w:r>
+      <w:r>
+        <w:rPr>
+          <w:rFonts w:ascii="Montserrat" w:cs="Montserrat" w:eastAsia="Montserrat" w:hAnsi="Montserrat"/>
+          <w:sz w:val="20"/>
+          <w:szCs w:val="20"/>
+        </w:rPr>
+        <w:t xml:space="preserve">caché Bluetooth corrupto del navegador. Entrá a </w:t>
+      </w:r>
+      <w:r>
+        <w:rPr>
+          <w:rFonts w:ascii="Courier New" w:cs="Courier New" w:eastAsia="Courier New" w:hAnsi="Courier New"/>
+          <w:sz w:val="18"/>
+          <w:szCs w:val="18"/>
+        </w:rPr>
+        <w:t xml:space="preserve">chrome://bluetooth-internals</w:t>
+      </w:r>
+      <w:r>
+        <w:rPr>
+          <w:rFonts w:ascii="Montserrat" w:cs="Montserrat" w:eastAsia="Montserrat" w:hAnsi="Montserrat"/>
+          <w:sz w:val="20"/>
+          <w:szCs w:val="20"/>
+        </w:rPr>
+        <w:t xml:space="preserve"> → Devices → olvidá la micro:bit y reconectá. En macOS, quitala también de Preferencias del Sistema → Bluetooth.</w:t>
+      </w:r>
+    </w:p>
+    <w:p>
+      <w:pPr>
+        <w:pStyle w:val="ListParagraph"/>
+        <w:numPr>
+          <w:ilvl w:val="0"/>
+          <w:numId w:val="2"/>
+        </w:numPr>
+        <w:spacing w:after="80" w:line="280"/>
+      </w:pPr>
+      <w:r>
+        <w:rPr>
+          <w:rFonts w:ascii="Montserrat" w:cs="Montserrat" w:eastAsia="Montserrat" w:hAnsi="Montserrat"/>
+          <w:b/>
+          <w:bCs/>
+          <w:sz w:val="20"/>
+          <w:szCs w:val="20"/>
+        </w:rPr>
+        <w:t xml:space="preserve">Se desconecta seguido: </w:t>
+      </w:r>
+      <w:r>
+        <w:rPr>
+          <w:rFonts w:ascii="Montserrat" w:cs="Montserrat" w:eastAsia="Montserrat" w:hAnsi="Montserrat"/>
+          <w:sz w:val="20"/>
+          <w:szCs w:val="20"/>
+        </w:rPr>
+        <w:t xml:space="preserve">acercá la micro:bit (~10 m máximo) y revisá la batería. La plataforma reconecta sola hasta 4 veces.</w:t>
+      </w:r>
+    </w:p>
+    <w:p>
+      <w:pPr>
+        <w:pStyle w:val="ListParagraph"/>
+        <w:numPr>
+          <w:ilvl w:val="0"/>
+          <w:numId w:val="2"/>
+        </w:numPr>
+        <w:spacing w:after="80" w:line="280"/>
+      </w:pPr>
+      <w:r>
+        <w:rPr>
+          <w:rFonts w:ascii="Montserrat" w:cs="Montserrat" w:eastAsia="Montserrat" w:hAnsi="Montserrat"/>
+          <w:b/>
+          <w:bCs/>
+          <w:sz w:val="20"/>
+          <w:szCs w:val="20"/>
+        </w:rPr>
+        <w:t xml:space="preserve">No funciona en iPhone/iPad: </w:t>
+      </w:r>
+      <w:r>
+        <w:rPr>
+          <w:rFonts w:ascii="Montserrat" w:cs="Montserrat" w:eastAsia="Montserrat" w:hAnsi="Montserrat"/>
+          <w:sz w:val="20"/>
+          <w:szCs w:val="20"/>
+        </w:rPr>
+        <w:t xml:space="preserve">Apple no permite Web Bluetooth ni Web Serial en iOS. Usá Chrome o Edge en computadora o Android; en iPad podés cargar datos por CSV.</w:t>
+      </w:r>
+    </w:p>
+    <w:p>
+      <w:pPr>
+        <w:pStyle w:val="Heading2"/>
+        <w:spacing w:after="140" w:before="300"/>
+      </w:pPr>
+      <w:r>
+        <w:rPr>
+          <w:rFonts w:ascii="Montserrat" w:cs="Montserrat" w:eastAsia="Montserrat" w:hAnsi="Montserrat"/>
+          <w:b/>
+          <w:bCs/>
+          <w:color w:val="000000"/>
+          <w:sz w:val="22"/>
+          <w:szCs w:val="22"/>
+        </w:rPr>
+        <w:t xml:space="preserve">Datos</w:t>
+      </w:r>
+    </w:p>
+    <w:p>
+      <w:pPr>
+        <w:pStyle w:val="ListParagraph"/>
+        <w:numPr>
+          <w:ilvl w:val="0"/>
+          <w:numId w:val="2"/>
+        </w:numPr>
+        <w:spacing w:after="80" w:line="280"/>
+      </w:pPr>
+      <w:r>
+        <w:rPr>
+          <w:rFonts w:ascii="Montserrat" w:cs="Montserrat" w:eastAsia="Montserrat" w:hAnsi="Montserrat"/>
+          <w:b/>
+          <w:bCs/>
+          <w:sz w:val="20"/>
+          <w:szCs w:val="20"/>
+        </w:rPr>
+        <w:t xml:space="preserve">Aviso de formato: </w:t>
+      </w:r>
+      <w:r>
+        <w:rPr>
+          <w:rFonts w:ascii="Montserrat" w:cs="Montserrat" w:eastAsia="Montserrat" w:hAnsi="Montserrat"/>
+          <w:sz w:val="20"/>
+          <w:szCs w:val="20"/>
+        </w:rPr>
+        <w:t xml:space="preserve">el número de valores por línea no coincide con el número de variables configurado. Ajustá NÚMERO DE VARIABLES o el programa.</w:t>
+      </w:r>
+    </w:p>
+    <w:p>
+      <w:pPr>
+        <w:pStyle w:val="ListParagraph"/>
+        <w:numPr>
+          <w:ilvl w:val="0"/>
+          <w:numId w:val="2"/>
+        </w:numPr>
+        <w:spacing w:after="80" w:line="280"/>
+      </w:pPr>
+      <w:r>
+        <w:rPr>
+          <w:rFonts w:ascii="Montserrat" w:cs="Montserrat" w:eastAsia="Montserrat" w:hAnsi="Montserrat"/>
+          <w:b/>
+          <w:bCs/>
+          <w:sz w:val="20"/>
+          <w:szCs w:val="20"/>
+        </w:rPr>
         <w:t xml:space="preserve">Datos con saltos de tiempo: </w:t>
       </w:r>
       <w:r>
@@ -3438,6 +5642,52 @@
           <w:szCs w:val="20"/>
         </w:rPr>
         <w:t xml:space="preserve"> en el programa; el reloj del navegador tiene resolución limitada (~16 ms).</w:t>
+      </w:r>
+    </w:p>
+    <w:p>
+      <w:pPr>
+        <w:pStyle w:val="ListParagraph"/>
+        <w:numPr>
+          <w:ilvl w:val="0"/>
+          <w:numId w:val="2"/>
+        </w:numPr>
+        <w:spacing w:after="80" w:line="280"/>
+      </w:pPr>
+      <w:r>
+        <w:rPr>
+          <w:rFonts w:ascii="Montserrat" w:cs="Montserrat" w:eastAsia="Montserrat" w:hAnsi="Montserrat"/>
+          <w:b/>
+          <w:bCs/>
+          <w:sz w:val="20"/>
+          <w:szCs w:val="20"/>
+        </w:rPr>
+        <w:t xml:space="preserve">Datos con picos (spikes): </w:t>
+      </w:r>
+      <w:r>
+        <w:rPr>
+          <w:rFonts w:ascii="Montserrat" w:cs="Montserrat" w:eastAsia="Montserrat" w:hAnsi="Montserrat"/>
+          <w:sz w:val="20"/>
+          <w:szCs w:val="20"/>
+        </w:rPr>
+        <w:t xml:space="preserve">activá el </w:t>
+      </w:r>
+      <w:r>
+        <w:rPr>
+          <w:rFonts w:ascii="Montserrat" w:cs="Montserrat" w:eastAsia="Montserrat" w:hAnsi="Montserrat"/>
+          <w:b/>
+          <w:bCs/>
+          <w:sz w:val="20"/>
+          <w:szCs w:val="20"/>
+        </w:rPr>
+        <w:t xml:space="preserve">Filtro de picos</w:t>
+      </w:r>
+      <w:r>
+        <w:rPr>
+          <w:rFonts w:ascii="Montserrat" w:cs="Montserrat" w:eastAsia="Montserrat" w:hAnsi="Montserrat"/>
+          <w:sz w:val="20"/>
+          <w:szCs w:val="20"/>
+        </w:rPr>
+        <w:t xml:space="preserve"> en la sección VARIABLES; si persiste, bajá la velocidad de envío.</w:t>
       </w:r>
     </w:p>
     <w:p>

--- a/manuales/Manual-1-Captura-1-variable-timestamp.docx
+++ b/manuales/Manual-1-Captura-1-variable-timestamp.docx
@@ -86,7 +86,7 @@
     </w:p>
     <w:p>
       <w:pPr>
-        <w:spacing w:after="2000"/>
+        <w:spacing w:after="400"/>
         <w:jc w:val="center"/>
       </w:pPr>
       <w:r>
@@ -96,6 +96,21 @@
           <w:szCs w:val="30"/>
         </w:rPr>
         <w:t xml:space="preserve">y procesamiento básico de los datos</w:t>
+      </w:r>
+    </w:p>
+    <w:p>
+      <w:pPr>
+        <w:spacing w:after="1400"/>
+        <w:jc w:val="center"/>
+      </w:pPr>
+      <w:r>
+        <w:rPr>
+          <w:rFonts w:ascii="Montserrat" w:cs="Montserrat" w:eastAsia="Montserrat" w:hAnsi="Montserrat"/>
+          <w:color w:val="555555"/>
+          <w:sz w:val="22"/>
+          <w:szCs w:val="22"/>
+        </w:rPr>
+        <w:t xml:space="preserve">Dos caminos: conexión Serial (USB) o Bluetooth</w:t>
       </w:r>
     </w:p>
     <w:p>
@@ -169,7 +184,43 @@
           <w:sz w:val="20"/>
           <w:szCs w:val="20"/>
         </w:rPr>
-        <w:t xml:space="preserve">Programar la micro:bit para enviar una variable con timestamp.</w:t>
+        <w:t xml:space="preserve">Elegir el tipo de conexión (</w:t>
+      </w:r>
+      <w:r>
+        <w:rPr>
+          <w:rFonts w:ascii="Montserrat" w:cs="Montserrat" w:eastAsia="Montserrat" w:hAnsi="Montserrat"/>
+          <w:b/>
+          <w:bCs/>
+          <w:sz w:val="20"/>
+          <w:szCs w:val="20"/>
+        </w:rPr>
+        <w:t xml:space="preserve">Camino A: Serial/USB</w:t>
+      </w:r>
+      <w:r>
+        <w:rPr>
+          <w:rFonts w:ascii="Montserrat" w:cs="Montserrat" w:eastAsia="Montserrat" w:hAnsi="Montserrat"/>
+          <w:sz w:val="20"/>
+          <w:szCs w:val="20"/>
+        </w:rPr>
+        <w:t xml:space="preserve"> o </w:t>
+      </w:r>
+      <w:r>
+        <w:rPr>
+          <w:rFonts w:ascii="Montserrat" w:cs="Montserrat" w:eastAsia="Montserrat" w:hAnsi="Montserrat"/>
+          <w:b/>
+          <w:bCs/>
+          <w:sz w:val="20"/>
+          <w:szCs w:val="20"/>
+        </w:rPr>
+        <w:t xml:space="preserve">Camino B: Bluetooth</w:t>
+      </w:r>
+      <w:r>
+        <w:rPr>
+          <w:rFonts w:ascii="Montserrat" w:cs="Montserrat" w:eastAsia="Montserrat" w:hAnsi="Montserrat"/>
+          <w:sz w:val="20"/>
+          <w:szCs w:val="20"/>
+        </w:rPr>
+        <w:t xml:space="preserve">) y entender las latencias de cada uno.</w:t>
       </w:r>
     </w:p>
     <w:p>
@@ -187,7 +238,7 @@
           <w:sz w:val="20"/>
           <w:szCs w:val="20"/>
         </w:rPr>
-        <w:t xml:space="preserve">Configurar la plataforma (número de variables y casilla de timestamp).</w:t>
+        <w:t xml:space="preserve">Programar la micro:bit en MakeCode, entendiendo qué hace cada línea del código.</w:t>
       </w:r>
     </w:p>
     <w:p>
@@ -205,7 +256,7 @@
           <w:sz w:val="20"/>
           <w:szCs w:val="20"/>
         </w:rPr>
-        <w:t xml:space="preserve">Conectar por USB o Bluetooth y capturar datos en vivo.</w:t>
+        <w:t xml:space="preserve">Conectar, capturar y ver los datos en la gráfica y en la tabla.</w:t>
       </w:r>
     </w:p>
     <w:p>
@@ -223,24 +274,6 @@
           <w:sz w:val="20"/>
           <w:szCs w:val="20"/>
         </w:rPr>
-        <w:t xml:space="preserve">Ver los datos en la gráfica y en la tabla.</w:t>
-      </w:r>
-    </w:p>
-    <w:p>
-      <w:pPr>
-        <w:pStyle w:val="ListParagraph"/>
-        <w:numPr>
-          <w:ilvl w:val="0"/>
-          <w:numId w:val="2"/>
-        </w:numPr>
-        <w:spacing w:after="80" w:line="280"/>
-      </w:pPr>
-      <w:r>
-        <w:rPr>
-          <w:rFonts w:ascii="Montserrat" w:cs="Montserrat" w:eastAsia="Montserrat" w:hAnsi="Montserrat"/>
-          <w:sz w:val="20"/>
-          <w:szCs w:val="20"/>
-        </w:rPr>
         <w:t xml:space="preserve">Poner en cero el tiempo con </w:t>
       </w:r>
       <w:r>
@@ -259,25 +292,7 @@
           <w:sz w:val="20"/>
           <w:szCs w:val="20"/>
         </w:rPr>
-        <w:t xml:space="preserve">.</w:t>
-      </w:r>
-    </w:p>
-    <w:p>
-      <w:pPr>
-        <w:pStyle w:val="ListParagraph"/>
-        <w:numPr>
-          <w:ilvl w:val="0"/>
-          <w:numId w:val="2"/>
-        </w:numPr>
-        <w:spacing w:after="80" w:line="280"/>
-      </w:pPr>
-      <w:r>
-        <w:rPr>
-          <w:rFonts w:ascii="Montserrat" w:cs="Montserrat" w:eastAsia="Montserrat" w:hAnsi="Montserrat"/>
-          <w:sz w:val="20"/>
-          <w:szCs w:val="20"/>
-        </w:rPr>
-        <w:t xml:space="preserve">Depurar datos (eliminar puntos incorrectos) y exportar a CSV.</w:t>
+        <w:t xml:space="preserve">, depurar datos y exportar a CSV.</w:t>
       </w:r>
     </w:p>
     <w:p>
@@ -341,7 +356,7 @@
           <w:sz w:val="20"/>
           <w:szCs w:val="20"/>
         </w:rPr>
-        <w:t xml:space="preserve"> en computadora o Android. La conexión Bluetooth no funciona en iOS/Safari.</w:t>
+        <w:t xml:space="preserve"> en computadora o Android. Ni Web Serial ni Web Bluetooth funcionan en iOS/iPadOS.</w:t>
       </w:r>
     </w:p>
     <w:p>
@@ -458,7 +473,7 @@
         <w:drawing>
           <wp:inline distT="0" distB="0" distL="0" distR="0">
             <wp:extent cx="5905500" cy="3695700"/>
-            <wp:effectExtent t="2" r="2" b="2" l="2"/>
+            <wp:effectExtent t="0" r="0" b="0" l="0"/>
             <wp:docPr id="1" name="" descr="" title=""/>
             <wp:cNvGraphicFramePr>
               <a:graphicFrameLocks xmlns:a="http://schemas.openxmlformats.org/drawingml/2006/main" noChangeAspect="1"/>
@@ -487,12 +502,6 @@
                     <a:prstGeom prst="rect">
                       <a:avLst/>
                     </a:prstGeom>
-                    <a:noFill/>
-                    <a:ln w="1">
-                      <a:solidFill>
-                        <a:srgbClr val="000000"/>
-                      </a:solidFill>
-                    </a:ln>
                   </pic:spPr>
                 </pic:pic>
               </a:graphicData>
@@ -527,7 +536,7 @@
         <w:drawing>
           <wp:inline distT="0" distB="0" distL="0" distR="0">
             <wp:extent cx="5905500" cy="447675"/>
-            <wp:effectExtent t="2" r="2" b="2" l="2"/>
+            <wp:effectExtent t="0" r="0" b="0" l="0"/>
             <wp:docPr id="1" name="" descr="" title=""/>
             <wp:cNvGraphicFramePr>
               <a:graphicFrameLocks xmlns:a="http://schemas.openxmlformats.org/drawingml/2006/main" noChangeAspect="1"/>
@@ -556,12 +565,6 @@
                     <a:prstGeom prst="rect">
                       <a:avLst/>
                     </a:prstGeom>
-                    <a:noFill/>
-                    <a:ln w="1">
-                      <a:solidFill>
-                        <a:srgbClr val="000000"/>
-                      </a:solidFill>
-                    </a:ln>
                   </pic:spPr>
                 </pic:pic>
               </a:graphicData>
@@ -604,7 +607,7 @@
           <w:sz w:val="26"/>
           <w:szCs w:val="26"/>
         </w:rPr>
-        <w:t xml:space="preserve">3 · PROGRAMAR LA MICRO:BIT EN MAKECODE</w:t>
+        <w:t xml:space="preserve">3 · ELEGÍ TU CAMINO: ¿SERIAL O BLUETOOTH?</w:t>
       </w:r>
     </w:p>
     <w:p>
@@ -617,1584 +620,43 @@
           <w:sz w:val="20"/>
           <w:szCs w:val="20"/>
         </w:rPr>
-        <w:t xml:space="preserve">Toda la programación se hace en </w:t>
-      </w:r>
-      <w:r>
-        <w:rPr>
-          <w:rFonts w:ascii="Montserrat" w:cs="Montserrat" w:eastAsia="Montserrat" w:hAnsi="Montserrat"/>
-          <w:b/>
-          <w:bCs/>
-          <w:sz w:val="20"/>
-          <w:szCs w:val="20"/>
-        </w:rPr>
-        <w:t xml:space="preserve">makecode.microbit.org</w:t>
-      </w:r>
-      <w:r>
-        <w:rPr>
-          <w:rFonts w:ascii="Montserrat" w:cs="Montserrat" w:eastAsia="Montserrat" w:hAnsi="Montserrat"/>
-          <w:sz w:val="20"/>
-          <w:szCs w:val="20"/>
-        </w:rPr>
-        <w:t xml:space="preserve">, desde el navegador y sin instalar nada. El programa debe enviar cada lectura como una línea de texto con el formato </w:t>
-      </w:r>
-      <w:r>
-        <w:rPr>
-          <w:rFonts w:ascii="Courier New" w:cs="Courier New" w:eastAsia="Courier New" w:hAnsi="Courier New"/>
-          <w:sz w:val="18"/>
-          <w:szCs w:val="18"/>
-        </w:rPr>
-        <w:t xml:space="preserve">tiempo,valor</w:t>
-      </w:r>
-      <w:r>
-        <w:rPr>
-          <w:rFonts w:ascii="Montserrat" w:cs="Montserrat" w:eastAsia="Montserrat" w:hAnsi="Montserrat"/>
-          <w:sz w:val="20"/>
-          <w:szCs w:val="20"/>
-        </w:rPr>
-        <w:t xml:space="preserve">: el primer número es el timestamp en milisegundos (</w:t>
-      </w:r>
-      <w:r>
-        <w:rPr>
-          <w:rFonts w:ascii="Courier New" w:cs="Courier New" w:eastAsia="Courier New" w:hAnsi="Courier New"/>
-          <w:sz w:val="18"/>
-          <w:szCs w:val="18"/>
-        </w:rPr>
-        <w:t xml:space="preserve">input.runningTime()</w:t>
-      </w:r>
-      <w:r>
-        <w:rPr>
-          <w:rFonts w:ascii="Montserrat" w:cs="Montserrat" w:eastAsia="Montserrat" w:hAnsi="Montserrat"/>
-          <w:sz w:val="20"/>
-          <w:szCs w:val="20"/>
-        </w:rPr>
-        <w:t xml:space="preserve">) y el segundo es la variable medida.</w:t>
-      </w:r>
-    </w:p>
-    <w:p>
-      <w:pPr>
-        <w:pStyle w:val="Heading2"/>
-        <w:spacing w:after="140" w:before="300"/>
-      </w:pPr>
-      <w:r>
-        <w:rPr>
-          <w:rFonts w:ascii="Montserrat" w:cs="Montserrat" w:eastAsia="Montserrat" w:hAnsi="Montserrat"/>
-          <w:b/>
-          <w:bCs/>
-          <w:color w:val="000000"/>
-          <w:sz w:val="22"/>
-          <w:szCs w:val="22"/>
-        </w:rPr>
-        <w:t xml:space="preserve">3.1 · Crear el proyecto y grabar el programa</w:t>
-      </w:r>
-    </w:p>
-    <w:p>
-      <w:pPr>
-        <w:spacing w:after="100" w:before="120" w:line="300"/>
-        <w:ind w:left="360" w:hanging="360"/>
-      </w:pPr>
-      <w:r>
-        <w:rPr>
-          <w:rFonts w:ascii="Montserrat" w:cs="Montserrat" w:eastAsia="Montserrat" w:hAnsi="Montserrat"/>
-          <w:b/>
-          <w:bCs/>
-          <w:sz w:val="20"/>
-          <w:szCs w:val="20"/>
-        </w:rPr>
-        <w:t xml:space="preserve">1.  </w:t>
-      </w:r>
-      <w:r>
-        <w:rPr>
-          <w:rFonts w:ascii="Montserrat" w:cs="Montserrat" w:eastAsia="Montserrat" w:hAnsi="Montserrat"/>
-          <w:sz w:val="20"/>
-          <w:szCs w:val="20"/>
-        </w:rPr>
-        <w:t xml:space="preserve">Entrá a </w:t>
-      </w:r>
-      <w:r>
-        <w:rPr>
-          <w:rFonts w:ascii="Montserrat" w:cs="Montserrat" w:eastAsia="Montserrat" w:hAnsi="Montserrat"/>
-          <w:b/>
-          <w:bCs/>
-          <w:sz w:val="20"/>
-          <w:szCs w:val="20"/>
-        </w:rPr>
-        <w:t xml:space="preserve">makecode.microbit.org</w:t>
-      </w:r>
-      <w:r>
-        <w:rPr>
-          <w:rFonts w:ascii="Montserrat" w:cs="Montserrat" w:eastAsia="Montserrat" w:hAnsi="Montserrat"/>
-          <w:sz w:val="20"/>
-          <w:szCs w:val="20"/>
-        </w:rPr>
-        <w:t xml:space="preserve"> y presioná </w:t>
-      </w:r>
-      <w:r>
-        <w:rPr>
-          <w:rFonts w:ascii="Montserrat" w:cs="Montserrat" w:eastAsia="Montserrat" w:hAnsi="Montserrat"/>
-          <w:b/>
-          <w:bCs/>
-          <w:sz w:val="20"/>
-          <w:szCs w:val="20"/>
-        </w:rPr>
-        <w:t xml:space="preserve">Nuevo proyecto</w:t>
-      </w:r>
-      <w:r>
-        <w:rPr>
-          <w:rFonts w:ascii="Montserrat" w:cs="Montserrat" w:eastAsia="Montserrat" w:hAnsi="Montserrat"/>
-          <w:sz w:val="20"/>
-          <w:szCs w:val="20"/>
-        </w:rPr>
-        <w:t xml:space="preserve">. Podés trabajar en Bloques o en JavaScript (los códigos de esta guía están en JavaScript; MakeCode los convierte a bloques automáticamente al pegarlos).</w:t>
-      </w:r>
-    </w:p>
-    <w:p>
-      <w:pPr>
-        <w:spacing w:after="100" w:before="120" w:line="300"/>
-        <w:ind w:left="360" w:hanging="360"/>
-      </w:pPr>
-      <w:r>
-        <w:rPr>
-          <w:rFonts w:ascii="Montserrat" w:cs="Montserrat" w:eastAsia="Montserrat" w:hAnsi="Montserrat"/>
-          <w:b/>
-          <w:bCs/>
-          <w:sz w:val="20"/>
-          <w:szCs w:val="20"/>
-        </w:rPr>
-        <w:t xml:space="preserve">2.  </w:t>
-      </w:r>
-      <w:r>
-        <w:rPr>
-          <w:rFonts w:ascii="Montserrat" w:cs="Montserrat" w:eastAsia="Montserrat" w:hAnsi="Montserrat"/>
-          <w:sz w:val="20"/>
-          <w:szCs w:val="20"/>
-        </w:rPr>
-        <w:t xml:space="preserve">Escribí o pegá el código (secciones 3.2 o 3.4 según la conexión que uses).</w:t>
-      </w:r>
-    </w:p>
-    <w:p>
-      <w:pPr>
-        <w:spacing w:after="100" w:before="120" w:line="300"/>
-        <w:ind w:left="360" w:hanging="360"/>
-      </w:pPr>
-      <w:r>
-        <w:rPr>
-          <w:rFonts w:ascii="Montserrat" w:cs="Montserrat" w:eastAsia="Montserrat" w:hAnsi="Montserrat"/>
-          <w:b/>
-          <w:bCs/>
-          <w:sz w:val="20"/>
-          <w:szCs w:val="20"/>
-        </w:rPr>
-        <w:t xml:space="preserve">3.  </w:t>
-      </w:r>
-      <w:r>
-        <w:rPr>
-          <w:rFonts w:ascii="Montserrat" w:cs="Montserrat" w:eastAsia="Montserrat" w:hAnsi="Montserrat"/>
-          <w:sz w:val="20"/>
-          <w:szCs w:val="20"/>
-        </w:rPr>
-        <w:t xml:space="preserve">Conectá la micro:bit por USB y presioná </w:t>
-      </w:r>
-      <w:r>
-        <w:rPr>
-          <w:rFonts w:ascii="Montserrat" w:cs="Montserrat" w:eastAsia="Montserrat" w:hAnsi="Montserrat"/>
-          <w:b/>
-          <w:bCs/>
-          <w:sz w:val="20"/>
-          <w:szCs w:val="20"/>
-        </w:rPr>
-        <w:t xml:space="preserve">Descargar</w:t>
-      </w:r>
-      <w:r>
-        <w:rPr>
-          <w:rFonts w:ascii="Montserrat" w:cs="Montserrat" w:eastAsia="Montserrat" w:hAnsi="Montserrat"/>
-          <w:sz w:val="20"/>
-          <w:szCs w:val="20"/>
-        </w:rPr>
-        <w:t xml:space="preserve">. Si el navegador ofrece </w:t>
-      </w:r>
-      <w:r>
-        <w:rPr>
-          <w:rFonts w:ascii="Montserrat" w:cs="Montserrat" w:eastAsia="Montserrat" w:hAnsi="Montserrat"/>
-          <w:b/>
-          <w:bCs/>
-          <w:sz w:val="20"/>
-          <w:szCs w:val="20"/>
-        </w:rPr>
-        <w:t xml:space="preserve">emparejar el dispositivo (WebUSB)</w:t>
-      </w:r>
-      <w:r>
-        <w:rPr>
-          <w:rFonts w:ascii="Montserrat" w:cs="Montserrat" w:eastAsia="Montserrat" w:hAnsi="Montserrat"/>
-          <w:sz w:val="20"/>
-          <w:szCs w:val="20"/>
-        </w:rPr>
-        <w:t xml:space="preserve">, aceptá: el programa se graba solo. Si no, copiá el archivo </w:t>
-      </w:r>
-      <w:r>
-        <w:rPr>
-          <w:rFonts w:ascii="Courier New" w:cs="Courier New" w:eastAsia="Courier New" w:hAnsi="Courier New"/>
-          <w:sz w:val="18"/>
-          <w:szCs w:val="18"/>
-        </w:rPr>
-        <w:t xml:space="preserve">.hex</w:t>
-      </w:r>
-      <w:r>
-        <w:rPr>
-          <w:rFonts w:ascii="Montserrat" w:cs="Montserrat" w:eastAsia="Montserrat" w:hAnsi="Montserrat"/>
-          <w:sz w:val="20"/>
-          <w:szCs w:val="20"/>
-        </w:rPr>
-        <w:t xml:space="preserve"> descargado a la unidad </w:t>
-      </w:r>
-      <w:r>
-        <w:rPr>
-          <w:rFonts w:ascii="Montserrat" w:cs="Montserrat" w:eastAsia="Montserrat" w:hAnsi="Montserrat"/>
-          <w:b/>
-          <w:bCs/>
-          <w:sz w:val="20"/>
-          <w:szCs w:val="20"/>
-        </w:rPr>
-        <w:t xml:space="preserve">MICROBIT</w:t>
-      </w:r>
-      <w:r>
-        <w:rPr>
-          <w:rFonts w:ascii="Montserrat" w:cs="Montserrat" w:eastAsia="Montserrat" w:hAnsi="Montserrat"/>
-          <w:sz w:val="20"/>
-          <w:szCs w:val="20"/>
-        </w:rPr>
-        <w:t xml:space="preserve"> que aparece como un pendrive.</w:t>
-      </w:r>
-    </w:p>
-    <w:p>
-      <w:pPr>
-        <w:spacing w:after="100" w:before="120" w:line="300"/>
-        <w:ind w:left="360" w:hanging="360"/>
-      </w:pPr>
-      <w:r>
-        <w:rPr>
-          <w:rFonts w:ascii="Montserrat" w:cs="Montserrat" w:eastAsia="Montserrat" w:hAnsi="Montserrat"/>
-          <w:b/>
-          <w:bCs/>
-          <w:sz w:val="20"/>
-          <w:szCs w:val="20"/>
-        </w:rPr>
-        <w:t xml:space="preserve">4.  </w:t>
-      </w:r>
-      <w:r>
-        <w:rPr>
-          <w:rFonts w:ascii="Montserrat" w:cs="Montserrat" w:eastAsia="Montserrat" w:hAnsi="Montserrat"/>
-          <w:sz w:val="20"/>
-          <w:szCs w:val="20"/>
-        </w:rPr>
-        <w:t xml:space="preserve">Esperá a que la luz naranja del reverso deje de parpadear: el programa ya está grabado y corriendo.</w:t>
-      </w:r>
-    </w:p>
-    <w:p>
-      <w:pPr>
-        <w:pStyle w:val="Heading2"/>
-        <w:spacing w:after="140" w:before="300"/>
-      </w:pPr>
-      <w:r>
-        <w:rPr>
-          <w:rFonts w:ascii="Montserrat" w:cs="Montserrat" w:eastAsia="Montserrat" w:hAnsi="Montserrat"/>
-          <w:b/>
-          <w:bCs/>
-          <w:color w:val="000000"/>
-          <w:sz w:val="22"/>
-          <w:szCs w:val="22"/>
-        </w:rPr>
-        <w:t xml:space="preserve">3.2 · Código para conexión USB (serial)</w:t>
-      </w:r>
-    </w:p>
-    <w:p>
-      <w:pPr>
-        <w:spacing w:after="140" w:line="300"/>
-      </w:pPr>
-      <w:r>
-        <w:rPr>
-          <w:rFonts w:ascii="Montserrat" w:cs="Montserrat" w:eastAsia="Montserrat" w:hAnsi="Montserrat"/>
-          <w:sz w:val="20"/>
-          <w:szCs w:val="20"/>
-        </w:rPr>
-        <w:t xml:space="preserve">Para conectar por cable no hace falta configurar nada especial: alcanza con usar los bloques de </w:t>
-      </w:r>
-      <w:r>
-        <w:rPr>
-          <w:rFonts w:ascii="Montserrat" w:cs="Montserrat" w:eastAsia="Montserrat" w:hAnsi="Montserrat"/>
-          <w:b/>
-          <w:bCs/>
-          <w:sz w:val="20"/>
-          <w:szCs w:val="20"/>
-        </w:rPr>
-        <w:t xml:space="preserve">Serial</w:t>
-      </w:r>
-      <w:r>
-        <w:rPr>
-          <w:rFonts w:ascii="Montserrat" w:cs="Montserrat" w:eastAsia="Montserrat" w:hAnsi="Montserrat"/>
-          <w:sz w:val="20"/>
-          <w:szCs w:val="20"/>
-        </w:rPr>
-        <w:t xml:space="preserve"> (</w:t>
-      </w:r>
-      <w:r>
-        <w:rPr>
-          <w:rFonts w:ascii="Courier New" w:cs="Courier New" w:eastAsia="Courier New" w:hAnsi="Courier New"/>
-          <w:sz w:val="18"/>
-          <w:szCs w:val="18"/>
-        </w:rPr>
-        <w:t xml:space="preserve">serial.writeLine</w:t>
-      </w:r>
-      <w:r>
-        <w:rPr>
-          <w:rFonts w:ascii="Montserrat" w:cs="Montserrat" w:eastAsia="Montserrat" w:hAnsi="Montserrat"/>
-          <w:sz w:val="20"/>
-          <w:szCs w:val="20"/>
-        </w:rPr>
-        <w:t xml:space="preserve">):</w:t>
-      </w:r>
-    </w:p>
-    <w:p>
-      <w:pPr>
-        <w:pBdr>
-          <w:left w:val="single" w:color="000000" w:sz="24" w:space="8"/>
-        </w:pBdr>
-        <w:shd w:fill="F5F5F5" w:val="clear"/>
-        <w:spacing w:after="0" w:line="260"/>
-        <w:ind w:left="240"/>
-      </w:pPr>
-      <w:r>
-        <w:rPr>
-          <w:rFonts w:ascii="Courier New" w:cs="Courier New" w:eastAsia="Courier New" w:hAnsi="Courier New"/>
-          <w:sz w:val="18"/>
-          <w:szCs w:val="18"/>
-        </w:rPr>
-        <w:t xml:space="preserve">basic.forever(function () {</w:t>
-      </w:r>
-    </w:p>
-    <w:p>
-      <w:pPr>
-        <w:pBdr>
-          <w:left w:val="single" w:color="000000" w:sz="24" w:space="8"/>
-        </w:pBdr>
-        <w:shd w:fill="F5F5F5" w:val="clear"/>
-        <w:spacing w:after="0" w:line="260"/>
-        <w:ind w:left="240"/>
-      </w:pPr>
-      <w:r>
-        <w:rPr>
-          <w:rFonts w:ascii="Courier New" w:cs="Courier New" w:eastAsia="Courier New" w:hAnsi="Courier New"/>
-          <w:sz w:val="18"/>
-          <w:szCs w:val="18"/>
-        </w:rPr>
-        <w:t xml:space="preserve">    let t = input.runningTime()</w:t>
-      </w:r>
-    </w:p>
-    <w:p>
-      <w:pPr>
-        <w:pBdr>
-          <w:left w:val="single" w:color="000000" w:sz="24" w:space="8"/>
-        </w:pBdr>
-        <w:shd w:fill="F5F5F5" w:val="clear"/>
-        <w:spacing w:after="0" w:line="260"/>
-        <w:ind w:left="240"/>
-      </w:pPr>
-      <w:r>
-        <w:rPr>
-          <w:rFonts w:ascii="Courier New" w:cs="Courier New" w:eastAsia="Courier New" w:hAnsi="Courier New"/>
-          <w:sz w:val="18"/>
-          <w:szCs w:val="18"/>
-        </w:rPr>
-        <w:t xml:space="preserve">    let valor = input.acceleration(Dimension.X)</w:t>
-      </w:r>
-    </w:p>
-    <w:p>
-      <w:pPr>
-        <w:pBdr>
-          <w:left w:val="single" w:color="000000" w:sz="24" w:space="8"/>
-        </w:pBdr>
-        <w:shd w:fill="F5F5F5" w:val="clear"/>
-        <w:spacing w:after="0" w:line="260"/>
-        <w:ind w:left="240"/>
-      </w:pPr>
-      <w:r>
-        <w:rPr>
-          <w:rFonts w:ascii="Courier New" w:cs="Courier New" w:eastAsia="Courier New" w:hAnsi="Courier New"/>
-          <w:sz w:val="18"/>
-          <w:szCs w:val="18"/>
-        </w:rPr>
-        <w:t xml:space="preserve">    serial.writeLine("" + t + "," + valor)</w:t>
-      </w:r>
-    </w:p>
-    <w:p>
-      <w:pPr>
-        <w:pBdr>
-          <w:left w:val="single" w:color="000000" w:sz="24" w:space="8"/>
-        </w:pBdr>
-        <w:shd w:fill="F5F5F5" w:val="clear"/>
-        <w:spacing w:after="0" w:line="260"/>
-        <w:ind w:left="240"/>
-      </w:pPr>
-      <w:r>
-        <w:rPr>
-          <w:rFonts w:ascii="Courier New" w:cs="Courier New" w:eastAsia="Courier New" w:hAnsi="Courier New"/>
-          <w:sz w:val="18"/>
-          <w:szCs w:val="18"/>
-        </w:rPr>
-        <w:t xml:space="preserve">    basic.pause(100)</w:t>
-      </w:r>
-    </w:p>
-    <w:p>
-      <w:pPr>
-        <w:pBdr>
-          <w:left w:val="single" w:color="000000" w:sz="24" w:space="8"/>
-        </w:pBdr>
-        <w:shd w:fill="F5F5F5" w:val="clear"/>
-        <w:spacing w:after="200" w:line="260"/>
-        <w:ind w:left="240"/>
-      </w:pPr>
-      <w:r>
-        <w:rPr>
-          <w:rFonts w:ascii="Courier New" w:cs="Courier New" w:eastAsia="Courier New" w:hAnsi="Courier New"/>
-          <w:sz w:val="18"/>
-          <w:szCs w:val="18"/>
-        </w:rPr>
-        <w:t xml:space="preserve">})</w:t>
-      </w:r>
-    </w:p>
-    <w:p>
-      <w:pPr>
-        <w:spacing w:after="140" w:line="300"/>
-      </w:pPr>
-      <w:r>
-        <w:rPr>
-          <w:rFonts w:ascii="Montserrat" w:cs="Montserrat" w:eastAsia="Montserrat" w:hAnsi="Montserrat"/>
-          <w:sz w:val="20"/>
-          <w:szCs w:val="20"/>
-        </w:rPr>
-        <w:t xml:space="preserve">Este ejemplo envía la aceleración en X unas 8 veces por segundo. Podés reemplazar </w:t>
-      </w:r>
-      <w:r>
-        <w:rPr>
-          <w:rFonts w:ascii="Courier New" w:cs="Courier New" w:eastAsia="Courier New" w:hAnsi="Courier New"/>
-          <w:sz w:val="18"/>
-          <w:szCs w:val="18"/>
-        </w:rPr>
-        <w:t xml:space="preserve">input.acceleration(Dimension.X)</w:t>
-      </w:r>
-      <w:r>
-        <w:rPr>
-          <w:rFonts w:ascii="Montserrat" w:cs="Montserrat" w:eastAsia="Montserrat" w:hAnsi="Montserrat"/>
-          <w:sz w:val="20"/>
-          <w:szCs w:val="20"/>
-        </w:rPr>
-        <w:t xml:space="preserve"> por cualquier otro sensor, por ejemplo </w:t>
-      </w:r>
-      <w:r>
-        <w:rPr>
-          <w:rFonts w:ascii="Courier New" w:cs="Courier New" w:eastAsia="Courier New" w:hAnsi="Courier New"/>
-          <w:sz w:val="18"/>
-          <w:szCs w:val="18"/>
-        </w:rPr>
-        <w:t xml:space="preserve">input.temperature()</w:t>
-      </w:r>
-      <w:r>
-        <w:rPr>
-          <w:rFonts w:ascii="Montserrat" w:cs="Montserrat" w:eastAsia="Montserrat" w:hAnsi="Montserrat"/>
-          <w:sz w:val="20"/>
-          <w:szCs w:val="20"/>
-        </w:rPr>
-        <w:t xml:space="preserve">, </w:t>
-      </w:r>
-      <w:r>
-        <w:rPr>
-          <w:rFonts w:ascii="Courier New" w:cs="Courier New" w:eastAsia="Courier New" w:hAnsi="Courier New"/>
-          <w:sz w:val="18"/>
-          <w:szCs w:val="18"/>
-        </w:rPr>
-        <w:t xml:space="preserve">input.lightLevel()</w:t>
-      </w:r>
-      <w:r>
-        <w:rPr>
-          <w:rFonts w:ascii="Montserrat" w:cs="Montserrat" w:eastAsia="Montserrat" w:hAnsi="Montserrat"/>
-          <w:sz w:val="20"/>
-          <w:szCs w:val="20"/>
-        </w:rPr>
-        <w:t xml:space="preserve"> o </w:t>
-      </w:r>
-      <w:r>
-        <w:rPr>
-          <w:rFonts w:ascii="Courier New" w:cs="Courier New" w:eastAsia="Courier New" w:hAnsi="Courier New"/>
-          <w:sz w:val="18"/>
-          <w:szCs w:val="18"/>
-        </w:rPr>
-        <w:t xml:space="preserve">pins.analogReadPin(AnalogPin.P0)</w:t>
-      </w:r>
-      <w:r>
-        <w:rPr>
-          <w:rFonts w:ascii="Montserrat" w:cs="Montserrat" w:eastAsia="Montserrat" w:hAnsi="Montserrat"/>
-          <w:sz w:val="20"/>
-          <w:szCs w:val="20"/>
-        </w:rPr>
-        <w:t xml:space="preserve">.</w:t>
-      </w:r>
-    </w:p>
-    <w:p>
-      <w:pPr>
-        <w:pStyle w:val="Heading2"/>
-        <w:spacing w:after="140" w:before="300"/>
-      </w:pPr>
-      <w:r>
-        <w:rPr>
-          <w:rFonts w:ascii="Montserrat" w:cs="Montserrat" w:eastAsia="Montserrat" w:hAnsi="Montserrat"/>
-          <w:b/>
-          <w:bCs/>
-          <w:color w:val="000000"/>
-          <w:sz w:val="22"/>
-          <w:szCs w:val="22"/>
-        </w:rPr>
-        <w:t xml:space="preserve">3.3 · Configurar Bluetooth en MakeCode (paso a paso)</w:t>
-      </w:r>
-    </w:p>
-    <w:p>
-      <w:pPr>
-        <w:spacing w:after="140" w:line="300"/>
-      </w:pPr>
-      <w:r>
-        <w:rPr>
-          <w:rFonts w:ascii="Montserrat" w:cs="Montserrat" w:eastAsia="Montserrat" w:hAnsi="Montserrat"/>
-          <w:sz w:val="20"/>
-          <w:szCs w:val="20"/>
-        </w:rPr>
-        <w:t xml:space="preserve">La conexión inalámbrica usa el servicio UART de Bluetooth Low Energy. Requiere </w:t>
-      </w:r>
-      <w:r>
-        <w:rPr>
-          <w:rFonts w:ascii="Montserrat" w:cs="Montserrat" w:eastAsia="Montserrat" w:hAnsi="Montserrat"/>
-          <w:b/>
-          <w:bCs/>
-          <w:sz w:val="20"/>
-          <w:szCs w:val="20"/>
-        </w:rPr>
-        <w:t xml:space="preserve">dos configuraciones en MakeCode</w:t>
-      </w:r>
-      <w:r>
-        <w:rPr>
-          <w:rFonts w:ascii="Montserrat" w:cs="Montserrat" w:eastAsia="Montserrat" w:hAnsi="Montserrat"/>
-          <w:sz w:val="20"/>
-          <w:szCs w:val="20"/>
-        </w:rPr>
-        <w:t xml:space="preserve"> que suelen ser la causa de que “no conecte” cuando faltan:</w:t>
-      </w:r>
-    </w:p>
-    <w:p>
-      <w:pPr>
-        <w:spacing w:after="100" w:before="120" w:line="300"/>
-        <w:ind w:left="360" w:hanging="360"/>
-      </w:pPr>
-      <w:r>
-        <w:rPr>
-          <w:rFonts w:ascii="Montserrat" w:cs="Montserrat" w:eastAsia="Montserrat" w:hAnsi="Montserrat"/>
-          <w:b/>
-          <w:bCs/>
-          <w:sz w:val="20"/>
-          <w:szCs w:val="20"/>
-        </w:rPr>
-        <w:t xml:space="preserve">1.  </w:t>
-      </w:r>
-      <w:r>
-        <w:rPr>
-          <w:rFonts w:ascii="Montserrat" w:cs="Montserrat" w:eastAsia="Montserrat" w:hAnsi="Montserrat"/>
-          <w:b/>
-          <w:bCs/>
-          <w:sz w:val="20"/>
-          <w:szCs w:val="20"/>
-        </w:rPr>
-        <w:t xml:space="preserve">Agregar la extensión Bluetooth: </w:t>
-      </w:r>
-      <w:r>
-        <w:rPr>
-          <w:rFonts w:ascii="Montserrat" w:cs="Montserrat" w:eastAsia="Montserrat" w:hAnsi="Montserrat"/>
-          <w:sz w:val="20"/>
-          <w:szCs w:val="20"/>
-        </w:rPr>
-        <w:t xml:space="preserve">en el editor, abrí el menú de bloques y elegí </w:t>
-      </w:r>
-      <w:r>
-        <w:rPr>
-          <w:rFonts w:ascii="Montserrat" w:cs="Montserrat" w:eastAsia="Montserrat" w:hAnsi="Montserrat"/>
-          <w:b/>
-          <w:bCs/>
-          <w:sz w:val="20"/>
-          <w:szCs w:val="20"/>
-        </w:rPr>
-        <w:t xml:space="preserve">Extensiones</w:t>
-      </w:r>
-      <w:r>
-        <w:rPr>
-          <w:rFonts w:ascii="Montserrat" w:cs="Montserrat" w:eastAsia="Montserrat" w:hAnsi="Montserrat"/>
-          <w:sz w:val="20"/>
-          <w:szCs w:val="20"/>
-        </w:rPr>
-        <w:t xml:space="preserve"> (también está en ⚙ → Extensiones). Buscá </w:t>
-      </w:r>
-      <w:r>
-        <w:rPr>
-          <w:rFonts w:ascii="Courier New" w:cs="Courier New" w:eastAsia="Courier New" w:hAnsi="Courier New"/>
-          <w:sz w:val="18"/>
-          <w:szCs w:val="18"/>
-        </w:rPr>
-        <w:t xml:space="preserve">bluetooth</w:t>
-      </w:r>
-      <w:r>
-        <w:rPr>
-          <w:rFonts w:ascii="Montserrat" w:cs="Montserrat" w:eastAsia="Montserrat" w:hAnsi="Montserrat"/>
-          <w:sz w:val="20"/>
-          <w:szCs w:val="20"/>
-        </w:rPr>
-        <w:t xml:space="preserve"> y hacé clic en la tarjeta para agregarla. MakeCode avisa que quitará la extensión </w:t>
-      </w:r>
-      <w:r>
-        <w:rPr>
-          <w:rFonts w:ascii="Montserrat" w:cs="Montserrat" w:eastAsia="Montserrat" w:hAnsi="Montserrat"/>
-          <w:b/>
-          <w:bCs/>
-          <w:sz w:val="20"/>
-          <w:szCs w:val="20"/>
-        </w:rPr>
-        <w:t xml:space="preserve">radio</w:t>
-      </w:r>
-      <w:r>
-        <w:rPr>
-          <w:rFonts w:ascii="Montserrat" w:cs="Montserrat" w:eastAsia="Montserrat" w:hAnsi="Montserrat"/>
-          <w:sz w:val="20"/>
-          <w:szCs w:val="20"/>
-        </w:rPr>
-        <w:t xml:space="preserve">: aceptá (radio y Bluetooth no pueden convivir).</w:t>
-      </w:r>
-    </w:p>
-    <w:p>
-      <w:pPr>
-        <w:spacing w:after="100" w:before="120" w:line="300"/>
-        <w:ind w:left="360" w:hanging="360"/>
-      </w:pPr>
-      <w:r>
-        <w:rPr>
-          <w:rFonts w:ascii="Montserrat" w:cs="Montserrat" w:eastAsia="Montserrat" w:hAnsi="Montserrat"/>
-          <w:b/>
-          <w:bCs/>
-          <w:sz w:val="20"/>
-          <w:szCs w:val="20"/>
-        </w:rPr>
-        <w:t xml:space="preserve">2.  </w:t>
-      </w:r>
-      <w:r>
-        <w:rPr>
-          <w:rFonts w:ascii="Montserrat" w:cs="Montserrat" w:eastAsia="Montserrat" w:hAnsi="Montserrat"/>
-          <w:b/>
-          <w:bCs/>
-          <w:sz w:val="20"/>
-          <w:szCs w:val="20"/>
-        </w:rPr>
-        <w:t xml:space="preserve">Activar “No Pairing Required”: </w:t>
-      </w:r>
-      <w:r>
-        <w:rPr>
-          <w:rFonts w:ascii="Montserrat" w:cs="Montserrat" w:eastAsia="Montserrat" w:hAnsi="Montserrat"/>
-          <w:sz w:val="20"/>
-          <w:szCs w:val="20"/>
-        </w:rPr>
-        <w:t xml:space="preserve">abrí </w:t>
-      </w:r>
-      <w:r>
-        <w:rPr>
-          <w:rFonts w:ascii="Montserrat" w:cs="Montserrat" w:eastAsia="Montserrat" w:hAnsi="Montserrat"/>
-          <w:b/>
-          <w:bCs/>
-          <w:sz w:val="20"/>
-          <w:szCs w:val="20"/>
-        </w:rPr>
-        <w:t xml:space="preserve">⚙ → Configuración del proyecto</w:t>
-      </w:r>
-      <w:r>
-        <w:rPr>
-          <w:rFonts w:ascii="Montserrat" w:cs="Montserrat" w:eastAsia="Montserrat" w:hAnsi="Montserrat"/>
-          <w:sz w:val="20"/>
-          <w:szCs w:val="20"/>
-        </w:rPr>
-        <w:t xml:space="preserve"> (Project Settings) y seleccioná </w:t>
-      </w:r>
-      <w:r>
-        <w:rPr>
-          <w:rFonts w:ascii="Montserrat" w:cs="Montserrat" w:eastAsia="Montserrat" w:hAnsi="Montserrat"/>
-          <w:b/>
-          <w:bCs/>
-          <w:sz w:val="20"/>
-          <w:szCs w:val="20"/>
-        </w:rPr>
-        <w:t xml:space="preserve">“No Pairing Required: Anyone can connect via Bluetooth (JustWorks)”</w:t>
-      </w:r>
-      <w:r>
-        <w:rPr>
-          <w:rFonts w:ascii="Montserrat" w:cs="Montserrat" w:eastAsia="Montserrat" w:hAnsi="Montserrat"/>
-          <w:sz w:val="20"/>
-          <w:szCs w:val="20"/>
-        </w:rPr>
-        <w:t xml:space="preserve">. Guardá. Sin esto, Chrome/Edge muchas veces se quedan en “Conectando…” porque la micro:bit pide un emparejamiento que el navegador no completa.</w:t>
-      </w:r>
-    </w:p>
-    <w:p>
-      <w:pPr>
-        <w:spacing w:after="100" w:before="120" w:line="300"/>
-        <w:ind w:left="360" w:hanging="360"/>
-      </w:pPr>
-      <w:r>
-        <w:rPr>
-          <w:rFonts w:ascii="Montserrat" w:cs="Montserrat" w:eastAsia="Montserrat" w:hAnsi="Montserrat"/>
-          <w:b/>
-          <w:bCs/>
-          <w:sz w:val="20"/>
-          <w:szCs w:val="20"/>
-        </w:rPr>
-        <w:t xml:space="preserve">3.  </w:t>
-      </w:r>
-      <w:r>
-        <w:rPr>
-          <w:rFonts w:ascii="Montserrat" w:cs="Montserrat" w:eastAsia="Montserrat" w:hAnsi="Montserrat"/>
-          <w:sz w:val="20"/>
-          <w:szCs w:val="20"/>
-        </w:rPr>
-        <w:t xml:space="preserve">Si preferís editar la configuración a mano (</w:t>
-      </w:r>
-      <w:r>
-        <w:rPr>
-          <w:rFonts w:ascii="Courier New" w:cs="Courier New" w:eastAsia="Courier New" w:hAnsi="Courier New"/>
-          <w:sz w:val="18"/>
-          <w:szCs w:val="18"/>
-        </w:rPr>
-        <w:t xml:space="preserve">pxt.json</w:t>
-      </w:r>
-      <w:r>
-        <w:rPr>
-          <w:rFonts w:ascii="Montserrat" w:cs="Montserrat" w:eastAsia="Montserrat" w:hAnsi="Montserrat"/>
-          <w:sz w:val="20"/>
-          <w:szCs w:val="20"/>
-        </w:rPr>
-        <w:t xml:space="preserve">), la sección bluetooth debe incluir </w:t>
-      </w:r>
-      <w:r>
-        <w:rPr>
-          <w:rFonts w:ascii="Courier New" w:cs="Courier New" w:eastAsia="Courier New" w:hAnsi="Courier New"/>
-          <w:sz w:val="18"/>
-          <w:szCs w:val="18"/>
-        </w:rPr>
-        <w:t xml:space="preserve">"pairing_mode": 0</w:t>
-      </w:r>
-      <w:r>
-        <w:rPr>
-          <w:rFonts w:ascii="Montserrat" w:cs="Montserrat" w:eastAsia="Montserrat" w:hAnsi="Montserrat"/>
-          <w:sz w:val="20"/>
-          <w:szCs w:val="20"/>
-        </w:rPr>
-        <w:t xml:space="preserve">:</w:t>
-      </w:r>
-    </w:p>
-    <w:p>
-      <w:pPr>
-        <w:pBdr>
-          <w:left w:val="single" w:color="000000" w:sz="24" w:space="8"/>
-        </w:pBdr>
-        <w:shd w:fill="F5F5F5" w:val="clear"/>
-        <w:spacing w:after="0" w:line="260"/>
-        <w:ind w:left="240"/>
-      </w:pPr>
-      <w:r>
-        <w:rPr>
-          <w:rFonts w:ascii="Courier New" w:cs="Courier New" w:eastAsia="Courier New" w:hAnsi="Courier New"/>
-          <w:sz w:val="18"/>
-          <w:szCs w:val="18"/>
-        </w:rPr>
-        <w:t xml:space="preserve">"bluetooth": {</w:t>
-      </w:r>
-    </w:p>
-    <w:p>
-      <w:pPr>
-        <w:pBdr>
-          <w:left w:val="single" w:color="000000" w:sz="24" w:space="8"/>
-        </w:pBdr>
-        <w:shd w:fill="F5F5F5" w:val="clear"/>
-        <w:spacing w:after="0" w:line="260"/>
-        <w:ind w:left="240"/>
-      </w:pPr>
-      <w:r>
-        <w:rPr>
-          <w:rFonts w:ascii="Courier New" w:cs="Courier New" w:eastAsia="Courier New" w:hAnsi="Courier New"/>
-          <w:sz w:val="18"/>
-          <w:szCs w:val="18"/>
-        </w:rPr>
-        <w:t xml:space="preserve">    "open": 1,</w:t>
-      </w:r>
-    </w:p>
-    <w:p>
-      <w:pPr>
-        <w:pBdr>
-          <w:left w:val="single" w:color="000000" w:sz="24" w:space="8"/>
-        </w:pBdr>
-        <w:shd w:fill="F5F5F5" w:val="clear"/>
-        <w:spacing w:after="0" w:line="260"/>
-        <w:ind w:left="240"/>
-      </w:pPr>
-      <w:r>
-        <w:rPr>
-          <w:rFonts w:ascii="Courier New" w:cs="Courier New" w:eastAsia="Courier New" w:hAnsi="Courier New"/>
-          <w:sz w:val="18"/>
-          <w:szCs w:val="18"/>
-        </w:rPr>
-        <w:t xml:space="preserve">    "pairing_mode": 0,</w:t>
-      </w:r>
-    </w:p>
-    <w:p>
-      <w:pPr>
-        <w:pBdr>
-          <w:left w:val="single" w:color="000000" w:sz="24" w:space="8"/>
-        </w:pBdr>
-        <w:shd w:fill="F5F5F5" w:val="clear"/>
-        <w:spacing w:after="0" w:line="260"/>
-        <w:ind w:left="240"/>
-      </w:pPr>
-      <w:r>
-        <w:rPr>
-          <w:rFonts w:ascii="Courier New" w:cs="Courier New" w:eastAsia="Courier New" w:hAnsi="Courier New"/>
-          <w:sz w:val="18"/>
-          <w:szCs w:val="18"/>
-        </w:rPr>
-        <w:t xml:space="preserve">    "whitelist": 0,</w:t>
-      </w:r>
-    </w:p>
-    <w:p>
-      <w:pPr>
-        <w:pBdr>
-          <w:left w:val="single" w:color="000000" w:sz="24" w:space="8"/>
-        </w:pBdr>
-        <w:shd w:fill="F5F5F5" w:val="clear"/>
-        <w:spacing w:after="0" w:line="260"/>
-        <w:ind w:left="240"/>
-      </w:pPr>
-      <w:r>
-        <w:rPr>
-          <w:rFonts w:ascii="Courier New" w:cs="Courier New" w:eastAsia="Courier New" w:hAnsi="Courier New"/>
-          <w:sz w:val="18"/>
-          <w:szCs w:val="18"/>
-        </w:rPr>
-        <w:t xml:space="preserve">    "security_level": null</w:t>
-      </w:r>
-    </w:p>
-    <w:p>
-      <w:pPr>
-        <w:pBdr>
-          <w:left w:val="single" w:color="000000" w:sz="24" w:space="8"/>
-        </w:pBdr>
-        <w:shd w:fill="F5F5F5" w:val="clear"/>
-        <w:spacing w:after="200" w:line="260"/>
-        <w:ind w:left="240"/>
-      </w:pPr>
-      <w:r>
-        <w:rPr>
-          <w:rFonts w:ascii="Courier New" w:cs="Courier New" w:eastAsia="Courier New" w:hAnsi="Courier New"/>
-          <w:sz w:val="18"/>
-          <w:szCs w:val="18"/>
-        </w:rPr>
-        <w:t xml:space="preserve">}</w:t>
-      </w:r>
-    </w:p>
-    <w:p>
-      <w:pPr>
-        <w:spacing w:after="100" w:before="120" w:line="300"/>
-        <w:ind w:left="360" w:hanging="360"/>
-      </w:pPr>
-      <w:r>
-        <w:rPr>
-          <w:rFonts w:ascii="Montserrat" w:cs="Montserrat" w:eastAsia="Montserrat" w:hAnsi="Montserrat"/>
-          <w:b/>
-          <w:bCs/>
-          <w:sz w:val="20"/>
-          <w:szCs w:val="20"/>
-        </w:rPr>
-        <w:t xml:space="preserve">4.  </w:t>
-      </w:r>
-      <w:r>
-        <w:rPr>
-          <w:rFonts w:ascii="Montserrat" w:cs="Montserrat" w:eastAsia="Montserrat" w:hAnsi="Montserrat"/>
-          <w:b/>
-          <w:bCs/>
-          <w:sz w:val="20"/>
-          <w:szCs w:val="20"/>
-        </w:rPr>
-        <w:t xml:space="preserve">Volvé a descargar el programa</w:t>
-      </w:r>
-      <w:r>
-        <w:rPr>
-          <w:rFonts w:ascii="Montserrat" w:cs="Montserrat" w:eastAsia="Montserrat" w:hAnsi="Montserrat"/>
-          <w:sz w:val="20"/>
-          <w:szCs w:val="20"/>
-        </w:rPr>
-        <w:t xml:space="preserve"> a la micro:bit después de cambiar la configuración: los ajustes viven dentro del archivo .hex, no alcanza con cambiar la opción.</w:t>
-      </w:r>
-    </w:p>
-    <w:p>
-      <w:pPr>
-        <w:pBdr>
-          <w:left w:val="single" w:color="000000" w:sz="36" w:space="10"/>
-        </w:pBdr>
-        <w:shd w:fill="F5F5F5" w:val="clear"/>
-        <w:spacing w:after="220" w:before="160" w:line="290"/>
-        <w:ind w:left="120" w:right="120"/>
-      </w:pPr>
-      <w:r>
-        <w:rPr>
-          <w:rFonts w:ascii="Montserrat" w:cs="Montserrat" w:eastAsia="Montserrat" w:hAnsi="Montserrat"/>
-          <w:b/>
-          <w:bCs/>
-          <w:sz w:val="20"/>
-          <w:szCs w:val="20"/>
-        </w:rPr>
-        <w:t xml:space="preserve">Importante: </w:t>
-      </w:r>
-      <w:r>
-        <w:rPr>
-          <w:rFonts w:ascii="Montserrat" w:cs="Montserrat" w:eastAsia="Montserrat" w:hAnsi="Montserrat"/>
-          <w:sz w:val="20"/>
-          <w:szCs w:val="20"/>
-        </w:rPr>
-        <w:t xml:space="preserve">al agregar la extensión Bluetooth se desactiva el envío por serial USB. Un mismo programa no puede usar los dos a la vez: para volver a USB, quitá la extensión Bluetooth (Extensiones → papelera sobre bluetooth) y usá </w:t>
-      </w:r>
-      <w:r>
-        <w:rPr>
-          <w:rFonts w:ascii="Courier New" w:cs="Courier New" w:eastAsia="Courier New" w:hAnsi="Courier New"/>
-          <w:sz w:val="18"/>
-          <w:szCs w:val="18"/>
-        </w:rPr>
-        <w:t xml:space="preserve">serial.writeLine</w:t>
-      </w:r>
-      <w:r>
-        <w:rPr>
-          <w:rFonts w:ascii="Montserrat" w:cs="Montserrat" w:eastAsia="Montserrat" w:hAnsi="Montserrat"/>
-          <w:sz w:val="20"/>
-          <w:szCs w:val="20"/>
-        </w:rPr>
-        <w:t xml:space="preserve">.</w:t>
-      </w:r>
-    </w:p>
-    <w:p>
-      <w:pPr>
-        <w:pStyle w:val="Heading2"/>
-        <w:spacing w:after="140" w:before="300"/>
-      </w:pPr>
-      <w:r>
-        <w:rPr>
-          <w:rFonts w:ascii="Montserrat" w:cs="Montserrat" w:eastAsia="Montserrat" w:hAnsi="Montserrat"/>
-          <w:b/>
-          <w:bCs/>
-          <w:color w:val="000000"/>
-          <w:sz w:val="22"/>
-          <w:szCs w:val="22"/>
-        </w:rPr>
-        <w:t xml:space="preserve">3.4 · Código para conexión Bluetooth</w:t>
-      </w:r>
-    </w:p>
-    <w:p>
-      <w:pPr>
-        <w:spacing w:after="140" w:line="300"/>
-      </w:pPr>
-      <w:r>
-        <w:rPr>
-          <w:rFonts w:ascii="Montserrat" w:cs="Montserrat" w:eastAsia="Montserrat" w:hAnsi="Montserrat"/>
-          <w:sz w:val="20"/>
-          <w:szCs w:val="20"/>
-        </w:rPr>
-        <w:t xml:space="preserve">El código es igual al de USB, pero iniciando el servicio UART y escribiendo con </w:t>
-      </w:r>
-      <w:r>
-        <w:rPr>
-          <w:rFonts w:ascii="Courier New" w:cs="Courier New" w:eastAsia="Courier New" w:hAnsi="Courier New"/>
-          <w:sz w:val="18"/>
-          <w:szCs w:val="18"/>
-        </w:rPr>
-        <w:t xml:space="preserve">bluetooth.uartWriteLine</w:t>
-      </w:r>
-      <w:r>
-        <w:rPr>
-          <w:rFonts w:ascii="Montserrat" w:cs="Montserrat" w:eastAsia="Montserrat" w:hAnsi="Montserrat"/>
-          <w:sz w:val="20"/>
-          <w:szCs w:val="20"/>
-        </w:rPr>
-        <w:t xml:space="preserve">:</w:t>
-      </w:r>
-    </w:p>
-    <w:p>
-      <w:pPr>
-        <w:pBdr>
-          <w:left w:val="single" w:color="000000" w:sz="24" w:space="8"/>
-        </w:pBdr>
-        <w:shd w:fill="F5F5F5" w:val="clear"/>
-        <w:spacing w:after="0" w:line="260"/>
-        <w:ind w:left="240"/>
-      </w:pPr>
-      <w:r>
-        <w:rPr>
-          <w:rFonts w:ascii="Courier New" w:cs="Courier New" w:eastAsia="Courier New" w:hAnsi="Courier New"/>
-          <w:sz w:val="18"/>
-          <w:szCs w:val="18"/>
-        </w:rPr>
-        <w:t xml:space="preserve">let t = 0</w:t>
-      </w:r>
-    </w:p>
-    <w:p>
-      <w:pPr>
-        <w:pBdr>
-          <w:left w:val="single" w:color="000000" w:sz="24" w:space="8"/>
-        </w:pBdr>
-        <w:shd w:fill="F5F5F5" w:val="clear"/>
-        <w:spacing w:after="0" w:line="260"/>
-        <w:ind w:left="240"/>
-      </w:pPr>
-      <w:r>
-        <w:rPr>
-          <w:rFonts w:ascii="Courier New" w:cs="Courier New" w:eastAsia="Courier New" w:hAnsi="Courier New"/>
-          <w:sz w:val="18"/>
-          <w:szCs w:val="18"/>
-        </w:rPr>
-        <w:t xml:space="preserve">let valor = 0</w:t>
-      </w:r>
-    </w:p>
-    <w:p>
-      <w:pPr>
-        <w:pBdr>
-          <w:left w:val="single" w:color="000000" w:sz="24" w:space="8"/>
-        </w:pBdr>
-        <w:shd w:fill="F5F5F5" w:val="clear"/>
-        <w:spacing w:after="0" w:line="260"/>
-        <w:ind w:left="240"/>
-      </w:pPr>
-      <w:r>
-        <w:rPr>
-          <w:rFonts w:ascii="Courier New" w:cs="Courier New" w:eastAsia="Courier New" w:hAnsi="Courier New"/>
-          <w:sz w:val="18"/>
-          <w:szCs w:val="18"/>
-        </w:rPr>
-        <w:t xml:space="preserve">bluetooth.startUartService()</w:t>
-      </w:r>
-    </w:p>
-    <w:p>
-      <w:pPr>
-        <w:pBdr>
-          <w:left w:val="single" w:color="000000" w:sz="24" w:space="8"/>
-        </w:pBdr>
-        <w:shd w:fill="F5F5F5" w:val="clear"/>
-        <w:spacing w:after="0" w:line="260"/>
-        <w:ind w:left="240"/>
-      </w:pPr>
-      <w:r>
-        <w:rPr>
-          <w:rFonts w:ascii="Courier New" w:cs="Courier New" w:eastAsia="Courier New" w:hAnsi="Courier New"/>
-          <w:sz w:val="18"/>
-          <w:szCs w:val="18"/>
-        </w:rPr>
-        <w:t xml:space="preserve"> </w:t>
-      </w:r>
-    </w:p>
-    <w:p>
-      <w:pPr>
-        <w:pBdr>
-          <w:left w:val="single" w:color="000000" w:sz="24" w:space="8"/>
-        </w:pBdr>
-        <w:shd w:fill="F5F5F5" w:val="clear"/>
-        <w:spacing w:after="0" w:line="260"/>
-        <w:ind w:left="240"/>
-      </w:pPr>
-      <w:r>
-        <w:rPr>
-          <w:rFonts w:ascii="Courier New" w:cs="Courier New" w:eastAsia="Courier New" w:hAnsi="Courier New"/>
-          <w:sz w:val="18"/>
-          <w:szCs w:val="18"/>
-        </w:rPr>
-        <w:t xml:space="preserve">basic.forever(function () {</w:t>
-      </w:r>
-    </w:p>
-    <w:p>
-      <w:pPr>
-        <w:pBdr>
-          <w:left w:val="single" w:color="000000" w:sz="24" w:space="8"/>
-        </w:pBdr>
-        <w:shd w:fill="F5F5F5" w:val="clear"/>
-        <w:spacing w:after="0" w:line="260"/>
-        <w:ind w:left="240"/>
-      </w:pPr>
-      <w:r>
-        <w:rPr>
-          <w:rFonts w:ascii="Courier New" w:cs="Courier New" w:eastAsia="Courier New" w:hAnsi="Courier New"/>
-          <w:sz w:val="18"/>
-          <w:szCs w:val="18"/>
-        </w:rPr>
-        <w:t xml:space="preserve">    t = input.runningTime()</w:t>
-      </w:r>
-    </w:p>
-    <w:p>
-      <w:pPr>
-        <w:pBdr>
-          <w:left w:val="single" w:color="000000" w:sz="24" w:space="8"/>
-        </w:pBdr>
-        <w:shd w:fill="F5F5F5" w:val="clear"/>
-        <w:spacing w:after="0" w:line="260"/>
-        <w:ind w:left="240"/>
-      </w:pPr>
-      <w:r>
-        <w:rPr>
-          <w:rFonts w:ascii="Courier New" w:cs="Courier New" w:eastAsia="Courier New" w:hAnsi="Courier New"/>
-          <w:sz w:val="18"/>
-          <w:szCs w:val="18"/>
-        </w:rPr>
-        <w:t xml:space="preserve">    valor = input.acceleration(Dimension.X)</w:t>
-      </w:r>
-    </w:p>
-    <w:p>
-      <w:pPr>
-        <w:pBdr>
-          <w:left w:val="single" w:color="000000" w:sz="24" w:space="8"/>
-        </w:pBdr>
-        <w:shd w:fill="F5F5F5" w:val="clear"/>
-        <w:spacing w:after="0" w:line="260"/>
-        <w:ind w:left="240"/>
-      </w:pPr>
-      <w:r>
-        <w:rPr>
-          <w:rFonts w:ascii="Courier New" w:cs="Courier New" w:eastAsia="Courier New" w:hAnsi="Courier New"/>
-          <w:sz w:val="18"/>
-          <w:szCs w:val="18"/>
-        </w:rPr>
-        <w:t xml:space="preserve">    bluetooth.uartWriteLine("" + t + "," + valor)</w:t>
-      </w:r>
-    </w:p>
-    <w:p>
-      <w:pPr>
-        <w:pBdr>
-          <w:left w:val="single" w:color="000000" w:sz="24" w:space="8"/>
-        </w:pBdr>
-        <w:shd w:fill="F5F5F5" w:val="clear"/>
-        <w:spacing w:after="0" w:line="260"/>
-        <w:ind w:left="240"/>
-      </w:pPr>
-      <w:r>
-        <w:rPr>
-          <w:rFonts w:ascii="Courier New" w:cs="Courier New" w:eastAsia="Courier New" w:hAnsi="Courier New"/>
-          <w:sz w:val="18"/>
-          <w:szCs w:val="18"/>
-        </w:rPr>
-        <w:t xml:space="preserve">    basic.pause(100)</w:t>
-      </w:r>
-    </w:p>
-    <w:p>
-      <w:pPr>
-        <w:pBdr>
-          <w:left w:val="single" w:color="000000" w:sz="24" w:space="8"/>
-        </w:pBdr>
-        <w:shd w:fill="F5F5F5" w:val="clear"/>
-        <w:spacing w:after="200" w:line="260"/>
-        <w:ind w:left="240"/>
-      </w:pPr>
-      <w:r>
-        <w:rPr>
-          <w:rFonts w:ascii="Courier New" w:cs="Courier New" w:eastAsia="Courier New" w:hAnsi="Courier New"/>
-          <w:sz w:val="18"/>
-          <w:szCs w:val="18"/>
-        </w:rPr>
-        <w:t xml:space="preserve">})</w:t>
-      </w:r>
-    </w:p>
-    <w:p>
-      <w:pPr>
-        <w:spacing w:after="140" w:line="300"/>
-      </w:pPr>
-      <w:r>
-        <w:rPr>
-          <w:rFonts w:ascii="Montserrat" w:cs="Montserrat" w:eastAsia="Montserrat" w:hAnsi="Montserrat"/>
-          <w:sz w:val="20"/>
-          <w:szCs w:val="20"/>
-        </w:rPr>
-        <w:t xml:space="preserve">Otros sensores, misma estructura: </w:t>
-      </w:r>
-      <w:r>
-        <w:rPr>
-          <w:rFonts w:ascii="Courier New" w:cs="Courier New" w:eastAsia="Courier New" w:hAnsi="Courier New"/>
-          <w:sz w:val="18"/>
-          <w:szCs w:val="18"/>
-        </w:rPr>
-        <w:t xml:space="preserve">input.temperature()</w:t>
-      </w:r>
-      <w:r>
-        <w:rPr>
-          <w:rFonts w:ascii="Montserrat" w:cs="Montserrat" w:eastAsia="Montserrat" w:hAnsi="Montserrat"/>
-          <w:sz w:val="20"/>
-          <w:szCs w:val="20"/>
-        </w:rPr>
-        <w:t xml:space="preserve"> con pausa de 500–1000 ms, </w:t>
-      </w:r>
-      <w:r>
-        <w:rPr>
-          <w:rFonts w:ascii="Courier New" w:cs="Courier New" w:eastAsia="Courier New" w:hAnsi="Courier New"/>
-          <w:sz w:val="18"/>
-          <w:szCs w:val="18"/>
-        </w:rPr>
-        <w:t xml:space="preserve">input.lightLevel()</w:t>
-      </w:r>
-      <w:r>
-        <w:rPr>
-          <w:rFonts w:ascii="Montserrat" w:cs="Montserrat" w:eastAsia="Montserrat" w:hAnsi="Montserrat"/>
-          <w:sz w:val="20"/>
-          <w:szCs w:val="20"/>
-        </w:rPr>
-        <w:t xml:space="preserve"> con 100–200 ms, </w:t>
-      </w:r>
-      <w:r>
-        <w:rPr>
-          <w:rFonts w:ascii="Courier New" w:cs="Courier New" w:eastAsia="Courier New" w:hAnsi="Courier New"/>
-          <w:sz w:val="18"/>
-          <w:szCs w:val="18"/>
-        </w:rPr>
-        <w:t xml:space="preserve">input.compassHeading()</w:t>
-      </w:r>
-      <w:r>
-        <w:rPr>
-          <w:rFonts w:ascii="Montserrat" w:cs="Montserrat" w:eastAsia="Montserrat" w:hAnsi="Montserrat"/>
-          <w:sz w:val="20"/>
-          <w:szCs w:val="20"/>
-        </w:rPr>
-        <w:t xml:space="preserve"> con 100 ms.</w:t>
-      </w:r>
-    </w:p>
-    <w:p>
-      <w:pPr>
-        <w:pStyle w:val="Heading2"/>
-        <w:spacing w:after="140" w:before="300"/>
-      </w:pPr>
-      <w:r>
-        <w:rPr>
-          <w:rFonts w:ascii="Montserrat" w:cs="Montserrat" w:eastAsia="Montserrat" w:hAnsi="Montserrat"/>
-          <w:b/>
-          <w:bCs/>
-          <w:color w:val="000000"/>
-          <w:sz w:val="22"/>
-          <w:szCs w:val="22"/>
-        </w:rPr>
-        <w:t xml:space="preserve">3.5 · Consejos de MakeCode</w:t>
-      </w:r>
-    </w:p>
-    <w:p>
-      <w:pPr>
-        <w:pStyle w:val="ListParagraph"/>
-        <w:numPr>
-          <w:ilvl w:val="0"/>
-          <w:numId w:val="2"/>
-        </w:numPr>
-        <w:spacing w:after="80" w:line="280"/>
-      </w:pPr>
-      <w:r>
-        <w:rPr>
-          <w:rFonts w:ascii="Montserrat" w:cs="Montserrat" w:eastAsia="Montserrat" w:hAnsi="Montserrat"/>
-          <w:b/>
-          <w:bCs/>
-          <w:sz w:val="20"/>
-          <w:szCs w:val="20"/>
-        </w:rPr>
-        <w:t xml:space="preserve">Feedback visual: </w:t>
-      </w:r>
-      <w:r>
-        <w:rPr>
-          <w:rFonts w:ascii="Montserrat" w:cs="Montserrat" w:eastAsia="Montserrat" w:hAnsi="Montserrat"/>
-          <w:sz w:val="20"/>
-          <w:szCs w:val="20"/>
-        </w:rPr>
-        <w:t xml:space="preserve">agregá </w:t>
-      </w:r>
-      <w:r>
-        <w:rPr>
-          <w:rFonts w:ascii="Courier New" w:cs="Courier New" w:eastAsia="Courier New" w:hAnsi="Courier New"/>
-          <w:sz w:val="18"/>
-          <w:szCs w:val="18"/>
-        </w:rPr>
-        <w:t xml:space="preserve">basic.showIcon(IconNames.Yes)</w:t>
-      </w:r>
-      <w:r>
-        <w:rPr>
-          <w:rFonts w:ascii="Montserrat" w:cs="Montserrat" w:eastAsia="Montserrat" w:hAnsi="Montserrat"/>
-          <w:sz w:val="20"/>
-          <w:szCs w:val="20"/>
-        </w:rPr>
-        <w:t xml:space="preserve"> en </w:t>
-      </w:r>
-      <w:r>
-        <w:rPr>
-          <w:rFonts w:ascii="Courier New" w:cs="Courier New" w:eastAsia="Courier New" w:hAnsi="Courier New"/>
-          <w:sz w:val="18"/>
-          <w:szCs w:val="18"/>
-        </w:rPr>
-        <w:t xml:space="preserve">al iniciar</w:t>
-      </w:r>
-      <w:r>
-        <w:rPr>
-          <w:rFonts w:ascii="Montserrat" w:cs="Montserrat" w:eastAsia="Montserrat" w:hAnsi="Montserrat"/>
-          <w:sz w:val="20"/>
-          <w:szCs w:val="20"/>
-        </w:rPr>
-        <w:t xml:space="preserve"> para saber que el programa arrancó. Evitá dejar animaciones o </w:t>
-      </w:r>
-      <w:r>
-        <w:rPr>
-          <w:rFonts w:ascii="Courier New" w:cs="Courier New" w:eastAsia="Courier New" w:hAnsi="Courier New"/>
-          <w:sz w:val="18"/>
-          <w:szCs w:val="18"/>
-        </w:rPr>
-        <w:t xml:space="preserve">showNumber</w:t>
-      </w:r>
-      <w:r>
-        <w:rPr>
-          <w:rFonts w:ascii="Montserrat" w:cs="Montserrat" w:eastAsia="Montserrat" w:hAnsi="Montserrat"/>
-          <w:sz w:val="20"/>
-          <w:szCs w:val="20"/>
-        </w:rPr>
-        <w:t xml:space="preserve"> dentro del bucle de medición: la pantalla LED enlentece el envío de datos.</w:t>
-      </w:r>
-    </w:p>
-    <w:p>
-      <w:pPr>
-        <w:pStyle w:val="ListParagraph"/>
-        <w:numPr>
-          <w:ilvl w:val="0"/>
-          <w:numId w:val="2"/>
-        </w:numPr>
-        <w:spacing w:after="80" w:line="280"/>
-      </w:pPr>
-      <w:r>
-        <w:rPr>
-          <w:rFonts w:ascii="Montserrat" w:cs="Montserrat" w:eastAsia="Montserrat" w:hAnsi="Montserrat"/>
-          <w:b/>
-          <w:bCs/>
-          <w:sz w:val="20"/>
-          <w:szCs w:val="20"/>
-        </w:rPr>
-        <w:t xml:space="preserve">Micro:bit a batería: </w:t>
-      </w:r>
-      <w:r>
-        <w:rPr>
-          <w:rFonts w:ascii="Montserrat" w:cs="Montserrat" w:eastAsia="Montserrat" w:hAnsi="Montserrat"/>
-          <w:sz w:val="20"/>
-          <w:szCs w:val="20"/>
-        </w:rPr>
-        <w:t xml:space="preserve">para Bluetooth conviene desconectar el cable USB y alimentar con el portapilas; el timestamp de </w:t>
-      </w:r>
-      <w:r>
-        <w:rPr>
-          <w:rFonts w:ascii="Courier New" w:cs="Courier New" w:eastAsia="Courier New" w:hAnsi="Courier New"/>
-          <w:sz w:val="18"/>
-          <w:szCs w:val="18"/>
-        </w:rPr>
-        <w:t xml:space="preserve">input.runningTime()</w:t>
-      </w:r>
-      <w:r>
-        <w:rPr>
-          <w:rFonts w:ascii="Montserrat" w:cs="Montserrat" w:eastAsia="Montserrat" w:hAnsi="Montserrat"/>
-          <w:sz w:val="20"/>
-          <w:szCs w:val="20"/>
-        </w:rPr>
-        <w:t xml:space="preserve"> sigue funcionando igual.</w:t>
-      </w:r>
-    </w:p>
-    <w:p>
-      <w:pPr>
-        <w:pStyle w:val="ListParagraph"/>
-        <w:numPr>
-          <w:ilvl w:val="0"/>
-          <w:numId w:val="2"/>
-        </w:numPr>
-        <w:spacing w:after="80" w:line="280"/>
-      </w:pPr>
-      <w:r>
-        <w:rPr>
-          <w:rFonts w:ascii="Montserrat" w:cs="Montserrat" w:eastAsia="Montserrat" w:hAnsi="Montserrat"/>
-          <w:b/>
-          <w:bCs/>
-          <w:sz w:val="20"/>
-          <w:szCs w:val="20"/>
-        </w:rPr>
-        <w:t xml:space="preserve">Velocidad real: </w:t>
-      </w:r>
-      <w:r>
-        <w:rPr>
-          <w:rFonts w:ascii="Courier New" w:cs="Courier New" w:eastAsia="Courier New" w:hAnsi="Courier New"/>
-          <w:sz w:val="18"/>
-          <w:szCs w:val="18"/>
-        </w:rPr>
-        <w:t xml:space="preserve">basic.forever</w:t>
-      </w:r>
-      <w:r>
-        <w:rPr>
-          <w:rFonts w:ascii="Montserrat" w:cs="Montserrat" w:eastAsia="Montserrat" w:hAnsi="Montserrat"/>
-          <w:sz w:val="20"/>
-          <w:szCs w:val="20"/>
-        </w:rPr>
-        <w:t xml:space="preserve"> agrega ~20 ms ocultos por vuelta, por eso </w:t>
-      </w:r>
-      <w:r>
-        <w:rPr>
-          <w:rFonts w:ascii="Courier New" w:cs="Courier New" w:eastAsia="Courier New" w:hAnsi="Courier New"/>
-          <w:sz w:val="18"/>
-          <w:szCs w:val="18"/>
-        </w:rPr>
-        <w:t xml:space="preserve">pause(100)</w:t>
-      </w:r>
-      <w:r>
-        <w:rPr>
-          <w:rFonts w:ascii="Montserrat" w:cs="Montserrat" w:eastAsia="Montserrat" w:hAnsi="Montserrat"/>
-          <w:sz w:val="20"/>
-          <w:szCs w:val="20"/>
-        </w:rPr>
-        <w:t xml:space="preserve"> da ~8 Hz reales. Para fenómenos rápidos usá </w:t>
-      </w:r>
-      <w:r>
-        <w:rPr>
-          <w:rFonts w:ascii="Courier New" w:cs="Courier New" w:eastAsia="Courier New" w:hAnsi="Courier New"/>
-          <w:sz w:val="18"/>
-          <w:szCs w:val="18"/>
-        </w:rPr>
-        <w:t xml:space="preserve">loops.everyInterval(10, ...)</w:t>
-      </w:r>
-      <w:r>
-        <w:rPr>
-          <w:rFonts w:ascii="Montserrat" w:cs="Montserrat" w:eastAsia="Montserrat" w:hAnsi="Montserrat"/>
-          <w:sz w:val="20"/>
-          <w:szCs w:val="20"/>
-        </w:rPr>
-        <w:t xml:space="preserve"> (~100 Hz reales, el máximo recomendado):</w:t>
-      </w:r>
-    </w:p>
-    <w:p>
-      <w:pPr>
-        <w:pBdr>
-          <w:left w:val="single" w:color="000000" w:sz="24" w:space="8"/>
-        </w:pBdr>
-        <w:shd w:fill="F5F5F5" w:val="clear"/>
-        <w:spacing w:after="0" w:line="260"/>
-        <w:ind w:left="240"/>
-      </w:pPr>
-      <w:r>
-        <w:rPr>
-          <w:rFonts w:ascii="Courier New" w:cs="Courier New" w:eastAsia="Courier New" w:hAnsi="Courier New"/>
-          <w:sz w:val="18"/>
-          <w:szCs w:val="18"/>
-        </w:rPr>
-        <w:t xml:space="preserve">// Alta velocidad: ~100 Hz reales</w:t>
-      </w:r>
-    </w:p>
-    <w:p>
-      <w:pPr>
-        <w:pBdr>
-          <w:left w:val="single" w:color="000000" w:sz="24" w:space="8"/>
-        </w:pBdr>
-        <w:shd w:fill="F5F5F5" w:val="clear"/>
-        <w:spacing w:after="0" w:line="260"/>
-        <w:ind w:left="240"/>
-      </w:pPr>
-      <w:r>
-        <w:rPr>
-          <w:rFonts w:ascii="Courier New" w:cs="Courier New" w:eastAsia="Courier New" w:hAnsi="Courier New"/>
-          <w:sz w:val="18"/>
-          <w:szCs w:val="18"/>
-        </w:rPr>
-        <w:t xml:space="preserve">loops.everyInterval(10, function () {</w:t>
-      </w:r>
-    </w:p>
-    <w:p>
-      <w:pPr>
-        <w:pBdr>
-          <w:left w:val="single" w:color="000000" w:sz="24" w:space="8"/>
-        </w:pBdr>
-        <w:shd w:fill="F5F5F5" w:val="clear"/>
-        <w:spacing w:after="0" w:line="260"/>
-        <w:ind w:left="240"/>
-      </w:pPr>
-      <w:r>
-        <w:rPr>
-          <w:rFonts w:ascii="Courier New" w:cs="Courier New" w:eastAsia="Courier New" w:hAnsi="Courier New"/>
-          <w:sz w:val="18"/>
-          <w:szCs w:val="18"/>
-        </w:rPr>
-        <w:t xml:space="preserve">    let t = input.runningTime()</w:t>
-      </w:r>
-    </w:p>
-    <w:p>
-      <w:pPr>
-        <w:pBdr>
-          <w:left w:val="single" w:color="000000" w:sz="24" w:space="8"/>
-        </w:pBdr>
-        <w:shd w:fill="F5F5F5" w:val="clear"/>
-        <w:spacing w:after="0" w:line="260"/>
-        <w:ind w:left="240"/>
-      </w:pPr>
-      <w:r>
-        <w:rPr>
-          <w:rFonts w:ascii="Courier New" w:cs="Courier New" w:eastAsia="Courier New" w:hAnsi="Courier New"/>
-          <w:sz w:val="18"/>
-          <w:szCs w:val="18"/>
-        </w:rPr>
-        <w:t xml:space="preserve">    let valor = input.acceleration(Dimension.X)</w:t>
-      </w:r>
-    </w:p>
-    <w:p>
-      <w:pPr>
-        <w:pBdr>
-          <w:left w:val="single" w:color="000000" w:sz="24" w:space="8"/>
-        </w:pBdr>
-        <w:shd w:fill="F5F5F5" w:val="clear"/>
-        <w:spacing w:after="0" w:line="260"/>
-        <w:ind w:left="240"/>
-      </w:pPr>
-      <w:r>
-        <w:rPr>
-          <w:rFonts w:ascii="Courier New" w:cs="Courier New" w:eastAsia="Courier New" w:hAnsi="Courier New"/>
-          <w:sz w:val="18"/>
-          <w:szCs w:val="18"/>
-        </w:rPr>
-        <w:t xml:space="preserve">    serial.writeLine("" + t + "," + valor)</w:t>
-      </w:r>
-    </w:p>
-    <w:p>
-      <w:pPr>
-        <w:pBdr>
-          <w:left w:val="single" w:color="000000" w:sz="24" w:space="8"/>
-        </w:pBdr>
-        <w:shd w:fill="F5F5F5" w:val="clear"/>
-        <w:spacing w:after="200" w:line="260"/>
-        <w:ind w:left="240"/>
-      </w:pPr>
-      <w:r>
-        <w:rPr>
-          <w:rFonts w:ascii="Courier New" w:cs="Courier New" w:eastAsia="Courier New" w:hAnsi="Courier New"/>
-          <w:sz w:val="18"/>
-          <w:szCs w:val="18"/>
-        </w:rPr>
-        <w:t xml:space="preserve">})</w:t>
-      </w:r>
-    </w:p>
-    <w:p>
-      <w:pPr>
-        <w:spacing w:after="140" w:line="300"/>
-      </w:pPr>
-      <w:r>
-        <w:rPr>
-          <w:rFonts w:ascii="Montserrat" w:cs="Montserrat" w:eastAsia="Montserrat" w:hAnsi="Montserrat"/>
-          <w:sz w:val="20"/>
-          <w:szCs w:val="20"/>
-        </w:rPr>
-        <w:t xml:space="preserve">Frecuencias recomendadas según el experimento:</w:t>
+        <w:t xml:space="preserve">La micro:bit puede enviar los datos por </w:t>
+      </w:r>
+      <w:r>
+        <w:rPr>
+          <w:rFonts w:ascii="Montserrat" w:cs="Montserrat" w:eastAsia="Montserrat" w:hAnsi="Montserrat"/>
+          <w:b/>
+          <w:bCs/>
+          <w:sz w:val="20"/>
+          <w:szCs w:val="20"/>
+        </w:rPr>
+        <w:t xml:space="preserve">cable USB (conexión Serial)</w:t>
+      </w:r>
+      <w:r>
+        <w:rPr>
+          <w:rFonts w:ascii="Montserrat" w:cs="Montserrat" w:eastAsia="Montserrat" w:hAnsi="Montserrat"/>
+          <w:sz w:val="20"/>
+          <w:szCs w:val="20"/>
+        </w:rPr>
+        <w:t xml:space="preserve"> o por </w:t>
+      </w:r>
+      <w:r>
+        <w:rPr>
+          <w:rFonts w:ascii="Montserrat" w:cs="Montserrat" w:eastAsia="Montserrat" w:hAnsi="Montserrat"/>
+          <w:b/>
+          <w:bCs/>
+          <w:sz w:val="20"/>
+          <w:szCs w:val="20"/>
+        </w:rPr>
+        <w:t xml:space="preserve">Bluetooth (BLE)</w:t>
+      </w:r>
+      <w:r>
+        <w:rPr>
+          <w:rFonts w:ascii="Montserrat" w:cs="Montserrat" w:eastAsia="Montserrat" w:hAnsi="Montserrat"/>
+          <w:sz w:val="20"/>
+          <w:szCs w:val="20"/>
+        </w:rPr>
+        <w:t xml:space="preserve">. El resto de la guía se divide en dos caminos; solo tenés que seguir uno.</w:t>
       </w:r>
     </w:p>
     <w:tbl>
@@ -2206,13 +668,13 @@
           <w:bottom w:val="single" w:color="000000" w:sz="8"/>
           <w:right w:val="none" w:color="FFFFFF" w:sz="0"/>
           <w:insideH w:val="single" w:color="CCCCCC" w:sz="4"/>
-          <w:insideV w:val="none" w:color="FFFFFF" w:sz="0"/>
+          <w:insideV w:val="single" w:color="CCCCCC" w:sz="4"/>
         </w:tblBorders>
       </w:tblPr>
       <w:tblGrid>
-        <w:gridCol w:w="3200"/>
-        <w:gridCol w:w="2600"/>
-        <w:gridCol w:w="3272"/>
+        <w:gridCol w:w="2800"/>
+        <w:gridCol w:w="3236"/>
+        <w:gridCol w:w="3036"/>
       </w:tblGrid>
       <w:tr>
         <w:trPr>
@@ -2220,7 +682,7 @@
         </w:trPr>
         <w:tc>
           <w:tcPr>
-            <w:tcW w:type="dxa" w:w="3200"/>
+            <w:tcW w:type="dxa" w:w="2800"/>
             <w:shd w:fill="000000" w:val="clear"/>
             <w:tcMar>
               <w:top w:type="dxa" w:w="80"/>
@@ -2232,7 +694,7 @@
           </w:tcPr>
           <w:p>
             <w:pPr>
-              <w:spacing w:after="0"/>
+              <w:spacing w:after="0" w:line="264"/>
             </w:pPr>
             <w:r>
               <w:rPr>
@@ -2243,13 +705,13 @@
                 <w:sz w:val="18"/>
                 <w:szCs w:val="18"/>
               </w:rPr>
-              <w:t xml:space="preserve">Experimento</w:t>
+              <w:t xml:space="preserve">Criterio</w:t>
             </w:r>
           </w:p>
         </w:tc>
         <w:tc>
           <w:tcPr>
-            <w:tcW w:type="dxa" w:w="2600"/>
+            <w:tcW w:type="dxa" w:w="3236"/>
             <w:shd w:fill="000000" w:val="clear"/>
             <w:tcMar>
               <w:top w:type="dxa" w:w="80"/>
@@ -2261,7 +723,7 @@
           </w:tcPr>
           <w:p>
             <w:pPr>
-              <w:spacing w:after="0"/>
+              <w:spacing w:after="0" w:line="264"/>
             </w:pPr>
             <w:r>
               <w:rPr>
@@ -2272,13 +734,13 @@
                 <w:sz w:val="18"/>
                 <w:szCs w:val="18"/>
               </w:rPr>
-              <w:t xml:space="preserve">Frecuencia</w:t>
+              <w:t xml:space="preserve">CAMINO A · Serial (USB)</w:t>
             </w:r>
           </w:p>
         </w:tc>
         <w:tc>
           <w:tcPr>
-            <w:tcW w:type="dxa" w:w="3272"/>
+            <w:tcW w:type="dxa" w:w="3036"/>
             <w:shd w:fill="000000" w:val="clear"/>
             <w:tcMar>
               <w:top w:type="dxa" w:w="80"/>
@@ -2290,7 +752,7 @@
           </w:tcPr>
           <w:p>
             <w:pPr>
-              <w:spacing w:after="0"/>
+              <w:spacing w:after="0" w:line="264"/>
             </w:pPr>
             <w:r>
               <w:rPr>
@@ -2301,7 +763,7 @@
                 <w:sz w:val="18"/>
                 <w:szCs w:val="18"/>
               </w:rPr>
-              <w:t xml:space="preserve">Pausa (ms)</w:t>
+              <w:t xml:space="preserve">CAMINO B · Bluetooth</w:t>
             </w:r>
           </w:p>
         </w:tc>
@@ -2309,7 +771,7 @@
       <w:tr>
         <w:tc>
           <w:tcPr>
-            <w:tcW w:type="dxa" w:w="3200"/>
+            <w:tcW w:type="dxa" w:w="2800"/>
             <w:shd w:fill="FFFFFF" w:val="clear"/>
             <w:tcMar>
               <w:top w:type="dxa" w:w="80"/>
@@ -2321,7 +783,7 @@
           </w:tcPr>
           <w:p>
             <w:pPr>
-              <w:spacing w:after="0"/>
+              <w:spacing w:after="0" w:line="264"/>
             </w:pPr>
             <w:r>
               <w:rPr>
@@ -2332,13 +794,13 @@
                 <w:sz w:val="18"/>
                 <w:szCs w:val="18"/>
               </w:rPr>
-              <w:t xml:space="preserve">Temperatura</w:t>
+              <w:t xml:space="preserve">Velocidad real máxima</w:t>
             </w:r>
           </w:p>
         </w:tc>
         <w:tc>
           <w:tcPr>
-            <w:tcW w:type="dxa" w:w="2600"/>
+            <w:tcW w:type="dxa" w:w="3236"/>
             <w:shd w:fill="FFFFFF" w:val="clear"/>
             <w:tcMar>
               <w:top w:type="dxa" w:w="80"/>
@@ -2350,7 +812,1483 @@
           </w:tcPr>
           <w:p>
             <w:pPr>
-              <w:spacing w:after="0"/>
+              <w:spacing w:after="0" w:line="264"/>
+            </w:pPr>
+            <w:r>
+              <w:rPr>
+                <w:rFonts w:ascii="Montserrat" w:cs="Montserrat" w:eastAsia="Montserrat" w:hAnsi="Montserrat"/>
+                <w:b w:val="false"/>
+                <w:bCs w:val="false"/>
+                <w:color w:val="000000"/>
+                <w:sz w:val="18"/>
+                <w:szCs w:val="18"/>
+              </w:rPr>
+              <w:t xml:space="preserve">~100 Hz (everyInterval)</w:t>
+            </w:r>
+          </w:p>
+        </w:tc>
+        <w:tc>
+          <w:tcPr>
+            <w:tcW w:type="dxa" w:w="3036"/>
+            <w:shd w:fill="FFFFFF" w:val="clear"/>
+            <w:tcMar>
+              <w:top w:type="dxa" w:w="80"/>
+              <w:left w:type="dxa" w:w="120"/>
+              <w:bottom w:type="dxa" w:w="80"/>
+              <w:right w:type="dxa" w:w="120"/>
+            </w:tcMar>
+            <w:vAlign w:val="center"/>
+          </w:tcPr>
+          <w:p>
+            <w:pPr>
+              <w:spacing w:after="0" w:line="264"/>
+            </w:pPr>
+            <w:r>
+              <w:rPr>
+                <w:rFonts w:ascii="Montserrat" w:cs="Montserrat" w:eastAsia="Montserrat" w:hAnsi="Montserrat"/>
+                <w:b w:val="false"/>
+                <w:bCs w:val="false"/>
+                <w:color w:val="000000"/>
+                <w:sz w:val="18"/>
+                <w:szCs w:val="18"/>
+              </w:rPr>
+              <w:t xml:space="preserve">~30–50 Hz</w:t>
+            </w:r>
+          </w:p>
+        </w:tc>
+      </w:tr>
+      <w:tr>
+        <w:tc>
+          <w:tcPr>
+            <w:tcW w:type="dxa" w:w="2800"/>
+            <w:shd w:fill="FFFFFF" w:val="clear"/>
+            <w:tcMar>
+              <w:top w:type="dxa" w:w="80"/>
+              <w:left w:type="dxa" w:w="120"/>
+              <w:bottom w:type="dxa" w:w="80"/>
+              <w:right w:type="dxa" w:w="120"/>
+            </w:tcMar>
+            <w:vAlign w:val="center"/>
+          </w:tcPr>
+          <w:p>
+            <w:pPr>
+              <w:spacing w:after="0" w:line="264"/>
+            </w:pPr>
+            <w:r>
+              <w:rPr>
+                <w:rFonts w:ascii="Montserrat" w:cs="Montserrat" w:eastAsia="Montserrat" w:hAnsi="Montserrat"/>
+                <w:b w:val="false"/>
+                <w:bCs w:val="false"/>
+                <w:color w:val="000000"/>
+                <w:sz w:val="18"/>
+                <w:szCs w:val="18"/>
+              </w:rPr>
+              <w:t xml:space="preserve">Latencia</w:t>
+            </w:r>
+          </w:p>
+        </w:tc>
+        <w:tc>
+          <w:tcPr>
+            <w:tcW w:type="dxa" w:w="3236"/>
+            <w:shd w:fill="FFFFFF" w:val="clear"/>
+            <w:tcMar>
+              <w:top w:type="dxa" w:w="80"/>
+              <w:left w:type="dxa" w:w="120"/>
+              <w:bottom w:type="dxa" w:w="80"/>
+              <w:right w:type="dxa" w:w="120"/>
+            </w:tcMar>
+            <w:vAlign w:val="center"/>
+          </w:tcPr>
+          <w:p>
+            <w:pPr>
+              <w:spacing w:after="0" w:line="264"/>
+            </w:pPr>
+            <w:r>
+              <w:rPr>
+                <w:rFonts w:ascii="Montserrat" w:cs="Montserrat" w:eastAsia="Montserrat" w:hAnsi="Montserrat"/>
+                <w:b w:val="false"/>
+                <w:bCs w:val="false"/>
+                <w:color w:val="000000"/>
+                <w:sz w:val="18"/>
+                <w:szCs w:val="18"/>
+              </w:rPr>
+              <w:t xml:space="preserve">Baja y estable</w:t>
+            </w:r>
+          </w:p>
+        </w:tc>
+        <w:tc>
+          <w:tcPr>
+            <w:tcW w:type="dxa" w:w="3036"/>
+            <w:shd w:fill="FFFFFF" w:val="clear"/>
+            <w:tcMar>
+              <w:top w:type="dxa" w:w="80"/>
+              <w:left w:type="dxa" w:w="120"/>
+              <w:bottom w:type="dxa" w:w="80"/>
+              <w:right w:type="dxa" w:w="120"/>
+            </w:tcMar>
+            <w:vAlign w:val="center"/>
+          </w:tcPr>
+          <w:p>
+            <w:pPr>
+              <w:spacing w:after="0" w:line="264"/>
+            </w:pPr>
+            <w:r>
+              <w:rPr>
+                <w:rFonts w:ascii="Montserrat" w:cs="Montserrat" w:eastAsia="Montserrat" w:hAnsi="Montserrat"/>
+                <w:b w:val="false"/>
+                <w:bCs w:val="false"/>
+                <w:color w:val="000000"/>
+                <w:sz w:val="18"/>
+                <w:szCs w:val="18"/>
+              </w:rPr>
+              <w:t xml:space="preserve">Variable: los datos llegan en lotes</w:t>
+            </w:r>
+          </w:p>
+        </w:tc>
+      </w:tr>
+      <w:tr>
+        <w:tc>
+          <w:tcPr>
+            <w:tcW w:type="dxa" w:w="2800"/>
+            <w:shd w:fill="FFFFFF" w:val="clear"/>
+            <w:tcMar>
+              <w:top w:type="dxa" w:w="80"/>
+              <w:left w:type="dxa" w:w="120"/>
+              <w:bottom w:type="dxa" w:w="80"/>
+              <w:right w:type="dxa" w:w="120"/>
+            </w:tcMar>
+            <w:vAlign w:val="center"/>
+          </w:tcPr>
+          <w:p>
+            <w:pPr>
+              <w:spacing w:after="0" w:line="264"/>
+            </w:pPr>
+            <w:r>
+              <w:rPr>
+                <w:rFonts w:ascii="Montserrat" w:cs="Montserrat" w:eastAsia="Montserrat" w:hAnsi="Montserrat"/>
+                <w:b w:val="false"/>
+                <w:bCs w:val="false"/>
+                <w:color w:val="000000"/>
+                <w:sz w:val="18"/>
+                <w:szCs w:val="18"/>
+              </w:rPr>
+              <w:t xml:space="preserve">Configuración en MakeCode</w:t>
+            </w:r>
+          </w:p>
+        </w:tc>
+        <w:tc>
+          <w:tcPr>
+            <w:tcW w:type="dxa" w:w="3236"/>
+            <w:shd w:fill="FFFFFF" w:val="clear"/>
+            <w:tcMar>
+              <w:top w:type="dxa" w:w="80"/>
+              <w:left w:type="dxa" w:w="120"/>
+              <w:bottom w:type="dxa" w:w="80"/>
+              <w:right w:type="dxa" w:w="120"/>
+            </w:tcMar>
+            <w:vAlign w:val="center"/>
+          </w:tcPr>
+          <w:p>
+            <w:pPr>
+              <w:spacing w:after="0" w:line="264"/>
+            </w:pPr>
+            <w:r>
+              <w:rPr>
+                <w:rFonts w:ascii="Montserrat" w:cs="Montserrat" w:eastAsia="Montserrat" w:hAnsi="Montserrat"/>
+                <w:b w:val="false"/>
+                <w:bCs w:val="false"/>
+                <w:color w:val="000000"/>
+                <w:sz w:val="18"/>
+                <w:szCs w:val="18"/>
+              </w:rPr>
+              <w:t xml:space="preserve">Ninguna extra</w:t>
+            </w:r>
+          </w:p>
+        </w:tc>
+        <w:tc>
+          <w:tcPr>
+            <w:tcW w:type="dxa" w:w="3036"/>
+            <w:shd w:fill="FFFFFF" w:val="clear"/>
+            <w:tcMar>
+              <w:top w:type="dxa" w:w="80"/>
+              <w:left w:type="dxa" w:w="120"/>
+              <w:bottom w:type="dxa" w:w="80"/>
+              <w:right w:type="dxa" w:w="120"/>
+            </w:tcMar>
+            <w:vAlign w:val="center"/>
+          </w:tcPr>
+          <w:p>
+            <w:pPr>
+              <w:spacing w:after="0" w:line="264"/>
+            </w:pPr>
+            <w:r>
+              <w:rPr>
+                <w:rFonts w:ascii="Montserrat" w:cs="Montserrat" w:eastAsia="Montserrat" w:hAnsi="Montserrat"/>
+                <w:b w:val="false"/>
+                <w:bCs w:val="false"/>
+                <w:color w:val="000000"/>
+                <w:sz w:val="18"/>
+                <w:szCs w:val="18"/>
+              </w:rPr>
+              <w:t xml:space="preserve">Extensión bluetooth + "No Pairing Required"</w:t>
+            </w:r>
+          </w:p>
+        </w:tc>
+      </w:tr>
+      <w:tr>
+        <w:tc>
+          <w:tcPr>
+            <w:tcW w:type="dxa" w:w="2800"/>
+            <w:shd w:fill="FFFFFF" w:val="clear"/>
+            <w:tcMar>
+              <w:top w:type="dxa" w:w="80"/>
+              <w:left w:type="dxa" w:w="120"/>
+              <w:bottom w:type="dxa" w:w="80"/>
+              <w:right w:type="dxa" w:w="120"/>
+            </w:tcMar>
+            <w:vAlign w:val="center"/>
+          </w:tcPr>
+          <w:p>
+            <w:pPr>
+              <w:spacing w:after="0" w:line="264"/>
+            </w:pPr>
+            <w:r>
+              <w:rPr>
+                <w:rFonts w:ascii="Montserrat" w:cs="Montserrat" w:eastAsia="Montserrat" w:hAnsi="Montserrat"/>
+                <w:b w:val="false"/>
+                <w:bCs w:val="false"/>
+                <w:color w:val="000000"/>
+                <w:sz w:val="18"/>
+                <w:szCs w:val="18"/>
+              </w:rPr>
+              <w:t xml:space="preserve">Movilidad del experimento</w:t>
+            </w:r>
+          </w:p>
+        </w:tc>
+        <w:tc>
+          <w:tcPr>
+            <w:tcW w:type="dxa" w:w="3236"/>
+            <w:shd w:fill="FFFFFF" w:val="clear"/>
+            <w:tcMar>
+              <w:top w:type="dxa" w:w="80"/>
+              <w:left w:type="dxa" w:w="120"/>
+              <w:bottom w:type="dxa" w:w="80"/>
+              <w:right w:type="dxa" w:w="120"/>
+            </w:tcMar>
+            <w:vAlign w:val="center"/>
+          </w:tcPr>
+          <w:p>
+            <w:pPr>
+              <w:spacing w:after="0" w:line="264"/>
+            </w:pPr>
+            <w:r>
+              <w:rPr>
+                <w:rFonts w:ascii="Montserrat" w:cs="Montserrat" w:eastAsia="Montserrat" w:hAnsi="Montserrat"/>
+                <w:b w:val="false"/>
+                <w:bCs w:val="false"/>
+                <w:color w:val="000000"/>
+                <w:sz w:val="18"/>
+                <w:szCs w:val="18"/>
+              </w:rPr>
+              <w:t xml:space="preserve">Limitada por el cable</w:t>
+            </w:r>
+          </w:p>
+        </w:tc>
+        <w:tc>
+          <w:tcPr>
+            <w:tcW w:type="dxa" w:w="3036"/>
+            <w:shd w:fill="FFFFFF" w:val="clear"/>
+            <w:tcMar>
+              <w:top w:type="dxa" w:w="80"/>
+              <w:left w:type="dxa" w:w="120"/>
+              <w:bottom w:type="dxa" w:w="80"/>
+              <w:right w:type="dxa" w:w="120"/>
+            </w:tcMar>
+            <w:vAlign w:val="center"/>
+          </w:tcPr>
+          <w:p>
+            <w:pPr>
+              <w:spacing w:after="0" w:line="264"/>
+            </w:pPr>
+            <w:r>
+              <w:rPr>
+                <w:rFonts w:ascii="Montserrat" w:cs="Montserrat" w:eastAsia="Montserrat" w:hAnsi="Montserrat"/>
+                <w:b w:val="false"/>
+                <w:bCs w:val="false"/>
+                <w:color w:val="000000"/>
+                <w:sz w:val="18"/>
+                <w:szCs w:val="18"/>
+              </w:rPr>
+              <w:t xml:space="preserve">Total (~10 m, a batería)</w:t>
+            </w:r>
+          </w:p>
+        </w:tc>
+      </w:tr>
+      <w:tr>
+        <w:tc>
+          <w:tcPr>
+            <w:tcW w:type="dxa" w:w="2800"/>
+            <w:shd w:fill="FFFFFF" w:val="clear"/>
+            <w:tcMar>
+              <w:top w:type="dxa" w:w="80"/>
+              <w:left w:type="dxa" w:w="120"/>
+              <w:bottom w:type="dxa" w:w="80"/>
+              <w:right w:type="dxa" w:w="120"/>
+            </w:tcMar>
+            <w:vAlign w:val="center"/>
+          </w:tcPr>
+          <w:p>
+            <w:pPr>
+              <w:spacing w:after="0" w:line="264"/>
+            </w:pPr>
+            <w:r>
+              <w:rPr>
+                <w:rFonts w:ascii="Montserrat" w:cs="Montserrat" w:eastAsia="Montserrat" w:hAnsi="Montserrat"/>
+                <w:b w:val="false"/>
+                <w:bCs w:val="false"/>
+                <w:color w:val="000000"/>
+                <w:sz w:val="18"/>
+                <w:szCs w:val="18"/>
+              </w:rPr>
+              <w:t xml:space="preserve">Dificultad de conexión</w:t>
+            </w:r>
+          </w:p>
+        </w:tc>
+        <w:tc>
+          <w:tcPr>
+            <w:tcW w:type="dxa" w:w="3236"/>
+            <w:shd w:fill="FFFFFF" w:val="clear"/>
+            <w:tcMar>
+              <w:top w:type="dxa" w:w="80"/>
+              <w:left w:type="dxa" w:w="120"/>
+              <w:bottom w:type="dxa" w:w="80"/>
+              <w:right w:type="dxa" w:w="120"/>
+            </w:tcMar>
+            <w:vAlign w:val="center"/>
+          </w:tcPr>
+          <w:p>
+            <w:pPr>
+              <w:spacing w:after="0" w:line="264"/>
+            </w:pPr>
+            <w:r>
+              <w:rPr>
+                <w:rFonts w:ascii="Montserrat" w:cs="Montserrat" w:eastAsia="Montserrat" w:hAnsi="Montserrat"/>
+                <w:b w:val="false"/>
+                <w:bCs w:val="false"/>
+                <w:color w:val="000000"/>
+                <w:sz w:val="18"/>
+                <w:szCs w:val="18"/>
+              </w:rPr>
+              <w:t xml:space="preserve">Muy simple</w:t>
+            </w:r>
+          </w:p>
+        </w:tc>
+        <w:tc>
+          <w:tcPr>
+            <w:tcW w:type="dxa" w:w="3036"/>
+            <w:shd w:fill="FFFFFF" w:val="clear"/>
+            <w:tcMar>
+              <w:top w:type="dxa" w:w="80"/>
+              <w:left w:type="dxa" w:w="120"/>
+              <w:bottom w:type="dxa" w:w="80"/>
+              <w:right w:type="dxa" w:w="120"/>
+            </w:tcMar>
+            <w:vAlign w:val="center"/>
+          </w:tcPr>
+          <w:p>
+            <w:pPr>
+              <w:spacing w:after="0" w:line="264"/>
+            </w:pPr>
+            <w:r>
+              <w:rPr>
+                <w:rFonts w:ascii="Montserrat" w:cs="Montserrat" w:eastAsia="Montserrat" w:hAnsi="Montserrat"/>
+                <w:b w:val="false"/>
+                <w:bCs w:val="false"/>
+                <w:color w:val="000000"/>
+                <w:sz w:val="18"/>
+                <w:szCs w:val="18"/>
+              </w:rPr>
+              <w:t xml:space="preserve">Requiere configurar bien el proyecto</w:t>
+            </w:r>
+          </w:p>
+        </w:tc>
+      </w:tr>
+    </w:tbl>
+    <w:p>
+      <w:pPr>
+        <w:spacing w:after="160"/>
+      </w:pPr>
+    </w:p>
+    <w:p>
+      <w:pPr>
+        <w:spacing w:after="140" w:line="300"/>
+      </w:pPr>
+      <w:r>
+        <w:rPr>
+          <w:rFonts w:ascii="Montserrat" w:cs="Montserrat" w:eastAsia="Montserrat" w:hAnsi="Montserrat"/>
+          <w:b/>
+          <w:bCs/>
+          <w:sz w:val="20"/>
+          <w:szCs w:val="20"/>
+        </w:rPr>
+        <w:t xml:space="preserve">Recomendación: </w:t>
+      </w:r>
+      <w:r>
+        <w:rPr>
+          <w:rFonts w:ascii="Montserrat" w:cs="Montserrat" w:eastAsia="Montserrat" w:hAnsi="Montserrat"/>
+          <w:sz w:val="20"/>
+          <w:szCs w:val="20"/>
+        </w:rPr>
+        <w:t xml:space="preserve">usá el </w:t>
+      </w:r>
+      <w:r>
+        <w:rPr>
+          <w:rFonts w:ascii="Montserrat" w:cs="Montserrat" w:eastAsia="Montserrat" w:hAnsi="Montserrat"/>
+          <w:b/>
+          <w:bCs/>
+          <w:sz w:val="20"/>
+          <w:szCs w:val="20"/>
+        </w:rPr>
+        <w:t xml:space="preserve">Camino A (Serial)</w:t>
+      </w:r>
+      <w:r>
+        <w:rPr>
+          <w:rFonts w:ascii="Montserrat" w:cs="Montserrat" w:eastAsia="Montserrat" w:hAnsi="Montserrat"/>
+          <w:sz w:val="20"/>
+          <w:szCs w:val="20"/>
+        </w:rPr>
+        <w:t xml:space="preserve"> siempre que el experimento lo permita: es más simple, más rápido y con tiempos más estables. Reservá el </w:t>
+      </w:r>
+      <w:r>
+        <w:rPr>
+          <w:rFonts w:ascii="Montserrat" w:cs="Montserrat" w:eastAsia="Montserrat" w:hAnsi="Montserrat"/>
+          <w:b/>
+          <w:bCs/>
+          <w:sz w:val="20"/>
+          <w:szCs w:val="20"/>
+        </w:rPr>
+        <w:t xml:space="preserve">Camino B (Bluetooth)</w:t>
+      </w:r>
+      <w:r>
+        <w:rPr>
+          <w:rFonts w:ascii="Montserrat" w:cs="Montserrat" w:eastAsia="Montserrat" w:hAnsi="Montserrat"/>
+          <w:sz w:val="20"/>
+          <w:szCs w:val="20"/>
+        </w:rPr>
+        <w:t xml:space="preserve"> para experimentos donde el cable molesta o es imposible: péndulos largos, carritos, caída libre, sistemas rotantes.</w:t>
+      </w:r>
+    </w:p>
+    <w:p>
+      <w:pPr>
+        <w:pStyle w:val="Heading2"/>
+        <w:spacing w:after="140" w:before="300"/>
+      </w:pPr>
+      <w:r>
+        <w:rPr>
+          <w:rFonts w:ascii="Montserrat" w:cs="Montserrat" w:eastAsia="Montserrat" w:hAnsi="Montserrat"/>
+          <w:b/>
+          <w:bCs/>
+          <w:color w:val="000000"/>
+          <w:sz w:val="22"/>
+          <w:szCs w:val="22"/>
+        </w:rPr>
+        <w:t xml:space="preserve">¿Por qué importa la latencia? (y por qué pedimos el timestamp)</w:t>
+      </w:r>
+    </w:p>
+    <w:p>
+      <w:pPr>
+        <w:spacing w:after="140" w:line="300"/>
+      </w:pPr>
+      <w:r>
+        <w:rPr>
+          <w:rFonts w:ascii="Montserrat" w:cs="Montserrat" w:eastAsia="Montserrat" w:hAnsi="Montserrat"/>
+          <w:sz w:val="20"/>
+          <w:szCs w:val="20"/>
+        </w:rPr>
+        <w:t xml:space="preserve">Los datos no viajan de a uno: tanto el USB como el Bluetooth los entregan al navegador </w:t>
+      </w:r>
+      <w:r>
+        <w:rPr>
+          <w:rFonts w:ascii="Montserrat" w:cs="Montserrat" w:eastAsia="Montserrat" w:hAnsi="Montserrat"/>
+          <w:b/>
+          <w:bCs/>
+          <w:sz w:val="20"/>
+          <w:szCs w:val="20"/>
+        </w:rPr>
+        <w:t xml:space="preserve">en lotes</w:t>
+      </w:r>
+      <w:r>
+        <w:rPr>
+          <w:rFonts w:ascii="Montserrat" w:cs="Montserrat" w:eastAsia="Montserrat" w:hAnsi="Montserrat"/>
+          <w:sz w:val="20"/>
+          <w:szCs w:val="20"/>
+        </w:rPr>
+        <w:t xml:space="preserve">. Si la plataforma les pusiera la hora al llegar, todos los puntos de un mismo lote quedarían con el mismo tiempo (además, el reloj del navegador tiene una resolución limitada, de ~16 ms). Con Bluetooth el efecto es mayor: la radio agrupa los datos según su intervalo de conexión (~30–50 ms) y la latencia varía punto a punto.</w:t>
+      </w:r>
+    </w:p>
+    <w:p>
+      <w:pPr>
+        <w:spacing w:after="140" w:line="300"/>
+      </w:pPr>
+      <w:r>
+        <w:rPr>
+          <w:rFonts w:ascii="Montserrat" w:cs="Montserrat" w:eastAsia="Montserrat" w:hAnsi="Montserrat"/>
+          <w:sz w:val="20"/>
+          <w:szCs w:val="20"/>
+        </w:rPr>
+        <w:t xml:space="preserve">La solución es que </w:t>
+      </w:r>
+      <w:r>
+        <w:rPr>
+          <w:rFonts w:ascii="Montserrat" w:cs="Montserrat" w:eastAsia="Montserrat" w:hAnsi="Montserrat"/>
+          <w:b/>
+          <w:bCs/>
+          <w:sz w:val="20"/>
+          <w:szCs w:val="20"/>
+        </w:rPr>
+        <w:t xml:space="preserve">la propia micro:bit marque la hora de cada medición</w:t>
+      </w:r>
+      <w:r>
+        <w:rPr>
+          <w:rFonts w:ascii="Montserrat" w:cs="Montserrat" w:eastAsia="Montserrat" w:hAnsi="Montserrat"/>
+          <w:sz w:val="20"/>
+          <w:szCs w:val="20"/>
+        </w:rPr>
+        <w:t xml:space="preserve"> con </w:t>
+      </w:r>
+      <w:r>
+        <w:rPr>
+          <w:rFonts w:ascii="Courier New" w:cs="Courier New" w:eastAsia="Courier New" w:hAnsi="Courier New"/>
+          <w:sz w:val="18"/>
+          <w:szCs w:val="18"/>
+        </w:rPr>
+        <w:t xml:space="preserve">input.runningTime()</w:t>
+      </w:r>
+      <w:r>
+        <w:rPr>
+          <w:rFonts w:ascii="Montserrat" w:cs="Montserrat" w:eastAsia="Montserrat" w:hAnsi="Montserrat"/>
+          <w:sz w:val="20"/>
+          <w:szCs w:val="20"/>
+        </w:rPr>
+        <w:t xml:space="preserve"> (milisegundos desde que encendió) y la envíe junto al valor: </w:t>
+      </w:r>
+      <w:r>
+        <w:rPr>
+          <w:rFonts w:ascii="Courier New" w:cs="Courier New" w:eastAsia="Courier New" w:hAnsi="Courier New"/>
+          <w:sz w:val="18"/>
+          <w:szCs w:val="18"/>
+        </w:rPr>
+        <w:t xml:space="preserve">tiempo,valor</w:t>
+      </w:r>
+      <w:r>
+        <w:rPr>
+          <w:rFonts w:ascii="Montserrat" w:cs="Montserrat" w:eastAsia="Montserrat" w:hAnsi="Montserrat"/>
+          <w:sz w:val="20"/>
+          <w:szCs w:val="20"/>
+        </w:rPr>
+        <w:t xml:space="preserve">. Así cada punto lleva el instante real en que se midió, sin importar cuándo ni cómo llegó al navegador. Por eso todos los códigos de esta guía envían el timestamp, y la casilla </w:t>
+      </w:r>
+      <w:r>
+        <w:rPr>
+          <w:rFonts w:ascii="Montserrat" w:cs="Montserrat" w:eastAsia="Montserrat" w:hAnsi="Montserrat"/>
+          <w:b/>
+          <w:bCs/>
+          <w:sz w:val="20"/>
+          <w:szCs w:val="20"/>
+        </w:rPr>
+        <w:t xml:space="preserve">“Micro:bit envía timestamp”</w:t>
+      </w:r>
+      <w:r>
+        <w:rPr>
+          <w:rFonts w:ascii="Montserrat" w:cs="Montserrat" w:eastAsia="Montserrat" w:hAnsi="Montserrat"/>
+          <w:sz w:val="20"/>
+          <w:szCs w:val="20"/>
+        </w:rPr>
+        <w:t xml:space="preserve"> de la plataforma está activada por defecto.</w:t>
+      </w:r>
+    </w:p>
+    <w:p>
+      <w:pPr>
+        <w:pBdr>
+          <w:left w:val="single" w:color="000000" w:sz="36" w:space="10"/>
+        </w:pBdr>
+        <w:shd w:fill="F5F5F5" w:val="clear"/>
+        <w:spacing w:after="220" w:before="160" w:line="290"/>
+        <w:ind w:left="120" w:right="120"/>
+      </w:pPr>
+      <w:r>
+        <w:rPr>
+          <w:rFonts w:ascii="Montserrat" w:cs="Montserrat" w:eastAsia="Montserrat" w:hAnsi="Montserrat"/>
+          <w:b/>
+          <w:bCs/>
+          <w:sz w:val="20"/>
+          <w:szCs w:val="20"/>
+        </w:rPr>
+        <w:t xml:space="preserve">En resumen: </w:t>
+      </w:r>
+      <w:r>
+        <w:rPr>
+          <w:rFonts w:ascii="Montserrat" w:cs="Montserrat" w:eastAsia="Montserrat" w:hAnsi="Montserrat"/>
+          <w:sz w:val="20"/>
+          <w:szCs w:val="20"/>
+        </w:rPr>
+        <w:t xml:space="preserve">el timestamp de la micro:bit “desarma” los lotes y devuelve a cada punto su tiempo verdadero. Es imprescindible en Bluetooth y muy recomendable en USB para fenómenos rápidos.</w:t>
+      </w:r>
+    </w:p>
+    <w:p>
+      <w:pPr>
+        <w:spacing w:after="140" w:line="300"/>
+      </w:pPr>
+      <w:r>
+        <w:rPr>
+          <w:rFonts w:ascii="Montserrat" w:cs="Montserrat" w:eastAsia="Montserrat" w:hAnsi="Montserrat"/>
+          <w:sz w:val="20"/>
+          <w:szCs w:val="20"/>
+        </w:rPr>
+        <w:t xml:space="preserve">Ahora sí, elegí tu camino:</w:t>
+      </w:r>
+    </w:p>
+    <w:p>
+      <w:pPr>
+        <w:shd w:fill="000000" w:val="clear"/>
+        <w:spacing w:after="280" w:before="240" w:line="300"/>
+        <w:jc w:val="center"/>
+      </w:pPr>
+      <w:hyperlink w:history="1" w:anchor="caminoA">
+        <w:r>
+          <w:rPr>
+            <w:rFonts w:ascii="Montserrat" w:cs="Montserrat" w:eastAsia="Montserrat" w:hAnsi="Montserrat"/>
+            <w:b/>
+            <w:bCs/>
+            <w:color w:val="FFFFFF"/>
+            <w:sz w:val="21"/>
+            <w:szCs w:val="21"/>
+          </w:rPr>
+          <w:t xml:space="preserve">➜  CAMINO A — CONEXIÓN SERIAL POR USB (RECOMENDADO)</w:t>
+        </w:r>
+      </w:hyperlink>
+    </w:p>
+    <w:p>
+      <w:pPr>
+        <w:shd w:fill="000000" w:val="clear"/>
+        <w:spacing w:after="280" w:before="240" w:line="300"/>
+        <w:jc w:val="center"/>
+      </w:pPr>
+      <w:hyperlink w:history="1" w:anchor="caminoB">
+        <w:r>
+          <w:rPr>
+            <w:rFonts w:ascii="Montserrat" w:cs="Montserrat" w:eastAsia="Montserrat" w:hAnsi="Montserrat"/>
+            <w:b/>
+            <w:bCs/>
+            <w:color w:val="FFFFFF"/>
+            <w:sz w:val="21"/>
+            <w:szCs w:val="21"/>
+          </w:rPr>
+          <w:t xml:space="preserve">➜  CAMINO B — CONEXIÓN BLUETOOTH</w:t>
+        </w:r>
+      </w:hyperlink>
+    </w:p>
+    <w:p>
+      <w:pPr>
+        <w:pStyle w:val="Heading1"/>
+        <w:pBdr>
+          <w:bottom w:val="single" w:color="000000" w:sz="18" w:space="4"/>
+        </w:pBdr>
+        <w:spacing w:after="200" w:before="420"/>
+      </w:pPr>
+      <w:bookmarkStart w:name="caminoA" w:id="101"/>
+      <w:r>
+        <w:rPr>
+          <w:rFonts w:ascii="Montserrat" w:cs="Montserrat" w:eastAsia="Montserrat" w:hAnsi="Montserrat"/>
+          <w:b/>
+          <w:bCs/>
+          <w:color w:val="000000"/>
+          <w:sz w:val="26"/>
+          <w:szCs w:val="26"/>
+        </w:rPr>
+        <w:t xml:space="preserve">4 · CAMINO A — CONEXIÓN SERIAL POR USB</w:t>
+      </w:r>
+      <w:bookmarkEnd w:id="101"/>
+    </w:p>
+    <w:p>
+      <w:pPr>
+        <w:pStyle w:val="Heading2"/>
+        <w:spacing w:after="140" w:before="300"/>
+      </w:pPr>
+      <w:r>
+        <w:rPr>
+          <w:rFonts w:ascii="Montserrat" w:cs="Montserrat" w:eastAsia="Montserrat" w:hAnsi="Montserrat"/>
+          <w:b/>
+          <w:bCs/>
+          <w:color w:val="000000"/>
+          <w:sz w:val="22"/>
+          <w:szCs w:val="22"/>
+        </w:rPr>
+        <w:t xml:space="preserve">4.1 · El programa en MakeCode, línea por línea</w:t>
+      </w:r>
+    </w:p>
+    <w:p>
+      <w:pPr>
+        <w:spacing w:after="140" w:line="300"/>
+      </w:pPr>
+      <w:r>
+        <w:rPr>
+          <w:rFonts w:ascii="Montserrat" w:cs="Montserrat" w:eastAsia="Montserrat" w:hAnsi="Montserrat"/>
+          <w:sz w:val="20"/>
+          <w:szCs w:val="20"/>
+        </w:rPr>
+        <w:t xml:space="preserve">Entrá a </w:t>
+      </w:r>
+      <w:r>
+        <w:rPr>
+          <w:rFonts w:ascii="Montserrat" w:cs="Montserrat" w:eastAsia="Montserrat" w:hAnsi="Montserrat"/>
+          <w:b/>
+          <w:bCs/>
+          <w:sz w:val="20"/>
+          <w:szCs w:val="20"/>
+        </w:rPr>
+        <w:t xml:space="preserve">makecode.microbit.org</w:t>
+      </w:r>
+      <w:r>
+        <w:rPr>
+          <w:rFonts w:ascii="Montserrat" w:cs="Montserrat" w:eastAsia="Montserrat" w:hAnsi="Montserrat"/>
+          <w:sz w:val="20"/>
+          <w:szCs w:val="20"/>
+        </w:rPr>
+        <w:t xml:space="preserve">, creá un </w:t>
+      </w:r>
+      <w:r>
+        <w:rPr>
+          <w:rFonts w:ascii="Montserrat" w:cs="Montserrat" w:eastAsia="Montserrat" w:hAnsi="Montserrat"/>
+          <w:b/>
+          <w:bCs/>
+          <w:sz w:val="20"/>
+          <w:szCs w:val="20"/>
+        </w:rPr>
+        <w:t xml:space="preserve">Nuevo proyecto</w:t>
+      </w:r>
+      <w:r>
+        <w:rPr>
+          <w:rFonts w:ascii="Montserrat" w:cs="Montserrat" w:eastAsia="Montserrat" w:hAnsi="Montserrat"/>
+          <w:sz w:val="20"/>
+          <w:szCs w:val="20"/>
+        </w:rPr>
+        <w:t xml:space="preserve"> y pegá este código (en la vista JavaScript; MakeCode lo convierte a bloques automáticamente). No hace falta ninguna extensión:</w:t>
+      </w:r>
+    </w:p>
+    <w:p>
+      <w:pPr>
+        <w:pBdr>
+          <w:left w:val="single" w:color="000000" w:sz="24" w:space="8"/>
+        </w:pBdr>
+        <w:shd w:fill="F5F5F5" w:val="clear"/>
+        <w:spacing w:after="0" w:line="264"/>
+        <w:ind w:left="240"/>
+      </w:pPr>
+      <w:r>
+        <w:rPr>
+          <w:rFonts w:ascii="Courier New" w:cs="Courier New" w:eastAsia="Courier New" w:hAnsi="Courier New"/>
+          <w:sz w:val="18"/>
+          <w:szCs w:val="18"/>
+        </w:rPr>
+        <w:t xml:space="preserve">basic.forever(function () {</w:t>
+      </w:r>
+      <w:r>
+        <w:rPr>
+          <w:rFonts w:ascii="Montserrat" w:cs="Montserrat" w:eastAsia="Montserrat" w:hAnsi="Montserrat"/>
+          <w:i/>
+          <w:iCs/>
+          <w:color w:val="555555"/>
+          <w:sz w:val="16"/>
+          <w:szCs w:val="16"/>
+        </w:rPr>
+        <w:t xml:space="preserve">   ← repite para siempre</w:t>
+      </w:r>
+    </w:p>
+    <w:p>
+      <w:pPr>
+        <w:pBdr>
+          <w:left w:val="single" w:color="000000" w:sz="24" w:space="8"/>
+        </w:pBdr>
+        <w:shd w:fill="F5F5F5" w:val="clear"/>
+        <w:spacing w:after="0" w:line="264"/>
+        <w:ind w:left="240"/>
+      </w:pPr>
+      <w:r>
+        <w:rPr>
+          <w:rFonts w:ascii="Courier New" w:cs="Courier New" w:eastAsia="Courier New" w:hAnsi="Courier New"/>
+          <w:sz w:val="18"/>
+          <w:szCs w:val="18"/>
+        </w:rPr>
+        <w:t xml:space="preserve">    let t = input.runningTime()</w:t>
+      </w:r>
+      <w:r>
+        <w:rPr>
+          <w:rFonts w:ascii="Montserrat" w:cs="Montserrat" w:eastAsia="Montserrat" w:hAnsi="Montserrat"/>
+          <w:i/>
+          <w:iCs/>
+          <w:color w:val="555555"/>
+          <w:sz w:val="16"/>
+          <w:szCs w:val="16"/>
+        </w:rPr>
+        <w:t xml:space="preserve">   ← timestamp: ms desde el encendido</w:t>
+      </w:r>
+    </w:p>
+    <w:p>
+      <w:pPr>
+        <w:pBdr>
+          <w:left w:val="single" w:color="000000" w:sz="24" w:space="8"/>
+        </w:pBdr>
+        <w:shd w:fill="F5F5F5" w:val="clear"/>
+        <w:spacing w:after="0" w:line="264"/>
+        <w:ind w:left="240"/>
+      </w:pPr>
+      <w:r>
+        <w:rPr>
+          <w:rFonts w:ascii="Courier New" w:cs="Courier New" w:eastAsia="Courier New" w:hAnsi="Courier New"/>
+          <w:sz w:val="18"/>
+          <w:szCs w:val="18"/>
+        </w:rPr>
+        <w:t xml:space="preserve">    let valor = input.acceleration(Dimension.X)</w:t>
+      </w:r>
+      <w:r>
+        <w:rPr>
+          <w:rFonts w:ascii="Montserrat" w:cs="Montserrat" w:eastAsia="Montserrat" w:hAnsi="Montserrat"/>
+          <w:i/>
+          <w:iCs/>
+          <w:color w:val="555555"/>
+          <w:sz w:val="16"/>
+          <w:szCs w:val="16"/>
+        </w:rPr>
+        <w:t xml:space="preserve">   ← el sensor a medir</w:t>
+      </w:r>
+    </w:p>
+    <w:p>
+      <w:pPr>
+        <w:pBdr>
+          <w:left w:val="single" w:color="000000" w:sz="24" w:space="8"/>
+        </w:pBdr>
+        <w:shd w:fill="F5F5F5" w:val="clear"/>
+        <w:spacing w:after="0" w:line="264"/>
+        <w:ind w:left="240"/>
+      </w:pPr>
+      <w:r>
+        <w:rPr>
+          <w:rFonts w:ascii="Courier New" w:cs="Courier New" w:eastAsia="Courier New" w:hAnsi="Courier New"/>
+          <w:sz w:val="18"/>
+          <w:szCs w:val="18"/>
+        </w:rPr>
+        <w:t xml:space="preserve">    serial.writeLine("" + t + "," + valor)</w:t>
+      </w:r>
+      <w:r>
+        <w:rPr>
+          <w:rFonts w:ascii="Montserrat" w:cs="Montserrat" w:eastAsia="Montserrat" w:hAnsi="Montserrat"/>
+          <w:i/>
+          <w:iCs/>
+          <w:color w:val="555555"/>
+          <w:sz w:val="16"/>
+          <w:szCs w:val="16"/>
+        </w:rPr>
+        <w:t xml:space="preserve">   ← envía "tiempo,valor" + salto de línea</w:t>
+      </w:r>
+    </w:p>
+    <w:p>
+      <w:pPr>
+        <w:pBdr>
+          <w:left w:val="single" w:color="000000" w:sz="24" w:space="8"/>
+        </w:pBdr>
+        <w:shd w:fill="F5F5F5" w:val="clear"/>
+        <w:spacing w:after="0" w:line="264"/>
+        <w:ind w:left="240"/>
+      </w:pPr>
+      <w:r>
+        <w:rPr>
+          <w:rFonts w:ascii="Courier New" w:cs="Courier New" w:eastAsia="Courier New" w:hAnsi="Courier New"/>
+          <w:sz w:val="18"/>
+          <w:szCs w:val="18"/>
+        </w:rPr>
+        <w:t xml:space="preserve">    basic.pause(100)</w:t>
+      </w:r>
+      <w:r>
+        <w:rPr>
+          <w:rFonts w:ascii="Montserrat" w:cs="Montserrat" w:eastAsia="Montserrat" w:hAnsi="Montserrat"/>
+          <w:i/>
+          <w:iCs/>
+          <w:color w:val="555555"/>
+          <w:sz w:val="16"/>
+          <w:szCs w:val="16"/>
+        </w:rPr>
+        <w:t xml:space="preserve">   ← espera 100 ms entre lecturas</w:t>
+      </w:r>
+    </w:p>
+    <w:p>
+      <w:pPr>
+        <w:pBdr>
+          <w:left w:val="single" w:color="000000" w:sz="24" w:space="8"/>
+        </w:pBdr>
+        <w:shd w:fill="F5F5F5" w:val="clear"/>
+        <w:spacing w:after="200" w:line="264"/>
+        <w:ind w:left="240"/>
+      </w:pPr>
+      <w:r>
+        <w:rPr>
+          <w:rFonts w:ascii="Courier New" w:cs="Courier New" w:eastAsia="Courier New" w:hAnsi="Courier New"/>
+          <w:sz w:val="18"/>
+          <w:szCs w:val="18"/>
+        </w:rPr>
+        <w:t xml:space="preserve">})</w:t>
+      </w:r>
+    </w:p>
+    <w:p>
+      <w:pPr>
+        <w:spacing w:after="140" w:line="300"/>
+      </w:pPr>
+      <w:r>
+        <w:rPr>
+          <w:rFonts w:ascii="Montserrat" w:cs="Montserrat" w:eastAsia="Montserrat" w:hAnsi="Montserrat"/>
+          <w:sz w:val="20"/>
+          <w:szCs w:val="20"/>
+        </w:rPr>
+        <w:t xml:space="preserve">Por qué está escrito así:</w:t>
+      </w:r>
+    </w:p>
+    <w:p>
+      <w:pPr>
+        <w:pStyle w:val="ListParagraph"/>
+        <w:numPr>
+          <w:ilvl w:val="0"/>
+          <w:numId w:val="2"/>
+        </w:numPr>
+        <w:spacing w:after="80" w:line="280"/>
+      </w:pPr>
+      <w:r>
+        <w:rPr>
+          <w:rFonts w:ascii="Courier New" w:cs="Courier New" w:eastAsia="Courier New" w:hAnsi="Courier New"/>
+          <w:sz w:val="18"/>
+          <w:szCs w:val="18"/>
+        </w:rPr>
+        <w:t xml:space="preserve">serial.writeLine</w:t>
+      </w:r>
+      <w:r>
+        <w:rPr>
+          <w:rFonts w:ascii="Montserrat" w:cs="Montserrat" w:eastAsia="Montserrat" w:hAnsi="Montserrat"/>
+          <w:sz w:val="20"/>
+          <w:szCs w:val="20"/>
+        </w:rPr>
+        <w:t xml:space="preserve"> arma una </w:t>
+      </w:r>
+      <w:r>
+        <w:rPr>
+          <w:rFonts w:ascii="Montserrat" w:cs="Montserrat" w:eastAsia="Montserrat" w:hAnsi="Montserrat"/>
+          <w:b/>
+          <w:bCs/>
+          <w:sz w:val="20"/>
+          <w:szCs w:val="20"/>
+        </w:rPr>
+        <w:t xml:space="preserve">línea de texto por punto</w:t>
+      </w:r>
+      <w:r>
+        <w:rPr>
+          <w:rFonts w:ascii="Montserrat" w:cs="Montserrat" w:eastAsia="Montserrat" w:hAnsi="Montserrat"/>
+          <w:sz w:val="20"/>
+          <w:szCs w:val="20"/>
+        </w:rPr>
+        <w:t xml:space="preserve">: el salto de línea final es lo que la plataforma usa para separar un dato del siguiente, y la coma separa el tiempo del valor. Ese es todo el “protocolo”.</w:t>
+      </w:r>
+    </w:p>
+    <w:p>
+      <w:pPr>
+        <w:pStyle w:val="ListParagraph"/>
+        <w:numPr>
+          <w:ilvl w:val="0"/>
+          <w:numId w:val="2"/>
+        </w:numPr>
+        <w:spacing w:after="80" w:line="280"/>
+      </w:pPr>
+      <w:r>
+        <w:rPr>
+          <w:rFonts w:ascii="Courier New" w:cs="Courier New" w:eastAsia="Courier New" w:hAnsi="Courier New"/>
+          <w:sz w:val="18"/>
+          <w:szCs w:val="18"/>
+        </w:rPr>
+        <w:t xml:space="preserve">input.runningTime()</w:t>
+      </w:r>
+      <w:r>
+        <w:rPr>
+          <w:rFonts w:ascii="Montserrat" w:cs="Montserrat" w:eastAsia="Montserrat" w:hAnsi="Montserrat"/>
+          <w:sz w:val="20"/>
+          <w:szCs w:val="20"/>
+        </w:rPr>
+        <w:t xml:space="preserve"> va </w:t>
+      </w:r>
+      <w:r>
+        <w:rPr>
+          <w:rFonts w:ascii="Montserrat" w:cs="Montserrat" w:eastAsia="Montserrat" w:hAnsi="Montserrat"/>
+          <w:b/>
+          <w:bCs/>
+          <w:sz w:val="20"/>
+          <w:szCs w:val="20"/>
+        </w:rPr>
+        <w:t xml:space="preserve">dentro</w:t>
+      </w:r>
+      <w:r>
+        <w:rPr>
+          <w:rFonts w:ascii="Montserrat" w:cs="Montserrat" w:eastAsia="Montserrat" w:hAnsi="Montserrat"/>
+          <w:sz w:val="20"/>
+          <w:szCs w:val="20"/>
+        </w:rPr>
+        <w:t xml:space="preserve"> del bucle, inmediatamente antes de leer el sensor: así el tiempo corresponde al instante de la medición, no al del envío.</w:t>
+      </w:r>
+    </w:p>
+    <w:p>
+      <w:pPr>
+        <w:pStyle w:val="ListParagraph"/>
+        <w:numPr>
+          <w:ilvl w:val="0"/>
+          <w:numId w:val="2"/>
+        </w:numPr>
+        <w:spacing w:after="80" w:line="280"/>
+      </w:pPr>
+      <w:r>
+        <w:rPr>
+          <w:rFonts w:ascii="Montserrat" w:cs="Montserrat" w:eastAsia="Montserrat" w:hAnsi="Montserrat"/>
+          <w:sz w:val="20"/>
+          <w:szCs w:val="20"/>
+        </w:rPr>
+        <w:t xml:space="preserve">Podés reemplazar </w:t>
+      </w:r>
+      <w:r>
+        <w:rPr>
+          <w:rFonts w:ascii="Courier New" w:cs="Courier New" w:eastAsia="Courier New" w:hAnsi="Courier New"/>
+          <w:sz w:val="18"/>
+          <w:szCs w:val="18"/>
+        </w:rPr>
+        <w:t xml:space="preserve">input.acceleration(Dimension.X)</w:t>
+      </w:r>
+      <w:r>
+        <w:rPr>
+          <w:rFonts w:ascii="Montserrat" w:cs="Montserrat" w:eastAsia="Montserrat" w:hAnsi="Montserrat"/>
+          <w:sz w:val="20"/>
+          <w:szCs w:val="20"/>
+        </w:rPr>
+        <w:t xml:space="preserve"> por </w:t>
+      </w:r>
+      <w:r>
+        <w:rPr>
+          <w:rFonts w:ascii="Courier New" w:cs="Courier New" w:eastAsia="Courier New" w:hAnsi="Courier New"/>
+          <w:sz w:val="18"/>
+          <w:szCs w:val="18"/>
+        </w:rPr>
+        <w:t xml:space="preserve">input.temperature()</w:t>
+      </w:r>
+      <w:r>
+        <w:rPr>
+          <w:rFonts w:ascii="Montserrat" w:cs="Montserrat" w:eastAsia="Montserrat" w:hAnsi="Montserrat"/>
+          <w:sz w:val="20"/>
+          <w:szCs w:val="20"/>
+        </w:rPr>
+        <w:t xml:space="preserve">, </w:t>
+      </w:r>
+      <w:r>
+        <w:rPr>
+          <w:rFonts w:ascii="Courier New" w:cs="Courier New" w:eastAsia="Courier New" w:hAnsi="Courier New"/>
+          <w:sz w:val="18"/>
+          <w:szCs w:val="18"/>
+        </w:rPr>
+        <w:t xml:space="preserve">input.lightLevel()</w:t>
+      </w:r>
+      <w:r>
+        <w:rPr>
+          <w:rFonts w:ascii="Montserrat" w:cs="Montserrat" w:eastAsia="Montserrat" w:hAnsi="Montserrat"/>
+          <w:sz w:val="20"/>
+          <w:szCs w:val="20"/>
+        </w:rPr>
+        <w:t xml:space="preserve"> o </w:t>
+      </w:r>
+      <w:r>
+        <w:rPr>
+          <w:rFonts w:ascii="Courier New" w:cs="Courier New" w:eastAsia="Courier New" w:hAnsi="Courier New"/>
+          <w:sz w:val="18"/>
+          <w:szCs w:val="18"/>
+        </w:rPr>
+        <w:t xml:space="preserve">pins.analogReadPin(AnalogPin.P0)</w:t>
+      </w:r>
+      <w:r>
+        <w:rPr>
+          <w:rFonts w:ascii="Montserrat" w:cs="Montserrat" w:eastAsia="Montserrat" w:hAnsi="Montserrat"/>
+          <w:sz w:val="20"/>
+          <w:szCs w:val="20"/>
+        </w:rPr>
+        <w:t xml:space="preserve"> sin tocar nada más.</w:t>
+      </w:r>
+    </w:p>
+    <w:p>
+      <w:pPr>
+        <w:pStyle w:val="Heading2"/>
+        <w:spacing w:after="140" w:before="300"/>
+      </w:pPr>
+      <w:r>
+        <w:rPr>
+          <w:rFonts w:ascii="Montserrat" w:cs="Montserrat" w:eastAsia="Montserrat" w:hAnsi="Montserrat"/>
+          <w:b/>
+          <w:bCs/>
+          <w:color w:val="000000"/>
+          <w:sz w:val="22"/>
+          <w:szCs w:val="22"/>
+        </w:rPr>
+        <w:t xml:space="preserve">4.2 · Velocidad real: forever vs everyInterval</w:t>
+      </w:r>
+    </w:p>
+    <w:p>
+      <w:pPr>
+        <w:spacing w:after="140" w:line="300"/>
+      </w:pPr>
+      <w:r>
+        <w:rPr>
+          <w:rFonts w:ascii="Montserrat" w:cs="Montserrat" w:eastAsia="Montserrat" w:hAnsi="Montserrat"/>
+          <w:sz w:val="20"/>
+          <w:szCs w:val="20"/>
+        </w:rPr>
+        <w:t xml:space="preserve">El límite de velocidad no lo pone el puerto (115200 baudios ≈ 11.500 caracteres/segundo) sino el </w:t>
+      </w:r>
+      <w:r>
+        <w:rPr>
+          <w:rFonts w:ascii="Montserrat" w:cs="Montserrat" w:eastAsia="Montserrat" w:hAnsi="Montserrat"/>
+          <w:b/>
+          <w:bCs/>
+          <w:sz w:val="20"/>
+          <w:szCs w:val="20"/>
+        </w:rPr>
+        <w:t xml:space="preserve">scheduler de MakeCode</w:t>
+      </w:r>
+      <w:r>
+        <w:rPr>
+          <w:rFonts w:ascii="Montserrat" w:cs="Montserrat" w:eastAsia="Montserrat" w:hAnsi="Montserrat"/>
+          <w:sz w:val="20"/>
+          <w:szCs w:val="20"/>
+        </w:rPr>
+        <w:t xml:space="preserve">: cada vuelta de </w:t>
+      </w:r>
+      <w:r>
+        <w:rPr>
+          <w:rFonts w:ascii="Courier New" w:cs="Courier New" w:eastAsia="Courier New" w:hAnsi="Courier New"/>
+          <w:sz w:val="18"/>
+          <w:szCs w:val="18"/>
+        </w:rPr>
+        <w:t xml:space="preserve">basic.forever</w:t>
+      </w:r>
+      <w:r>
+        <w:rPr>
+          <w:rFonts w:ascii="Montserrat" w:cs="Montserrat" w:eastAsia="Montserrat" w:hAnsi="Montserrat"/>
+          <w:sz w:val="20"/>
+          <w:szCs w:val="20"/>
+        </w:rPr>
+        <w:t xml:space="preserve"> agrega ~20 ms ocultos. Por eso con </w:t>
+      </w:r>
+      <w:r>
+        <w:rPr>
+          <w:rFonts w:ascii="Courier New" w:cs="Courier New" w:eastAsia="Courier New" w:hAnsi="Courier New"/>
+          <w:sz w:val="18"/>
+          <w:szCs w:val="18"/>
+        </w:rPr>
+        <w:t xml:space="preserve">pause(100)</w:t>
+      </w:r>
+      <w:r>
+        <w:rPr>
+          <w:rFonts w:ascii="Montserrat" w:cs="Montserrat" w:eastAsia="Montserrat" w:hAnsi="Montserrat"/>
+          <w:sz w:val="20"/>
+          <w:szCs w:val="20"/>
+        </w:rPr>
+        <w:t xml:space="preserve"> se obtienen ~8 Hz reales, y aunque saques la pausa, </w:t>
+      </w:r>
+      <w:r>
+        <w:rPr>
+          <w:rFonts w:ascii="Courier New" w:cs="Courier New" w:eastAsia="Courier New" w:hAnsi="Courier New"/>
+          <w:sz w:val="18"/>
+          <w:szCs w:val="18"/>
+        </w:rPr>
+        <w:t xml:space="preserve">forever</w:t>
+      </w:r>
+      <w:r>
+        <w:rPr>
+          <w:rFonts w:ascii="Montserrat" w:cs="Montserrat" w:eastAsia="Montserrat" w:hAnsi="Montserrat"/>
+          <w:sz w:val="20"/>
+          <w:szCs w:val="20"/>
+        </w:rPr>
+        <w:t xml:space="preserve"> no pasa de ~50 Hz. Para fenómenos rápidos usá </w:t>
+      </w:r>
+      <w:r>
+        <w:rPr>
+          <w:rFonts w:ascii="Courier New" w:cs="Courier New" w:eastAsia="Courier New" w:hAnsi="Courier New"/>
+          <w:sz w:val="18"/>
+          <w:szCs w:val="18"/>
+        </w:rPr>
+        <w:t xml:space="preserve">loops.everyInterval</w:t>
+      </w:r>
+      <w:r>
+        <w:rPr>
+          <w:rFonts w:ascii="Montserrat" w:cs="Montserrat" w:eastAsia="Montserrat" w:hAnsi="Montserrat"/>
+          <w:sz w:val="20"/>
+          <w:szCs w:val="20"/>
+        </w:rPr>
+        <w:t xml:space="preserve">, que no tiene ese sobrecosto:</w:t>
+      </w:r>
+    </w:p>
+    <w:p>
+      <w:pPr>
+        <w:pBdr>
+          <w:left w:val="single" w:color="000000" w:sz="24" w:space="8"/>
+        </w:pBdr>
+        <w:shd w:fill="F5F5F5" w:val="clear"/>
+        <w:spacing w:after="0" w:line="264"/>
+        <w:ind w:left="240"/>
+      </w:pPr>
+      <w:r>
+        <w:rPr>
+          <w:rFonts w:ascii="Courier New" w:cs="Courier New" w:eastAsia="Courier New" w:hAnsi="Courier New"/>
+          <w:sz w:val="18"/>
+          <w:szCs w:val="18"/>
+        </w:rPr>
+        <w:t xml:space="preserve">loops.everyInterval(10, function () {</w:t>
+      </w:r>
+      <w:r>
+        <w:rPr>
+          <w:rFonts w:ascii="Montserrat" w:cs="Montserrat" w:eastAsia="Montserrat" w:hAnsi="Montserrat"/>
+          <w:i/>
+          <w:iCs/>
+          <w:color w:val="555555"/>
+          <w:sz w:val="16"/>
+          <w:szCs w:val="16"/>
+        </w:rPr>
+        <w:t xml:space="preserve">   ← cada 10 ms exactos: ~100 Hz reales</w:t>
+      </w:r>
+    </w:p>
+    <w:p>
+      <w:pPr>
+        <w:pBdr>
+          <w:left w:val="single" w:color="000000" w:sz="24" w:space="8"/>
+        </w:pBdr>
+        <w:shd w:fill="F5F5F5" w:val="clear"/>
+        <w:spacing w:after="0" w:line="264"/>
+        <w:ind w:left="240"/>
+      </w:pPr>
+      <w:r>
+        <w:rPr>
+          <w:rFonts w:ascii="Courier New" w:cs="Courier New" w:eastAsia="Courier New" w:hAnsi="Courier New"/>
+          <w:sz w:val="18"/>
+          <w:szCs w:val="18"/>
+        </w:rPr>
+        <w:t xml:space="preserve">    let t = input.runningTime()</w:t>
+      </w:r>
+    </w:p>
+    <w:p>
+      <w:pPr>
+        <w:pBdr>
+          <w:left w:val="single" w:color="000000" w:sz="24" w:space="8"/>
+        </w:pBdr>
+        <w:shd w:fill="F5F5F5" w:val="clear"/>
+        <w:spacing w:after="0" w:line="264"/>
+        <w:ind w:left="240"/>
+      </w:pPr>
+      <w:r>
+        <w:rPr>
+          <w:rFonts w:ascii="Courier New" w:cs="Courier New" w:eastAsia="Courier New" w:hAnsi="Courier New"/>
+          <w:sz w:val="18"/>
+          <w:szCs w:val="18"/>
+        </w:rPr>
+        <w:t xml:space="preserve">    let valor = input.acceleration(Dimension.X)</w:t>
+      </w:r>
+    </w:p>
+    <w:p>
+      <w:pPr>
+        <w:pBdr>
+          <w:left w:val="single" w:color="000000" w:sz="24" w:space="8"/>
+        </w:pBdr>
+        <w:shd w:fill="F5F5F5" w:val="clear"/>
+        <w:spacing w:after="0" w:line="264"/>
+        <w:ind w:left="240"/>
+      </w:pPr>
+      <w:r>
+        <w:rPr>
+          <w:rFonts w:ascii="Courier New" w:cs="Courier New" w:eastAsia="Courier New" w:hAnsi="Courier New"/>
+          <w:sz w:val="18"/>
+          <w:szCs w:val="18"/>
+        </w:rPr>
+        <w:t xml:space="preserve">    serial.writeLine("" + t + "," + valor)</w:t>
+      </w:r>
+    </w:p>
+    <w:p>
+      <w:pPr>
+        <w:pBdr>
+          <w:left w:val="single" w:color="000000" w:sz="24" w:space="8"/>
+        </w:pBdr>
+        <w:shd w:fill="F5F5F5" w:val="clear"/>
+        <w:spacing w:after="200" w:line="264"/>
+        <w:ind w:left="240"/>
+      </w:pPr>
+      <w:r>
+        <w:rPr>
+          <w:rFonts w:ascii="Courier New" w:cs="Courier New" w:eastAsia="Courier New" w:hAnsi="Courier New"/>
+          <w:sz w:val="18"/>
+          <w:szCs w:val="18"/>
+        </w:rPr>
+        <w:t xml:space="preserve">})</w:t>
+      </w:r>
+    </w:p>
+    <w:tbl>
+      <w:tblPr>
+        <w:tblW w:type="dxa" w:w="9072"/>
+        <w:tblBorders>
+          <w:top w:val="single" w:color="000000" w:sz="8"/>
+          <w:left w:val="none" w:color="FFFFFF" w:sz="0"/>
+          <w:bottom w:val="single" w:color="000000" w:sz="8"/>
+          <w:right w:val="none" w:color="FFFFFF" w:sz="0"/>
+          <w:insideH w:val="single" w:color="CCCCCC" w:sz="4"/>
+          <w:insideV w:val="single" w:color="CCCCCC" w:sz="4"/>
+        </w:tblBorders>
+      </w:tblPr>
+      <w:tblGrid>
+        <w:gridCol w:w="3600"/>
+        <w:gridCol w:w="2400"/>
+        <w:gridCol w:w="3072"/>
+      </w:tblGrid>
+      <w:tr>
+        <w:trPr>
+          <w:tblHeader/>
+        </w:trPr>
+        <w:tc>
+          <w:tcPr>
+            <w:tcW w:type="dxa" w:w="3600"/>
+            <w:shd w:fill="000000" w:val="clear"/>
+            <w:tcMar>
+              <w:top w:type="dxa" w:w="80"/>
+              <w:left w:type="dxa" w:w="120"/>
+              <w:bottom w:type="dxa" w:w="80"/>
+              <w:right w:type="dxa" w:w="120"/>
+            </w:tcMar>
+            <w:vAlign w:val="center"/>
+          </w:tcPr>
+          <w:p>
+            <w:pPr>
+              <w:spacing w:after="0" w:line="264"/>
+            </w:pPr>
+            <w:r>
+              <w:rPr>
+                <w:rFonts w:ascii="Montserrat" w:cs="Montserrat" w:eastAsia="Montserrat" w:hAnsi="Montserrat"/>
+                <w:b/>
+                <w:bCs/>
+                <w:color w:val="FFFFFF"/>
+                <w:sz w:val="18"/>
+                <w:szCs w:val="18"/>
+              </w:rPr>
+              <w:t xml:space="preserve">Código</w:t>
+            </w:r>
+          </w:p>
+        </w:tc>
+        <w:tc>
+          <w:tcPr>
+            <w:tcW w:type="dxa" w:w="2400"/>
+            <w:shd w:fill="000000" w:val="clear"/>
+            <w:tcMar>
+              <w:top w:type="dxa" w:w="80"/>
+              <w:left w:type="dxa" w:w="120"/>
+              <w:bottom w:type="dxa" w:w="80"/>
+              <w:right w:type="dxa" w:w="120"/>
+            </w:tcMar>
+            <w:vAlign w:val="center"/>
+          </w:tcPr>
+          <w:p>
+            <w:pPr>
+              <w:spacing w:after="0" w:line="264"/>
+            </w:pPr>
+            <w:r>
+              <w:rPr>
+                <w:rFonts w:ascii="Montserrat" w:cs="Montserrat" w:eastAsia="Montserrat" w:hAnsi="Montserrat"/>
+                <w:b/>
+                <w:bCs/>
+                <w:color w:val="FFFFFF"/>
+                <w:sz w:val="18"/>
+                <w:szCs w:val="18"/>
+              </w:rPr>
+              <w:t xml:space="preserve">Frecuencia real</w:t>
+            </w:r>
+          </w:p>
+        </w:tc>
+        <w:tc>
+          <w:tcPr>
+            <w:tcW w:type="dxa" w:w="3072"/>
+            <w:shd w:fill="000000" w:val="clear"/>
+            <w:tcMar>
+              <w:top w:type="dxa" w:w="80"/>
+              <w:left w:type="dxa" w:w="120"/>
+              <w:bottom w:type="dxa" w:w="80"/>
+              <w:right w:type="dxa" w:w="120"/>
+            </w:tcMar>
+            <w:vAlign w:val="center"/>
+          </w:tcPr>
+          <w:p>
+            <w:pPr>
+              <w:spacing w:after="0" w:line="264"/>
+            </w:pPr>
+            <w:r>
+              <w:rPr>
+                <w:rFonts w:ascii="Montserrat" w:cs="Montserrat" w:eastAsia="Montserrat" w:hAnsi="Montserrat"/>
+                <w:b/>
+                <w:bCs/>
+                <w:color w:val="FFFFFF"/>
+                <w:sz w:val="18"/>
+                <w:szCs w:val="18"/>
+              </w:rPr>
+              <w:t xml:space="preserve">Uso típico</w:t>
+            </w:r>
+          </w:p>
+        </w:tc>
+      </w:tr>
+      <w:tr>
+        <w:tc>
+          <w:tcPr>
+            <w:tcW w:type="dxa" w:w="3600"/>
+            <w:shd w:fill="FFFFFF" w:val="clear"/>
+            <w:tcMar>
+              <w:top w:type="dxa" w:w="80"/>
+              <w:left w:type="dxa" w:w="120"/>
+              <w:bottom w:type="dxa" w:w="80"/>
+              <w:right w:type="dxa" w:w="120"/>
+            </w:tcMar>
+            <w:vAlign w:val="center"/>
+          </w:tcPr>
+          <w:p>
+            <w:pPr>
+              <w:spacing w:after="0" w:line="264"/>
+            </w:pPr>
+            <w:r>
+              <w:rPr>
+                <w:rFonts w:ascii="Montserrat" w:cs="Montserrat" w:eastAsia="Montserrat" w:hAnsi="Montserrat"/>
+                <w:b w:val="false"/>
+                <w:bCs w:val="false"/>
+                <w:color w:val="000000"/>
+                <w:sz w:val="18"/>
+                <w:szCs w:val="18"/>
+              </w:rPr>
+              <w:t xml:space="preserve">forever + pause(500-1000)</w:t>
+            </w:r>
+          </w:p>
+        </w:tc>
+        <w:tc>
+          <w:tcPr>
+            <w:tcW w:type="dxa" w:w="2400"/>
+            <w:shd w:fill="FFFFFF" w:val="clear"/>
+            <w:tcMar>
+              <w:top w:type="dxa" w:w="80"/>
+              <w:left w:type="dxa" w:w="120"/>
+              <w:bottom w:type="dxa" w:w="80"/>
+              <w:right w:type="dxa" w:w="120"/>
+            </w:tcMar>
+            <w:vAlign w:val="center"/>
+          </w:tcPr>
+          <w:p>
+            <w:pPr>
+              <w:spacing w:after="0" w:line="264"/>
             </w:pPr>
             <w:r>
               <w:rPr>
@@ -2367,7 +2305,7 @@
         </w:tc>
         <w:tc>
           <w:tcPr>
-            <w:tcW w:type="dxa" w:w="3272"/>
+            <w:tcW w:type="dxa" w:w="3072"/>
             <w:shd w:fill="FFFFFF" w:val="clear"/>
             <w:tcMar>
               <w:top w:type="dxa" w:w="80"/>
@@ -2379,7 +2317,7 @@
           </w:tcPr>
           <w:p>
             <w:pPr>
-              <w:spacing w:after="0"/>
+              <w:spacing w:after="0" w:line="264"/>
             </w:pPr>
             <w:r>
               <w:rPr>
@@ -2390,7 +2328,7 @@
                 <w:sz w:val="18"/>
                 <w:szCs w:val="18"/>
               </w:rPr>
-              <w:t xml:space="preserve">500–1000</w:t>
+              <w:t xml:space="preserve">Temperatura, enfriamiento</w:t>
             </w:r>
           </w:p>
         </w:tc>
@@ -2398,7 +2336,7 @@
       <w:tr>
         <w:tc>
           <w:tcPr>
-            <w:tcW w:type="dxa" w:w="3200"/>
+            <w:tcW w:type="dxa" w:w="3600"/>
             <w:shd w:fill="FFFFFF" w:val="clear"/>
             <w:tcMar>
               <w:top w:type="dxa" w:w="80"/>
@@ -2410,7 +2348,7 @@
           </w:tcPr>
           <w:p>
             <w:pPr>
-              <w:spacing w:after="0"/>
+              <w:spacing w:after="0" w:line="264"/>
             </w:pPr>
             <w:r>
               <w:rPr>
@@ -2421,13 +2359,13 @@
                 <w:sz w:val="18"/>
                 <w:szCs w:val="18"/>
               </w:rPr>
-              <w:t xml:space="preserve">Luz ambiental</w:t>
+              <w:t xml:space="preserve">forever + pause(100-200)</w:t>
             </w:r>
           </w:p>
         </w:tc>
         <w:tc>
           <w:tcPr>
-            <w:tcW w:type="dxa" w:w="2600"/>
+            <w:tcW w:type="dxa" w:w="2400"/>
             <w:shd w:fill="FFFFFF" w:val="clear"/>
             <w:tcMar>
               <w:top w:type="dxa" w:w="80"/>
@@ -2439,7 +2377,7 @@
           </w:tcPr>
           <w:p>
             <w:pPr>
-              <w:spacing w:after="0"/>
+              <w:spacing w:after="0" w:line="264"/>
             </w:pPr>
             <w:r>
               <w:rPr>
@@ -2450,13 +2388,13 @@
                 <w:sz w:val="18"/>
                 <w:szCs w:val="18"/>
               </w:rPr>
-              <w:t xml:space="preserve">5–10 Hz</w:t>
+              <w:t xml:space="preserve">~5–8 Hz</w:t>
             </w:r>
           </w:p>
         </w:tc>
         <w:tc>
           <w:tcPr>
-            <w:tcW w:type="dxa" w:w="3272"/>
+            <w:tcW w:type="dxa" w:w="3072"/>
             <w:shd w:fill="FFFFFF" w:val="clear"/>
             <w:tcMar>
               <w:top w:type="dxa" w:w="80"/>
@@ -2468,7 +2406,7 @@
           </w:tcPr>
           <w:p>
             <w:pPr>
-              <w:spacing w:after="0"/>
+              <w:spacing w:after="0" w:line="264"/>
             </w:pPr>
             <w:r>
               <w:rPr>
@@ -2479,7 +2417,7 @@
                 <w:sz w:val="18"/>
                 <w:szCs w:val="18"/>
               </w:rPr>
-              <w:t xml:space="preserve">100–200</w:t>
+              <w:t xml:space="preserve">Luz ambiental, procesos lentos</w:t>
             </w:r>
           </w:p>
         </w:tc>
@@ -2487,7 +2425,7 @@
       <w:tr>
         <w:tc>
           <w:tcPr>
-            <w:tcW w:type="dxa" w:w="3200"/>
+            <w:tcW w:type="dxa" w:w="3600"/>
             <w:shd w:fill="FFFFFF" w:val="clear"/>
             <w:tcMar>
               <w:top w:type="dxa" w:w="80"/>
@@ -2499,7 +2437,7 @@
           </w:tcPr>
           <w:p>
             <w:pPr>
-              <w:spacing w:after="0"/>
+              <w:spacing w:after="0" w:line="264"/>
             </w:pPr>
             <w:r>
               <w:rPr>
@@ -2510,13 +2448,13 @@
                 <w:sz w:val="18"/>
                 <w:szCs w:val="18"/>
               </w:rPr>
-              <w:t xml:space="preserve">Acelerómetro / movimiento</w:t>
+              <w:t xml:space="preserve">forever + pause(20-50)</w:t>
             </w:r>
           </w:p>
         </w:tc>
         <w:tc>
           <w:tcPr>
-            <w:tcW w:type="dxa" w:w="2600"/>
+            <w:tcW w:type="dxa" w:w="2400"/>
             <w:shd w:fill="FFFFFF" w:val="clear"/>
             <w:tcMar>
               <w:top w:type="dxa" w:w="80"/>
@@ -2528,7 +2466,7 @@
           </w:tcPr>
           <w:p>
             <w:pPr>
-              <w:spacing w:after="0"/>
+              <w:spacing w:after="0" w:line="264"/>
             </w:pPr>
             <w:r>
               <w:rPr>
@@ -2539,13 +2477,13 @@
                 <w:sz w:val="18"/>
                 <w:szCs w:val="18"/>
               </w:rPr>
-              <w:t xml:space="preserve">20–50 Hz</w:t>
+              <w:t xml:space="preserve">~14–25 Hz</w:t>
             </w:r>
           </w:p>
         </w:tc>
         <w:tc>
           <w:tcPr>
-            <w:tcW w:type="dxa" w:w="3272"/>
+            <w:tcW w:type="dxa" w:w="3072"/>
             <w:shd w:fill="FFFFFF" w:val="clear"/>
             <w:tcMar>
               <w:top w:type="dxa" w:w="80"/>
@@ -2557,7 +2495,7 @@
           </w:tcPr>
           <w:p>
             <w:pPr>
-              <w:spacing w:after="0"/>
+              <w:spacing w:after="0" w:line="264"/>
             </w:pPr>
             <w:r>
               <w:rPr>
@@ -2568,7 +2506,185 @@
                 <w:sz w:val="18"/>
                 <w:szCs w:val="18"/>
               </w:rPr>
-              <w:t xml:space="preserve">20–50 (o everyInterval)</w:t>
+              <w:t xml:space="preserve">Movimiento general</w:t>
+            </w:r>
+          </w:p>
+        </w:tc>
+      </w:tr>
+      <w:tr>
+        <w:tc>
+          <w:tcPr>
+            <w:tcW w:type="dxa" w:w="3600"/>
+            <w:shd w:fill="FFFFFF" w:val="clear"/>
+            <w:tcMar>
+              <w:top w:type="dxa" w:w="80"/>
+              <w:left w:type="dxa" w:w="120"/>
+              <w:bottom w:type="dxa" w:w="80"/>
+              <w:right w:type="dxa" w:w="120"/>
+            </w:tcMar>
+            <w:vAlign w:val="center"/>
+          </w:tcPr>
+          <w:p>
+            <w:pPr>
+              <w:spacing w:after="0" w:line="264"/>
+            </w:pPr>
+            <w:r>
+              <w:rPr>
+                <w:rFonts w:ascii="Montserrat" w:cs="Montserrat" w:eastAsia="Montserrat" w:hAnsi="Montserrat"/>
+                <w:b w:val="false"/>
+                <w:bCs w:val="false"/>
+                <w:color w:val="000000"/>
+                <w:sz w:val="18"/>
+                <w:szCs w:val="18"/>
+              </w:rPr>
+              <w:t xml:space="preserve">everyInterval(20)</w:t>
+            </w:r>
+          </w:p>
+        </w:tc>
+        <w:tc>
+          <w:tcPr>
+            <w:tcW w:type="dxa" w:w="2400"/>
+            <w:shd w:fill="FFFFFF" w:val="clear"/>
+            <w:tcMar>
+              <w:top w:type="dxa" w:w="80"/>
+              <w:left w:type="dxa" w:w="120"/>
+              <w:bottom w:type="dxa" w:w="80"/>
+              <w:right w:type="dxa" w:w="120"/>
+            </w:tcMar>
+            <w:vAlign w:val="center"/>
+          </w:tcPr>
+          <w:p>
+            <w:pPr>
+              <w:spacing w:after="0" w:line="264"/>
+            </w:pPr>
+            <w:r>
+              <w:rPr>
+                <w:rFonts w:ascii="Montserrat" w:cs="Montserrat" w:eastAsia="Montserrat" w:hAnsi="Montserrat"/>
+                <w:b w:val="false"/>
+                <w:bCs w:val="false"/>
+                <w:color w:val="000000"/>
+                <w:sz w:val="18"/>
+                <w:szCs w:val="18"/>
+              </w:rPr>
+              <w:t xml:space="preserve">~50 Hz</w:t>
+            </w:r>
+          </w:p>
+        </w:tc>
+        <w:tc>
+          <w:tcPr>
+            <w:tcW w:type="dxa" w:w="3072"/>
+            <w:shd w:fill="FFFFFF" w:val="clear"/>
+            <w:tcMar>
+              <w:top w:type="dxa" w:w="80"/>
+              <w:left w:type="dxa" w:w="120"/>
+              <w:bottom w:type="dxa" w:w="80"/>
+              <w:right w:type="dxa" w:w="120"/>
+            </w:tcMar>
+            <w:vAlign w:val="center"/>
+          </w:tcPr>
+          <w:p>
+            <w:pPr>
+              <w:spacing w:after="0" w:line="264"/>
+            </w:pPr>
+            <w:r>
+              <w:rPr>
+                <w:rFonts w:ascii="Montserrat" w:cs="Montserrat" w:eastAsia="Montserrat" w:hAnsi="Montserrat"/>
+                <w:b w:val="false"/>
+                <w:bCs w:val="false"/>
+                <w:color w:val="000000"/>
+                <w:sz w:val="18"/>
+                <w:szCs w:val="18"/>
+              </w:rPr>
+              <w:t xml:space="preserve">Oscilaciones, choques</w:t>
+            </w:r>
+          </w:p>
+        </w:tc>
+      </w:tr>
+      <w:tr>
+        <w:tc>
+          <w:tcPr>
+            <w:tcW w:type="dxa" w:w="3600"/>
+            <w:shd w:fill="FFFFFF" w:val="clear"/>
+            <w:tcMar>
+              <w:top w:type="dxa" w:w="80"/>
+              <w:left w:type="dxa" w:w="120"/>
+              <w:bottom w:type="dxa" w:w="80"/>
+              <w:right w:type="dxa" w:w="120"/>
+            </w:tcMar>
+            <w:vAlign w:val="center"/>
+          </w:tcPr>
+          <w:p>
+            <w:pPr>
+              <w:spacing w:after="0" w:line="264"/>
+            </w:pPr>
+            <w:r>
+              <w:rPr>
+                <w:rFonts w:ascii="Montserrat" w:cs="Montserrat" w:eastAsia="Montserrat" w:hAnsi="Montserrat"/>
+                <w:b w:val="false"/>
+                <w:bCs w:val="false"/>
+                <w:color w:val="000000"/>
+                <w:sz w:val="18"/>
+                <w:szCs w:val="18"/>
+              </w:rPr>
+              <w:t xml:space="preserve">everyInterval(10)</w:t>
+            </w:r>
+          </w:p>
+        </w:tc>
+        <w:tc>
+          <w:tcPr>
+            <w:tcW w:type="dxa" w:w="2400"/>
+            <w:shd w:fill="FFFFFF" w:val="clear"/>
+            <w:tcMar>
+              <w:top w:type="dxa" w:w="80"/>
+              <w:left w:type="dxa" w:w="120"/>
+              <w:bottom w:type="dxa" w:w="80"/>
+              <w:right w:type="dxa" w:w="120"/>
+            </w:tcMar>
+            <w:vAlign w:val="center"/>
+          </w:tcPr>
+          <w:p>
+            <w:pPr>
+              <w:spacing w:after="0" w:line="264"/>
+            </w:pPr>
+            <w:r>
+              <w:rPr>
+                <w:rFonts w:ascii="Montserrat" w:cs="Montserrat" w:eastAsia="Montserrat" w:hAnsi="Montserrat"/>
+                <w:b w:val="false"/>
+                <w:bCs w:val="false"/>
+                <w:color w:val="000000"/>
+                <w:sz w:val="18"/>
+                <w:szCs w:val="18"/>
+              </w:rPr>
+              <w:t xml:space="preserve">~100 Hz</w:t>
+            </w:r>
+          </w:p>
+        </w:tc>
+        <w:tc>
+          <w:tcPr>
+            <w:tcW w:type="dxa" w:w="3072"/>
+            <w:shd w:fill="FFFFFF" w:val="clear"/>
+            <w:tcMar>
+              <w:top w:type="dxa" w:w="80"/>
+              <w:left w:type="dxa" w:w="120"/>
+              <w:bottom w:type="dxa" w:w="80"/>
+              <w:right w:type="dxa" w:w="120"/>
+            </w:tcMar>
+            <w:vAlign w:val="center"/>
+          </w:tcPr>
+          <w:p>
+            <w:pPr>
+              <w:spacing w:after="0" w:line="264"/>
+            </w:pPr>
+            <w:r>
+              <w:rPr>
+                <w:rFonts w:ascii="Montserrat" w:cs="Montserrat" w:eastAsia="Montserrat" w:hAnsi="Montserrat"/>
+                <w:b w:val="false"/>
+                <w:bCs w:val="false"/>
+                <w:color w:val="000000"/>
+                <w:sz w:val="18"/>
+                <w:szCs w:val="18"/>
+              </w:rPr>
+              <w:t xml:space="preserve">Máximo recomendado</w:t>
             </w:r>
           </w:p>
         </w:tc>
@@ -2581,12 +2697,336 @@
     </w:p>
     <w:p>
       <w:pPr>
+        <w:pStyle w:val="Heading2"/>
+        <w:spacing w:after="140" w:before="300"/>
+      </w:pPr>
+      <w:r>
+        <w:rPr>
+          <w:rFonts w:ascii="Montserrat" w:cs="Montserrat" w:eastAsia="Montserrat" w:hAnsi="Montserrat"/>
+          <w:b/>
+          <w:bCs/>
+          <w:color w:val="000000"/>
+          <w:sz w:val="22"/>
+          <w:szCs w:val="22"/>
+        </w:rPr>
+        <w:t xml:space="preserve">4.3 · Grabar el programa</w:t>
+      </w:r>
+    </w:p>
+    <w:p>
+      <w:pPr>
+        <w:spacing w:after="100" w:before="120" w:line="300"/>
+        <w:ind w:left="360" w:hanging="360"/>
+      </w:pPr>
+      <w:r>
+        <w:rPr>
+          <w:rFonts w:ascii="Montserrat" w:cs="Montserrat" w:eastAsia="Montserrat" w:hAnsi="Montserrat"/>
+          <w:b/>
+          <w:bCs/>
+          <w:sz w:val="20"/>
+          <w:szCs w:val="20"/>
+        </w:rPr>
+        <w:t xml:space="preserve">1.  </w:t>
+      </w:r>
+      <w:r>
+        <w:rPr>
+          <w:rFonts w:ascii="Montserrat" w:cs="Montserrat" w:eastAsia="Montserrat" w:hAnsi="Montserrat"/>
+          <w:sz w:val="20"/>
+          <w:szCs w:val="20"/>
+        </w:rPr>
+        <w:t xml:space="preserve">Conectá la micro:bit por USB y presioná </w:t>
+      </w:r>
+      <w:r>
+        <w:rPr>
+          <w:rFonts w:ascii="Montserrat" w:cs="Montserrat" w:eastAsia="Montserrat" w:hAnsi="Montserrat"/>
+          <w:b/>
+          <w:bCs/>
+          <w:sz w:val="20"/>
+          <w:szCs w:val="20"/>
+        </w:rPr>
+        <w:t xml:space="preserve">Descargar</w:t>
+      </w:r>
+      <w:r>
+        <w:rPr>
+          <w:rFonts w:ascii="Montserrat" w:cs="Montserrat" w:eastAsia="Montserrat" w:hAnsi="Montserrat"/>
+          <w:sz w:val="20"/>
+          <w:szCs w:val="20"/>
+        </w:rPr>
+        <w:t xml:space="preserve"> en MakeCode. Si el navegador ofrece </w:t>
+      </w:r>
+      <w:r>
+        <w:rPr>
+          <w:rFonts w:ascii="Montserrat" w:cs="Montserrat" w:eastAsia="Montserrat" w:hAnsi="Montserrat"/>
+          <w:b/>
+          <w:bCs/>
+          <w:sz w:val="20"/>
+          <w:szCs w:val="20"/>
+        </w:rPr>
+        <w:t xml:space="preserve">emparejar el dispositivo (WebUSB)</w:t>
+      </w:r>
+      <w:r>
+        <w:rPr>
+          <w:rFonts w:ascii="Montserrat" w:cs="Montserrat" w:eastAsia="Montserrat" w:hAnsi="Montserrat"/>
+          <w:sz w:val="20"/>
+          <w:szCs w:val="20"/>
+        </w:rPr>
+        <w:t xml:space="preserve">, aceptá: se graba solo. Si no, copiá el archivo </w:t>
+      </w:r>
+      <w:r>
+        <w:rPr>
+          <w:rFonts w:ascii="Courier New" w:cs="Courier New" w:eastAsia="Courier New" w:hAnsi="Courier New"/>
+          <w:sz w:val="18"/>
+          <w:szCs w:val="18"/>
+        </w:rPr>
+        <w:t xml:space="preserve">.hex</w:t>
+      </w:r>
+      <w:r>
+        <w:rPr>
+          <w:rFonts w:ascii="Montserrat" w:cs="Montserrat" w:eastAsia="Montserrat" w:hAnsi="Montserrat"/>
+          <w:sz w:val="20"/>
+          <w:szCs w:val="20"/>
+        </w:rPr>
+        <w:t xml:space="preserve"> a la unidad </w:t>
+      </w:r>
+      <w:r>
+        <w:rPr>
+          <w:rFonts w:ascii="Montserrat" w:cs="Montserrat" w:eastAsia="Montserrat" w:hAnsi="Montserrat"/>
+          <w:b/>
+          <w:bCs/>
+          <w:sz w:val="20"/>
+          <w:szCs w:val="20"/>
+        </w:rPr>
+        <w:t xml:space="preserve">MICROBIT</w:t>
+      </w:r>
+      <w:r>
+        <w:rPr>
+          <w:rFonts w:ascii="Montserrat" w:cs="Montserrat" w:eastAsia="Montserrat" w:hAnsi="Montserrat"/>
+          <w:sz w:val="20"/>
+          <w:szCs w:val="20"/>
+        </w:rPr>
+        <w:t xml:space="preserve"> que aparece como un pendrive.</w:t>
+      </w:r>
+    </w:p>
+    <w:p>
+      <w:pPr>
+        <w:spacing w:after="100" w:before="120" w:line="300"/>
+        <w:ind w:left="360" w:hanging="360"/>
+      </w:pPr>
+      <w:r>
+        <w:rPr>
+          <w:rFonts w:ascii="Montserrat" w:cs="Montserrat" w:eastAsia="Montserrat" w:hAnsi="Montserrat"/>
+          <w:b/>
+          <w:bCs/>
+          <w:sz w:val="20"/>
+          <w:szCs w:val="20"/>
+        </w:rPr>
+        <w:t xml:space="preserve">2.  </w:t>
+      </w:r>
+      <w:r>
+        <w:rPr>
+          <w:rFonts w:ascii="Montserrat" w:cs="Montserrat" w:eastAsia="Montserrat" w:hAnsi="Montserrat"/>
+          <w:sz w:val="20"/>
+          <w:szCs w:val="20"/>
+        </w:rPr>
+        <w:t xml:space="preserve">Esperá a que la luz naranja del reverso deje de parpadear: el programa ya está corriendo.</w:t>
+      </w:r>
+    </w:p>
+    <w:p>
+      <w:pPr>
+        <w:pStyle w:val="Heading2"/>
+        <w:spacing w:after="140" w:before="300"/>
+      </w:pPr>
+      <w:r>
+        <w:rPr>
+          <w:rFonts w:ascii="Montserrat" w:cs="Montserrat" w:eastAsia="Montserrat" w:hAnsi="Montserrat"/>
+          <w:b/>
+          <w:bCs/>
+          <w:color w:val="000000"/>
+          <w:sz w:val="22"/>
+          <w:szCs w:val="22"/>
+        </w:rPr>
+        <w:t xml:space="preserve">4.4 · Conectar desde la plataforma</w:t>
+      </w:r>
+    </w:p>
+    <w:p>
+      <w:pPr>
+        <w:spacing w:after="100" w:before="120" w:line="300"/>
+        <w:ind w:left="360" w:hanging="360"/>
+      </w:pPr>
+      <w:r>
+        <w:rPr>
+          <w:rFonts w:ascii="Montserrat" w:cs="Montserrat" w:eastAsia="Montserrat" w:hAnsi="Montserrat"/>
+          <w:b/>
+          <w:bCs/>
+          <w:sz w:val="20"/>
+          <w:szCs w:val="20"/>
+        </w:rPr>
+        <w:t xml:space="preserve">3.  </w:t>
+      </w:r>
+      <w:r>
+        <w:rPr>
+          <w:rFonts w:ascii="Montserrat" w:cs="Montserrat" w:eastAsia="Montserrat" w:hAnsi="Montserrat"/>
+          <w:sz w:val="20"/>
+          <w:szCs w:val="20"/>
+        </w:rPr>
+        <w:t xml:space="preserve">Verificá que el cable sea </w:t>
+      </w:r>
+      <w:r>
+        <w:rPr>
+          <w:rFonts w:ascii="Montserrat" w:cs="Montserrat" w:eastAsia="Montserrat" w:hAnsi="Montserrat"/>
+          <w:b/>
+          <w:bCs/>
+          <w:sz w:val="20"/>
+          <w:szCs w:val="20"/>
+        </w:rPr>
+        <w:t xml:space="preserve">USB de datos</w:t>
+      </w:r>
+      <w:r>
+        <w:rPr>
+          <w:rFonts w:ascii="Montserrat" w:cs="Montserrat" w:eastAsia="Montserrat" w:hAnsi="Montserrat"/>
+          <w:sz w:val="20"/>
+          <w:szCs w:val="20"/>
+        </w:rPr>
+        <w:t xml:space="preserve"> (algunos solo cargan) y </w:t>
+      </w:r>
+      <w:r>
+        <w:rPr>
+          <w:rFonts w:ascii="Montserrat" w:cs="Montserrat" w:eastAsia="Montserrat" w:hAnsi="Montserrat"/>
+          <w:b/>
+          <w:bCs/>
+          <w:sz w:val="20"/>
+          <w:szCs w:val="20"/>
+        </w:rPr>
+        <w:t xml:space="preserve">cerrá MakeCode</w:t>
+      </w:r>
+      <w:r>
+        <w:rPr>
+          <w:rFonts w:ascii="Montserrat" w:cs="Montserrat" w:eastAsia="Montserrat" w:hAnsi="Montserrat"/>
+          <w:sz w:val="20"/>
+          <w:szCs w:val="20"/>
+        </w:rPr>
+        <w:t xml:space="preserve"> o cualquier consola serial: si otra pestaña tiene el puerto abierto, la plataforma no puede usarlo.</w:t>
+      </w:r>
+    </w:p>
+    <w:p>
+      <w:pPr>
+        <w:spacing w:after="100" w:before="120" w:line="300"/>
+        <w:ind w:left="360" w:hanging="360"/>
+      </w:pPr>
+      <w:r>
+        <w:rPr>
+          <w:rFonts w:ascii="Montserrat" w:cs="Montserrat" w:eastAsia="Montserrat" w:hAnsi="Montserrat"/>
+          <w:b/>
+          <w:bCs/>
+          <w:sz w:val="20"/>
+          <w:szCs w:val="20"/>
+        </w:rPr>
+        <w:t xml:space="preserve">4.  </w:t>
+      </w:r>
+      <w:r>
+        <w:rPr>
+          <w:rFonts w:ascii="Montserrat" w:cs="Montserrat" w:eastAsia="Montserrat" w:hAnsi="Montserrat"/>
+          <w:sz w:val="20"/>
+          <w:szCs w:val="20"/>
+        </w:rPr>
+        <w:t xml:space="preserve">Presioná </w:t>
+      </w:r>
+      <w:r>
+        <w:rPr>
+          <w:rFonts w:ascii="Montserrat" w:cs="Montserrat" w:eastAsia="Montserrat" w:hAnsi="Montserrat"/>
+          <w:b/>
+          <w:bCs/>
+          <w:sz w:val="20"/>
+          <w:szCs w:val="20"/>
+        </w:rPr>
+        <w:t xml:space="preserve">CONECTAR</w:t>
+      </w:r>
+      <w:r>
+        <w:rPr>
+          <w:rFonts w:ascii="Montserrat" w:cs="Montserrat" w:eastAsia="Montserrat" w:hAnsi="Montserrat"/>
+          <w:sz w:val="20"/>
+          <w:szCs w:val="20"/>
+        </w:rPr>
+        <w:t xml:space="preserve"> en la barra de herramientas. En la ventanita del navegador elegí el puerto de la micro:bit (</w:t>
+      </w:r>
+      <w:r>
+        <w:rPr>
+          <w:rFonts w:ascii="Montserrat" w:cs="Montserrat" w:eastAsia="Montserrat" w:hAnsi="Montserrat"/>
+          <w:b/>
+          <w:bCs/>
+          <w:sz w:val="20"/>
+          <w:szCs w:val="20"/>
+        </w:rPr>
+        <w:t xml:space="preserve">“BBC micro:bit CMSIS-DAP”</w:t>
+      </w:r>
+      <w:r>
+        <w:rPr>
+          <w:rFonts w:ascii="Montserrat" w:cs="Montserrat" w:eastAsia="Montserrat" w:hAnsi="Montserrat"/>
+          <w:sz w:val="20"/>
+          <w:szCs w:val="20"/>
+        </w:rPr>
+        <w:t xml:space="preserve"> o similar) y presioná </w:t>
+      </w:r>
+      <w:r>
+        <w:rPr>
+          <w:rFonts w:ascii="Montserrat" w:cs="Montserrat" w:eastAsia="Montserrat" w:hAnsi="Montserrat"/>
+          <w:b/>
+          <w:bCs/>
+          <w:sz w:val="20"/>
+          <w:szCs w:val="20"/>
+        </w:rPr>
+        <w:t xml:space="preserve">Conectar</w:t>
+      </w:r>
+      <w:r>
+        <w:rPr>
+          <w:rFonts w:ascii="Montserrat" w:cs="Montserrat" w:eastAsia="Montserrat" w:hAnsi="Montserrat"/>
+          <w:sz w:val="20"/>
+          <w:szCs w:val="20"/>
+        </w:rPr>
+        <w:t xml:space="preserve">. La velocidad (115200 baudios) la configura la plataforma sola.</w:t>
+      </w:r>
+    </w:p>
+    <w:p>
+      <w:pPr>
+        <w:spacing w:after="140" w:line="300"/>
+      </w:pPr>
+      <w:r>
+        <w:rPr>
+          <w:rFonts w:ascii="Montserrat" w:cs="Montserrat" w:eastAsia="Montserrat" w:hAnsi="Montserrat"/>
+          <w:sz w:val="20"/>
+          <w:szCs w:val="20"/>
+        </w:rPr>
+        <w:t xml:space="preserve">Con esto la conexión está lista. Seguí en la configuración de la plataforma:</w:t>
+      </w:r>
+    </w:p>
+    <w:p>
+      <w:pPr>
+        <w:shd w:fill="000000" w:val="clear"/>
+        <w:spacing w:after="280" w:before="240" w:line="300"/>
+        <w:jc w:val="center"/>
+      </w:pPr>
+      <w:hyperlink w:history="1" w:anchor="configuracion">
+        <w:r>
+          <w:rPr>
+            <w:rFonts w:ascii="Montserrat" w:cs="Montserrat" w:eastAsia="Montserrat" w:hAnsi="Montserrat"/>
+            <w:b/>
+            <w:bCs/>
+            <w:color w:val="FFFFFF"/>
+            <w:sz w:val="21"/>
+            <w:szCs w:val="21"/>
+          </w:rPr>
+          <w:t xml:space="preserve">➜  CONTINUÁ EN LA SECCIÓN 6 — CONFIGURAR LA PLATAFORMA</w:t>
+        </w:r>
+      </w:hyperlink>
+    </w:p>
+    <w:p>
+      <w:pPr>
         <w:pStyle w:val="Heading1"/>
         <w:pBdr>
           <w:bottom w:val="single" w:color="000000" w:sz="18" w:space="4"/>
         </w:pBdr>
         <w:spacing w:after="200" w:before="420"/>
       </w:pPr>
+      <w:bookmarkStart w:name="caminoB" w:id="102"/>
       <w:r>
         <w:rPr>
           <w:rFonts w:ascii="Montserrat" w:cs="Montserrat" w:eastAsia="Montserrat" w:hAnsi="Montserrat"/>
@@ -2596,8 +3036,9 @@
           <w:sz w:val="26"/>
           <w:szCs w:val="26"/>
         </w:rPr>
-        <w:t xml:space="preserve">4 · CONFIGURAR LA PLATAFORMA</w:t>
-      </w:r>
+        <w:t xml:space="preserve">5 · CAMINO B — CONEXIÓN BLUETOOTH</w:t>
+      </w:r>
+      <w:bookmarkEnd w:id="102"/>
     </w:p>
     <w:p>
       <w:pPr>
@@ -2609,43 +3050,42 @@
           <w:sz w:val="20"/>
           <w:szCs w:val="20"/>
         </w:rPr>
-        <w:t xml:space="preserve">Antes de conectar, abrí la vista </w:t>
-      </w:r>
-      <w:r>
-        <w:rPr>
-          <w:rFonts w:ascii="Montserrat" w:cs="Montserrat" w:eastAsia="Montserrat" w:hAnsi="Montserrat"/>
-          <w:b/>
-          <w:bCs/>
-          <w:sz w:val="20"/>
-          <w:szCs w:val="20"/>
-        </w:rPr>
-        <w:t xml:space="preserve">CONFIG</w:t>
-      </w:r>
-      <w:r>
-        <w:rPr>
-          <w:rFonts w:ascii="Montserrat" w:cs="Montserrat" w:eastAsia="Montserrat" w:hAnsi="Montserrat"/>
-          <w:sz w:val="20"/>
-          <w:szCs w:val="20"/>
-        </w:rPr>
-        <w:t xml:space="preserve"> (o el panel lateral) y en la sección </w:t>
-      </w:r>
-      <w:r>
-        <w:rPr>
-          <w:rFonts w:ascii="Montserrat" w:cs="Montserrat" w:eastAsia="Montserrat" w:hAnsi="Montserrat"/>
-          <w:b/>
-          <w:bCs/>
-          <w:sz w:val="20"/>
-          <w:szCs w:val="20"/>
-        </w:rPr>
-        <w:t xml:space="preserve">VARIABLES</w:t>
-      </w:r>
-      <w:r>
-        <w:rPr>
-          <w:rFonts w:ascii="Montserrat" w:cs="Montserrat" w:eastAsia="Montserrat" w:hAnsi="Montserrat"/>
-          <w:sz w:val="20"/>
-          <w:szCs w:val="20"/>
-        </w:rPr>
-        <w:t xml:space="preserve"> verificá dos cosas:</w:t>
+        <w:t xml:space="preserve">La conexión inalámbrica usa el servicio </w:t>
+      </w:r>
+      <w:r>
+        <w:rPr>
+          <w:rFonts w:ascii="Montserrat" w:cs="Montserrat" w:eastAsia="Montserrat" w:hAnsi="Montserrat"/>
+          <w:b/>
+          <w:bCs/>
+          <w:sz w:val="20"/>
+          <w:szCs w:val="20"/>
+        </w:rPr>
+        <w:t xml:space="preserve">UART sobre Bluetooth Low Energy</w:t>
+      </w:r>
+      <w:r>
+        <w:rPr>
+          <w:rFonts w:ascii="Montserrat" w:cs="Montserrat" w:eastAsia="Montserrat" w:hAnsi="Montserrat"/>
+          <w:sz w:val="20"/>
+          <w:szCs w:val="20"/>
+        </w:rPr>
+        <w:t xml:space="preserve">. Requiere dos configuraciones en MakeCode que, cuando faltan, son la causa típica de que “no conecte”.</w:t>
+      </w:r>
+    </w:p>
+    <w:p>
+      <w:pPr>
+        <w:pStyle w:val="Heading2"/>
+        <w:spacing w:after="140" w:before="300"/>
+      </w:pPr>
+      <w:r>
+        <w:rPr>
+          <w:rFonts w:ascii="Montserrat" w:cs="Montserrat" w:eastAsia="Montserrat" w:hAnsi="Montserrat"/>
+          <w:b/>
+          <w:bCs/>
+          <w:color w:val="000000"/>
+          <w:sz w:val="22"/>
+          <w:szCs w:val="22"/>
+        </w:rPr>
+        <w:t xml:space="preserve">5.1 · Configurar Bluetooth en MakeCode</w:t>
       </w:r>
     </w:p>
     <w:p>
@@ -2666,46 +3106,38 @@
       <w:r>
         <w:rPr>
           <w:rFonts w:ascii="Montserrat" w:cs="Montserrat" w:eastAsia="Montserrat" w:hAnsi="Montserrat"/>
-          <w:sz w:val="20"/>
-          <w:szCs w:val="20"/>
-        </w:rPr>
-        <w:t xml:space="preserve">La casilla </w:t>
-      </w:r>
-      <w:r>
-        <w:rPr>
-          <w:rFonts w:ascii="Montserrat" w:cs="Montserrat" w:eastAsia="Montserrat" w:hAnsi="Montserrat"/>
-          <w:b/>
-          <w:bCs/>
-          <w:sz w:val="20"/>
-          <w:szCs w:val="20"/>
-        </w:rPr>
-        <w:t xml:space="preserve">MICRO:BIT ENVÍA TIMESTAMP</w:t>
-      </w:r>
-      <w:r>
-        <w:rPr>
-          <w:rFonts w:ascii="Montserrat" w:cs="Montserrat" w:eastAsia="Montserrat" w:hAnsi="Montserrat"/>
-          <w:sz w:val="20"/>
-          <w:szCs w:val="20"/>
-        </w:rPr>
-        <w:t xml:space="preserve"> debe estar </w:t>
-      </w:r>
-      <w:r>
-        <w:rPr>
-          <w:rFonts w:ascii="Montserrat" w:cs="Montserrat" w:eastAsia="Montserrat" w:hAnsi="Montserrat"/>
-          <w:b/>
-          <w:bCs/>
-          <w:sz w:val="20"/>
-          <w:szCs w:val="20"/>
-        </w:rPr>
-        <w:t xml:space="preserve">activada</w:t>
-      </w:r>
-      <w:r>
-        <w:rPr>
-          <w:rFonts w:ascii="Montserrat" w:cs="Montserrat" w:eastAsia="Montserrat" w:hAnsi="Montserrat"/>
-          <w:sz w:val="20"/>
-          <w:szCs w:val="20"/>
-        </w:rPr>
-        <w:t xml:space="preserve"> (es el valor por defecto), porque nuestro programa envía </w:t>
+          <w:b/>
+          <w:bCs/>
+          <w:sz w:val="20"/>
+          <w:szCs w:val="20"/>
+        </w:rPr>
+        <w:t xml:space="preserve">Agregar la extensión Bluetooth: </w:t>
+      </w:r>
+      <w:r>
+        <w:rPr>
+          <w:rFonts w:ascii="Montserrat" w:cs="Montserrat" w:eastAsia="Montserrat" w:hAnsi="Montserrat"/>
+          <w:sz w:val="20"/>
+          <w:szCs w:val="20"/>
+        </w:rPr>
+        <w:t xml:space="preserve">en el editor, abrí </w:t>
+      </w:r>
+      <w:r>
+        <w:rPr>
+          <w:rFonts w:ascii="Montserrat" w:cs="Montserrat" w:eastAsia="Montserrat" w:hAnsi="Montserrat"/>
+          <w:b/>
+          <w:bCs/>
+          <w:sz w:val="20"/>
+          <w:szCs w:val="20"/>
+        </w:rPr>
+        <w:t xml:space="preserve">Extensiones</w:t>
+      </w:r>
+      <w:r>
+        <w:rPr>
+          <w:rFonts w:ascii="Montserrat" w:cs="Montserrat" w:eastAsia="Montserrat" w:hAnsi="Montserrat"/>
+          <w:sz w:val="20"/>
+          <w:szCs w:val="20"/>
+        </w:rPr>
+        <w:t xml:space="preserve"> (en el menú de bloques o en ⚙ → Extensiones), buscá </w:t>
       </w:r>
       <w:r>
         <w:rPr>
@@ -2713,15 +3145,33 @@
           <w:sz w:val="18"/>
           <w:szCs w:val="18"/>
         </w:rPr>
-        <w:t xml:space="preserve">tiempo,valor</w:t>
-      </w:r>
-      <w:r>
-        <w:rPr>
-          <w:rFonts w:ascii="Montserrat" w:cs="Montserrat" w:eastAsia="Montserrat" w:hAnsi="Montserrat"/>
-          <w:sz w:val="20"/>
-          <w:szCs w:val="20"/>
-        </w:rPr>
-        <w:t xml:space="preserve">.</w:t>
+        <w:t xml:space="preserve">bluetooth</w:t>
+      </w:r>
+      <w:r>
+        <w:rPr>
+          <w:rFonts w:ascii="Montserrat" w:cs="Montserrat" w:eastAsia="Montserrat" w:hAnsi="Montserrat"/>
+          <w:sz w:val="20"/>
+          <w:szCs w:val="20"/>
+        </w:rPr>
+        <w:t xml:space="preserve"> y hacé clic en la tarjeta. MakeCode avisa que quitará la extensión </w:t>
+      </w:r>
+      <w:r>
+        <w:rPr>
+          <w:rFonts w:ascii="Montserrat" w:cs="Montserrat" w:eastAsia="Montserrat" w:hAnsi="Montserrat"/>
+          <w:b/>
+          <w:bCs/>
+          <w:sz w:val="20"/>
+          <w:szCs w:val="20"/>
+        </w:rPr>
+        <w:t xml:space="preserve">radio</w:t>
+      </w:r>
+      <w:r>
+        <w:rPr>
+          <w:rFonts w:ascii="Montserrat" w:cs="Montserrat" w:eastAsia="Montserrat" w:hAnsi="Montserrat"/>
+          <w:sz w:val="20"/>
+          <w:szCs w:val="20"/>
+        </w:rPr>
+        <w:t xml:space="preserve">: aceptá (radio y Bluetooth no pueden convivir en el mismo programa).</w:t>
       </w:r>
     </w:p>
     <w:p>
@@ -2747,43 +3197,850 @@
           <w:sz w:val="20"/>
           <w:szCs w:val="20"/>
         </w:rPr>
-        <w:t xml:space="preserve">NÚMERO DE VARIABLES</w:t>
-      </w:r>
-      <w:r>
-        <w:rPr>
-          <w:rFonts w:ascii="Montserrat" w:cs="Montserrat" w:eastAsia="Montserrat" w:hAnsi="Montserrat"/>
-          <w:sz w:val="20"/>
-          <w:szCs w:val="20"/>
-        </w:rPr>
-        <w:t xml:space="preserve"> en </w:t>
-      </w:r>
-      <w:r>
-        <w:rPr>
-          <w:rFonts w:ascii="Montserrat" w:cs="Montserrat" w:eastAsia="Montserrat" w:hAnsi="Montserrat"/>
-          <w:b/>
-          <w:bCs/>
-          <w:sz w:val="20"/>
-          <w:szCs w:val="20"/>
-        </w:rPr>
-        <w:t xml:space="preserve">1 Variable</w:t>
-      </w:r>
-      <w:r>
-        <w:rPr>
-          <w:rFonts w:ascii="Montserrat" w:cs="Montserrat" w:eastAsia="Montserrat" w:hAnsi="Montserrat"/>
-          <w:sz w:val="20"/>
-          <w:szCs w:val="20"/>
-        </w:rPr>
-        <w:t xml:space="preserve">. Podés cambiar el nombre y el color de la variable. Presioná </w:t>
-      </w:r>
-      <w:r>
-        <w:rPr>
-          <w:rFonts w:ascii="Montserrat" w:cs="Montserrat" w:eastAsia="Montserrat" w:hAnsi="Montserrat"/>
-          <w:b/>
-          <w:bCs/>
-          <w:sz w:val="20"/>
-          <w:szCs w:val="20"/>
-        </w:rPr>
-        <w:t xml:space="preserve">APLICAR CONFIGURACIÓN</w:t>
+        <w:t xml:space="preserve">Activar “No Pairing Required”: </w:t>
+      </w:r>
+      <w:r>
+        <w:rPr>
+          <w:rFonts w:ascii="Montserrat" w:cs="Montserrat" w:eastAsia="Montserrat" w:hAnsi="Montserrat"/>
+          <w:sz w:val="20"/>
+          <w:szCs w:val="20"/>
+        </w:rPr>
+        <w:t xml:space="preserve">abrí </w:t>
+      </w:r>
+      <w:r>
+        <w:rPr>
+          <w:rFonts w:ascii="Montserrat" w:cs="Montserrat" w:eastAsia="Montserrat" w:hAnsi="Montserrat"/>
+          <w:b/>
+          <w:bCs/>
+          <w:sz w:val="20"/>
+          <w:szCs w:val="20"/>
+        </w:rPr>
+        <w:t xml:space="preserve">⚙ → Configuración del proyecto</w:t>
+      </w:r>
+      <w:r>
+        <w:rPr>
+          <w:rFonts w:ascii="Montserrat" w:cs="Montserrat" w:eastAsia="Montserrat" w:hAnsi="Montserrat"/>
+          <w:sz w:val="20"/>
+          <w:szCs w:val="20"/>
+        </w:rPr>
+        <w:t xml:space="preserve"> y seleccioná </w:t>
+      </w:r>
+      <w:r>
+        <w:rPr>
+          <w:rFonts w:ascii="Montserrat" w:cs="Montserrat" w:eastAsia="Montserrat" w:hAnsi="Montserrat"/>
+          <w:b/>
+          <w:bCs/>
+          <w:sz w:val="20"/>
+          <w:szCs w:val="20"/>
+        </w:rPr>
+        <w:t xml:space="preserve">“No Pairing Required: Anyone can connect via Bluetooth (JustWorks)”</w:t>
+      </w:r>
+      <w:r>
+        <w:rPr>
+          <w:rFonts w:ascii="Montserrat" w:cs="Montserrat" w:eastAsia="Montserrat" w:hAnsi="Montserrat"/>
+          <w:sz w:val="20"/>
+          <w:szCs w:val="20"/>
+        </w:rPr>
+        <w:t xml:space="preserve">. Guardá. Sin esto, Chrome/Edge suelen quedarse en “Conectando…”: la micro:bit pide un emparejamiento que el navegador no completa.</w:t>
+      </w:r>
+    </w:p>
+    <w:p>
+      <w:pPr>
+        <w:spacing w:after="100" w:before="120" w:line="300"/>
+        <w:ind w:left="360" w:hanging="360"/>
+      </w:pPr>
+      <w:r>
+        <w:rPr>
+          <w:rFonts w:ascii="Montserrat" w:cs="Montserrat" w:eastAsia="Montserrat" w:hAnsi="Montserrat"/>
+          <w:b/>
+          <w:bCs/>
+          <w:sz w:val="20"/>
+          <w:szCs w:val="20"/>
+        </w:rPr>
+        <w:t xml:space="preserve">3.  </w:t>
+      </w:r>
+      <w:r>
+        <w:rPr>
+          <w:rFonts w:ascii="Montserrat" w:cs="Montserrat" w:eastAsia="Montserrat" w:hAnsi="Montserrat"/>
+          <w:sz w:val="20"/>
+          <w:szCs w:val="20"/>
+        </w:rPr>
+        <w:t xml:space="preserve">Equivalente a mano en </w:t>
+      </w:r>
+      <w:r>
+        <w:rPr>
+          <w:rFonts w:ascii="Courier New" w:cs="Courier New" w:eastAsia="Courier New" w:hAnsi="Courier New"/>
+          <w:sz w:val="18"/>
+          <w:szCs w:val="18"/>
+        </w:rPr>
+        <w:t xml:space="preserve">pxt.json</w:t>
+      </w:r>
+      <w:r>
+        <w:rPr>
+          <w:rFonts w:ascii="Montserrat" w:cs="Montserrat" w:eastAsia="Montserrat" w:hAnsi="Montserrat"/>
+          <w:sz w:val="20"/>
+          <w:szCs w:val="20"/>
+        </w:rPr>
+        <w:t xml:space="preserve">: la sección bluetooth debe incluir </w:t>
+      </w:r>
+      <w:r>
+        <w:rPr>
+          <w:rFonts w:ascii="Courier New" w:cs="Courier New" w:eastAsia="Courier New" w:hAnsi="Courier New"/>
+          <w:sz w:val="18"/>
+          <w:szCs w:val="18"/>
+        </w:rPr>
+        <w:t xml:space="preserve">"pairing_mode": 0</w:t>
+      </w:r>
+      <w:r>
+        <w:rPr>
+          <w:rFonts w:ascii="Montserrat" w:cs="Montserrat" w:eastAsia="Montserrat" w:hAnsi="Montserrat"/>
+          <w:sz w:val="20"/>
+          <w:szCs w:val="20"/>
+        </w:rPr>
+        <w:t xml:space="preserve">:</w:t>
+      </w:r>
+    </w:p>
+    <w:p>
+      <w:pPr>
+        <w:pBdr>
+          <w:left w:val="single" w:color="000000" w:sz="24" w:space="8"/>
+        </w:pBdr>
+        <w:shd w:fill="F5F5F5" w:val="clear"/>
+        <w:spacing w:after="0" w:line="260"/>
+        <w:ind w:left="240"/>
+      </w:pPr>
+      <w:r>
+        <w:rPr>
+          <w:rFonts w:ascii="Courier New" w:cs="Courier New" w:eastAsia="Courier New" w:hAnsi="Courier New"/>
+          <w:sz w:val="18"/>
+          <w:szCs w:val="18"/>
+        </w:rPr>
+        <w:t xml:space="preserve">"bluetooth": {</w:t>
+      </w:r>
+    </w:p>
+    <w:p>
+      <w:pPr>
+        <w:pBdr>
+          <w:left w:val="single" w:color="000000" w:sz="24" w:space="8"/>
+        </w:pBdr>
+        <w:shd w:fill="F5F5F5" w:val="clear"/>
+        <w:spacing w:after="0" w:line="260"/>
+        <w:ind w:left="240"/>
+      </w:pPr>
+      <w:r>
+        <w:rPr>
+          <w:rFonts w:ascii="Courier New" w:cs="Courier New" w:eastAsia="Courier New" w:hAnsi="Courier New"/>
+          <w:sz w:val="18"/>
+          <w:szCs w:val="18"/>
+        </w:rPr>
+        <w:t xml:space="preserve">    "open": 1,</w:t>
+      </w:r>
+    </w:p>
+    <w:p>
+      <w:pPr>
+        <w:pBdr>
+          <w:left w:val="single" w:color="000000" w:sz="24" w:space="8"/>
+        </w:pBdr>
+        <w:shd w:fill="F5F5F5" w:val="clear"/>
+        <w:spacing w:after="0" w:line="260"/>
+        <w:ind w:left="240"/>
+      </w:pPr>
+      <w:r>
+        <w:rPr>
+          <w:rFonts w:ascii="Courier New" w:cs="Courier New" w:eastAsia="Courier New" w:hAnsi="Courier New"/>
+          <w:sz w:val="18"/>
+          <w:szCs w:val="18"/>
+        </w:rPr>
+        <w:t xml:space="preserve">    "pairing_mode": 0,</w:t>
+      </w:r>
+    </w:p>
+    <w:p>
+      <w:pPr>
+        <w:pBdr>
+          <w:left w:val="single" w:color="000000" w:sz="24" w:space="8"/>
+        </w:pBdr>
+        <w:shd w:fill="F5F5F5" w:val="clear"/>
+        <w:spacing w:after="0" w:line="260"/>
+        <w:ind w:left="240"/>
+      </w:pPr>
+      <w:r>
+        <w:rPr>
+          <w:rFonts w:ascii="Courier New" w:cs="Courier New" w:eastAsia="Courier New" w:hAnsi="Courier New"/>
+          <w:sz w:val="18"/>
+          <w:szCs w:val="18"/>
+        </w:rPr>
+        <w:t xml:space="preserve">    "whitelist": 0,</w:t>
+      </w:r>
+    </w:p>
+    <w:p>
+      <w:pPr>
+        <w:pBdr>
+          <w:left w:val="single" w:color="000000" w:sz="24" w:space="8"/>
+        </w:pBdr>
+        <w:shd w:fill="F5F5F5" w:val="clear"/>
+        <w:spacing w:after="0" w:line="260"/>
+        <w:ind w:left="240"/>
+      </w:pPr>
+      <w:r>
+        <w:rPr>
+          <w:rFonts w:ascii="Courier New" w:cs="Courier New" w:eastAsia="Courier New" w:hAnsi="Courier New"/>
+          <w:sz w:val="18"/>
+          <w:szCs w:val="18"/>
+        </w:rPr>
+        <w:t xml:space="preserve">    "security_level": null</w:t>
+      </w:r>
+    </w:p>
+    <w:p>
+      <w:pPr>
+        <w:pBdr>
+          <w:left w:val="single" w:color="000000" w:sz="24" w:space="8"/>
+        </w:pBdr>
+        <w:shd w:fill="F5F5F5" w:val="clear"/>
+        <w:spacing w:after="200" w:line="260"/>
+        <w:ind w:left="240"/>
+      </w:pPr>
+      <w:r>
+        <w:rPr>
+          <w:rFonts w:ascii="Courier New" w:cs="Courier New" w:eastAsia="Courier New" w:hAnsi="Courier New"/>
+          <w:sz w:val="18"/>
+          <w:szCs w:val="18"/>
+        </w:rPr>
+        <w:t xml:space="preserve">}</w:t>
+      </w:r>
+    </w:p>
+    <w:p>
+      <w:pPr>
+        <w:pBdr>
+          <w:left w:val="single" w:color="000000" w:sz="36" w:space="10"/>
+        </w:pBdr>
+        <w:shd w:fill="F5F5F5" w:val="clear"/>
+        <w:spacing w:after="220" w:before="160" w:line="290"/>
+        <w:ind w:left="120" w:right="120"/>
+      </w:pPr>
+      <w:r>
+        <w:rPr>
+          <w:rFonts w:ascii="Montserrat" w:cs="Montserrat" w:eastAsia="Montserrat" w:hAnsi="Montserrat"/>
+          <w:b/>
+          <w:bCs/>
+          <w:sz w:val="20"/>
+          <w:szCs w:val="20"/>
+        </w:rPr>
+        <w:t xml:space="preserve">Importante: </w:t>
+      </w:r>
+      <w:r>
+        <w:rPr>
+          <w:rFonts w:ascii="Montserrat" w:cs="Montserrat" w:eastAsia="Montserrat" w:hAnsi="Montserrat"/>
+          <w:sz w:val="20"/>
+          <w:szCs w:val="20"/>
+        </w:rPr>
+        <w:t xml:space="preserve">al agregar la extensión Bluetooth se desactiva el envío por serial USB (un mismo programa no puede usar los dos). Y cada vez que cambies esta configuración tenés que </w:t>
+      </w:r>
+      <w:r>
+        <w:rPr>
+          <w:rFonts w:ascii="Montserrat" w:cs="Montserrat" w:eastAsia="Montserrat" w:hAnsi="Montserrat"/>
+          <w:b/>
+          <w:bCs/>
+          <w:sz w:val="20"/>
+          <w:szCs w:val="20"/>
+        </w:rPr>
+        <w:t xml:space="preserve">volver a grabar el .hex</w:t>
+      </w:r>
+      <w:r>
+        <w:rPr>
+          <w:rFonts w:ascii="Montserrat" w:cs="Montserrat" w:eastAsia="Montserrat" w:hAnsi="Montserrat"/>
+          <w:sz w:val="20"/>
+          <w:szCs w:val="20"/>
+        </w:rPr>
+        <w:t xml:space="preserve">: los ajustes viven dentro del programa.</w:t>
+      </w:r>
+    </w:p>
+    <w:p>
+      <w:pPr>
+        <w:pStyle w:val="Heading2"/>
+        <w:spacing w:after="140" w:before="300"/>
+      </w:pPr>
+      <w:r>
+        <w:rPr>
+          <w:rFonts w:ascii="Montserrat" w:cs="Montserrat" w:eastAsia="Montserrat" w:hAnsi="Montserrat"/>
+          <w:b/>
+          <w:bCs/>
+          <w:color w:val="000000"/>
+          <w:sz w:val="22"/>
+          <w:szCs w:val="22"/>
+        </w:rPr>
+        <w:t xml:space="preserve">5.2 · El programa en MakeCode, línea por línea</w:t>
+      </w:r>
+    </w:p>
+    <w:p>
+      <w:pPr>
+        <w:pBdr>
+          <w:left w:val="single" w:color="000000" w:sz="24" w:space="8"/>
+        </w:pBdr>
+        <w:shd w:fill="F5F5F5" w:val="clear"/>
+        <w:spacing w:after="0" w:line="264"/>
+        <w:ind w:left="240"/>
+      </w:pPr>
+      <w:r>
+        <w:rPr>
+          <w:rFonts w:ascii="Courier New" w:cs="Courier New" w:eastAsia="Courier New" w:hAnsi="Courier New"/>
+          <w:sz w:val="18"/>
+          <w:szCs w:val="18"/>
+        </w:rPr>
+        <w:t xml:space="preserve">let t = 0</w:t>
+      </w:r>
+    </w:p>
+    <w:p>
+      <w:pPr>
+        <w:pBdr>
+          <w:left w:val="single" w:color="000000" w:sz="24" w:space="8"/>
+        </w:pBdr>
+        <w:shd w:fill="F5F5F5" w:val="clear"/>
+        <w:spacing w:after="0" w:line="264"/>
+        <w:ind w:left="240"/>
+      </w:pPr>
+      <w:r>
+        <w:rPr>
+          <w:rFonts w:ascii="Courier New" w:cs="Courier New" w:eastAsia="Courier New" w:hAnsi="Courier New"/>
+          <w:sz w:val="18"/>
+          <w:szCs w:val="18"/>
+        </w:rPr>
+        <w:t xml:space="preserve">let valor = 0</w:t>
+      </w:r>
+    </w:p>
+    <w:p>
+      <w:pPr>
+        <w:pBdr>
+          <w:left w:val="single" w:color="000000" w:sz="24" w:space="8"/>
+        </w:pBdr>
+        <w:shd w:fill="F5F5F5" w:val="clear"/>
+        <w:spacing w:after="0" w:line="264"/>
+        <w:ind w:left="240"/>
+      </w:pPr>
+      <w:r>
+        <w:rPr>
+          <w:rFonts w:ascii="Courier New" w:cs="Courier New" w:eastAsia="Courier New" w:hAnsi="Courier New"/>
+          <w:sz w:val="18"/>
+          <w:szCs w:val="18"/>
+        </w:rPr>
+        <w:t xml:space="preserve">bluetooth.startUartService()</w:t>
+      </w:r>
+      <w:r>
+        <w:rPr>
+          <w:rFonts w:ascii="Montserrat" w:cs="Montserrat" w:eastAsia="Montserrat" w:hAnsi="Montserrat"/>
+          <w:i/>
+          <w:iCs/>
+          <w:color w:val="555555"/>
+          <w:sz w:val="16"/>
+          <w:szCs w:val="16"/>
+        </w:rPr>
+        <w:t xml:space="preserve">   ← publica el "canal serie" por BLE</w:t>
+      </w:r>
+    </w:p>
+    <w:p>
+      <w:pPr>
+        <w:pBdr>
+          <w:left w:val="single" w:color="000000" w:sz="24" w:space="8"/>
+        </w:pBdr>
+        <w:shd w:fill="F5F5F5" w:val="clear"/>
+        <w:spacing w:after="0" w:line="264"/>
+        <w:ind w:left="240"/>
+      </w:pPr>
+      <w:r>
+        <w:rPr>
+          <w:rFonts w:ascii="Courier New" w:cs="Courier New" w:eastAsia="Courier New" w:hAnsi="Courier New"/>
+          <w:sz w:val="18"/>
+          <w:szCs w:val="18"/>
+        </w:rPr>
+        <w:t xml:space="preserve"> </w:t>
+      </w:r>
+    </w:p>
+    <w:p>
+      <w:pPr>
+        <w:pBdr>
+          <w:left w:val="single" w:color="000000" w:sz="24" w:space="8"/>
+        </w:pBdr>
+        <w:shd w:fill="F5F5F5" w:val="clear"/>
+        <w:spacing w:after="0" w:line="264"/>
+        <w:ind w:left="240"/>
+      </w:pPr>
+      <w:r>
+        <w:rPr>
+          <w:rFonts w:ascii="Courier New" w:cs="Courier New" w:eastAsia="Courier New" w:hAnsi="Courier New"/>
+          <w:sz w:val="18"/>
+          <w:szCs w:val="18"/>
+        </w:rPr>
+        <w:t xml:space="preserve">basic.forever(function () {</w:t>
+      </w:r>
+    </w:p>
+    <w:p>
+      <w:pPr>
+        <w:pBdr>
+          <w:left w:val="single" w:color="000000" w:sz="24" w:space="8"/>
+        </w:pBdr>
+        <w:shd w:fill="F5F5F5" w:val="clear"/>
+        <w:spacing w:after="0" w:line="264"/>
+        <w:ind w:left="240"/>
+      </w:pPr>
+      <w:r>
+        <w:rPr>
+          <w:rFonts w:ascii="Courier New" w:cs="Courier New" w:eastAsia="Courier New" w:hAnsi="Courier New"/>
+          <w:sz w:val="18"/>
+          <w:szCs w:val="18"/>
+        </w:rPr>
+        <w:t xml:space="preserve">    t = input.runningTime()</w:t>
+      </w:r>
+      <w:r>
+        <w:rPr>
+          <w:rFonts w:ascii="Montserrat" w:cs="Montserrat" w:eastAsia="Montserrat" w:hAnsi="Montserrat"/>
+          <w:i/>
+          <w:iCs/>
+          <w:color w:val="555555"/>
+          <w:sz w:val="16"/>
+          <w:szCs w:val="16"/>
+        </w:rPr>
+        <w:t xml:space="preserve">   ← timestamp: el instante real de la medición</w:t>
+      </w:r>
+    </w:p>
+    <w:p>
+      <w:pPr>
+        <w:pBdr>
+          <w:left w:val="single" w:color="000000" w:sz="24" w:space="8"/>
+        </w:pBdr>
+        <w:shd w:fill="F5F5F5" w:val="clear"/>
+        <w:spacing w:after="0" w:line="264"/>
+        <w:ind w:left="240"/>
+      </w:pPr>
+      <w:r>
+        <w:rPr>
+          <w:rFonts w:ascii="Courier New" w:cs="Courier New" w:eastAsia="Courier New" w:hAnsi="Courier New"/>
+          <w:sz w:val="18"/>
+          <w:szCs w:val="18"/>
+        </w:rPr>
+        <w:t xml:space="preserve">    valor = input.acceleration(Dimension.X)</w:t>
+      </w:r>
+      <w:r>
+        <w:rPr>
+          <w:rFonts w:ascii="Montserrat" w:cs="Montserrat" w:eastAsia="Montserrat" w:hAnsi="Montserrat"/>
+          <w:i/>
+          <w:iCs/>
+          <w:color w:val="555555"/>
+          <w:sz w:val="16"/>
+          <w:szCs w:val="16"/>
+        </w:rPr>
+        <w:t xml:space="preserve">   ← el sensor a medir</w:t>
+      </w:r>
+    </w:p>
+    <w:p>
+      <w:pPr>
+        <w:pBdr>
+          <w:left w:val="single" w:color="000000" w:sz="24" w:space="8"/>
+        </w:pBdr>
+        <w:shd w:fill="F5F5F5" w:val="clear"/>
+        <w:spacing w:after="0" w:line="264"/>
+        <w:ind w:left="240"/>
+      </w:pPr>
+      <w:r>
+        <w:rPr>
+          <w:rFonts w:ascii="Courier New" w:cs="Courier New" w:eastAsia="Courier New" w:hAnsi="Courier New"/>
+          <w:sz w:val="18"/>
+          <w:szCs w:val="18"/>
+        </w:rPr>
+        <w:t xml:space="preserve">    bluetooth.uartWriteLine("" + t + "," + valor)</w:t>
+      </w:r>
+      <w:r>
+        <w:rPr>
+          <w:rFonts w:ascii="Montserrat" w:cs="Montserrat" w:eastAsia="Montserrat" w:hAnsi="Montserrat"/>
+          <w:i/>
+          <w:iCs/>
+          <w:color w:val="555555"/>
+          <w:sz w:val="16"/>
+          <w:szCs w:val="16"/>
+        </w:rPr>
+        <w:t xml:space="preserve">   ← igual que serial, pero por radio</w:t>
+      </w:r>
+    </w:p>
+    <w:p>
+      <w:pPr>
+        <w:pBdr>
+          <w:left w:val="single" w:color="000000" w:sz="24" w:space="8"/>
+        </w:pBdr>
+        <w:shd w:fill="F5F5F5" w:val="clear"/>
+        <w:spacing w:after="0" w:line="264"/>
+        <w:ind w:left="240"/>
+      </w:pPr>
+      <w:r>
+        <w:rPr>
+          <w:rFonts w:ascii="Courier New" w:cs="Courier New" w:eastAsia="Courier New" w:hAnsi="Courier New"/>
+          <w:sz w:val="18"/>
+          <w:szCs w:val="18"/>
+        </w:rPr>
+        <w:t xml:space="preserve">    basic.pause(100)</w:t>
+      </w:r>
+      <w:r>
+        <w:rPr>
+          <w:rFonts w:ascii="Montserrat" w:cs="Montserrat" w:eastAsia="Montserrat" w:hAnsi="Montserrat"/>
+          <w:i/>
+          <w:iCs/>
+          <w:color w:val="555555"/>
+          <w:sz w:val="16"/>
+          <w:szCs w:val="16"/>
+        </w:rPr>
+        <w:t xml:space="preserve">   ← ~8 Hz; suficiente para BLE</w:t>
+      </w:r>
+    </w:p>
+    <w:p>
+      <w:pPr>
+        <w:pBdr>
+          <w:left w:val="single" w:color="000000" w:sz="24" w:space="8"/>
+        </w:pBdr>
+        <w:shd w:fill="F5F5F5" w:val="clear"/>
+        <w:spacing w:after="200" w:line="264"/>
+        <w:ind w:left="240"/>
+      </w:pPr>
+      <w:r>
+        <w:rPr>
+          <w:rFonts w:ascii="Courier New" w:cs="Courier New" w:eastAsia="Courier New" w:hAnsi="Courier New"/>
+          <w:sz w:val="18"/>
+          <w:szCs w:val="18"/>
+        </w:rPr>
+        <w:t xml:space="preserve">})</w:t>
+      </w:r>
+    </w:p>
+    <w:p>
+      <w:pPr>
+        <w:pStyle w:val="ListParagraph"/>
+        <w:numPr>
+          <w:ilvl w:val="0"/>
+          <w:numId w:val="2"/>
+        </w:numPr>
+        <w:spacing w:after="80" w:line="280"/>
+      </w:pPr>
+      <w:r>
+        <w:rPr>
+          <w:rFonts w:ascii="Courier New" w:cs="Courier New" w:eastAsia="Courier New" w:hAnsi="Courier New"/>
+          <w:sz w:val="18"/>
+          <w:szCs w:val="18"/>
+        </w:rPr>
+        <w:t xml:space="preserve">bluetooth.startUartService()</w:t>
+      </w:r>
+      <w:r>
+        <w:rPr>
+          <w:rFonts w:ascii="Montserrat" w:cs="Montserrat" w:eastAsia="Montserrat" w:hAnsi="Montserrat"/>
+          <w:sz w:val="20"/>
+          <w:szCs w:val="20"/>
+        </w:rPr>
+        <w:t xml:space="preserve"> va en el inicio, fuera del bucle: crea el servicio UART que la plataforma busca al conectar. Si falta, aparece el error </w:t>
+      </w:r>
+      <w:r>
+        <w:rPr>
+          <w:rFonts w:ascii="Montserrat" w:cs="Montserrat" w:eastAsia="Montserrat" w:hAnsi="Montserrat"/>
+          <w:b/>
+          <w:bCs/>
+          <w:sz w:val="20"/>
+          <w:szCs w:val="20"/>
+        </w:rPr>
+        <w:t xml:space="preserve">“UART no encontrado”</w:t>
+      </w:r>
+      <w:r>
+        <w:rPr>
+          <w:rFonts w:ascii="Montserrat" w:cs="Montserrat" w:eastAsia="Montserrat" w:hAnsi="Montserrat"/>
+          <w:sz w:val="20"/>
+          <w:szCs w:val="20"/>
+        </w:rPr>
+        <w:t xml:space="preserve">.</w:t>
+      </w:r>
+    </w:p>
+    <w:p>
+      <w:pPr>
+        <w:pStyle w:val="ListParagraph"/>
+        <w:numPr>
+          <w:ilvl w:val="0"/>
+          <w:numId w:val="2"/>
+        </w:numPr>
+        <w:spacing w:after="80" w:line="280"/>
+      </w:pPr>
+      <w:r>
+        <w:rPr>
+          <w:rFonts w:ascii="Courier New" w:cs="Courier New" w:eastAsia="Courier New" w:hAnsi="Courier New"/>
+          <w:sz w:val="18"/>
+          <w:szCs w:val="18"/>
+        </w:rPr>
+        <w:t xml:space="preserve">bluetooth.uartWriteLine</w:t>
+      </w:r>
+      <w:r>
+        <w:rPr>
+          <w:rFonts w:ascii="Montserrat" w:cs="Montserrat" w:eastAsia="Montserrat" w:hAnsi="Montserrat"/>
+          <w:sz w:val="20"/>
+          <w:szCs w:val="20"/>
+        </w:rPr>
+        <w:t xml:space="preserve"> usa el mismo formato </w:t>
+      </w:r>
+      <w:r>
+        <w:rPr>
+          <w:rFonts w:ascii="Courier New" w:cs="Courier New" w:eastAsia="Courier New" w:hAnsi="Courier New"/>
+          <w:sz w:val="18"/>
+          <w:szCs w:val="18"/>
+        </w:rPr>
+        <w:t xml:space="preserve">tiempo,valor</w:t>
+      </w:r>
+      <w:r>
+        <w:rPr>
+          <w:rFonts w:ascii="Montserrat" w:cs="Montserrat" w:eastAsia="Montserrat" w:hAnsi="Montserrat"/>
+          <w:sz w:val="20"/>
+          <w:szCs w:val="20"/>
+        </w:rPr>
+        <w:t xml:space="preserve"> que el serial: para la plataforma ambos caminos son idénticos una vez que el dato llega.</w:t>
+      </w:r>
+    </w:p>
+    <w:p>
+      <w:pPr>
+        <w:pStyle w:val="Heading2"/>
+        <w:spacing w:after="140" w:before="300"/>
+      </w:pPr>
+      <w:r>
+        <w:rPr>
+          <w:rFonts w:ascii="Montserrat" w:cs="Montserrat" w:eastAsia="Montserrat" w:hAnsi="Montserrat"/>
+          <w:b/>
+          <w:bCs/>
+          <w:color w:val="000000"/>
+          <w:sz w:val="22"/>
+          <w:szCs w:val="22"/>
+        </w:rPr>
+        <w:t xml:space="preserve">5.3 · Latencia y límites del BLE</w:t>
+      </w:r>
+    </w:p>
+    <w:p>
+      <w:pPr>
+        <w:spacing w:after="140" w:line="300"/>
+      </w:pPr>
+      <w:r>
+        <w:rPr>
+          <w:rFonts w:ascii="Montserrat" w:cs="Montserrat" w:eastAsia="Montserrat" w:hAnsi="Montserrat"/>
+          <w:sz w:val="20"/>
+          <w:szCs w:val="20"/>
+        </w:rPr>
+        <w:t xml:space="preserve">En BLE los datos no fluyen continuo: cada notificación UART lleva </w:t>
+      </w:r>
+      <w:r>
+        <w:rPr>
+          <w:rFonts w:ascii="Montserrat" w:cs="Montserrat" w:eastAsia="Montserrat" w:hAnsi="Montserrat"/>
+          <w:b/>
+          <w:bCs/>
+          <w:sz w:val="20"/>
+          <w:szCs w:val="20"/>
+        </w:rPr>
+        <w:t xml:space="preserve">hasta 20 bytes</w:t>
+      </w:r>
+      <w:r>
+        <w:rPr>
+          <w:rFonts w:ascii="Montserrat" w:cs="Montserrat" w:eastAsia="Montserrat" w:hAnsi="Montserrat"/>
+          <w:sz w:val="20"/>
+          <w:szCs w:val="20"/>
+        </w:rPr>
+        <w:t xml:space="preserve"> y la radio solo transmite en los </w:t>
+      </w:r>
+      <w:r>
+        <w:rPr>
+          <w:rFonts w:ascii="Montserrat" w:cs="Montserrat" w:eastAsia="Montserrat" w:hAnsi="Montserrat"/>
+          <w:b/>
+          <w:bCs/>
+          <w:sz w:val="20"/>
+          <w:szCs w:val="20"/>
+        </w:rPr>
+        <w:t xml:space="preserve">intervalos de conexión</w:t>
+      </w:r>
+      <w:r>
+        <w:rPr>
+          <w:rFonts w:ascii="Montserrat" w:cs="Montserrat" w:eastAsia="Montserrat" w:hAnsi="Montserrat"/>
+          <w:sz w:val="20"/>
+          <w:szCs w:val="20"/>
+        </w:rPr>
+        <w:t xml:space="preserve"> (~30–50 ms). Resultado: los puntos llegan </w:t>
+      </w:r>
+      <w:r>
+        <w:rPr>
+          <w:rFonts w:ascii="Montserrat" w:cs="Montserrat" w:eastAsia="Montserrat" w:hAnsi="Montserrat"/>
+          <w:b/>
+          <w:bCs/>
+          <w:sz w:val="20"/>
+          <w:szCs w:val="20"/>
+        </w:rPr>
+        <w:t xml:space="preserve">en ráfagas</w:t>
+      </w:r>
+      <w:r>
+        <w:rPr>
+          <w:rFonts w:ascii="Montserrat" w:cs="Montserrat" w:eastAsia="Montserrat" w:hAnsi="Montserrat"/>
+          <w:sz w:val="20"/>
+          <w:szCs w:val="20"/>
+        </w:rPr>
+        <w:t xml:space="preserve">, con latencia variable, y el máximo práctico ronda los </w:t>
+      </w:r>
+      <w:r>
+        <w:rPr>
+          <w:rFonts w:ascii="Montserrat" w:cs="Montserrat" w:eastAsia="Montserrat" w:hAnsi="Montserrat"/>
+          <w:b/>
+          <w:bCs/>
+          <w:sz w:val="20"/>
+          <w:szCs w:val="20"/>
+        </w:rPr>
+        <w:t xml:space="preserve">30–50 Hz</w:t>
+      </w:r>
+      <w:r>
+        <w:rPr>
+          <w:rFonts w:ascii="Montserrat" w:cs="Montserrat" w:eastAsia="Montserrat" w:hAnsi="Montserrat"/>
+          <w:sz w:val="20"/>
+          <w:szCs w:val="20"/>
+        </w:rPr>
+        <w:t xml:space="preserve">. Acá el timestamp de la micro:bit no es opcional: sin él, todos los puntos de una ráfaga quedarían apilados en el mismo instante. Si tu experimento necesita más de ~50 Hz, volvé al </w:t>
+      </w:r>
+      <w:hyperlink w:history="1" w:anchor="caminoA">
+        <w:r>
+          <w:rPr>
+            <w:rFonts w:ascii="Montserrat" w:cs="Montserrat" w:eastAsia="Montserrat" w:hAnsi="Montserrat"/>
+            <w:b/>
+            <w:bCs/>
+            <w:color w:val="000000"/>
+            <w:sz w:val="20"/>
+            <w:szCs w:val="20"/>
+            <w:u w:val="single"/>
+          </w:rPr>
+          <w:t xml:space="preserve">Camino A (USB)</w:t>
+        </w:r>
+      </w:hyperlink>
+      <w:r>
+        <w:rPr>
+          <w:rFonts w:ascii="Montserrat" w:cs="Montserrat" w:eastAsia="Montserrat" w:hAnsi="Montserrat"/>
+          <w:sz w:val="20"/>
+          <w:szCs w:val="20"/>
+        </w:rPr>
+        <w:t xml:space="preserve">.</w:t>
+      </w:r>
+    </w:p>
+    <w:p>
+      <w:pPr>
+        <w:pStyle w:val="Heading2"/>
+        <w:spacing w:after="140" w:before="300"/>
+      </w:pPr>
+      <w:r>
+        <w:rPr>
+          <w:rFonts w:ascii="Montserrat" w:cs="Montserrat" w:eastAsia="Montserrat" w:hAnsi="Montserrat"/>
+          <w:b/>
+          <w:bCs/>
+          <w:color w:val="000000"/>
+          <w:sz w:val="22"/>
+          <w:szCs w:val="22"/>
+        </w:rPr>
+        <w:t xml:space="preserve">5.4 · Grabar y conectar</w:t>
+      </w:r>
+    </w:p>
+    <w:p>
+      <w:pPr>
+        <w:spacing w:after="100" w:before="120" w:line="300"/>
+        <w:ind w:left="360" w:hanging="360"/>
+      </w:pPr>
+      <w:r>
+        <w:rPr>
+          <w:rFonts w:ascii="Montserrat" w:cs="Montserrat" w:eastAsia="Montserrat" w:hAnsi="Montserrat"/>
+          <w:b/>
+          <w:bCs/>
+          <w:sz w:val="20"/>
+          <w:szCs w:val="20"/>
+        </w:rPr>
+        <w:t xml:space="preserve">4.  </w:t>
+      </w:r>
+      <w:r>
+        <w:rPr>
+          <w:rFonts w:ascii="Montserrat" w:cs="Montserrat" w:eastAsia="Montserrat" w:hAnsi="Montserrat"/>
+          <w:sz w:val="20"/>
+          <w:szCs w:val="20"/>
+        </w:rPr>
+        <w:t xml:space="preserve">Grabá el programa (Descargar → unidad MICROBIT o WebUSB) y esperá la luz naranja. Después podés </w:t>
+      </w:r>
+      <w:r>
+        <w:rPr>
+          <w:rFonts w:ascii="Montserrat" w:cs="Montserrat" w:eastAsia="Montserrat" w:hAnsi="Montserrat"/>
+          <w:b/>
+          <w:bCs/>
+          <w:sz w:val="20"/>
+          <w:szCs w:val="20"/>
+        </w:rPr>
+        <w:t xml:space="preserve">desconectar el cable</w:t>
+      </w:r>
+      <w:r>
+        <w:rPr>
+          <w:rFonts w:ascii="Montserrat" w:cs="Montserrat" w:eastAsia="Montserrat" w:hAnsi="Montserrat"/>
+          <w:sz w:val="20"/>
+          <w:szCs w:val="20"/>
+        </w:rPr>
+        <w:t xml:space="preserve"> y alimentar la micro:bit a batería: el </w:t>
+      </w:r>
+      <w:r>
+        <w:rPr>
+          <w:rFonts w:ascii="Courier New" w:cs="Courier New" w:eastAsia="Courier New" w:hAnsi="Courier New"/>
+          <w:sz w:val="18"/>
+          <w:szCs w:val="18"/>
+        </w:rPr>
+        <w:t xml:space="preserve">runningTime()</w:t>
+      </w:r>
+      <w:r>
+        <w:rPr>
+          <w:rFonts w:ascii="Montserrat" w:cs="Montserrat" w:eastAsia="Montserrat" w:hAnsi="Montserrat"/>
+          <w:sz w:val="20"/>
+          <w:szCs w:val="20"/>
+        </w:rPr>
+        <w:t xml:space="preserve"> sigue corriendo igual.</w:t>
+      </w:r>
+    </w:p>
+    <w:p>
+      <w:pPr>
+        <w:spacing w:after="100" w:before="120" w:line="300"/>
+        <w:ind w:left="360" w:hanging="360"/>
+      </w:pPr>
+      <w:r>
+        <w:rPr>
+          <w:rFonts w:ascii="Montserrat" w:cs="Montserrat" w:eastAsia="Montserrat" w:hAnsi="Montserrat"/>
+          <w:b/>
+          <w:bCs/>
+          <w:sz w:val="20"/>
+          <w:szCs w:val="20"/>
+        </w:rPr>
+        <w:t xml:space="preserve">5.  </w:t>
+      </w:r>
+      <w:r>
+        <w:rPr>
+          <w:rFonts w:ascii="Montserrat" w:cs="Montserrat" w:eastAsia="Montserrat" w:hAnsi="Montserrat"/>
+          <w:sz w:val="20"/>
+          <w:szCs w:val="20"/>
+        </w:rPr>
+        <w:t xml:space="preserve">En la plataforma presioná el botón azul </w:t>
+      </w:r>
+      <w:r>
+        <w:rPr>
+          <w:rFonts w:ascii="Montserrat" w:cs="Montserrat" w:eastAsia="Montserrat" w:hAnsi="Montserrat"/>
+          <w:b/>
+          <w:bCs/>
+          <w:sz w:val="20"/>
+          <w:szCs w:val="20"/>
+        </w:rPr>
+        <w:t xml:space="preserve">BLUETOOTH</w:t>
+      </w:r>
+      <w:r>
+        <w:rPr>
+          <w:rFonts w:ascii="Montserrat" w:cs="Montserrat" w:eastAsia="Montserrat" w:hAnsi="Montserrat"/>
+          <w:sz w:val="20"/>
+          <w:szCs w:val="20"/>
+        </w:rPr>
+        <w:t xml:space="preserve">. Aparece primero una guía con los requisitos; verificá los tres puntos y presioná </w:t>
+      </w:r>
+      <w:r>
+        <w:rPr>
+          <w:rFonts w:ascii="Montserrat" w:cs="Montserrat" w:eastAsia="Montserrat" w:hAnsi="Montserrat"/>
+          <w:b/>
+          <w:bCs/>
+          <w:sz w:val="20"/>
+          <w:szCs w:val="20"/>
+        </w:rPr>
+        <w:t xml:space="preserve">CONECTAR</w:t>
       </w:r>
       <w:r>
         <w:rPr>
@@ -2802,8 +4059,8 @@
       <w:r>
         <w:drawing>
           <wp:inline distT="0" distB="0" distL="0" distR="0">
-            <wp:extent cx="2286000" cy="6048375"/>
-            <wp:effectExtent t="2" r="2" b="2" l="2"/>
+            <wp:extent cx="5905500" cy="3695700"/>
+            <wp:effectExtent t="0" r="0" b="0" l="0"/>
             <wp:docPr id="1" name="" descr="" title=""/>
             <wp:cNvGraphicFramePr>
               <a:graphicFrameLocks xmlns:a="http://schemas.openxmlformats.org/drawingml/2006/main" noChangeAspect="1"/>
@@ -2827,17 +4084,11 @@
                   <pic:spPr bwMode="auto">
                     <a:xfrm>
                       <a:off x="0" y="0"/>
-                      <a:ext cx="2286000" cy="6048375"/>
+                      <a:ext cx="5905500" cy="3695700"/>
                     </a:xfrm>
                     <a:prstGeom prst="rect">
                       <a:avLst/>
                     </a:prstGeom>
-                    <a:noFill/>
-                    <a:ln w="1">
-                      <a:solidFill>
-                        <a:srgbClr val="000000"/>
-                      </a:solidFill>
-                    </a:ln>
                   </pic:spPr>
                 </pic:pic>
               </a:graphicData>
@@ -2860,7 +4111,67 @@
           <w:sz w:val="17"/>
           <w:szCs w:val="17"/>
         </w:rPr>
-        <w:t xml:space="preserve">Sección VARIABLES: casilla de timestamp activada y 1 variable configurada.</w:t>
+        <w:t xml:space="preserve">Guía de conexión Bluetooth: configuración del proyecto, reinicio y botón CONECTAR.</w:t>
+      </w:r>
+    </w:p>
+    <w:p>
+      <w:pPr>
+        <w:spacing w:after="100" w:before="120" w:line="300"/>
+        <w:ind w:left="360" w:hanging="360"/>
+      </w:pPr>
+      <w:r>
+        <w:rPr>
+          <w:rFonts w:ascii="Montserrat" w:cs="Montserrat" w:eastAsia="Montserrat" w:hAnsi="Montserrat"/>
+          <w:b/>
+          <w:bCs/>
+          <w:sz w:val="20"/>
+          <w:szCs w:val="20"/>
+        </w:rPr>
+        <w:t xml:space="preserve">6.  </w:t>
+      </w:r>
+      <w:r>
+        <w:rPr>
+          <w:rFonts w:ascii="Montserrat" w:cs="Montserrat" w:eastAsia="Montserrat" w:hAnsi="Montserrat"/>
+          <w:sz w:val="20"/>
+          <w:szCs w:val="20"/>
+        </w:rPr>
+        <w:t xml:space="preserve">En el selector del navegador elegí tu placa: </w:t>
+      </w:r>
+      <w:r>
+        <w:rPr>
+          <w:rFonts w:ascii="Montserrat" w:cs="Montserrat" w:eastAsia="Montserrat" w:hAnsi="Montserrat"/>
+          <w:b/>
+          <w:bCs/>
+          <w:sz w:val="20"/>
+          <w:szCs w:val="20"/>
+        </w:rPr>
+        <w:t xml:space="preserve">“BBC micro:bit [XXXXX]”</w:t>
+      </w:r>
+      <w:r>
+        <w:rPr>
+          <w:rFonts w:ascii="Montserrat" w:cs="Montserrat" w:eastAsia="Montserrat" w:hAnsi="Montserrat"/>
+          <w:sz w:val="20"/>
+          <w:szCs w:val="20"/>
+        </w:rPr>
+        <w:t xml:space="preserve"> (las letras identifican a cada micro:bit). Esperá a que el botón cambie a </w:t>
+      </w:r>
+      <w:r>
+        <w:rPr>
+          <w:rFonts w:ascii="Montserrat" w:cs="Montserrat" w:eastAsia="Montserrat" w:hAnsi="Montserrat"/>
+          <w:b/>
+          <w:bCs/>
+          <w:sz w:val="20"/>
+          <w:szCs w:val="20"/>
+        </w:rPr>
+        <w:t xml:space="preserve">BLUETOOTH CONECTADO</w:t>
+      </w:r>
+      <w:r>
+        <w:rPr>
+          <w:rFonts w:ascii="Montserrat" w:cs="Montserrat" w:eastAsia="Montserrat" w:hAnsi="Montserrat"/>
+          <w:sz w:val="20"/>
+          <w:szCs w:val="20"/>
+        </w:rPr>
+        <w:t xml:space="preserve">.</w:t>
       </w:r>
     </w:p>
     <w:p>
@@ -2880,48 +4191,36 @@
           <w:sz w:val="20"/>
           <w:szCs w:val="20"/>
         </w:rPr>
-        <w:t xml:space="preserve">Regla de oro: </w:t>
-      </w:r>
-      <w:r>
-        <w:rPr>
-          <w:rFonts w:ascii="Montserrat" w:cs="Montserrat" w:eastAsia="Montserrat" w:hAnsi="Montserrat"/>
-          <w:sz w:val="20"/>
-          <w:szCs w:val="20"/>
-        </w:rPr>
-        <w:t xml:space="preserve">el número de valores que envía la micro:bit debe coincidir con el número de variables configurado. Si el programa envía </w:t>
-      </w:r>
-      <w:r>
-        <w:rPr>
-          <w:rFonts w:ascii="Courier New" w:cs="Courier New" w:eastAsia="Courier New" w:hAnsi="Courier New"/>
-          <w:sz w:val="18"/>
-          <w:szCs w:val="18"/>
-        </w:rPr>
-        <w:t xml:space="preserve">tiempo,valor</w:t>
-      </w:r>
-      <w:r>
-        <w:rPr>
-          <w:rFonts w:ascii="Montserrat" w:cs="Montserrat" w:eastAsia="Montserrat" w:hAnsi="Montserrat"/>
-          <w:sz w:val="20"/>
-          <w:szCs w:val="20"/>
-        </w:rPr>
-        <w:t xml:space="preserve"> la casilla de timestamp debe estar activada; si envía solo </w:t>
-      </w:r>
-      <w:r>
-        <w:rPr>
-          <w:rFonts w:ascii="Courier New" w:cs="Courier New" w:eastAsia="Courier New" w:hAnsi="Courier New"/>
-          <w:sz w:val="18"/>
-          <w:szCs w:val="18"/>
-        </w:rPr>
-        <w:t xml:space="preserve">valor</w:t>
-      </w:r>
-      <w:r>
-        <w:rPr>
-          <w:rFonts w:ascii="Montserrat" w:cs="Montserrat" w:eastAsia="Montserrat" w:hAnsi="Montserrat"/>
-          <w:sz w:val="20"/>
-          <w:szCs w:val="20"/>
-        </w:rPr>
-        <w:t xml:space="preserve">, desactivada.</w:t>
-      </w:r>
+        <w:t xml:space="preserve">Reconexión automática: </w:t>
+      </w:r>
+      <w:r>
+        <w:rPr>
+          <w:rFonts w:ascii="Montserrat" w:cs="Montserrat" w:eastAsia="Montserrat" w:hAnsi="Montserrat"/>
+          <w:sz w:val="20"/>
+          <w:szCs w:val="20"/>
+        </w:rPr>
+        <w:t xml:space="preserve">si la micro:bit se aleja o pierde señal (alcance típico ~10 m), la plataforma reintenta sola hasta 4 veces. Si la placa no aparece en el selector, reiniciala con RESET y verificá que no esté conectada a otro dispositivo.</w:t>
+      </w:r>
+    </w:p>
+    <w:p>
+      <w:pPr>
+        <w:shd w:fill="000000" w:val="clear"/>
+        <w:spacing w:after="280" w:before="240" w:line="300"/>
+        <w:jc w:val="center"/>
+      </w:pPr>
+      <w:hyperlink w:history="1" w:anchor="configuracion">
+        <w:r>
+          <w:rPr>
+            <w:rFonts w:ascii="Montserrat" w:cs="Montserrat" w:eastAsia="Montserrat" w:hAnsi="Montserrat"/>
+            <w:b/>
+            <w:bCs/>
+            <w:color w:val="FFFFFF"/>
+            <w:sz w:val="21"/>
+            <w:szCs w:val="21"/>
+          </w:rPr>
+          <w:t xml:space="preserve">➜  CONTINUÁ EN LA SECCIÓN 6 — CONFIGURAR LA PLATAFORMA</w:t>
+        </w:r>
+      </w:hyperlink>
     </w:p>
     <w:p>
       <w:pPr>
@@ -2931,6 +4230,7 @@
         </w:pBdr>
         <w:spacing w:after="200" w:before="420"/>
       </w:pPr>
+      <w:bookmarkStart w:name="configuracion" w:id="103"/>
       <w:r>
         <w:rPr>
           <w:rFonts w:ascii="Montserrat" w:cs="Montserrat" w:eastAsia="Montserrat" w:hAnsi="Montserrat"/>
@@ -2940,8 +4240,9 @@
           <w:sz w:val="26"/>
           <w:szCs w:val="26"/>
         </w:rPr>
-        <w:t xml:space="preserve">5 · CONECTAR Y CAPTURAR</w:t>
-      </w:r>
+        <w:t xml:space="preserve">6 · CONFIGURAR LA PLATAFORMA</w:t>
+      </w:r>
+      <w:bookmarkEnd w:id="103"/>
     </w:p>
     <w:p>
       <w:pPr>
@@ -2953,96 +4254,43 @@
           <w:sz w:val="20"/>
           <w:szCs w:val="20"/>
         </w:rPr>
-        <w:t xml:space="preserve">La plataforma se conecta de dos maneras: por </w:t>
-      </w:r>
-      <w:r>
-        <w:rPr>
-          <w:rFonts w:ascii="Montserrat" w:cs="Montserrat" w:eastAsia="Montserrat" w:hAnsi="Montserrat"/>
-          <w:b/>
-          <w:bCs/>
-          <w:sz w:val="20"/>
-          <w:szCs w:val="20"/>
-        </w:rPr>
-        <w:t xml:space="preserve">cable USB</w:t>
-      </w:r>
-      <w:r>
-        <w:rPr>
-          <w:rFonts w:ascii="Montserrat" w:cs="Montserrat" w:eastAsia="Montserrat" w:hAnsi="Montserrat"/>
-          <w:sz w:val="20"/>
-          <w:szCs w:val="20"/>
-        </w:rPr>
-        <w:t xml:space="preserve"> (Web Serial) o por </w:t>
-      </w:r>
-      <w:r>
-        <w:rPr>
-          <w:rFonts w:ascii="Montserrat" w:cs="Montserrat" w:eastAsia="Montserrat" w:hAnsi="Montserrat"/>
-          <w:b/>
-          <w:bCs/>
-          <w:sz w:val="20"/>
-          <w:szCs w:val="20"/>
-        </w:rPr>
-        <w:t xml:space="preserve">Bluetooth</w:t>
-      </w:r>
-      <w:r>
-        <w:rPr>
-          <w:rFonts w:ascii="Montserrat" w:cs="Montserrat" w:eastAsia="Montserrat" w:hAnsi="Montserrat"/>
-          <w:sz w:val="20"/>
-          <w:szCs w:val="20"/>
-        </w:rPr>
-        <w:t xml:space="preserve"> (Web Bluetooth). En ambos casos funciona en </w:t>
-      </w:r>
-      <w:r>
-        <w:rPr>
-          <w:rFonts w:ascii="Montserrat" w:cs="Montserrat" w:eastAsia="Montserrat" w:hAnsi="Montserrat"/>
-          <w:b/>
-          <w:bCs/>
-          <w:sz w:val="20"/>
-          <w:szCs w:val="20"/>
-        </w:rPr>
-        <w:t xml:space="preserve">Chrome</w:t>
-      </w:r>
-      <w:r>
-        <w:rPr>
-          <w:rFonts w:ascii="Montserrat" w:cs="Montserrat" w:eastAsia="Montserrat" w:hAnsi="Montserrat"/>
-          <w:sz w:val="20"/>
-          <w:szCs w:val="20"/>
-        </w:rPr>
-        <w:t xml:space="preserve"> o </w:t>
-      </w:r>
-      <w:r>
-        <w:rPr>
-          <w:rFonts w:ascii="Montserrat" w:cs="Montserrat" w:eastAsia="Montserrat" w:hAnsi="Montserrat"/>
-          <w:b/>
-          <w:bCs/>
-          <w:sz w:val="20"/>
-          <w:szCs w:val="20"/>
-        </w:rPr>
-        <w:t xml:space="preserve">Edge</w:t>
-      </w:r>
-      <w:r>
-        <w:rPr>
-          <w:rFonts w:ascii="Montserrat" w:cs="Montserrat" w:eastAsia="Montserrat" w:hAnsi="Montserrat"/>
-          <w:sz w:val="20"/>
-          <w:szCs w:val="20"/>
-        </w:rPr>
-        <w:t xml:space="preserve">; en iOS/iPadOS Apple no permite ninguna de las dos.</w:t>
-      </w:r>
-    </w:p>
-    <w:p>
-      <w:pPr>
-        <w:pStyle w:val="Heading2"/>
-        <w:spacing w:after="140" w:before="300"/>
-      </w:pPr>
-      <w:r>
-        <w:rPr>
-          <w:rFonts w:ascii="Montserrat" w:cs="Montserrat" w:eastAsia="Montserrat" w:hAnsi="Montserrat"/>
-          <w:b/>
-          <w:bCs/>
-          <w:color w:val="000000"/>
-          <w:sz w:val="22"/>
-          <w:szCs w:val="22"/>
-        </w:rPr>
-        <w:t xml:space="preserve">5.1 · Conexión por USB (serial)</w:t>
+        <w:t xml:space="preserve">Desde acá el camino es el mismo para USB y Bluetooth. Antes de capturar, abrí la vista </w:t>
+      </w:r>
+      <w:r>
+        <w:rPr>
+          <w:rFonts w:ascii="Montserrat" w:cs="Montserrat" w:eastAsia="Montserrat" w:hAnsi="Montserrat"/>
+          <w:b/>
+          <w:bCs/>
+          <w:sz w:val="20"/>
+          <w:szCs w:val="20"/>
+        </w:rPr>
+        <w:t xml:space="preserve">CONFIG</w:t>
+      </w:r>
+      <w:r>
+        <w:rPr>
+          <w:rFonts w:ascii="Montserrat" w:cs="Montserrat" w:eastAsia="Montserrat" w:hAnsi="Montserrat"/>
+          <w:sz w:val="20"/>
+          <w:szCs w:val="20"/>
+        </w:rPr>
+        <w:t xml:space="preserve"> (o el panel lateral) y en la sección </w:t>
+      </w:r>
+      <w:r>
+        <w:rPr>
+          <w:rFonts w:ascii="Montserrat" w:cs="Montserrat" w:eastAsia="Montserrat" w:hAnsi="Montserrat"/>
+          <w:b/>
+          <w:bCs/>
+          <w:sz w:val="20"/>
+          <w:szCs w:val="20"/>
+        </w:rPr>
+        <w:t xml:space="preserve">VARIABLES</w:t>
+      </w:r>
+      <w:r>
+        <w:rPr>
+          <w:rFonts w:ascii="Montserrat" w:cs="Montserrat" w:eastAsia="Montserrat" w:hAnsi="Montserrat"/>
+          <w:sz w:val="20"/>
+          <w:szCs w:val="20"/>
+        </w:rPr>
+        <w:t xml:space="preserve"> verificá dos cosas:</w:t>
       </w:r>
     </w:p>
     <w:p>
@@ -3066,25 +4314,59 @@
           <w:sz w:val="20"/>
           <w:szCs w:val="20"/>
         </w:rPr>
-        <w:t xml:space="preserve">Conectá la micro:bit a la computadora con un </w:t>
-      </w:r>
-      <w:r>
-        <w:rPr>
-          <w:rFonts w:ascii="Montserrat" w:cs="Montserrat" w:eastAsia="Montserrat" w:hAnsi="Montserrat"/>
-          <w:b/>
-          <w:bCs/>
-          <w:sz w:val="20"/>
-          <w:szCs w:val="20"/>
-        </w:rPr>
-        <w:t xml:space="preserve">cable USB de datos</w:t>
-      </w:r>
-      <w:r>
-        <w:rPr>
-          <w:rFonts w:ascii="Montserrat" w:cs="Montserrat" w:eastAsia="Montserrat" w:hAnsi="Montserrat"/>
-          <w:sz w:val="20"/>
-          <w:szCs w:val="20"/>
-        </w:rPr>
-        <w:t xml:space="preserve"> (algunos cables solo cargan y no transmiten datos).</w:t>
+        <w:t xml:space="preserve">La casilla </w:t>
+      </w:r>
+      <w:r>
+        <w:rPr>
+          <w:rFonts w:ascii="Montserrat" w:cs="Montserrat" w:eastAsia="Montserrat" w:hAnsi="Montserrat"/>
+          <w:b/>
+          <w:bCs/>
+          <w:sz w:val="20"/>
+          <w:szCs w:val="20"/>
+        </w:rPr>
+        <w:t xml:space="preserve">MICRO:BIT ENVÍA TIMESTAMP</w:t>
+      </w:r>
+      <w:r>
+        <w:rPr>
+          <w:rFonts w:ascii="Montserrat" w:cs="Montserrat" w:eastAsia="Montserrat" w:hAnsi="Montserrat"/>
+          <w:sz w:val="20"/>
+          <w:szCs w:val="20"/>
+        </w:rPr>
+        <w:t xml:space="preserve"> debe estar </w:t>
+      </w:r>
+      <w:r>
+        <w:rPr>
+          <w:rFonts w:ascii="Montserrat" w:cs="Montserrat" w:eastAsia="Montserrat" w:hAnsi="Montserrat"/>
+          <w:b/>
+          <w:bCs/>
+          <w:sz w:val="20"/>
+          <w:szCs w:val="20"/>
+        </w:rPr>
+        <w:t xml:space="preserve">activada</w:t>
+      </w:r>
+      <w:r>
+        <w:rPr>
+          <w:rFonts w:ascii="Montserrat" w:cs="Montserrat" w:eastAsia="Montserrat" w:hAnsi="Montserrat"/>
+          <w:sz w:val="20"/>
+          <w:szCs w:val="20"/>
+        </w:rPr>
+        <w:t xml:space="preserve"> (es el valor por defecto), porque nuestro programa envía </w:t>
+      </w:r>
+      <w:r>
+        <w:rPr>
+          <w:rFonts w:ascii="Courier New" w:cs="Courier New" w:eastAsia="Courier New" w:hAnsi="Courier New"/>
+          <w:sz w:val="18"/>
+          <w:szCs w:val="18"/>
+        </w:rPr>
+        <w:t xml:space="preserve">tiempo,valor</w:t>
+      </w:r>
+      <w:r>
+        <w:rPr>
+          <w:rFonts w:ascii="Montserrat" w:cs="Montserrat" w:eastAsia="Montserrat" w:hAnsi="Montserrat"/>
+          <w:sz w:val="20"/>
+          <w:szCs w:val="20"/>
+        </w:rPr>
+        <w:t xml:space="preserve">.</w:t>
       </w:r>
     </w:p>
     <w:p>
@@ -3105,227 +4387,48 @@
       <w:r>
         <w:rPr>
           <w:rFonts w:ascii="Montserrat" w:cs="Montserrat" w:eastAsia="Montserrat" w:hAnsi="Montserrat"/>
-          <w:sz w:val="20"/>
-          <w:szCs w:val="20"/>
-        </w:rPr>
-        <w:t xml:space="preserve">Presioná </w:t>
-      </w:r>
-      <w:r>
-        <w:rPr>
-          <w:rFonts w:ascii="Montserrat" w:cs="Montserrat" w:eastAsia="Montserrat" w:hAnsi="Montserrat"/>
-          <w:b/>
-          <w:bCs/>
-          <w:sz w:val="20"/>
-          <w:szCs w:val="20"/>
-        </w:rPr>
-        <w:t xml:space="preserve">CONECTAR</w:t>
-      </w:r>
-      <w:r>
-        <w:rPr>
-          <w:rFonts w:ascii="Montserrat" w:cs="Montserrat" w:eastAsia="Montserrat" w:hAnsi="Montserrat"/>
-          <w:sz w:val="20"/>
-          <w:szCs w:val="20"/>
-        </w:rPr>
-        <w:t xml:space="preserve"> en la barra de herramientas.</w:t>
-      </w:r>
-    </w:p>
-    <w:p>
-      <w:pPr>
-        <w:spacing w:after="100" w:before="120" w:line="300"/>
-        <w:ind w:left="360" w:hanging="360"/>
-      </w:pPr>
-      <w:r>
-        <w:rPr>
-          <w:rFonts w:ascii="Montserrat" w:cs="Montserrat" w:eastAsia="Montserrat" w:hAnsi="Montserrat"/>
-          <w:b/>
-          <w:bCs/>
-          <w:sz w:val="20"/>
-          <w:szCs w:val="20"/>
-        </w:rPr>
-        <w:t xml:space="preserve">3.  </w:t>
-      </w:r>
-      <w:r>
-        <w:rPr>
-          <w:rFonts w:ascii="Montserrat" w:cs="Montserrat" w:eastAsia="Montserrat" w:hAnsi="Montserrat"/>
-          <w:sz w:val="20"/>
-          <w:szCs w:val="20"/>
-        </w:rPr>
-        <w:t xml:space="preserve">El navegador abre una ventanita con los puertos disponibles: elegí el de la micro:bit (aparece como </w:t>
-      </w:r>
-      <w:r>
-        <w:rPr>
-          <w:rFonts w:ascii="Montserrat" w:cs="Montserrat" w:eastAsia="Montserrat" w:hAnsi="Montserrat"/>
-          <w:b/>
-          <w:bCs/>
-          <w:sz w:val="20"/>
-          <w:szCs w:val="20"/>
-        </w:rPr>
-        <w:t xml:space="preserve">“BBC micro:bit CMSIS-DAP”</w:t>
-      </w:r>
-      <w:r>
-        <w:rPr>
-          <w:rFonts w:ascii="Montserrat" w:cs="Montserrat" w:eastAsia="Montserrat" w:hAnsi="Montserrat"/>
-          <w:sz w:val="20"/>
-          <w:szCs w:val="20"/>
-        </w:rPr>
-        <w:t xml:space="preserve"> o similar) y presioná </w:t>
-      </w:r>
-      <w:r>
-        <w:rPr>
-          <w:rFonts w:ascii="Montserrat" w:cs="Montserrat" w:eastAsia="Montserrat" w:hAnsi="Montserrat"/>
-          <w:b/>
-          <w:bCs/>
-          <w:sz w:val="20"/>
-          <w:szCs w:val="20"/>
-        </w:rPr>
-        <w:t xml:space="preserve">Conectar</w:t>
-      </w:r>
-      <w:r>
-        <w:rPr>
-          <w:rFonts w:ascii="Montserrat" w:cs="Montserrat" w:eastAsia="Montserrat" w:hAnsi="Montserrat"/>
-          <w:sz w:val="20"/>
-          <w:szCs w:val="20"/>
-        </w:rPr>
-        <w:t xml:space="preserve">. La velocidad (115200 baudios) la configura la plataforma sola.</w:t>
-      </w:r>
-    </w:p>
-    <w:p>
-      <w:pPr>
-        <w:pBdr>
-          <w:left w:val="single" w:color="000000" w:sz="36" w:space="10"/>
-        </w:pBdr>
-        <w:shd w:fill="F5F5F5" w:val="clear"/>
-        <w:spacing w:after="220" w:before="160" w:line="290"/>
-        <w:ind w:left="120" w:right="120"/>
-      </w:pPr>
-      <w:r>
-        <w:rPr>
-          <w:rFonts w:ascii="Montserrat" w:cs="Montserrat" w:eastAsia="Montserrat" w:hAnsi="Montserrat"/>
-          <w:b/>
-          <w:bCs/>
-          <w:sz w:val="20"/>
-          <w:szCs w:val="20"/>
-        </w:rPr>
-        <w:t xml:space="preserve">Consejo: </w:t>
-      </w:r>
-      <w:r>
-        <w:rPr>
-          <w:rFonts w:ascii="Montserrat" w:cs="Montserrat" w:eastAsia="Montserrat" w:hAnsi="Montserrat"/>
-          <w:sz w:val="20"/>
-          <w:szCs w:val="20"/>
-        </w:rPr>
-        <w:t xml:space="preserve">cerrá MakeCode (o cualquier consola serial) antes de conectar: si otra pestaña tiene el puerto abierto, la plataforma no va a poder usarlo.</w:t>
-      </w:r>
-    </w:p>
-    <w:p>
-      <w:pPr>
-        <w:pStyle w:val="Heading2"/>
-        <w:spacing w:after="140" w:before="300"/>
-      </w:pPr>
-      <w:r>
-        <w:rPr>
-          <w:rFonts w:ascii="Montserrat" w:cs="Montserrat" w:eastAsia="Montserrat" w:hAnsi="Montserrat"/>
-          <w:b/>
-          <w:bCs/>
-          <w:color w:val="000000"/>
-          <w:sz w:val="22"/>
-          <w:szCs w:val="22"/>
-        </w:rPr>
-        <w:t xml:space="preserve">5.2 · Conexión por Bluetooth</w:t>
-      </w:r>
-    </w:p>
-    <w:p>
-      <w:pPr>
-        <w:spacing w:after="100" w:before="120" w:line="300"/>
-        <w:ind w:left="360" w:hanging="360"/>
-      </w:pPr>
-      <w:r>
-        <w:rPr>
-          <w:rFonts w:ascii="Montserrat" w:cs="Montserrat" w:eastAsia="Montserrat" w:hAnsi="Montserrat"/>
-          <w:b/>
-          <w:bCs/>
-          <w:sz w:val="20"/>
-          <w:szCs w:val="20"/>
-        </w:rPr>
-        <w:t xml:space="preserve">1.  </w:t>
-      </w:r>
-      <w:r>
-        <w:rPr>
-          <w:rFonts w:ascii="Montserrat" w:cs="Montserrat" w:eastAsia="Montserrat" w:hAnsi="Montserrat"/>
-          <w:sz w:val="20"/>
-          <w:szCs w:val="20"/>
-        </w:rPr>
-        <w:t xml:space="preserve">Grabá antes el programa con la extensión Bluetooth y </w:t>
-      </w:r>
-      <w:r>
-        <w:rPr>
-          <w:rFonts w:ascii="Montserrat" w:cs="Montserrat" w:eastAsia="Montserrat" w:hAnsi="Montserrat"/>
-          <w:b/>
-          <w:bCs/>
-          <w:sz w:val="20"/>
-          <w:szCs w:val="20"/>
-        </w:rPr>
-        <w:t xml:space="preserve">“No Pairing Required”</w:t>
-      </w:r>
-      <w:r>
-        <w:rPr>
-          <w:rFonts w:ascii="Montserrat" w:cs="Montserrat" w:eastAsia="Montserrat" w:hAnsi="Montserrat"/>
-          <w:sz w:val="20"/>
-          <w:szCs w:val="20"/>
-        </w:rPr>
-        <w:t xml:space="preserve"> (sección 3.3). Encendé la micro:bit — puede ser a batería, sin cable.</w:t>
-      </w:r>
-    </w:p>
-    <w:p>
-      <w:pPr>
-        <w:spacing w:after="100" w:before="120" w:line="300"/>
-        <w:ind w:left="360" w:hanging="360"/>
-      </w:pPr>
-      <w:r>
-        <w:rPr>
-          <w:rFonts w:ascii="Montserrat" w:cs="Montserrat" w:eastAsia="Montserrat" w:hAnsi="Montserrat"/>
-          <w:b/>
-          <w:bCs/>
-          <w:sz w:val="20"/>
-          <w:szCs w:val="20"/>
-        </w:rPr>
-        <w:t xml:space="preserve">2.  </w:t>
-      </w:r>
-      <w:r>
-        <w:rPr>
-          <w:rFonts w:ascii="Montserrat" w:cs="Montserrat" w:eastAsia="Montserrat" w:hAnsi="Montserrat"/>
-          <w:sz w:val="20"/>
-          <w:szCs w:val="20"/>
-        </w:rPr>
-        <w:t xml:space="preserve">Presioná el botón azul </w:t>
-      </w:r>
-      <w:r>
-        <w:rPr>
-          <w:rFonts w:ascii="Montserrat" w:cs="Montserrat" w:eastAsia="Montserrat" w:hAnsi="Montserrat"/>
-          <w:b/>
-          <w:bCs/>
-          <w:sz w:val="20"/>
-          <w:szCs w:val="20"/>
-        </w:rPr>
-        <w:t xml:space="preserve">BLUETOOTH</w:t>
-      </w:r>
-      <w:r>
-        <w:rPr>
-          <w:rFonts w:ascii="Montserrat" w:cs="Montserrat" w:eastAsia="Montserrat" w:hAnsi="Montserrat"/>
-          <w:sz w:val="20"/>
-          <w:szCs w:val="20"/>
-        </w:rPr>
-        <w:t xml:space="preserve">. La plataforma muestra primero una guía con los requisitos; verificá los tres puntos y presioná </w:t>
-      </w:r>
-      <w:r>
-        <w:rPr>
-          <w:rFonts w:ascii="Montserrat" w:cs="Montserrat" w:eastAsia="Montserrat" w:hAnsi="Montserrat"/>
-          <w:b/>
-          <w:bCs/>
-          <w:sz w:val="20"/>
-          <w:szCs w:val="20"/>
-        </w:rPr>
-        <w:t xml:space="preserve">CONECTAR</w:t>
+          <w:b/>
+          <w:bCs/>
+          <w:sz w:val="20"/>
+          <w:szCs w:val="20"/>
+        </w:rPr>
+        <w:t xml:space="preserve">NÚMERO DE VARIABLES</w:t>
+      </w:r>
+      <w:r>
+        <w:rPr>
+          <w:rFonts w:ascii="Montserrat" w:cs="Montserrat" w:eastAsia="Montserrat" w:hAnsi="Montserrat"/>
+          <w:sz w:val="20"/>
+          <w:szCs w:val="20"/>
+        </w:rPr>
+        <w:t xml:space="preserve"> en </w:t>
+      </w:r>
+      <w:r>
+        <w:rPr>
+          <w:rFonts w:ascii="Montserrat" w:cs="Montserrat" w:eastAsia="Montserrat" w:hAnsi="Montserrat"/>
+          <w:b/>
+          <w:bCs/>
+          <w:sz w:val="20"/>
+          <w:szCs w:val="20"/>
+        </w:rPr>
+        <w:t xml:space="preserve">1 Variable</w:t>
+      </w:r>
+      <w:r>
+        <w:rPr>
+          <w:rFonts w:ascii="Montserrat" w:cs="Montserrat" w:eastAsia="Montserrat" w:hAnsi="Montserrat"/>
+          <w:sz w:val="20"/>
+          <w:szCs w:val="20"/>
+        </w:rPr>
+        <w:t xml:space="preserve">. Podés cambiar el nombre y el color de la variable. Presioná </w:t>
+      </w:r>
+      <w:r>
+        <w:rPr>
+          <w:rFonts w:ascii="Montserrat" w:cs="Montserrat" w:eastAsia="Montserrat" w:hAnsi="Montserrat"/>
+          <w:b/>
+          <w:bCs/>
+          <w:sz w:val="20"/>
+          <w:szCs w:val="20"/>
+        </w:rPr>
+        <w:t xml:space="preserve">APLICAR CONFIGURACIÓN</w:t>
       </w:r>
       <w:r>
         <w:rPr>
@@ -3344,8 +4447,8 @@
       <w:r>
         <w:drawing>
           <wp:inline distT="0" distB="0" distL="0" distR="0">
-            <wp:extent cx="5905500" cy="3695700"/>
-            <wp:effectExtent t="2" r="2" b="2" l="2"/>
+            <wp:extent cx="2286000" cy="6048375"/>
+            <wp:effectExtent t="0" r="0" b="0" l="0"/>
             <wp:docPr id="1" name="" descr="" title=""/>
             <wp:cNvGraphicFramePr>
               <a:graphicFrameLocks xmlns:a="http://schemas.openxmlformats.org/drawingml/2006/main" noChangeAspect="1"/>
@@ -3369,17 +4472,11 @@
                   <pic:spPr bwMode="auto">
                     <a:xfrm>
                       <a:off x="0" y="0"/>
-                      <a:ext cx="5905500" cy="3695700"/>
+                      <a:ext cx="2286000" cy="6048375"/>
                     </a:xfrm>
                     <a:prstGeom prst="rect">
                       <a:avLst/>
                     </a:prstGeom>
-                    <a:noFill/>
-                    <a:ln w="1">
-                      <a:solidFill>
-                        <a:srgbClr val="000000"/>
-                      </a:solidFill>
-                    </a:ln>
                   </pic:spPr>
                 </pic:pic>
               </a:graphicData>
@@ -3402,67 +4499,7 @@
           <w:sz w:val="17"/>
           <w:szCs w:val="17"/>
         </w:rPr>
-        <w:t xml:space="preserve">Guía de conexión Bluetooth: configuración del proyecto, reinicio y botón CONECTAR.</w:t>
-      </w:r>
-    </w:p>
-    <w:p>
-      <w:pPr>
-        <w:spacing w:after="100" w:before="120" w:line="300"/>
-        <w:ind w:left="360" w:hanging="360"/>
-      </w:pPr>
-      <w:r>
-        <w:rPr>
-          <w:rFonts w:ascii="Montserrat" w:cs="Montserrat" w:eastAsia="Montserrat" w:hAnsi="Montserrat"/>
-          <w:b/>
-          <w:bCs/>
-          <w:sz w:val="20"/>
-          <w:szCs w:val="20"/>
-        </w:rPr>
-        <w:t xml:space="preserve">3.  </w:t>
-      </w:r>
-      <w:r>
-        <w:rPr>
-          <w:rFonts w:ascii="Montserrat" w:cs="Montserrat" w:eastAsia="Montserrat" w:hAnsi="Montserrat"/>
-          <w:sz w:val="20"/>
-          <w:szCs w:val="20"/>
-        </w:rPr>
-        <w:t xml:space="preserve">En el selector del navegador elegí tu placa: aparece como </w:t>
-      </w:r>
-      <w:r>
-        <w:rPr>
-          <w:rFonts w:ascii="Montserrat" w:cs="Montserrat" w:eastAsia="Montserrat" w:hAnsi="Montserrat"/>
-          <w:b/>
-          <w:bCs/>
-          <w:sz w:val="20"/>
-          <w:szCs w:val="20"/>
-        </w:rPr>
-        <w:t xml:space="preserve">“BBC micro:bit [XXXXX]”</w:t>
-      </w:r>
-      <w:r>
-        <w:rPr>
-          <w:rFonts w:ascii="Montserrat" w:cs="Montserrat" w:eastAsia="Montserrat" w:hAnsi="Montserrat"/>
-          <w:sz w:val="20"/>
-          <w:szCs w:val="20"/>
-        </w:rPr>
-        <w:t xml:space="preserve"> (las letras entre corchetes identifican a cada micro:bit). Esperá a que el botón cambie a </w:t>
-      </w:r>
-      <w:r>
-        <w:rPr>
-          <w:rFonts w:ascii="Montserrat" w:cs="Montserrat" w:eastAsia="Montserrat" w:hAnsi="Montserrat"/>
-          <w:b/>
-          <w:bCs/>
-          <w:sz w:val="20"/>
-          <w:szCs w:val="20"/>
-        </w:rPr>
-        <w:t xml:space="preserve">BLUETOOTH CONECTADO</w:t>
-      </w:r>
-      <w:r>
-        <w:rPr>
-          <w:rFonts w:ascii="Montserrat" w:cs="Montserrat" w:eastAsia="Montserrat" w:hAnsi="Montserrat"/>
-          <w:sz w:val="20"/>
-          <w:szCs w:val="20"/>
-        </w:rPr>
-        <w:t xml:space="preserve">.</w:t>
+        <w:t xml:space="preserve">Sección VARIABLES: casilla de timestamp activada y 1 variable configurada.</w:t>
       </w:r>
     </w:p>
     <w:p>
@@ -3482,21 +4519,56 @@
           <w:sz w:val="20"/>
           <w:szCs w:val="20"/>
         </w:rPr>
-        <w:t xml:space="preserve">Reconexión automática: </w:t>
-      </w:r>
-      <w:r>
-        <w:rPr>
-          <w:rFonts w:ascii="Montserrat" w:cs="Montserrat" w:eastAsia="Montserrat" w:hAnsi="Montserrat"/>
-          <w:sz w:val="20"/>
-          <w:szCs w:val="20"/>
-        </w:rPr>
-        <w:t xml:space="preserve">si la micro:bit se aleja o pierde señal (alcance típico ~10 m), la plataforma intenta reconectarse sola hasta 4 veces. Si la placa no aparece en el selector, reiniciala con el botón RESET y verificá que no esté conectada a otro dispositivo.</w:t>
-      </w:r>
-    </w:p>
-    <w:p>
-      <w:pPr>
-        <w:pStyle w:val="Heading2"/>
-        <w:spacing w:after="140" w:before="300"/>
+        <w:t xml:space="preserve">Regla de oro: </w:t>
+      </w:r>
+      <w:r>
+        <w:rPr>
+          <w:rFonts w:ascii="Montserrat" w:cs="Montserrat" w:eastAsia="Montserrat" w:hAnsi="Montserrat"/>
+          <w:sz w:val="20"/>
+          <w:szCs w:val="20"/>
+        </w:rPr>
+        <w:t xml:space="preserve">el número de valores que envía la micro:bit debe coincidir con el número de variables configurado. Si el programa envía </w:t>
+      </w:r>
+      <w:r>
+        <w:rPr>
+          <w:rFonts w:ascii="Courier New" w:cs="Courier New" w:eastAsia="Courier New" w:hAnsi="Courier New"/>
+          <w:sz w:val="18"/>
+          <w:szCs w:val="18"/>
+        </w:rPr>
+        <w:t xml:space="preserve">tiempo,valor</w:t>
+      </w:r>
+      <w:r>
+        <w:rPr>
+          <w:rFonts w:ascii="Montserrat" w:cs="Montserrat" w:eastAsia="Montserrat" w:hAnsi="Montserrat"/>
+          <w:sz w:val="20"/>
+          <w:szCs w:val="20"/>
+        </w:rPr>
+        <w:t xml:space="preserve"> la casilla de timestamp debe estar activada; si envía solo </w:t>
+      </w:r>
+      <w:r>
+        <w:rPr>
+          <w:rFonts w:ascii="Courier New" w:cs="Courier New" w:eastAsia="Courier New" w:hAnsi="Courier New"/>
+          <w:sz w:val="18"/>
+          <w:szCs w:val="18"/>
+        </w:rPr>
+        <w:t xml:space="preserve">valor</w:t>
+      </w:r>
+      <w:r>
+        <w:rPr>
+          <w:rFonts w:ascii="Montserrat" w:cs="Montserrat" w:eastAsia="Montserrat" w:hAnsi="Montserrat"/>
+          <w:sz w:val="20"/>
+          <w:szCs w:val="20"/>
+        </w:rPr>
+        <w:t xml:space="preserve">, desactivada.</w:t>
+      </w:r>
+    </w:p>
+    <w:p>
+      <w:pPr>
+        <w:pStyle w:val="Heading1"/>
+        <w:pBdr>
+          <w:bottom w:val="single" w:color="000000" w:sz="18" w:space="4"/>
+        </w:pBdr>
+        <w:spacing w:after="200" w:before="420"/>
       </w:pPr>
       <w:r>
         <w:rPr>
@@ -3504,10 +4576,10 @@
           <w:b/>
           <w:bCs/>
           <w:color w:val="000000"/>
-          <w:sz w:val="22"/>
-          <w:szCs w:val="22"/>
-        </w:rPr>
-        <w:t xml:space="preserve">5.3 · Capturar datos</w:t>
+          <w:sz w:val="26"/>
+          <w:szCs w:val="26"/>
+        </w:rPr>
+        <w:t xml:space="preserve">7 · CAPTURAR DATOS</w:t>
       </w:r>
     </w:p>
     <w:p>
@@ -3579,7 +4651,7 @@
         <w:drawing>
           <wp:inline distT="0" distB="0" distL="0" distR="0">
             <wp:extent cx="5905500" cy="447675"/>
-            <wp:effectExtent t="2" r="2" b="2" l="2"/>
+            <wp:effectExtent t="0" r="0" b="0" l="0"/>
             <wp:docPr id="1" name="" descr="" title=""/>
             <wp:cNvGraphicFramePr>
               <a:graphicFrameLocks xmlns:a="http://schemas.openxmlformats.org/drawingml/2006/main" noChangeAspect="1"/>
@@ -3608,12 +4680,6 @@
                     <a:prstGeom prst="rect">
                       <a:avLst/>
                     </a:prstGeom>
-                    <a:noFill/>
-                    <a:ln w="1">
-                      <a:solidFill>
-                        <a:srgbClr val="000000"/>
-                      </a:solidFill>
-                    </a:ln>
                   </pic:spPr>
                 </pic:pic>
               </a:graphicData>
@@ -3708,7 +4774,7 @@
         <w:drawing>
           <wp:inline distT="0" distB="0" distL="0" distR="0">
             <wp:extent cx="5905500" cy="3695700"/>
-            <wp:effectExtent t="2" r="2" b="2" l="2"/>
+            <wp:effectExtent t="0" r="0" b="0" l="0"/>
             <wp:docPr id="1" name="" descr="" title=""/>
             <wp:cNvGraphicFramePr>
               <a:graphicFrameLocks xmlns:a="http://schemas.openxmlformats.org/drawingml/2006/main" noChangeAspect="1"/>
@@ -3737,12 +4803,6 @@
                     <a:prstGeom prst="rect">
                       <a:avLst/>
                     </a:prstGeom>
-                    <a:noFill/>
-                    <a:ln w="1">
-                      <a:solidFill>
-                        <a:srgbClr val="000000"/>
-                      </a:solidFill>
-                    </a:ln>
                   </pic:spPr>
                 </pic:pic>
               </a:graphicData>
@@ -3819,7 +4879,7 @@
         <w:drawing>
           <wp:inline distT="0" distB="0" distL="0" distR="0">
             <wp:extent cx="5905500" cy="3695700"/>
-            <wp:effectExtent t="2" r="2" b="2" l="2"/>
+            <wp:effectExtent t="0" r="0" b="0" l="0"/>
             <wp:docPr id="1" name="" descr="" title=""/>
             <wp:cNvGraphicFramePr>
               <a:graphicFrameLocks xmlns:a="http://schemas.openxmlformats.org/drawingml/2006/main" noChangeAspect="1"/>
@@ -3848,12 +4908,6 @@
                     <a:prstGeom prst="rect">
                       <a:avLst/>
                     </a:prstGeom>
-                    <a:noFill/>
-                    <a:ln w="1">
-                      <a:solidFill>
-                        <a:srgbClr val="000000"/>
-                      </a:solidFill>
-                    </a:ln>
                   </pic:spPr>
                 </pic:pic>
               </a:graphicData>
@@ -3896,7 +4950,7 @@
           <w:sz w:val="26"/>
           <w:szCs w:val="26"/>
         </w:rPr>
-        <w:t xml:space="preserve">6 · VER LOS DATOS EN LA TABLA</w:t>
+        <w:t xml:space="preserve">8 · VER LOS DATOS EN LA TABLA</w:t>
       </w:r>
     </w:p>
     <w:p>
@@ -3993,7 +5047,7 @@
         <w:drawing>
           <wp:inline distT="0" distB="0" distL="0" distR="0">
             <wp:extent cx="5905500" cy="2419350"/>
-            <wp:effectExtent t="2" r="2" b="2" l="2"/>
+            <wp:effectExtent t="0" r="0" b="0" l="0"/>
             <wp:docPr id="1" name="" descr="" title=""/>
             <wp:cNvGraphicFramePr>
               <a:graphicFrameLocks xmlns:a="http://schemas.openxmlformats.org/drawingml/2006/main" noChangeAspect="1"/>
@@ -4022,12 +5076,6 @@
                     <a:prstGeom prst="rect">
                       <a:avLst/>
                     </a:prstGeom>
-                    <a:noFill/>
-                    <a:ln w="1">
-                      <a:solidFill>
-                        <a:srgbClr val="000000"/>
-                      </a:solidFill>
-                    </a:ln>
                   </pic:spPr>
                 </pic:pic>
               </a:graphicData>
@@ -4070,7 +5118,7 @@
           <w:sz w:val="26"/>
           <w:szCs w:val="26"/>
         </w:rPr>
-        <w:t xml:space="preserve">7 · PROCESAMIENTO BÁSICO: PONER EL TIEMPO EN CERO</w:t>
+        <w:t xml:space="preserve">9 · PROCESAMIENTO BÁSICO: PONER EL TIEMPO EN CERO</w:t>
       </w:r>
     </w:p>
     <w:p>
@@ -4191,7 +5239,7 @@
         <w:drawing>
           <wp:inline distT="0" distB="0" distL="0" distR="0">
             <wp:extent cx="5905500" cy="2419350"/>
-            <wp:effectExtent t="2" r="2" b="2" l="2"/>
+            <wp:effectExtent t="0" r="0" b="0" l="0"/>
             <wp:docPr id="1" name="" descr="" title=""/>
             <wp:cNvGraphicFramePr>
               <a:graphicFrameLocks xmlns:a="http://schemas.openxmlformats.org/drawingml/2006/main" noChangeAspect="1"/>
@@ -4220,12 +5268,6 @@
                     <a:prstGeom prst="rect">
                       <a:avLst/>
                     </a:prstGeom>
-                    <a:noFill/>
-                    <a:ln w="1">
-                      <a:solidFill>
-                        <a:srgbClr val="000000"/>
-                      </a:solidFill>
-                    </a:ln>
                   </pic:spPr>
                 </pic:pic>
               </a:graphicData>
@@ -4273,7 +5315,7 @@
         <w:drawing>
           <wp:inline distT="0" distB="0" distL="0" distR="0">
             <wp:extent cx="5905500" cy="3695700"/>
-            <wp:effectExtent t="2" r="2" b="2" l="2"/>
+            <wp:effectExtent t="0" r="0" b="0" l="0"/>
             <wp:docPr id="1" name="" descr="" title=""/>
             <wp:cNvGraphicFramePr>
               <a:graphicFrameLocks xmlns:a="http://schemas.openxmlformats.org/drawingml/2006/main" noChangeAspect="1"/>
@@ -4302,12 +5344,6 @@
                     <a:prstGeom prst="rect">
                       <a:avLst/>
                     </a:prstGeom>
-                    <a:noFill/>
-                    <a:ln w="1">
-                      <a:solidFill>
-                        <a:srgbClr val="000000"/>
-                      </a:solidFill>
-                    </a:ln>
                   </pic:spPr>
                 </pic:pic>
               </a:graphicData>
@@ -4402,7 +5438,7 @@
         <w:drawing>
           <wp:inline distT="0" distB="0" distL="0" distR="0">
             <wp:extent cx="5905500" cy="2133600"/>
-            <wp:effectExtent t="2" r="2" b="2" l="2"/>
+            <wp:effectExtent t="0" r="0" b="0" l="0"/>
             <wp:docPr id="1" name="" descr="" title=""/>
             <wp:cNvGraphicFramePr>
               <a:graphicFrameLocks xmlns:a="http://schemas.openxmlformats.org/drawingml/2006/main" noChangeAspect="1"/>
@@ -4431,12 +5467,6 @@
                     <a:prstGeom prst="rect">
                       <a:avLst/>
                     </a:prstGeom>
-                    <a:noFill/>
-                    <a:ln w="1">
-                      <a:solidFill>
-                        <a:srgbClr val="000000"/>
-                      </a:solidFill>
-                    </a:ln>
                   </pic:spPr>
                 </pic:pic>
               </a:graphicData>
@@ -4513,7 +5543,7 @@
         <w:drawing>
           <wp:inline distT="0" distB="0" distL="0" distR="0">
             <wp:extent cx="5905500" cy="3695700"/>
-            <wp:effectExtent t="2" r="2" b="2" l="2"/>
+            <wp:effectExtent t="0" r="0" b="0" l="0"/>
             <wp:docPr id="1" name="" descr="" title=""/>
             <wp:cNvGraphicFramePr>
               <a:graphicFrameLocks xmlns:a="http://schemas.openxmlformats.org/drawingml/2006/main" noChangeAspect="1"/>
@@ -4542,12 +5572,6 @@
                     <a:prstGeom prst="rect">
                       <a:avLst/>
                     </a:prstGeom>
-                    <a:noFill/>
-                    <a:ln w="1">
-                      <a:solidFill>
-                        <a:srgbClr val="000000"/>
-                      </a:solidFill>
-                    </a:ln>
                   </pic:spPr>
                 </pic:pic>
               </a:graphicData>
@@ -4582,7 +5606,7 @@
         <w:drawing>
           <wp:inline distT="0" distB="0" distL="0" distR="0">
             <wp:extent cx="5905500" cy="2419350"/>
-            <wp:effectExtent t="2" r="2" b="2" l="2"/>
+            <wp:effectExtent t="0" r="0" b="0" l="0"/>
             <wp:docPr id="1" name="" descr="" title=""/>
             <wp:cNvGraphicFramePr>
               <a:graphicFrameLocks xmlns:a="http://schemas.openxmlformats.org/drawingml/2006/main" noChangeAspect="1"/>
@@ -4611,12 +5635,6 @@
                     <a:prstGeom prst="rect">
                       <a:avLst/>
                     </a:prstGeom>
-                    <a:noFill/>
-                    <a:ln w="1">
-                      <a:solidFill>
-                        <a:srgbClr val="000000"/>
-                      </a:solidFill>
-                    </a:ln>
                   </pic:spPr>
                 </pic:pic>
               </a:graphicData>
@@ -4687,7 +5705,7 @@
           <w:sz w:val="26"/>
           <w:szCs w:val="26"/>
         </w:rPr>
-        <w:t xml:space="preserve">8 · DEPURAR DATOS</w:t>
+        <w:t xml:space="preserve">10 · DEPURAR DATOS</w:t>
       </w:r>
     </w:p>
     <w:p>
@@ -4786,7 +5804,7 @@
         <w:drawing>
           <wp:inline distT="0" distB="0" distL="0" distR="0">
             <wp:extent cx="5905500" cy="3457575"/>
-            <wp:effectExtent t="2" r="2" b="2" l="2"/>
+            <wp:effectExtent t="0" r="0" b="0" l="0"/>
             <wp:docPr id="1" name="" descr="" title=""/>
             <wp:cNvGraphicFramePr>
               <a:graphicFrameLocks xmlns:a="http://schemas.openxmlformats.org/drawingml/2006/main" noChangeAspect="1"/>
@@ -4815,12 +5833,6 @@
                     <a:prstGeom prst="rect">
                       <a:avLst/>
                     </a:prstGeom>
-                    <a:noFill/>
-                    <a:ln w="1">
-                      <a:solidFill>
-                        <a:srgbClr val="000000"/>
-                      </a:solidFill>
-                    </a:ln>
                   </pic:spPr>
                 </pic:pic>
               </a:graphicData>
@@ -4863,7 +5875,7 @@
           <w:sz w:val="26"/>
           <w:szCs w:val="26"/>
         </w:rPr>
-        <w:t xml:space="preserve">9 · EXPORTAR LOS DATOS (CSV)</w:t>
+        <w:t xml:space="preserve">11 · EXPORTAR LOS DATOS (CSV)</w:t>
       </w:r>
     </w:p>
     <w:p>
@@ -5012,7 +6024,7 @@
         <w:drawing>
           <wp:inline distT="0" distB="0" distL="0" distR="0">
             <wp:extent cx="5905500" cy="447675"/>
-            <wp:effectExtent t="2" r="2" b="2" l="2"/>
+            <wp:effectExtent t="0" r="0" b="0" l="0"/>
             <wp:docPr id="1" name="" descr="" title=""/>
             <wp:cNvGraphicFramePr>
               <a:graphicFrameLocks xmlns:a="http://schemas.openxmlformats.org/drawingml/2006/main" noChangeAspect="1"/>
@@ -5041,12 +6053,6 @@
                     <a:prstGeom prst="rect">
                       <a:avLst/>
                     </a:prstGeom>
-                    <a:noFill/>
-                    <a:ln w="1">
-                      <a:solidFill>
-                        <a:srgbClr val="000000"/>
-                      </a:solidFill>
-                    </a:ln>
                   </pic:spPr>
                 </pic:pic>
               </a:graphicData>
@@ -5120,7 +6126,7 @@
           <w:sz w:val="26"/>
           <w:szCs w:val="26"/>
         </w:rPr>
-        <w:t xml:space="preserve">10 · PROBLEMAS FRECUENTES</w:t>
+        <w:t xml:space="preserve">12 · PROBLEMAS FRECUENTES</w:t>
       </w:r>
     </w:p>
     <w:p>
@@ -5137,7 +6143,7 @@
           <w:sz w:val="22"/>
           <w:szCs w:val="22"/>
         </w:rPr>
-        <w:t xml:space="preserve">Conexión USB (serial)</w:t>
+        <w:t xml:space="preserve">Camino A · Serial (USB)</w:t>
       </w:r>
     </w:p>
     <w:p>
@@ -5209,23 +6215,7 @@
           <w:sz w:val="20"/>
           <w:szCs w:val="20"/>
         </w:rPr>
-        <w:t xml:space="preserve"> (no </w:t>
-      </w:r>
-      <w:r>
-        <w:rPr>
-          <w:rFonts w:ascii="Courier New" w:cs="Courier New" w:eastAsia="Courier New" w:hAnsi="Courier New"/>
-          <w:sz w:val="18"/>
-          <w:szCs w:val="18"/>
-        </w:rPr>
-        <w:t xml:space="preserve">writeNumber</w:t>
-      </w:r>
-      <w:r>
-        <w:rPr>
-          <w:rFonts w:ascii="Montserrat" w:cs="Montserrat" w:eastAsia="Montserrat" w:hAnsi="Montserrat"/>
-          <w:sz w:val="20"/>
-          <w:szCs w:val="20"/>
-        </w:rPr>
-        <w:t xml:space="preserve"> solo). Presioná CAPTURAR después de conectar y verificá que el número de variables configurado coincida con lo que envía el código.</w:t>
+        <w:t xml:space="preserve">. Presioná CAPTURAR después de conectar y verificá que el número de variables configurado coincida con lo que envía el código.</w:t>
       </w:r>
     </w:p>
     <w:p>
@@ -5242,7 +6232,7 @@
           <w:sz w:val="22"/>
           <w:szCs w:val="22"/>
         </w:rPr>
-        <w:t xml:space="preserve">Conexión Bluetooth</w:t>
+        <w:t xml:space="preserve">Camino B · Bluetooth</w:t>
       </w:r>
     </w:p>
     <w:p>
@@ -5617,7 +6607,7 @@
           <w:sz w:val="20"/>
           <w:szCs w:val="20"/>
         </w:rPr>
-        <w:t xml:space="preserve">Datos con saltos de tiempo: </w:t>
+        <w:t xml:space="preserve">Datos con saltos o apilados en el tiempo: </w:t>
       </w:r>
       <w:r>
         <w:rPr>
@@ -5641,7 +6631,7 @@
           <w:sz w:val="20"/>
           <w:szCs w:val="20"/>
         </w:rPr>
-        <w:t xml:space="preserve"> en el programa; el reloj del navegador tiene resolución limitada (~16 ms).</w:t>
+        <w:t xml:space="preserve"> en el programa y la casilla de timestamp activada (sección 3 explica por qué).</w:t>
       </w:r>
     </w:p>
     <w:p>

--- a/manuales/Manual-1-Captura-1-variable-timestamp.docx
+++ b/manuales/Manual-1-Captura-1-variable-timestamp.docx
@@ -166,7 +166,43 @@
           <w:sz w:val="20"/>
           <w:szCs w:val="20"/>
         </w:rPr>
-        <w:t xml:space="preserve">Esta guía recorre, paso a paso, el uso básico de la plataforma micro:bit DataLab Pro con el flujo más común: capturar datos de una sola variable enviados por la micro:bit junto con su timestamp (marca de tiempo), y luego aplicar un procesamiento básico a esos datos.</w:t>
+        <w:t xml:space="preserve">Esta guía recorre, paso a paso, el uso básico de la plataforma micro:bit DataLab Pro con el flujo más común: capturar datos de una sola variable enviados por la micro:bit junto con su timestamp</w:t>
+      </w:r>
+      <w:r>
+        <w:rPr>
+          <w:rStyle w:val="FootnoteReference"/>
+        </w:rPr>
+        <w:footnoteReference w:id="1"/>
+      </w:r>
+      <w:r>
+        <w:rPr>
+          <w:rFonts w:ascii="Montserrat" w:cs="Montserrat" w:eastAsia="Montserrat" w:hAnsi="Montserrat"/>
+          <w:sz w:val="20"/>
+          <w:szCs w:val="20"/>
+        </w:rPr>
+        <w:t xml:space="preserve"> (marca de tiempo), y luego aplicar un procesamiento básico a esos datos. Los términos técnicos llevan una nota al pie la primera vez que aparecen y están reunidos al final, en el </w:t>
+      </w:r>
+      <w:hyperlink w:history="1" w:anchor="glosario">
+        <w:r>
+          <w:rPr>
+            <w:rFonts w:ascii="Montserrat" w:cs="Montserrat" w:eastAsia="Montserrat" w:hAnsi="Montserrat"/>
+            <w:b/>
+            <w:bCs/>
+            <w:color w:val="000000"/>
+            <w:sz w:val="20"/>
+            <w:szCs w:val="20"/>
+            <w:u w:val="single"/>
+          </w:rPr>
+          <w:t xml:space="preserve">Glosario (sección 13)</w:t>
+        </w:r>
+      </w:hyperlink>
+      <w:r>
+        <w:rPr>
+          <w:rFonts w:ascii="Montserrat" w:cs="Montserrat" w:eastAsia="Montserrat" w:hAnsi="Montserrat"/>
+          <w:sz w:val="20"/>
+          <w:szCs w:val="20"/>
+        </w:rPr>
+        <w:t xml:space="preserve">.</w:t>
       </w:r>
     </w:p>
     <w:p>
@@ -356,7 +392,21 @@
           <w:sz w:val="20"/>
           <w:szCs w:val="20"/>
         </w:rPr>
-        <w:t xml:space="preserve"> en computadora o Android. Ni Web Serial ni Web Bluetooth funcionan en iOS/iPadOS.</w:t>
+        <w:t xml:space="preserve"> en computadora o Android. Ni Web Serial ni Web Bluetooth</w:t>
+      </w:r>
+      <w:r>
+        <w:rPr>
+          <w:rStyle w:val="FootnoteReference"/>
+        </w:rPr>
+        <w:footnoteReference w:id="2"/>
+      </w:r>
+      <w:r>
+        <w:rPr>
+          <w:rFonts w:ascii="Montserrat" w:cs="Montserrat" w:eastAsia="Montserrat" w:hAnsi="Montserrat"/>
+          <w:sz w:val="20"/>
+          <w:szCs w:val="20"/>
+        </w:rPr>
+        <w:t xml:space="preserve"> funcionan en iOS/iPadOS.</w:t>
       </w:r>
     </w:p>
     <w:p>
@@ -1319,6 +1369,12 @@
       </w:r>
       <w:r>
         <w:rPr>
+          <w:rStyle w:val="FootnoteReference"/>
+        </w:rPr>
+        <w:footnoteReference w:id="3"/>
+      </w:r>
+      <w:r>
+        <w:rPr>
           <w:rFonts w:ascii="Montserrat" w:cs="Montserrat" w:eastAsia="Montserrat" w:hAnsi="Montserrat"/>
           <w:sz w:val="20"/>
           <w:szCs w:val="20"/>
@@ -1924,6 +1980,39 @@
     </w:p>
     <w:p>
       <w:pPr>
+        <w:shd w:fill="000000" w:val="clear"/>
+        <w:spacing w:after="0" w:before="200"/>
+        <w:ind w:left="120" w:right="120"/>
+      </w:pPr>
+      <w:r>
+        <w:rPr>
+          <w:rFonts w:ascii="Montserrat" w:cs="Montserrat" w:eastAsia="Montserrat" w:hAnsi="Montserrat"/>
+          <w:b/>
+          <w:bCs/>
+          <w:color w:val="FFFFFF"/>
+          <w:sz w:val="18"/>
+          <w:szCs w:val="18"/>
+        </w:rPr>
+        <w:t xml:space="preserve">¿CÓMO FUNCIONA?  ·  LA COMUNICACIÓN SERIAL POR USB</w:t>
+      </w:r>
+    </w:p>
+    <w:p>
+      <w:pPr>
+        <w:shd w:fill="F5F5F5" w:val="clear"/>
+        <w:spacing w:after="240" w:before="0" w:line="290"/>
+        <w:ind w:left="120" w:right="120"/>
+      </w:pPr>
+      <w:r>
+        <w:rPr>
+          <w:rFonts w:ascii="Montserrat" w:cs="Montserrat" w:eastAsia="Montserrat" w:hAnsi="Montserrat"/>
+          <w:sz w:val="20"/>
+          <w:szCs w:val="20"/>
+        </w:rPr>
+        <w:t xml:space="preserve">La micro:bit convierte cada línea de texto en una secuencia de bytes que viaja por el cable. Del lado de la computadora, el navegador la recibe mediante Web Serial y la entrega a la plataforma, que corta el flujo en líneas (por el salto de línea) y en columnas (por las comas). Es el mismo mecanismo de los viejos puertos serie de PC: simple, robusto y con latencia baja y pareja. A 115200 baudios viajan unos 11.500 caracteres por segundo — muchísimo más de lo que el programa llega a generar.</w:t>
+      </w:r>
+    </w:p>
+    <w:p>
+      <w:pPr>
         <w:pStyle w:val="Heading2"/>
         <w:spacing w:after="140" w:before="300"/>
       </w:pPr>
@@ -1949,7 +2038,21 @@
           <w:sz w:val="20"/>
           <w:szCs w:val="20"/>
         </w:rPr>
-        <w:t xml:space="preserve">El límite de velocidad no lo pone el puerto (115200 baudios ≈ 11.500 caracteres/segundo) sino el </w:t>
+        <w:t xml:space="preserve">El límite de velocidad no lo pone el puerto (115200 baudios</w:t>
+      </w:r>
+      <w:r>
+        <w:rPr>
+          <w:rStyle w:val="FootnoteReference"/>
+        </w:rPr>
+        <w:footnoteReference w:id="4"/>
+      </w:r>
+      <w:r>
+        <w:rPr>
+          <w:rFonts w:ascii="Montserrat" w:cs="Montserrat" w:eastAsia="Montserrat" w:hAnsi="Montserrat"/>
+          <w:sz w:val="20"/>
+          <w:szCs w:val="20"/>
+        </w:rPr>
+        <w:t xml:space="preserve"> ≈ 11.500 caracteres/segundo) sino el </w:t>
       </w:r>
       <w:r>
         <w:rPr>
@@ -1960,6 +2063,12 @@
           <w:szCs w:val="20"/>
         </w:rPr>
         <w:t xml:space="preserve">scheduler de MakeCode</w:t>
+      </w:r>
+      <w:r>
+        <w:rPr>
+          <w:rStyle w:val="FootnoteReference"/>
+        </w:rPr>
+        <w:footnoteReference w:id="5"/>
       </w:r>
       <w:r>
         <w:rPr>
@@ -1999,7 +2108,21 @@
           <w:sz w:val="20"/>
           <w:szCs w:val="20"/>
         </w:rPr>
-        <w:t xml:space="preserve"> se obtienen ~8 Hz reales, y aunque saques la pausa, </w:t>
+        <w:t xml:space="preserve"> se obtienen ~8 Hz</w:t>
+      </w:r>
+      <w:r>
+        <w:rPr>
+          <w:rStyle w:val="FootnoteReference"/>
+        </w:rPr>
+        <w:footnoteReference w:id="6"/>
+      </w:r>
+      <w:r>
+        <w:rPr>
+          <w:rFonts w:ascii="Montserrat" w:cs="Montserrat" w:eastAsia="Montserrat" w:hAnsi="Montserrat"/>
+          <w:sz w:val="20"/>
+          <w:szCs w:val="20"/>
+        </w:rPr>
+        <w:t xml:space="preserve"> reales, y aunque saques la pausa, </w:t>
       </w:r>
       <w:r>
         <w:rPr>
@@ -2765,6 +2888,12 @@
       </w:r>
       <w:r>
         <w:rPr>
+          <w:rStyle w:val="FootnoteReference"/>
+        </w:rPr>
+        <w:footnoteReference w:id="7"/>
+      </w:r>
+      <w:r>
+        <w:rPr>
           <w:rFonts w:ascii="Montserrat" w:cs="Montserrat" w:eastAsia="Montserrat" w:hAnsi="Montserrat"/>
           <w:sz w:val="20"/>
           <w:szCs w:val="20"/>
@@ -2781,6 +2910,12 @@
       </w:r>
       <w:r>
         <w:rPr>
+          <w:rStyle w:val="FootnoteReference"/>
+        </w:rPr>
+        <w:footnoteReference w:id="8"/>
+      </w:r>
+      <w:r>
+        <w:rPr>
           <w:rFonts w:ascii="Montserrat" w:cs="Montserrat" w:eastAsia="Montserrat" w:hAnsi="Montserrat"/>
           <w:sz w:val="20"/>
           <w:szCs w:val="20"/>
@@ -2828,6 +2963,39 @@
           <w:szCs w:val="20"/>
         </w:rPr>
         <w:t xml:space="preserve">Esperá a que la luz naranja del reverso deje de parpadear: el programa ya está corriendo.</w:t>
+      </w:r>
+    </w:p>
+    <w:p>
+      <w:pPr>
+        <w:shd w:fill="000000" w:val="clear"/>
+        <w:spacing w:after="0" w:before="200"/>
+        <w:ind w:left="120" w:right="120"/>
+      </w:pPr>
+      <w:r>
+        <w:rPr>
+          <w:rFonts w:ascii="Montserrat" w:cs="Montserrat" w:eastAsia="Montserrat" w:hAnsi="Montserrat"/>
+          <w:b/>
+          <w:bCs/>
+          <w:color w:val="FFFFFF"/>
+          <w:sz w:val="18"/>
+          <w:szCs w:val="18"/>
+        </w:rPr>
+        <w:t xml:space="preserve">¿CÓMO FUNCIONA?  ·  QUÉ PASA AL PRESIONAR “DESCARGAR”</w:t>
+      </w:r>
+    </w:p>
+    <w:p>
+      <w:pPr>
+        <w:shd w:fill="F5F5F5" w:val="clear"/>
+        <w:spacing w:after="240" w:before="0" w:line="290"/>
+        <w:ind w:left="120" w:right="120"/>
+      </w:pPr>
+      <w:r>
+        <w:rPr>
+          <w:rFonts w:ascii="Montserrat" w:cs="Montserrat" w:eastAsia="Montserrat" w:hAnsi="Montserrat"/>
+          <w:sz w:val="20"/>
+          <w:szCs w:val="20"/>
+        </w:rPr>
+        <w:t xml:space="preserve">MakeCode compila tu programa (bloques o JavaScript) junto con su sistema de ejecución y lo empaqueta en un único archivo .hex: una imagen de la memoria del microcontrolador. La micro:bit tiene un segundo chip dedicado a la interfaz USB que, al recibir ese archivo, lo graba en la memoria flash del chip principal (la luz naranja parpadea mientras tanto). Desde entonces el programa corre solo cada vez que la placa recibe energía: no necesita la computadora ni MakeCode para funcionar.</w:t>
       </w:r>
     </w:p>
     <w:p>
@@ -3060,7 +3228,31 @@
           <w:sz w:val="20"/>
           <w:szCs w:val="20"/>
         </w:rPr>
-        <w:t xml:space="preserve">UART sobre Bluetooth Low Energy</w:t>
+        <w:t xml:space="preserve">UART</w:t>
+      </w:r>
+      <w:r>
+        <w:rPr>
+          <w:rStyle w:val="FootnoteReference"/>
+        </w:rPr>
+        <w:footnoteReference w:id="9"/>
+      </w:r>
+      <w:r>
+        <w:rPr>
+          <w:rFonts w:ascii="Montserrat" w:cs="Montserrat" w:eastAsia="Montserrat" w:hAnsi="Montserrat"/>
+          <w:sz w:val="20"/>
+          <w:szCs w:val="20"/>
+        </w:rPr>
+        <w:t xml:space="preserve"> sobre </w:t>
+      </w:r>
+      <w:r>
+        <w:rPr>
+          <w:rFonts w:ascii="Montserrat" w:cs="Montserrat" w:eastAsia="Montserrat" w:hAnsi="Montserrat"/>
+          <w:b/>
+          <w:bCs/>
+          <w:sz w:val="20"/>
+          <w:szCs w:val="20"/>
+        </w:rPr>
+        <w:t xml:space="preserve">Bluetooth Low Energy</w:t>
       </w:r>
       <w:r>
         <w:rPr>
@@ -3241,7 +3433,21 @@
           <w:sz w:val="20"/>
           <w:szCs w:val="20"/>
         </w:rPr>
-        <w:t xml:space="preserve">. Guardá. Sin esto, Chrome/Edge suelen quedarse en “Conectando…”: la micro:bit pide un emparejamiento que el navegador no completa.</w:t>
+        <w:t xml:space="preserve">. Guardá. Sin esto, Chrome/Edge suelen quedarse en “Conectando…”: la micro:bit pide un emparejamiento</w:t>
+      </w:r>
+      <w:r>
+        <w:rPr>
+          <w:rStyle w:val="FootnoteReference"/>
+        </w:rPr>
+        <w:footnoteReference w:id="10"/>
+      </w:r>
+      <w:r>
+        <w:rPr>
+          <w:rFonts w:ascii="Montserrat" w:cs="Montserrat" w:eastAsia="Montserrat" w:hAnsi="Montserrat"/>
+          <w:sz w:val="20"/>
+          <w:szCs w:val="20"/>
+        </w:rPr>
+        <w:t xml:space="preserve"> que el navegador no completa.</w:t>
       </w:r>
     </w:p>
     <w:p>
@@ -3274,6 +3480,12 @@
           <w:szCs w:val="18"/>
         </w:rPr>
         <w:t xml:space="preserve">pxt.json</w:t>
+      </w:r>
+      <w:r>
+        <w:rPr>
+          <w:rStyle w:val="FootnoteReference"/>
+        </w:rPr>
+        <w:footnoteReference w:id="11"/>
       </w:r>
       <w:r>
         <w:rPr>
@@ -3914,6 +4126,39 @@
           <w:szCs w:val="20"/>
         </w:rPr>
         <w:t xml:space="preserve">.</w:t>
+      </w:r>
+    </w:p>
+    <w:p>
+      <w:pPr>
+        <w:shd w:fill="000000" w:val="clear"/>
+        <w:spacing w:after="0" w:before="200"/>
+        <w:ind w:left="120" w:right="120"/>
+      </w:pPr>
+      <w:r>
+        <w:rPr>
+          <w:rFonts w:ascii="Montserrat" w:cs="Montserrat" w:eastAsia="Montserrat" w:hAnsi="Montserrat"/>
+          <w:b/>
+          <w:bCs/>
+          <w:color w:val="FFFFFF"/>
+          <w:sz w:val="18"/>
+          <w:szCs w:val="18"/>
+        </w:rPr>
+        <w:t xml:space="preserve">¿CÓMO FUNCIONA?  ·  EL UART SOBRE BLUETOOTH LOW ENERGY</w:t>
+      </w:r>
+    </w:p>
+    <w:p>
+      <w:pPr>
+        <w:shd w:fill="F5F5F5" w:val="clear"/>
+        <w:spacing w:after="240" w:before="0" w:line="290"/>
+        <w:ind w:left="120" w:right="120"/>
+      </w:pPr>
+      <w:r>
+        <w:rPr>
+          <w:rFonts w:ascii="Montserrat" w:cs="Montserrat" w:eastAsia="Montserrat" w:hAnsi="Montserrat"/>
+          <w:sz w:val="20"/>
+          <w:szCs w:val="20"/>
+        </w:rPr>
+        <w:t xml:space="preserve">BLE está pensado para gastar poca energía: la radio no transmite continuo sino en ventanas breves acordadas entre los dos equipos (el intervalo de conexión, típicamente 30–50 ms). El servicio UART simula un puerto serie sobre ese esquema: la micro:bit acumula los caracteres y los envía en paquetes (notificaciones) de hasta 20 bytes cuando se abre la ventana. Por eso los datos llegan en ráfagas y la latencia varía punto a punto — y por eso el timestamp lo pone la micro:bit, no el navegador.</w:t>
       </w:r>
     </w:p>
     <w:p>
@@ -5902,6 +6147,12 @@
       </w:r>
       <w:r>
         <w:rPr>
+          <w:rStyle w:val="FootnoteReference"/>
+        </w:rPr>
+        <w:footnoteReference w:id="12"/>
+      </w:r>
+      <w:r>
+        <w:rPr>
           <w:rFonts w:ascii="Montserrat" w:cs="Montserrat" w:eastAsia="Montserrat" w:hAnsi="Montserrat"/>
           <w:sz w:val="20"/>
           <w:szCs w:val="20"/>
@@ -6711,6 +6962,1441 @@
         <w:t xml:space="preserve"> dentro de la plataforma, con tutoriales completos de conexión, código para 2 y 3 variables y solución de problemas.</w:t>
       </w:r>
     </w:p>
+    <w:p>
+      <w:pPr>
+        <w:pStyle w:val="Heading1"/>
+        <w:pBdr>
+          <w:bottom w:val="single" w:color="000000" w:sz="18" w:space="4"/>
+        </w:pBdr>
+        <w:spacing w:after="200" w:before="420"/>
+      </w:pPr>
+      <w:bookmarkStart w:name="glosario" w:id="104"/>
+      <w:r>
+        <w:rPr>
+          <w:rFonts w:ascii="Montserrat" w:cs="Montserrat" w:eastAsia="Montserrat" w:hAnsi="Montserrat"/>
+          <w:b/>
+          <w:bCs/>
+          <w:color w:val="000000"/>
+          <w:sz w:val="26"/>
+          <w:szCs w:val="26"/>
+        </w:rPr>
+        <w:t xml:space="preserve">13 · GLOSARIO</w:t>
+      </w:r>
+      <w:bookmarkEnd w:id="104"/>
+    </w:p>
+    <w:p>
+      <w:pPr>
+        <w:spacing w:after="140" w:line="300"/>
+      </w:pPr>
+      <w:r>
+        <w:rPr>
+          <w:rFonts w:ascii="Montserrat" w:cs="Montserrat" w:eastAsia="Montserrat" w:hAnsi="Montserrat"/>
+          <w:sz w:val="20"/>
+          <w:szCs w:val="20"/>
+        </w:rPr>
+        <w:t xml:space="preserve">Los términos técnicos usados en esta guía, en orden alfabético.</w:t>
+      </w:r>
+    </w:p>
+    <w:tbl>
+      <w:tblPr>
+        <w:tblW w:type="dxa" w:w="9072"/>
+        <w:tblBorders>
+          <w:top w:val="single" w:color="000000" w:sz="8"/>
+          <w:left w:val="none" w:color="FFFFFF" w:sz="0"/>
+          <w:bottom w:val="single" w:color="000000" w:sz="8"/>
+          <w:right w:val="none" w:color="FFFFFF" w:sz="0"/>
+          <w:insideH w:val="single" w:color="CCCCCC" w:sz="4"/>
+          <w:insideV w:val="single" w:color="CCCCCC" w:sz="4"/>
+        </w:tblBorders>
+      </w:tblPr>
+      <w:tblGrid>
+        <w:gridCol w:w="2600"/>
+        <w:gridCol w:w="6472"/>
+      </w:tblGrid>
+      <w:tr>
+        <w:trPr>
+          <w:tblHeader/>
+        </w:trPr>
+        <w:tc>
+          <w:tcPr>
+            <w:tcW w:type="dxa" w:w="2600"/>
+            <w:shd w:fill="000000" w:val="clear"/>
+            <w:tcMar>
+              <w:top w:type="dxa" w:w="80"/>
+              <w:left w:type="dxa" w:w="120"/>
+              <w:bottom w:type="dxa" w:w="80"/>
+              <w:right w:type="dxa" w:w="120"/>
+            </w:tcMar>
+            <w:vAlign w:val="center"/>
+          </w:tcPr>
+          <w:p>
+            <w:pPr>
+              <w:spacing w:after="0" w:line="264"/>
+            </w:pPr>
+            <w:r>
+              <w:rPr>
+                <w:rFonts w:ascii="Montserrat" w:cs="Montserrat" w:eastAsia="Montserrat" w:hAnsi="Montserrat"/>
+                <w:b/>
+                <w:bCs/>
+                <w:color w:val="FFFFFF"/>
+                <w:sz w:val="18"/>
+                <w:szCs w:val="18"/>
+              </w:rPr>
+              <w:t xml:space="preserve">Término</w:t>
+            </w:r>
+          </w:p>
+        </w:tc>
+        <w:tc>
+          <w:tcPr>
+            <w:tcW w:type="dxa" w:w="6472"/>
+            <w:shd w:fill="000000" w:val="clear"/>
+            <w:tcMar>
+              <w:top w:type="dxa" w:w="80"/>
+              <w:left w:type="dxa" w:w="120"/>
+              <w:bottom w:type="dxa" w:w="80"/>
+              <w:right w:type="dxa" w:w="120"/>
+            </w:tcMar>
+            <w:vAlign w:val="center"/>
+          </w:tcPr>
+          <w:p>
+            <w:pPr>
+              <w:spacing w:after="0" w:line="264"/>
+            </w:pPr>
+            <w:r>
+              <w:rPr>
+                <w:rFonts w:ascii="Montserrat" w:cs="Montserrat" w:eastAsia="Montserrat" w:hAnsi="Montserrat"/>
+                <w:b/>
+                <w:bCs/>
+                <w:color w:val="FFFFFF"/>
+                <w:sz w:val="18"/>
+                <w:szCs w:val="18"/>
+              </w:rPr>
+              <w:t xml:space="preserve">Qué significa</w:t>
+            </w:r>
+          </w:p>
+        </w:tc>
+      </w:tr>
+      <w:tr>
+        <w:tc>
+          <w:tcPr>
+            <w:tcW w:type="dxa" w:w="2600"/>
+            <w:shd w:fill="FFFFFF" w:val="clear"/>
+            <w:tcMar>
+              <w:top w:type="dxa" w:w="80"/>
+              <w:left w:type="dxa" w:w="120"/>
+              <w:bottom w:type="dxa" w:w="80"/>
+              <w:right w:type="dxa" w:w="120"/>
+            </w:tcMar>
+            <w:vAlign w:val="center"/>
+          </w:tcPr>
+          <w:p>
+            <w:pPr>
+              <w:spacing w:after="0" w:line="264"/>
+            </w:pPr>
+            <w:r>
+              <w:rPr>
+                <w:rFonts w:ascii="Montserrat" w:cs="Montserrat" w:eastAsia="Montserrat" w:hAnsi="Montserrat"/>
+                <w:b w:val="false"/>
+                <w:bCs w:val="false"/>
+                <w:color w:val="000000"/>
+                <w:sz w:val="18"/>
+                <w:szCs w:val="18"/>
+              </w:rPr>
+              <w:t xml:space="preserve">Baudios</w:t>
+            </w:r>
+          </w:p>
+        </w:tc>
+        <w:tc>
+          <w:tcPr>
+            <w:tcW w:type="dxa" w:w="6472"/>
+            <w:shd w:fill="FFFFFF" w:val="clear"/>
+            <w:tcMar>
+              <w:top w:type="dxa" w:w="80"/>
+              <w:left w:type="dxa" w:w="120"/>
+              <w:bottom w:type="dxa" w:w="80"/>
+              <w:right w:type="dxa" w:w="120"/>
+            </w:tcMar>
+            <w:vAlign w:val="center"/>
+          </w:tcPr>
+          <w:p>
+            <w:pPr>
+              <w:spacing w:after="0" w:line="264"/>
+            </w:pPr>
+            <w:r>
+              <w:rPr>
+                <w:rFonts w:ascii="Montserrat" w:cs="Montserrat" w:eastAsia="Montserrat" w:hAnsi="Montserrat"/>
+                <w:b w:val="false"/>
+                <w:bCs w:val="false"/>
+                <w:color w:val="000000"/>
+                <w:sz w:val="18"/>
+                <w:szCs w:val="18"/>
+              </w:rPr>
+              <w:t xml:space="preserve">Unidad de velocidad de un puerto serial: símbolos por segundo. A 115200 baudios viajan ~11.500 caracteres por segundo. La plataforma lo configura sola.</w:t>
+            </w:r>
+          </w:p>
+        </w:tc>
+      </w:tr>
+      <w:tr>
+        <w:tc>
+          <w:tcPr>
+            <w:tcW w:type="dxa" w:w="2600"/>
+            <w:shd w:fill="FFFFFF" w:val="clear"/>
+            <w:tcMar>
+              <w:top w:type="dxa" w:w="80"/>
+              <w:left w:type="dxa" w:w="120"/>
+              <w:bottom w:type="dxa" w:w="80"/>
+              <w:right w:type="dxa" w:w="120"/>
+            </w:tcMar>
+            <w:vAlign w:val="center"/>
+          </w:tcPr>
+          <w:p>
+            <w:pPr>
+              <w:spacing w:after="0" w:line="264"/>
+            </w:pPr>
+            <w:r>
+              <w:rPr>
+                <w:rFonts w:ascii="Montserrat" w:cs="Montserrat" w:eastAsia="Montserrat" w:hAnsi="Montserrat"/>
+                <w:b w:val="false"/>
+                <w:bCs w:val="false"/>
+                <w:color w:val="000000"/>
+                <w:sz w:val="18"/>
+                <w:szCs w:val="18"/>
+              </w:rPr>
+              <w:t xml:space="preserve">BLE (Bluetooth Low Energy)</w:t>
+            </w:r>
+          </w:p>
+        </w:tc>
+        <w:tc>
+          <w:tcPr>
+            <w:tcW w:type="dxa" w:w="6472"/>
+            <w:shd w:fill="FFFFFF" w:val="clear"/>
+            <w:tcMar>
+              <w:top w:type="dxa" w:w="80"/>
+              <w:left w:type="dxa" w:w="120"/>
+              <w:bottom w:type="dxa" w:w="80"/>
+              <w:right w:type="dxa" w:w="120"/>
+            </w:tcMar>
+            <w:vAlign w:val="center"/>
+          </w:tcPr>
+          <w:p>
+            <w:pPr>
+              <w:spacing w:after="0" w:line="264"/>
+            </w:pPr>
+            <w:r>
+              <w:rPr>
+                <w:rFonts w:ascii="Montserrat" w:cs="Montserrat" w:eastAsia="Montserrat" w:hAnsi="Montserrat"/>
+                <w:b w:val="false"/>
+                <w:bCs w:val="false"/>
+                <w:color w:val="000000"/>
+                <w:sz w:val="18"/>
+                <w:szCs w:val="18"/>
+              </w:rPr>
+              <w:t xml:space="preserve">Variante del Bluetooth diseñada para consumir poca energía: transmite en ventanas breves en lugar de mantener la radio siempre encendida. Es el Bluetooth de la micro:bit.</w:t>
+            </w:r>
+          </w:p>
+        </w:tc>
+      </w:tr>
+      <w:tr>
+        <w:tc>
+          <w:tcPr>
+            <w:tcW w:type="dxa" w:w="2600"/>
+            <w:shd w:fill="FFFFFF" w:val="clear"/>
+            <w:tcMar>
+              <w:top w:type="dxa" w:w="80"/>
+              <w:left w:type="dxa" w:w="120"/>
+              <w:bottom w:type="dxa" w:w="80"/>
+              <w:right w:type="dxa" w:w="120"/>
+            </w:tcMar>
+            <w:vAlign w:val="center"/>
+          </w:tcPr>
+          <w:p>
+            <w:pPr>
+              <w:spacing w:after="0" w:line="264"/>
+            </w:pPr>
+            <w:r>
+              <w:rPr>
+                <w:rFonts w:ascii="Montserrat" w:cs="Montserrat" w:eastAsia="Montserrat" w:hAnsi="Montserrat"/>
+                <w:b w:val="false"/>
+                <w:bCs w:val="false"/>
+                <w:color w:val="000000"/>
+                <w:sz w:val="18"/>
+                <w:szCs w:val="18"/>
+              </w:rPr>
+              <w:t xml:space="preserve">CSV</w:t>
+            </w:r>
+          </w:p>
+        </w:tc>
+        <w:tc>
+          <w:tcPr>
+            <w:tcW w:type="dxa" w:w="6472"/>
+            <w:shd w:fill="FFFFFF" w:val="clear"/>
+            <w:tcMar>
+              <w:top w:type="dxa" w:w="80"/>
+              <w:left w:type="dxa" w:w="120"/>
+              <w:bottom w:type="dxa" w:w="80"/>
+              <w:right w:type="dxa" w:w="120"/>
+            </w:tcMar>
+            <w:vAlign w:val="center"/>
+          </w:tcPr>
+          <w:p>
+            <w:pPr>
+              <w:spacing w:after="0" w:line="264"/>
+            </w:pPr>
+            <w:r>
+              <w:rPr>
+                <w:rFonts w:ascii="Montserrat" w:cs="Montserrat" w:eastAsia="Montserrat" w:hAnsi="Montserrat"/>
+                <w:b w:val="false"/>
+                <w:bCs w:val="false"/>
+                <w:color w:val="000000"/>
+                <w:sz w:val="18"/>
+                <w:szCs w:val="18"/>
+              </w:rPr>
+              <w:t xml:space="preserve">Formato de texto plano para tablas: una fila por línea, columnas separadas por comas (comma-separated values). Lo abren Excel, LibreOffice, GeoGebra y Python sin conversión.</w:t>
+            </w:r>
+          </w:p>
+        </w:tc>
+      </w:tr>
+      <w:tr>
+        <w:tc>
+          <w:tcPr>
+            <w:tcW w:type="dxa" w:w="2600"/>
+            <w:shd w:fill="FFFFFF" w:val="clear"/>
+            <w:tcMar>
+              <w:top w:type="dxa" w:w="80"/>
+              <w:left w:type="dxa" w:w="120"/>
+              <w:bottom w:type="dxa" w:w="80"/>
+              <w:right w:type="dxa" w:w="120"/>
+            </w:tcMar>
+            <w:vAlign w:val="center"/>
+          </w:tcPr>
+          <w:p>
+            <w:pPr>
+              <w:spacing w:after="0" w:line="264"/>
+            </w:pPr>
+            <w:r>
+              <w:rPr>
+                <w:rFonts w:ascii="Montserrat" w:cs="Montserrat" w:eastAsia="Montserrat" w:hAnsi="Montserrat"/>
+                <w:b w:val="false"/>
+                <w:bCs w:val="false"/>
+                <w:color w:val="000000"/>
+                <w:sz w:val="18"/>
+                <w:szCs w:val="18"/>
+              </w:rPr>
+              <w:t xml:space="preserve">Emparejamiento (pairing)</w:t>
+            </w:r>
+          </w:p>
+        </w:tc>
+        <w:tc>
+          <w:tcPr>
+            <w:tcW w:type="dxa" w:w="6472"/>
+            <w:shd w:fill="FFFFFF" w:val="clear"/>
+            <w:tcMar>
+              <w:top w:type="dxa" w:w="80"/>
+              <w:left w:type="dxa" w:w="120"/>
+              <w:bottom w:type="dxa" w:w="80"/>
+              <w:right w:type="dxa" w:w="120"/>
+            </w:tcMar>
+            <w:vAlign w:val="center"/>
+          </w:tcPr>
+          <w:p>
+            <w:pPr>
+              <w:spacing w:after="0" w:line="264"/>
+            </w:pPr>
+            <w:r>
+              <w:rPr>
+                <w:rFonts w:ascii="Montserrat" w:cs="Montserrat" w:eastAsia="Montserrat" w:hAnsi="Montserrat"/>
+                <w:b w:val="false"/>
+                <w:bCs w:val="false"/>
+                <w:color w:val="000000"/>
+                <w:sz w:val="18"/>
+                <w:szCs w:val="18"/>
+              </w:rPr>
+              <w:t xml:space="preserve">Procedimiento de “presentación” entre dos equipos Bluetooth, a veces con PIN. La opción JustWorks (“No Pairing Required”) lo omite: cualquiera puede conectarse, ideal para el aula.</w:t>
+            </w:r>
+          </w:p>
+        </w:tc>
+      </w:tr>
+      <w:tr>
+        <w:tc>
+          <w:tcPr>
+            <w:tcW w:type="dxa" w:w="2600"/>
+            <w:shd w:fill="FFFFFF" w:val="clear"/>
+            <w:tcMar>
+              <w:top w:type="dxa" w:w="80"/>
+              <w:left w:type="dxa" w:w="120"/>
+              <w:bottom w:type="dxa" w:w="80"/>
+              <w:right w:type="dxa" w:w="120"/>
+            </w:tcMar>
+            <w:vAlign w:val="center"/>
+          </w:tcPr>
+          <w:p>
+            <w:pPr>
+              <w:spacing w:after="0" w:line="264"/>
+            </w:pPr>
+            <w:r>
+              <w:rPr>
+                <w:rFonts w:ascii="Montserrat" w:cs="Montserrat" w:eastAsia="Montserrat" w:hAnsi="Montserrat"/>
+                <w:b w:val="false"/>
+                <w:bCs w:val="false"/>
+                <w:color w:val="000000"/>
+                <w:sz w:val="18"/>
+                <w:szCs w:val="18"/>
+              </w:rPr>
+              <w:t xml:space="preserve">everyInterval</w:t>
+            </w:r>
+          </w:p>
+        </w:tc>
+        <w:tc>
+          <w:tcPr>
+            <w:tcW w:type="dxa" w:w="6472"/>
+            <w:shd w:fill="FFFFFF" w:val="clear"/>
+            <w:tcMar>
+              <w:top w:type="dxa" w:w="80"/>
+              <w:left w:type="dxa" w:w="120"/>
+              <w:bottom w:type="dxa" w:w="80"/>
+              <w:right w:type="dxa" w:w="120"/>
+            </w:tcMar>
+            <w:vAlign w:val="center"/>
+          </w:tcPr>
+          <w:p>
+            <w:pPr>
+              <w:spacing w:after="0" w:line="264"/>
+            </w:pPr>
+            <w:r>
+              <w:rPr>
+                <w:rFonts w:ascii="Montserrat" w:cs="Montserrat" w:eastAsia="Montserrat" w:hAnsi="Montserrat"/>
+                <w:b w:val="false"/>
+                <w:bCs w:val="false"/>
+                <w:color w:val="000000"/>
+                <w:sz w:val="18"/>
+                <w:szCs w:val="18"/>
+              </w:rPr>
+              <w:t xml:space="preserve">Bloque de MakeCode que ejecuta código cada N milisegundos exactos, sin el sobrecosto de forever. Es la vía para llegar a ~100 Hz.</w:t>
+            </w:r>
+          </w:p>
+        </w:tc>
+      </w:tr>
+      <w:tr>
+        <w:tc>
+          <w:tcPr>
+            <w:tcW w:type="dxa" w:w="2600"/>
+            <w:shd w:fill="FFFFFF" w:val="clear"/>
+            <w:tcMar>
+              <w:top w:type="dxa" w:w="80"/>
+              <w:left w:type="dxa" w:w="120"/>
+              <w:bottom w:type="dxa" w:w="80"/>
+              <w:right w:type="dxa" w:w="120"/>
+            </w:tcMar>
+            <w:vAlign w:val="center"/>
+          </w:tcPr>
+          <w:p>
+            <w:pPr>
+              <w:spacing w:after="0" w:line="264"/>
+            </w:pPr>
+            <w:r>
+              <w:rPr>
+                <w:rFonts w:ascii="Montserrat" w:cs="Montserrat" w:eastAsia="Montserrat" w:hAnsi="Montserrat"/>
+                <w:b w:val="false"/>
+                <w:bCs w:val="false"/>
+                <w:color w:val="000000"/>
+                <w:sz w:val="18"/>
+                <w:szCs w:val="18"/>
+              </w:rPr>
+              <w:t xml:space="preserve">Extensión (MakeCode)</w:t>
+            </w:r>
+          </w:p>
+        </w:tc>
+        <w:tc>
+          <w:tcPr>
+            <w:tcW w:type="dxa" w:w="6472"/>
+            <w:shd w:fill="FFFFFF" w:val="clear"/>
+            <w:tcMar>
+              <w:top w:type="dxa" w:w="80"/>
+              <w:left w:type="dxa" w:w="120"/>
+              <w:bottom w:type="dxa" w:w="80"/>
+              <w:right w:type="dxa" w:w="120"/>
+            </w:tcMar>
+            <w:vAlign w:val="center"/>
+          </w:tcPr>
+          <w:p>
+            <w:pPr>
+              <w:spacing w:after="0" w:line="264"/>
+            </w:pPr>
+            <w:r>
+              <w:rPr>
+                <w:rFonts w:ascii="Montserrat" w:cs="Montserrat" w:eastAsia="Montserrat" w:hAnsi="Montserrat"/>
+                <w:b w:val="false"/>
+                <w:bCs w:val="false"/>
+                <w:color w:val="000000"/>
+                <w:sz w:val="18"/>
+                <w:szCs w:val="18"/>
+              </w:rPr>
+              <w:t xml:space="preserve">Paquete de bloques adicionales que se agrega a un proyecto (menú Extensiones). La extensión bluetooth agrega los bloques BLE y reemplaza a radio.</w:t>
+            </w:r>
+          </w:p>
+        </w:tc>
+      </w:tr>
+      <w:tr>
+        <w:tc>
+          <w:tcPr>
+            <w:tcW w:type="dxa" w:w="2600"/>
+            <w:shd w:fill="FFFFFF" w:val="clear"/>
+            <w:tcMar>
+              <w:top w:type="dxa" w:w="80"/>
+              <w:left w:type="dxa" w:w="120"/>
+              <w:bottom w:type="dxa" w:w="80"/>
+              <w:right w:type="dxa" w:w="120"/>
+            </w:tcMar>
+            <w:vAlign w:val="center"/>
+          </w:tcPr>
+          <w:p>
+            <w:pPr>
+              <w:spacing w:after="0" w:line="264"/>
+            </w:pPr>
+            <w:r>
+              <w:rPr>
+                <w:rFonts w:ascii="Montserrat" w:cs="Montserrat" w:eastAsia="Montserrat" w:hAnsi="Montserrat"/>
+                <w:b w:val="false"/>
+                <w:bCs w:val="false"/>
+                <w:color w:val="000000"/>
+                <w:sz w:val="18"/>
+                <w:szCs w:val="18"/>
+              </w:rPr>
+              <w:t xml:space="preserve">forever</w:t>
+            </w:r>
+          </w:p>
+        </w:tc>
+        <w:tc>
+          <w:tcPr>
+            <w:tcW w:type="dxa" w:w="6472"/>
+            <w:shd w:fill="FFFFFF" w:val="clear"/>
+            <w:tcMar>
+              <w:top w:type="dxa" w:w="80"/>
+              <w:left w:type="dxa" w:w="120"/>
+              <w:bottom w:type="dxa" w:w="80"/>
+              <w:right w:type="dxa" w:w="120"/>
+            </w:tcMar>
+            <w:vAlign w:val="center"/>
+          </w:tcPr>
+          <w:p>
+            <w:pPr>
+              <w:spacing w:after="0" w:line="264"/>
+            </w:pPr>
+            <w:r>
+              <w:rPr>
+                <w:rFonts w:ascii="Montserrat" w:cs="Montserrat" w:eastAsia="Montserrat" w:hAnsi="Montserrat"/>
+                <w:b w:val="false"/>
+                <w:bCs w:val="false"/>
+                <w:color w:val="000000"/>
+                <w:sz w:val="18"/>
+                <w:szCs w:val="18"/>
+              </w:rPr>
+              <w:t xml:space="preserve">Bloque de MakeCode que repite su contenido indefinidamente. Cada vuelta agrega ~20 ms ocultos, lo que limita la frecuencia real de muestreo.</w:t>
+            </w:r>
+          </w:p>
+        </w:tc>
+      </w:tr>
+      <w:tr>
+        <w:tc>
+          <w:tcPr>
+            <w:tcW w:type="dxa" w:w="2600"/>
+            <w:shd w:fill="FFFFFF" w:val="clear"/>
+            <w:tcMar>
+              <w:top w:type="dxa" w:w="80"/>
+              <w:left w:type="dxa" w:w="120"/>
+              <w:bottom w:type="dxa" w:w="80"/>
+              <w:right w:type="dxa" w:w="120"/>
+            </w:tcMar>
+            <w:vAlign w:val="center"/>
+          </w:tcPr>
+          <w:p>
+            <w:pPr>
+              <w:spacing w:after="0" w:line="264"/>
+            </w:pPr>
+            <w:r>
+              <w:rPr>
+                <w:rFonts w:ascii="Montserrat" w:cs="Montserrat" w:eastAsia="Montserrat" w:hAnsi="Montserrat"/>
+                <w:b w:val="false"/>
+                <w:bCs w:val="false"/>
+                <w:color w:val="000000"/>
+                <w:sz w:val="18"/>
+                <w:szCs w:val="18"/>
+              </w:rPr>
+              <w:t xml:space="preserve">.hex (archivo)</w:t>
+            </w:r>
+          </w:p>
+        </w:tc>
+        <w:tc>
+          <w:tcPr>
+            <w:tcW w:type="dxa" w:w="6472"/>
+            <w:shd w:fill="FFFFFF" w:val="clear"/>
+            <w:tcMar>
+              <w:top w:type="dxa" w:w="80"/>
+              <w:left w:type="dxa" w:w="120"/>
+              <w:bottom w:type="dxa" w:w="80"/>
+              <w:right w:type="dxa" w:w="120"/>
+            </w:tcMar>
+            <w:vAlign w:val="center"/>
+          </w:tcPr>
+          <w:p>
+            <w:pPr>
+              <w:spacing w:after="0" w:line="264"/>
+            </w:pPr>
+            <w:r>
+              <w:rPr>
+                <w:rFonts w:ascii="Montserrat" w:cs="Montserrat" w:eastAsia="Montserrat" w:hAnsi="Montserrat"/>
+                <w:b w:val="false"/>
+                <w:bCs w:val="false"/>
+                <w:color w:val="000000"/>
+                <w:sz w:val="18"/>
+                <w:szCs w:val="18"/>
+              </w:rPr>
+              <w:t xml:space="preserve">Imagen compilada del programa que se graba en la memoria de la micro:bit. Contiene el código y su sistema de ejecución; la placa lo corre sola al encender.</w:t>
+            </w:r>
+          </w:p>
+        </w:tc>
+      </w:tr>
+      <w:tr>
+        <w:tc>
+          <w:tcPr>
+            <w:tcW w:type="dxa" w:w="2600"/>
+            <w:shd w:fill="FFFFFF" w:val="clear"/>
+            <w:tcMar>
+              <w:top w:type="dxa" w:w="80"/>
+              <w:left w:type="dxa" w:w="120"/>
+              <w:bottom w:type="dxa" w:w="80"/>
+              <w:right w:type="dxa" w:w="120"/>
+            </w:tcMar>
+            <w:vAlign w:val="center"/>
+          </w:tcPr>
+          <w:p>
+            <w:pPr>
+              <w:spacing w:after="0" w:line="264"/>
+            </w:pPr>
+            <w:r>
+              <w:rPr>
+                <w:rFonts w:ascii="Montserrat" w:cs="Montserrat" w:eastAsia="Montserrat" w:hAnsi="Montserrat"/>
+                <w:b w:val="false"/>
+                <w:bCs w:val="false"/>
+                <w:color w:val="000000"/>
+                <w:sz w:val="18"/>
+                <w:szCs w:val="18"/>
+              </w:rPr>
+              <w:t xml:space="preserve">Hz (hertz)</w:t>
+            </w:r>
+          </w:p>
+        </w:tc>
+        <w:tc>
+          <w:tcPr>
+            <w:tcW w:type="dxa" w:w="6472"/>
+            <w:shd w:fill="FFFFFF" w:val="clear"/>
+            <w:tcMar>
+              <w:top w:type="dxa" w:w="80"/>
+              <w:left w:type="dxa" w:w="120"/>
+              <w:bottom w:type="dxa" w:w="80"/>
+              <w:right w:type="dxa" w:w="120"/>
+            </w:tcMar>
+            <w:vAlign w:val="center"/>
+          </w:tcPr>
+          <w:p>
+            <w:pPr>
+              <w:spacing w:after="0" w:line="264"/>
+            </w:pPr>
+            <w:r>
+              <w:rPr>
+                <w:rFonts w:ascii="Montserrat" w:cs="Montserrat" w:eastAsia="Montserrat" w:hAnsi="Montserrat"/>
+                <w:b w:val="false"/>
+                <w:bCs w:val="false"/>
+                <w:color w:val="000000"/>
+                <w:sz w:val="18"/>
+                <w:szCs w:val="18"/>
+              </w:rPr>
+              <w:t xml:space="preserve">Mediciones por segundo. 10 Hz = un dato cada 100 ms. En esta guía siempre refiere a la frecuencia de muestreo del sensor.</w:t>
+            </w:r>
+          </w:p>
+        </w:tc>
+      </w:tr>
+      <w:tr>
+        <w:tc>
+          <w:tcPr>
+            <w:tcW w:type="dxa" w:w="2600"/>
+            <w:shd w:fill="FFFFFF" w:val="clear"/>
+            <w:tcMar>
+              <w:top w:type="dxa" w:w="80"/>
+              <w:left w:type="dxa" w:w="120"/>
+              <w:bottom w:type="dxa" w:w="80"/>
+              <w:right w:type="dxa" w:w="120"/>
+            </w:tcMar>
+            <w:vAlign w:val="center"/>
+          </w:tcPr>
+          <w:p>
+            <w:pPr>
+              <w:spacing w:after="0" w:line="264"/>
+            </w:pPr>
+            <w:r>
+              <w:rPr>
+                <w:rFonts w:ascii="Montserrat" w:cs="Montserrat" w:eastAsia="Montserrat" w:hAnsi="Montserrat"/>
+                <w:b w:val="false"/>
+                <w:bCs w:val="false"/>
+                <w:color w:val="000000"/>
+                <w:sz w:val="18"/>
+                <w:szCs w:val="18"/>
+              </w:rPr>
+              <w:t xml:space="preserve">Intervalo de conexión</w:t>
+            </w:r>
+          </w:p>
+        </w:tc>
+        <w:tc>
+          <w:tcPr>
+            <w:tcW w:type="dxa" w:w="6472"/>
+            <w:shd w:fill="FFFFFF" w:val="clear"/>
+            <w:tcMar>
+              <w:top w:type="dxa" w:w="80"/>
+              <w:left w:type="dxa" w:w="120"/>
+              <w:bottom w:type="dxa" w:w="80"/>
+              <w:right w:type="dxa" w:w="120"/>
+            </w:tcMar>
+            <w:vAlign w:val="center"/>
+          </w:tcPr>
+          <w:p>
+            <w:pPr>
+              <w:spacing w:after="0" w:line="264"/>
+            </w:pPr>
+            <w:r>
+              <w:rPr>
+                <w:rFonts w:ascii="Montserrat" w:cs="Montserrat" w:eastAsia="Montserrat" w:hAnsi="Montserrat"/>
+                <w:b w:val="false"/>
+                <w:bCs w:val="false"/>
+                <w:color w:val="000000"/>
+                <w:sz w:val="18"/>
+                <w:szCs w:val="18"/>
+              </w:rPr>
+              <w:t xml:space="preserve">En BLE, el período acordado entre los dos equipos para intercambiar datos (típico: 30–50 ms). Define el “ritmo” al que llegan las ráfagas.</w:t>
+            </w:r>
+          </w:p>
+        </w:tc>
+      </w:tr>
+      <w:tr>
+        <w:tc>
+          <w:tcPr>
+            <w:tcW w:type="dxa" w:w="2600"/>
+            <w:shd w:fill="FFFFFF" w:val="clear"/>
+            <w:tcMar>
+              <w:top w:type="dxa" w:w="80"/>
+              <w:left w:type="dxa" w:w="120"/>
+              <w:bottom w:type="dxa" w:w="80"/>
+              <w:right w:type="dxa" w:w="120"/>
+            </w:tcMar>
+            <w:vAlign w:val="center"/>
+          </w:tcPr>
+          <w:p>
+            <w:pPr>
+              <w:spacing w:after="0" w:line="264"/>
+            </w:pPr>
+            <w:r>
+              <w:rPr>
+                <w:rFonts w:ascii="Montserrat" w:cs="Montserrat" w:eastAsia="Montserrat" w:hAnsi="Montserrat"/>
+                <w:b w:val="false"/>
+                <w:bCs w:val="false"/>
+                <w:color w:val="000000"/>
+                <w:sz w:val="18"/>
+                <w:szCs w:val="18"/>
+              </w:rPr>
+              <w:t xml:space="preserve">Latencia</w:t>
+            </w:r>
+          </w:p>
+        </w:tc>
+        <w:tc>
+          <w:tcPr>
+            <w:tcW w:type="dxa" w:w="6472"/>
+            <w:shd w:fill="FFFFFF" w:val="clear"/>
+            <w:tcMar>
+              <w:top w:type="dxa" w:w="80"/>
+              <w:left w:type="dxa" w:w="120"/>
+              <w:bottom w:type="dxa" w:w="80"/>
+              <w:right w:type="dxa" w:w="120"/>
+            </w:tcMar>
+            <w:vAlign w:val="center"/>
+          </w:tcPr>
+          <w:p>
+            <w:pPr>
+              <w:spacing w:after="0" w:line="264"/>
+            </w:pPr>
+            <w:r>
+              <w:rPr>
+                <w:rFonts w:ascii="Montserrat" w:cs="Montserrat" w:eastAsia="Montserrat" w:hAnsi="Montserrat"/>
+                <w:b w:val="false"/>
+                <w:bCs w:val="false"/>
+                <w:color w:val="000000"/>
+                <w:sz w:val="18"/>
+                <w:szCs w:val="18"/>
+              </w:rPr>
+              <w:t xml:space="preserve">Tiempo entre que la micro:bit mide un dato y la plataforma lo recibe. En USB es baja y estable; en BLE es variable porque los datos esperan a la próxima ventana de radio.</w:t>
+            </w:r>
+          </w:p>
+        </w:tc>
+      </w:tr>
+      <w:tr>
+        <w:tc>
+          <w:tcPr>
+            <w:tcW w:type="dxa" w:w="2600"/>
+            <w:shd w:fill="FFFFFF" w:val="clear"/>
+            <w:tcMar>
+              <w:top w:type="dxa" w:w="80"/>
+              <w:left w:type="dxa" w:w="120"/>
+              <w:bottom w:type="dxa" w:w="80"/>
+              <w:right w:type="dxa" w:w="120"/>
+            </w:tcMar>
+            <w:vAlign w:val="center"/>
+          </w:tcPr>
+          <w:p>
+            <w:pPr>
+              <w:spacing w:after="0" w:line="264"/>
+            </w:pPr>
+            <w:r>
+              <w:rPr>
+                <w:rFonts w:ascii="Montserrat" w:cs="Montserrat" w:eastAsia="Montserrat" w:hAnsi="Montserrat"/>
+                <w:b w:val="false"/>
+                <w:bCs w:val="false"/>
+                <w:color w:val="000000"/>
+                <w:sz w:val="18"/>
+                <w:szCs w:val="18"/>
+              </w:rPr>
+              <w:t xml:space="preserve">Lote (batch)</w:t>
+            </w:r>
+          </w:p>
+        </w:tc>
+        <w:tc>
+          <w:tcPr>
+            <w:tcW w:type="dxa" w:w="6472"/>
+            <w:shd w:fill="FFFFFF" w:val="clear"/>
+            <w:tcMar>
+              <w:top w:type="dxa" w:w="80"/>
+              <w:left w:type="dxa" w:w="120"/>
+              <w:bottom w:type="dxa" w:w="80"/>
+              <w:right w:type="dxa" w:w="120"/>
+            </w:tcMar>
+            <w:vAlign w:val="center"/>
+          </w:tcPr>
+          <w:p>
+            <w:pPr>
+              <w:spacing w:after="0" w:line="264"/>
+            </w:pPr>
+            <w:r>
+              <w:rPr>
+                <w:rFonts w:ascii="Montserrat" w:cs="Montserrat" w:eastAsia="Montserrat" w:hAnsi="Montserrat"/>
+                <w:b w:val="false"/>
+                <w:bCs w:val="false"/>
+                <w:color w:val="000000"/>
+                <w:sz w:val="18"/>
+                <w:szCs w:val="18"/>
+              </w:rPr>
+              <w:t xml:space="preserve">Grupo de datos que llega junto al navegador en una sola entrega. Sin timestamp de la micro:bit, todos los puntos de un lote quedarían con la misma hora.</w:t>
+            </w:r>
+          </w:p>
+        </w:tc>
+      </w:tr>
+      <w:tr>
+        <w:tc>
+          <w:tcPr>
+            <w:tcW w:type="dxa" w:w="2600"/>
+            <w:shd w:fill="FFFFFF" w:val="clear"/>
+            <w:tcMar>
+              <w:top w:type="dxa" w:w="80"/>
+              <w:left w:type="dxa" w:w="120"/>
+              <w:bottom w:type="dxa" w:w="80"/>
+              <w:right w:type="dxa" w:w="120"/>
+            </w:tcMar>
+            <w:vAlign w:val="center"/>
+          </w:tcPr>
+          <w:p>
+            <w:pPr>
+              <w:spacing w:after="0" w:line="264"/>
+            </w:pPr>
+            <w:r>
+              <w:rPr>
+                <w:rFonts w:ascii="Montserrat" w:cs="Montserrat" w:eastAsia="Montserrat" w:hAnsi="Montserrat"/>
+                <w:b w:val="false"/>
+                <w:bCs w:val="false"/>
+                <w:color w:val="000000"/>
+                <w:sz w:val="18"/>
+                <w:szCs w:val="18"/>
+              </w:rPr>
+              <w:t xml:space="preserve">MakeCode</w:t>
+            </w:r>
+          </w:p>
+        </w:tc>
+        <w:tc>
+          <w:tcPr>
+            <w:tcW w:type="dxa" w:w="6472"/>
+            <w:shd w:fill="FFFFFF" w:val="clear"/>
+            <w:tcMar>
+              <w:top w:type="dxa" w:w="80"/>
+              <w:left w:type="dxa" w:w="120"/>
+              <w:bottom w:type="dxa" w:w="80"/>
+              <w:right w:type="dxa" w:w="120"/>
+            </w:tcMar>
+            <w:vAlign w:val="center"/>
+          </w:tcPr>
+          <w:p>
+            <w:pPr>
+              <w:spacing w:after="0" w:line="264"/>
+            </w:pPr>
+            <w:r>
+              <w:rPr>
+                <w:rFonts w:ascii="Montserrat" w:cs="Montserrat" w:eastAsia="Montserrat" w:hAnsi="Montserrat"/>
+                <w:b w:val="false"/>
+                <w:bCs w:val="false"/>
+                <w:color w:val="000000"/>
+                <w:sz w:val="18"/>
+                <w:szCs w:val="18"/>
+              </w:rPr>
+              <w:t xml:space="preserve">Editor de programación de la micro:bit (makecode.microbit.org). Funciona en el navegador, en bloques o JavaScript, y compila el programa a un archivo .hex.</w:t>
+            </w:r>
+          </w:p>
+        </w:tc>
+      </w:tr>
+      <w:tr>
+        <w:tc>
+          <w:tcPr>
+            <w:tcW w:type="dxa" w:w="2600"/>
+            <w:shd w:fill="FFFFFF" w:val="clear"/>
+            <w:tcMar>
+              <w:top w:type="dxa" w:w="80"/>
+              <w:left w:type="dxa" w:w="120"/>
+              <w:bottom w:type="dxa" w:w="80"/>
+              <w:right w:type="dxa" w:w="120"/>
+            </w:tcMar>
+            <w:vAlign w:val="center"/>
+          </w:tcPr>
+          <w:p>
+            <w:pPr>
+              <w:spacing w:after="0" w:line="264"/>
+            </w:pPr>
+            <w:r>
+              <w:rPr>
+                <w:rFonts w:ascii="Montserrat" w:cs="Montserrat" w:eastAsia="Montserrat" w:hAnsi="Montserrat"/>
+                <w:b w:val="false"/>
+                <w:bCs w:val="false"/>
+                <w:color w:val="000000"/>
+                <w:sz w:val="18"/>
+                <w:szCs w:val="18"/>
+              </w:rPr>
+              <w:t xml:space="preserve">Notificación BLE</w:t>
+            </w:r>
+          </w:p>
+        </w:tc>
+        <w:tc>
+          <w:tcPr>
+            <w:tcW w:type="dxa" w:w="6472"/>
+            <w:shd w:fill="FFFFFF" w:val="clear"/>
+            <w:tcMar>
+              <w:top w:type="dxa" w:w="80"/>
+              <w:left w:type="dxa" w:w="120"/>
+              <w:bottom w:type="dxa" w:w="80"/>
+              <w:right w:type="dxa" w:w="120"/>
+            </w:tcMar>
+            <w:vAlign w:val="center"/>
+          </w:tcPr>
+          <w:p>
+            <w:pPr>
+              <w:spacing w:after="0" w:line="264"/>
+            </w:pPr>
+            <w:r>
+              <w:rPr>
+                <w:rFonts w:ascii="Montserrat" w:cs="Montserrat" w:eastAsia="Montserrat" w:hAnsi="Montserrat"/>
+                <w:b w:val="false"/>
+                <w:bCs w:val="false"/>
+                <w:color w:val="000000"/>
+                <w:sz w:val="18"/>
+                <w:szCs w:val="18"/>
+              </w:rPr>
+              <w:t xml:space="preserve">Paquete de hasta 20 bytes con el que el servicio UART envía datos por Bluetooth. Una línea larga puede repartirse en varias notificaciones.</w:t>
+            </w:r>
+          </w:p>
+        </w:tc>
+      </w:tr>
+      <w:tr>
+        <w:tc>
+          <w:tcPr>
+            <w:tcW w:type="dxa" w:w="2600"/>
+            <w:shd w:fill="FFFFFF" w:val="clear"/>
+            <w:tcMar>
+              <w:top w:type="dxa" w:w="80"/>
+              <w:left w:type="dxa" w:w="120"/>
+              <w:bottom w:type="dxa" w:w="80"/>
+              <w:right w:type="dxa" w:w="120"/>
+            </w:tcMar>
+            <w:vAlign w:val="center"/>
+          </w:tcPr>
+          <w:p>
+            <w:pPr>
+              <w:spacing w:after="0" w:line="264"/>
+            </w:pPr>
+            <w:r>
+              <w:rPr>
+                <w:rFonts w:ascii="Montserrat" w:cs="Montserrat" w:eastAsia="Montserrat" w:hAnsi="Montserrat"/>
+                <w:b w:val="false"/>
+                <w:bCs w:val="false"/>
+                <w:color w:val="000000"/>
+                <w:sz w:val="18"/>
+                <w:szCs w:val="18"/>
+              </w:rPr>
+              <w:t xml:space="preserve">Puerto serial</w:t>
+            </w:r>
+          </w:p>
+        </w:tc>
+        <w:tc>
+          <w:tcPr>
+            <w:tcW w:type="dxa" w:w="6472"/>
+            <w:shd w:fill="FFFFFF" w:val="clear"/>
+            <w:tcMar>
+              <w:top w:type="dxa" w:w="80"/>
+              <w:left w:type="dxa" w:w="120"/>
+              <w:bottom w:type="dxa" w:w="80"/>
+              <w:right w:type="dxa" w:w="120"/>
+            </w:tcMar>
+            <w:vAlign w:val="center"/>
+          </w:tcPr>
+          <w:p>
+            <w:pPr>
+              <w:spacing w:after="0" w:line="264"/>
+            </w:pPr>
+            <w:r>
+              <w:rPr>
+                <w:rFonts w:ascii="Montserrat" w:cs="Montserrat" w:eastAsia="Montserrat" w:hAnsi="Montserrat"/>
+                <w:b w:val="false"/>
+                <w:bCs w:val="false"/>
+                <w:color w:val="000000"/>
+                <w:sz w:val="18"/>
+                <w:szCs w:val="18"/>
+              </w:rPr>
+              <w:t xml:space="preserve">Canal de comunicación que envía los bytes uno tras otro por un mismo hilo. La micro:bit lo ofrece a través del cable USB; el navegador lo lee con Web Serial.</w:t>
+            </w:r>
+          </w:p>
+        </w:tc>
+      </w:tr>
+      <w:tr>
+        <w:tc>
+          <w:tcPr>
+            <w:tcW w:type="dxa" w:w="2600"/>
+            <w:shd w:fill="FFFFFF" w:val="clear"/>
+            <w:tcMar>
+              <w:top w:type="dxa" w:w="80"/>
+              <w:left w:type="dxa" w:w="120"/>
+              <w:bottom w:type="dxa" w:w="80"/>
+              <w:right w:type="dxa" w:w="120"/>
+            </w:tcMar>
+            <w:vAlign w:val="center"/>
+          </w:tcPr>
+          <w:p>
+            <w:pPr>
+              <w:spacing w:after="0" w:line="264"/>
+            </w:pPr>
+            <w:r>
+              <w:rPr>
+                <w:rFonts w:ascii="Montserrat" w:cs="Montserrat" w:eastAsia="Montserrat" w:hAnsi="Montserrat"/>
+                <w:b w:val="false"/>
+                <w:bCs w:val="false"/>
+                <w:color w:val="000000"/>
+                <w:sz w:val="18"/>
+                <w:szCs w:val="18"/>
+              </w:rPr>
+              <w:t xml:space="preserve">pxt.json</w:t>
+            </w:r>
+          </w:p>
+        </w:tc>
+        <w:tc>
+          <w:tcPr>
+            <w:tcW w:type="dxa" w:w="6472"/>
+            <w:shd w:fill="FFFFFF" w:val="clear"/>
+            <w:tcMar>
+              <w:top w:type="dxa" w:w="80"/>
+              <w:left w:type="dxa" w:w="120"/>
+              <w:bottom w:type="dxa" w:w="80"/>
+              <w:right w:type="dxa" w:w="120"/>
+            </w:tcMar>
+            <w:vAlign w:val="center"/>
+          </w:tcPr>
+          <w:p>
+            <w:pPr>
+              <w:spacing w:after="0" w:line="264"/>
+            </w:pPr>
+            <w:r>
+              <w:rPr>
+                <w:rFonts w:ascii="Montserrat" w:cs="Montserrat" w:eastAsia="Montserrat" w:hAnsi="Montserrat"/>
+                <w:b w:val="false"/>
+                <w:bCs w:val="false"/>
+                <w:color w:val="000000"/>
+                <w:sz w:val="18"/>
+                <w:szCs w:val="18"/>
+              </w:rPr>
+              <w:t xml:space="preserve">Archivo de configuración del proyecto MakeCode. Ahí queda guardada, entre otras cosas, la configuración Bluetooth (pairing_mode: 0 = sin emparejamiento).</w:t>
+            </w:r>
+          </w:p>
+        </w:tc>
+      </w:tr>
+      <w:tr>
+        <w:tc>
+          <w:tcPr>
+            <w:tcW w:type="dxa" w:w="2600"/>
+            <w:shd w:fill="FFFFFF" w:val="clear"/>
+            <w:tcMar>
+              <w:top w:type="dxa" w:w="80"/>
+              <w:left w:type="dxa" w:w="120"/>
+              <w:bottom w:type="dxa" w:w="80"/>
+              <w:right w:type="dxa" w:w="120"/>
+            </w:tcMar>
+            <w:vAlign w:val="center"/>
+          </w:tcPr>
+          <w:p>
+            <w:pPr>
+              <w:spacing w:after="0" w:line="264"/>
+            </w:pPr>
+            <w:r>
+              <w:rPr>
+                <w:rFonts w:ascii="Montserrat" w:cs="Montserrat" w:eastAsia="Montserrat" w:hAnsi="Montserrat"/>
+                <w:b w:val="false"/>
+                <w:bCs w:val="false"/>
+                <w:color w:val="000000"/>
+                <w:sz w:val="18"/>
+                <w:szCs w:val="18"/>
+              </w:rPr>
+              <w:t xml:space="preserve">runningTime()</w:t>
+            </w:r>
+          </w:p>
+        </w:tc>
+        <w:tc>
+          <w:tcPr>
+            <w:tcW w:type="dxa" w:w="6472"/>
+            <w:shd w:fill="FFFFFF" w:val="clear"/>
+            <w:tcMar>
+              <w:top w:type="dxa" w:w="80"/>
+              <w:left w:type="dxa" w:w="120"/>
+              <w:bottom w:type="dxa" w:w="80"/>
+              <w:right w:type="dxa" w:w="120"/>
+            </w:tcMar>
+            <w:vAlign w:val="center"/>
+          </w:tcPr>
+          <w:p>
+            <w:pPr>
+              <w:spacing w:after="0" w:line="264"/>
+            </w:pPr>
+            <w:r>
+              <w:rPr>
+                <w:rFonts w:ascii="Montserrat" w:cs="Montserrat" w:eastAsia="Montserrat" w:hAnsi="Montserrat"/>
+                <w:b w:val="false"/>
+                <w:bCs w:val="false"/>
+                <w:color w:val="000000"/>
+                <w:sz w:val="18"/>
+                <w:szCs w:val="18"/>
+              </w:rPr>
+              <w:t xml:space="preserve">Función de MakeCode que devuelve los milisegundos transcurridos desde que la micro:bit encendió. Es el reloj con el que se arma el timestamp.</w:t>
+            </w:r>
+          </w:p>
+        </w:tc>
+      </w:tr>
+      <w:tr>
+        <w:tc>
+          <w:tcPr>
+            <w:tcW w:type="dxa" w:w="2600"/>
+            <w:shd w:fill="FFFFFF" w:val="clear"/>
+            <w:tcMar>
+              <w:top w:type="dxa" w:w="80"/>
+              <w:left w:type="dxa" w:w="120"/>
+              <w:bottom w:type="dxa" w:w="80"/>
+              <w:right w:type="dxa" w:w="120"/>
+            </w:tcMar>
+            <w:vAlign w:val="center"/>
+          </w:tcPr>
+          <w:p>
+            <w:pPr>
+              <w:spacing w:after="0" w:line="264"/>
+            </w:pPr>
+            <w:r>
+              <w:rPr>
+                <w:rFonts w:ascii="Montserrat" w:cs="Montserrat" w:eastAsia="Montserrat" w:hAnsi="Montserrat"/>
+                <w:b w:val="false"/>
+                <w:bCs w:val="false"/>
+                <w:color w:val="000000"/>
+                <w:sz w:val="18"/>
+                <w:szCs w:val="18"/>
+              </w:rPr>
+              <w:t xml:space="preserve">Scheduler</w:t>
+            </w:r>
+          </w:p>
+        </w:tc>
+        <w:tc>
+          <w:tcPr>
+            <w:tcW w:type="dxa" w:w="6472"/>
+            <w:shd w:fill="FFFFFF" w:val="clear"/>
+            <w:tcMar>
+              <w:top w:type="dxa" w:w="80"/>
+              <w:left w:type="dxa" w:w="120"/>
+              <w:bottom w:type="dxa" w:w="80"/>
+              <w:right w:type="dxa" w:w="120"/>
+            </w:tcMar>
+            <w:vAlign w:val="center"/>
+          </w:tcPr>
+          <w:p>
+            <w:pPr>
+              <w:spacing w:after="0" w:line="264"/>
+            </w:pPr>
+            <w:r>
+              <w:rPr>
+                <w:rFonts w:ascii="Montserrat" w:cs="Montserrat" w:eastAsia="Montserrat" w:hAnsi="Montserrat"/>
+                <w:b w:val="false"/>
+                <w:bCs w:val="false"/>
+                <w:color w:val="000000"/>
+                <w:sz w:val="18"/>
+                <w:szCs w:val="18"/>
+              </w:rPr>
+              <w:t xml:space="preserve">Componente del sistema de MakeCode que reparte el tiempo del procesador entre las tareas del programa. Su sobrecosto es lo que limita la velocidad real de forever.</w:t>
+            </w:r>
+          </w:p>
+        </w:tc>
+      </w:tr>
+      <w:tr>
+        <w:tc>
+          <w:tcPr>
+            <w:tcW w:type="dxa" w:w="2600"/>
+            <w:shd w:fill="FFFFFF" w:val="clear"/>
+            <w:tcMar>
+              <w:top w:type="dxa" w:w="80"/>
+              <w:left w:type="dxa" w:w="120"/>
+              <w:bottom w:type="dxa" w:w="80"/>
+              <w:right w:type="dxa" w:w="120"/>
+            </w:tcMar>
+            <w:vAlign w:val="center"/>
+          </w:tcPr>
+          <w:p>
+            <w:pPr>
+              <w:spacing w:after="0" w:line="264"/>
+            </w:pPr>
+            <w:r>
+              <w:rPr>
+                <w:rFonts w:ascii="Montserrat" w:cs="Montserrat" w:eastAsia="Montserrat" w:hAnsi="Montserrat"/>
+                <w:b w:val="false"/>
+                <w:bCs w:val="false"/>
+                <w:color w:val="000000"/>
+                <w:sz w:val="18"/>
+                <w:szCs w:val="18"/>
+              </w:rPr>
+              <w:t xml:space="preserve">Timestamp</w:t>
+            </w:r>
+          </w:p>
+        </w:tc>
+        <w:tc>
+          <w:tcPr>
+            <w:tcW w:type="dxa" w:w="6472"/>
+            <w:shd w:fill="FFFFFF" w:val="clear"/>
+            <w:tcMar>
+              <w:top w:type="dxa" w:w="80"/>
+              <w:left w:type="dxa" w:w="120"/>
+              <w:bottom w:type="dxa" w:w="80"/>
+              <w:right w:type="dxa" w:w="120"/>
+            </w:tcMar>
+            <w:vAlign w:val="center"/>
+          </w:tcPr>
+          <w:p>
+            <w:pPr>
+              <w:spacing w:after="0" w:line="264"/>
+            </w:pPr>
+            <w:r>
+              <w:rPr>
+                <w:rFonts w:ascii="Montserrat" w:cs="Montserrat" w:eastAsia="Montserrat" w:hAnsi="Montserrat"/>
+                <w:b w:val="false"/>
+                <w:bCs w:val="false"/>
+                <w:color w:val="000000"/>
+                <w:sz w:val="18"/>
+                <w:szCs w:val="18"/>
+              </w:rPr>
+              <w:t xml:space="preserve">Marca de tiempo: número que acompaña a cada dato indicando el instante en que se midió (acá, en ms desde el encendido de la micro:bit).</w:t>
+            </w:r>
+          </w:p>
+        </w:tc>
+      </w:tr>
+      <w:tr>
+        <w:tc>
+          <w:tcPr>
+            <w:tcW w:type="dxa" w:w="2600"/>
+            <w:shd w:fill="FFFFFF" w:val="clear"/>
+            <w:tcMar>
+              <w:top w:type="dxa" w:w="80"/>
+              <w:left w:type="dxa" w:w="120"/>
+              <w:bottom w:type="dxa" w:w="80"/>
+              <w:right w:type="dxa" w:w="120"/>
+            </w:tcMar>
+            <w:vAlign w:val="center"/>
+          </w:tcPr>
+          <w:p>
+            <w:pPr>
+              <w:spacing w:after="0" w:line="264"/>
+            </w:pPr>
+            <w:r>
+              <w:rPr>
+                <w:rFonts w:ascii="Montserrat" w:cs="Montserrat" w:eastAsia="Montserrat" w:hAnsi="Montserrat"/>
+                <w:b w:val="false"/>
+                <w:bCs w:val="false"/>
+                <w:color w:val="000000"/>
+                <w:sz w:val="18"/>
+                <w:szCs w:val="18"/>
+              </w:rPr>
+              <w:t xml:space="preserve">UART</w:t>
+            </w:r>
+          </w:p>
+        </w:tc>
+        <w:tc>
+          <w:tcPr>
+            <w:tcW w:type="dxa" w:w="6472"/>
+            <w:shd w:fill="FFFFFF" w:val="clear"/>
+            <w:tcMar>
+              <w:top w:type="dxa" w:w="80"/>
+              <w:left w:type="dxa" w:w="120"/>
+              <w:bottom w:type="dxa" w:w="80"/>
+              <w:right w:type="dxa" w:w="120"/>
+            </w:tcMar>
+            <w:vAlign w:val="center"/>
+          </w:tcPr>
+          <w:p>
+            <w:pPr>
+              <w:spacing w:after="0" w:line="264"/>
+            </w:pPr>
+            <w:r>
+              <w:rPr>
+                <w:rFonts w:ascii="Montserrat" w:cs="Montserrat" w:eastAsia="Montserrat" w:hAnsi="Montserrat"/>
+                <w:b w:val="false"/>
+                <w:bCs w:val="false"/>
+                <w:color w:val="000000"/>
+                <w:sz w:val="18"/>
+                <w:szCs w:val="18"/>
+              </w:rPr>
+              <w:t xml:space="preserve">Protocolo clásico de puerto serie. “UART sobre BLE” es un servicio estándar que simula ese canal por radio; es lo que usa la plataforma para recibir datos por Bluetooth.</w:t>
+            </w:r>
+          </w:p>
+        </w:tc>
+      </w:tr>
+      <w:tr>
+        <w:tc>
+          <w:tcPr>
+            <w:tcW w:type="dxa" w:w="2600"/>
+            <w:shd w:fill="FFFFFF" w:val="clear"/>
+            <w:tcMar>
+              <w:top w:type="dxa" w:w="80"/>
+              <w:left w:type="dxa" w:w="120"/>
+              <w:bottom w:type="dxa" w:w="80"/>
+              <w:right w:type="dxa" w:w="120"/>
+            </w:tcMar>
+            <w:vAlign w:val="center"/>
+          </w:tcPr>
+          <w:p>
+            <w:pPr>
+              <w:spacing w:after="0" w:line="264"/>
+            </w:pPr>
+            <w:r>
+              <w:rPr>
+                <w:rFonts w:ascii="Montserrat" w:cs="Montserrat" w:eastAsia="Montserrat" w:hAnsi="Montserrat"/>
+                <w:b w:val="false"/>
+                <w:bCs w:val="false"/>
+                <w:color w:val="000000"/>
+                <w:sz w:val="18"/>
+                <w:szCs w:val="18"/>
+              </w:rPr>
+              <w:t xml:space="preserve">Web Bluetooth / Web Serial</w:t>
+            </w:r>
+          </w:p>
+        </w:tc>
+        <w:tc>
+          <w:tcPr>
+            <w:tcW w:type="dxa" w:w="6472"/>
+            <w:shd w:fill="FFFFFF" w:val="clear"/>
+            <w:tcMar>
+              <w:top w:type="dxa" w:w="80"/>
+              <w:left w:type="dxa" w:w="120"/>
+              <w:bottom w:type="dxa" w:w="80"/>
+              <w:right w:type="dxa" w:w="120"/>
+            </w:tcMar>
+            <w:vAlign w:val="center"/>
+          </w:tcPr>
+          <w:p>
+            <w:pPr>
+              <w:spacing w:after="0" w:line="264"/>
+            </w:pPr>
+            <w:r>
+              <w:rPr>
+                <w:rFonts w:ascii="Montserrat" w:cs="Montserrat" w:eastAsia="Montserrat" w:hAnsi="Montserrat"/>
+                <w:b w:val="false"/>
+                <w:bCs w:val="false"/>
+                <w:color w:val="000000"/>
+                <w:sz w:val="18"/>
+                <w:szCs w:val="18"/>
+              </w:rPr>
+              <w:t xml:space="preserve">Capacidades del navegador (Chrome/Edge) que permiten a una página web hablar con dispositivos Bluetooth o seriales, previa autorización del usuario. Apple no las permite en iOS.</w:t>
+            </w:r>
+          </w:p>
+        </w:tc>
+      </w:tr>
+      <w:tr>
+        <w:tc>
+          <w:tcPr>
+            <w:tcW w:type="dxa" w:w="2600"/>
+            <w:shd w:fill="FFFFFF" w:val="clear"/>
+            <w:tcMar>
+              <w:top w:type="dxa" w:w="80"/>
+              <w:left w:type="dxa" w:w="120"/>
+              <w:bottom w:type="dxa" w:w="80"/>
+              <w:right w:type="dxa" w:w="120"/>
+            </w:tcMar>
+            <w:vAlign w:val="center"/>
+          </w:tcPr>
+          <w:p>
+            <w:pPr>
+              <w:spacing w:after="0" w:line="264"/>
+            </w:pPr>
+            <w:r>
+              <w:rPr>
+                <w:rFonts w:ascii="Montserrat" w:cs="Montserrat" w:eastAsia="Montserrat" w:hAnsi="Montserrat"/>
+                <w:b w:val="false"/>
+                <w:bCs w:val="false"/>
+                <w:color w:val="000000"/>
+                <w:sz w:val="18"/>
+                <w:szCs w:val="18"/>
+              </w:rPr>
+              <w:t xml:space="preserve">WebUSB</w:t>
+            </w:r>
+          </w:p>
+        </w:tc>
+        <w:tc>
+          <w:tcPr>
+            <w:tcW w:type="dxa" w:w="6472"/>
+            <w:shd w:fill="FFFFFF" w:val="clear"/>
+            <w:tcMar>
+              <w:top w:type="dxa" w:w="80"/>
+              <w:left w:type="dxa" w:w="120"/>
+              <w:bottom w:type="dxa" w:w="80"/>
+              <w:right w:type="dxa" w:w="120"/>
+            </w:tcMar>
+            <w:vAlign w:val="center"/>
+          </w:tcPr>
+          <w:p>
+            <w:pPr>
+              <w:spacing w:after="0" w:line="264"/>
+            </w:pPr>
+            <w:r>
+              <w:rPr>
+                <w:rFonts w:ascii="Montserrat" w:cs="Montserrat" w:eastAsia="Montserrat" w:hAnsi="Montserrat"/>
+                <w:b w:val="false"/>
+                <w:bCs w:val="false"/>
+                <w:color w:val="000000"/>
+                <w:sz w:val="18"/>
+                <w:szCs w:val="18"/>
+              </w:rPr>
+              <w:t xml:space="preserve">Capacidad del navegador que permite a MakeCode grabar el programa en la micro:bit directamente, sin copiar el archivo a mano.</w:t>
+            </w:r>
+          </w:p>
+        </w:tc>
+      </w:tr>
+    </w:tbl>
     <w:sectPr>
       <w:pgSz w:w="11906" w:h="16838" w:orient="portrait"/>
       <w:pgMar w:top="1247" w:right="1133" w:bottom="1247" w:left="1133" w:header="708" w:footer="708" w:gutter="0"/>
@@ -6793,6 +8479,378 @@
       </w:r>
       <w:r>
         <w:continuationSeparator/>
+      </w:r>
+    </w:p>
+  </w:footnote>
+  <w:footnote w:id="1">
+    <w:p>
+      <w:pPr>
+        <w:spacing w:after="40" w:line="240"/>
+      </w:pPr>
+      <w:r>
+        <w:rPr>
+          <w:rStyle w:val="FootnoteReference"/>
+        </w:rPr>
+        <w:footnoteRef/>
+      </w:r>
+      <w:r>
+        <w:rPr>
+          <w:rFonts w:ascii="Montserrat" w:cs="Montserrat" w:eastAsia="Montserrat" w:hAnsi="Montserrat"/>
+          <w:b/>
+          <w:bCs/>
+          <w:sz w:val="16"/>
+          <w:szCs w:val="16"/>
+        </w:rPr>
+        <w:t xml:space="preserve">Timestamp: </w:t>
+      </w:r>
+      <w:r>
+        <w:rPr>
+          <w:rFonts w:ascii="Montserrat" w:cs="Montserrat" w:eastAsia="Montserrat" w:hAnsi="Montserrat"/>
+          <w:sz w:val="16"/>
+          <w:szCs w:val="16"/>
+        </w:rPr>
+        <w:t xml:space="preserve">marca de tiempo. Número que acompaña a cada dato indicando el instante en que se midió; acá, los milisegundos desde que encendió la micro:bit.</w:t>
+      </w:r>
+    </w:p>
+  </w:footnote>
+  <w:footnote w:id="2">
+    <w:p>
+      <w:pPr>
+        <w:spacing w:after="40" w:line="240"/>
+      </w:pPr>
+      <w:r>
+        <w:rPr>
+          <w:rStyle w:val="FootnoteReference"/>
+        </w:rPr>
+        <w:footnoteRef/>
+      </w:r>
+      <w:r>
+        <w:rPr>
+          <w:rFonts w:ascii="Montserrat" w:cs="Montserrat" w:eastAsia="Montserrat" w:hAnsi="Montserrat"/>
+          <w:b/>
+          <w:bCs/>
+          <w:sz w:val="16"/>
+          <w:szCs w:val="16"/>
+        </w:rPr>
+        <w:t xml:space="preserve">Web Serial y Web Bluetooth: </w:t>
+      </w:r>
+      <w:r>
+        <w:rPr>
+          <w:rFonts w:ascii="Montserrat" w:cs="Montserrat" w:eastAsia="Montserrat" w:hAnsi="Montserrat"/>
+          <w:sz w:val="16"/>
+          <w:szCs w:val="16"/>
+        </w:rPr>
+        <w:t xml:space="preserve">capacidades del navegador (Chrome/Edge) que permiten a una página web comunicarse con un dispositivo por cable o por Bluetooth, siempre con autorización del usuario.</w:t>
+      </w:r>
+    </w:p>
+  </w:footnote>
+  <w:footnote w:id="3">
+    <w:p>
+      <w:pPr>
+        <w:spacing w:after="40" w:line="240"/>
+      </w:pPr>
+      <w:r>
+        <w:rPr>
+          <w:rStyle w:val="FootnoteReference"/>
+        </w:rPr>
+        <w:footnoteRef/>
+      </w:r>
+      <w:r>
+        <w:rPr>
+          <w:rFonts w:ascii="Montserrat" w:cs="Montserrat" w:eastAsia="Montserrat" w:hAnsi="Montserrat"/>
+          <w:b/>
+          <w:bCs/>
+          <w:sz w:val="16"/>
+          <w:szCs w:val="16"/>
+        </w:rPr>
+        <w:t xml:space="preserve">Lote: </w:t>
+      </w:r>
+      <w:r>
+        <w:rPr>
+          <w:rFonts w:ascii="Montserrat" w:cs="Montserrat" w:eastAsia="Montserrat" w:hAnsi="Montserrat"/>
+          <w:sz w:val="16"/>
+          <w:szCs w:val="16"/>
+        </w:rPr>
+        <w:t xml:space="preserve">grupo de datos que el sistema entrega junto, en una sola tanda, en lugar de uno por uno.</w:t>
+      </w:r>
+    </w:p>
+  </w:footnote>
+  <w:footnote w:id="4">
+    <w:p>
+      <w:pPr>
+        <w:spacing w:after="40" w:line="240"/>
+      </w:pPr>
+      <w:r>
+        <w:rPr>
+          <w:rStyle w:val="FootnoteReference"/>
+        </w:rPr>
+        <w:footnoteRef/>
+      </w:r>
+      <w:r>
+        <w:rPr>
+          <w:rFonts w:ascii="Montserrat" w:cs="Montserrat" w:eastAsia="Montserrat" w:hAnsi="Montserrat"/>
+          <w:b/>
+          <w:bCs/>
+          <w:sz w:val="16"/>
+          <w:szCs w:val="16"/>
+        </w:rPr>
+        <w:t xml:space="preserve">Baudios: </w:t>
+      </w:r>
+      <w:r>
+        <w:rPr>
+          <w:rFonts w:ascii="Montserrat" w:cs="Montserrat" w:eastAsia="Montserrat" w:hAnsi="Montserrat"/>
+          <w:sz w:val="16"/>
+          <w:szCs w:val="16"/>
+        </w:rPr>
+        <w:t xml:space="preserve">velocidad del puerto serial, en símbolos por segundo. No hay que configurarla: la plataforma lo hace sola.</w:t>
+      </w:r>
+    </w:p>
+  </w:footnote>
+  <w:footnote w:id="5">
+    <w:p>
+      <w:pPr>
+        <w:spacing w:after="40" w:line="240"/>
+      </w:pPr>
+      <w:r>
+        <w:rPr>
+          <w:rStyle w:val="FootnoteReference"/>
+        </w:rPr>
+        <w:footnoteRef/>
+      </w:r>
+      <w:r>
+        <w:rPr>
+          <w:rFonts w:ascii="Montserrat" w:cs="Montserrat" w:eastAsia="Montserrat" w:hAnsi="Montserrat"/>
+          <w:b/>
+          <w:bCs/>
+          <w:sz w:val="16"/>
+          <w:szCs w:val="16"/>
+        </w:rPr>
+        <w:t xml:space="preserve">Scheduler: </w:t>
+      </w:r>
+      <w:r>
+        <w:rPr>
+          <w:rFonts w:ascii="Montserrat" w:cs="Montserrat" w:eastAsia="Montserrat" w:hAnsi="Montserrat"/>
+          <w:sz w:val="16"/>
+          <w:szCs w:val="16"/>
+        </w:rPr>
+        <w:t xml:space="preserve">el componente de MakeCode que reparte el tiempo del procesador entre las tareas del programa; su sobrecosto fija el límite de velocidad real.</w:t>
+      </w:r>
+    </w:p>
+  </w:footnote>
+  <w:footnote w:id="6">
+    <w:p>
+      <w:pPr>
+        <w:spacing w:after="40" w:line="240"/>
+      </w:pPr>
+      <w:r>
+        <w:rPr>
+          <w:rStyle w:val="FootnoteReference"/>
+        </w:rPr>
+        <w:footnoteRef/>
+      </w:r>
+      <w:r>
+        <w:rPr>
+          <w:rFonts w:ascii="Montserrat" w:cs="Montserrat" w:eastAsia="Montserrat" w:hAnsi="Montserrat"/>
+          <w:b/>
+          <w:bCs/>
+          <w:sz w:val="16"/>
+          <w:szCs w:val="16"/>
+        </w:rPr>
+        <w:t xml:space="preserve">Hz (hertz): </w:t>
+      </w:r>
+      <w:r>
+        <w:rPr>
+          <w:rFonts w:ascii="Montserrat" w:cs="Montserrat" w:eastAsia="Montserrat" w:hAnsi="Montserrat"/>
+          <w:sz w:val="16"/>
+          <w:szCs w:val="16"/>
+        </w:rPr>
+        <w:t xml:space="preserve">mediciones por segundo. 10 Hz equivale a un dato cada 100 ms.</w:t>
+      </w:r>
+    </w:p>
+  </w:footnote>
+  <w:footnote w:id="7">
+    <w:p>
+      <w:pPr>
+        <w:spacing w:after="40" w:line="240"/>
+      </w:pPr>
+      <w:r>
+        <w:rPr>
+          <w:rStyle w:val="FootnoteReference"/>
+        </w:rPr>
+        <w:footnoteRef/>
+      </w:r>
+      <w:r>
+        <w:rPr>
+          <w:rFonts w:ascii="Montserrat" w:cs="Montserrat" w:eastAsia="Montserrat" w:hAnsi="Montserrat"/>
+          <w:b/>
+          <w:bCs/>
+          <w:sz w:val="16"/>
+          <w:szCs w:val="16"/>
+        </w:rPr>
+        <w:t xml:space="preserve">WebUSB: </w:t>
+      </w:r>
+      <w:r>
+        <w:rPr>
+          <w:rFonts w:ascii="Montserrat" w:cs="Montserrat" w:eastAsia="Montserrat" w:hAnsi="Montserrat"/>
+          <w:sz w:val="16"/>
+          <w:szCs w:val="16"/>
+        </w:rPr>
+        <w:t xml:space="preserve">permite que MakeCode grabe el programa directamente en la placa, sin copiar archivos a mano.</w:t>
+      </w:r>
+    </w:p>
+  </w:footnote>
+  <w:footnote w:id="8">
+    <w:p>
+      <w:pPr>
+        <w:spacing w:after="40" w:line="240"/>
+      </w:pPr>
+      <w:r>
+        <w:rPr>
+          <w:rStyle w:val="FootnoteReference"/>
+        </w:rPr>
+        <w:footnoteRef/>
+      </w:r>
+      <w:r>
+        <w:rPr>
+          <w:rFonts w:ascii="Montserrat" w:cs="Montserrat" w:eastAsia="Montserrat" w:hAnsi="Montserrat"/>
+          <w:b/>
+          <w:bCs/>
+          <w:sz w:val="16"/>
+          <w:szCs w:val="16"/>
+        </w:rPr>
+        <w:t xml:space="preserve">Archivo .hex: </w:t>
+      </w:r>
+      <w:r>
+        <w:rPr>
+          <w:rFonts w:ascii="Montserrat" w:cs="Montserrat" w:eastAsia="Montserrat" w:hAnsi="Montserrat"/>
+          <w:sz w:val="16"/>
+          <w:szCs w:val="16"/>
+        </w:rPr>
+        <w:t xml:space="preserve">la imagen compilada del programa, lista para grabarse en la memoria de la micro:bit.</w:t>
+      </w:r>
+    </w:p>
+  </w:footnote>
+  <w:footnote w:id="9">
+    <w:p>
+      <w:pPr>
+        <w:spacing w:after="40" w:line="240"/>
+      </w:pPr>
+      <w:r>
+        <w:rPr>
+          <w:rStyle w:val="FootnoteReference"/>
+        </w:rPr>
+        <w:footnoteRef/>
+      </w:r>
+      <w:r>
+        <w:rPr>
+          <w:rFonts w:ascii="Montserrat" w:cs="Montserrat" w:eastAsia="Montserrat" w:hAnsi="Montserrat"/>
+          <w:b/>
+          <w:bCs/>
+          <w:sz w:val="16"/>
+          <w:szCs w:val="16"/>
+        </w:rPr>
+        <w:t xml:space="preserve">UART: </w:t>
+      </w:r>
+      <w:r>
+        <w:rPr>
+          <w:rFonts w:ascii="Montserrat" w:cs="Montserrat" w:eastAsia="Montserrat" w:hAnsi="Montserrat"/>
+          <w:sz w:val="16"/>
+          <w:szCs w:val="16"/>
+        </w:rPr>
+        <w:t xml:space="preserve">protocolo clásico de puerto serie. El servicio “UART sobre BLE” simula ese canal por radio: para la plataforma es como un cable invisible.</w:t>
+      </w:r>
+    </w:p>
+  </w:footnote>
+  <w:footnote w:id="10">
+    <w:p>
+      <w:pPr>
+        <w:spacing w:after="40" w:line="240"/>
+      </w:pPr>
+      <w:r>
+        <w:rPr>
+          <w:rStyle w:val="FootnoteReference"/>
+        </w:rPr>
+        <w:footnoteRef/>
+      </w:r>
+      <w:r>
+        <w:rPr>
+          <w:rFonts w:ascii="Montserrat" w:cs="Montserrat" w:eastAsia="Montserrat" w:hAnsi="Montserrat"/>
+          <w:b/>
+          <w:bCs/>
+          <w:sz w:val="16"/>
+          <w:szCs w:val="16"/>
+        </w:rPr>
+        <w:t xml:space="preserve">Emparejamiento (pairing): </w:t>
+      </w:r>
+      <w:r>
+        <w:rPr>
+          <w:rFonts w:ascii="Montserrat" w:cs="Montserrat" w:eastAsia="Montserrat" w:hAnsi="Montserrat"/>
+          <w:sz w:val="16"/>
+          <w:szCs w:val="16"/>
+        </w:rPr>
+        <w:t xml:space="preserve">la “presentación” formal entre dos equipos Bluetooth, a veces con PIN. JustWorks la omite: cualquiera puede conectarse, lo ideal en el aula.</w:t>
+      </w:r>
+    </w:p>
+  </w:footnote>
+  <w:footnote w:id="11">
+    <w:p>
+      <w:pPr>
+        <w:spacing w:after="40" w:line="240"/>
+      </w:pPr>
+      <w:r>
+        <w:rPr>
+          <w:rStyle w:val="FootnoteReference"/>
+        </w:rPr>
+        <w:footnoteRef/>
+      </w:r>
+      <w:r>
+        <w:rPr>
+          <w:rFonts w:ascii="Montserrat" w:cs="Montserrat" w:eastAsia="Montserrat" w:hAnsi="Montserrat"/>
+          <w:b/>
+          <w:bCs/>
+          <w:sz w:val="16"/>
+          <w:szCs w:val="16"/>
+        </w:rPr>
+        <w:t xml:space="preserve">pxt.json: </w:t>
+      </w:r>
+      <w:r>
+        <w:rPr>
+          <w:rFonts w:ascii="Montserrat" w:cs="Montserrat" w:eastAsia="Montserrat" w:hAnsi="Montserrat"/>
+          <w:sz w:val="16"/>
+          <w:szCs w:val="16"/>
+        </w:rPr>
+        <w:t xml:space="preserve">archivo de configuración del proyecto MakeCode; se edita desde el explorador de archivos del editor.</w:t>
+      </w:r>
+    </w:p>
+  </w:footnote>
+  <w:footnote w:id="12">
+    <w:p>
+      <w:pPr>
+        <w:spacing w:after="40" w:line="240"/>
+      </w:pPr>
+      <w:r>
+        <w:rPr>
+          <w:rStyle w:val="FootnoteReference"/>
+        </w:rPr>
+        <w:footnoteRef/>
+      </w:r>
+      <w:r>
+        <w:rPr>
+          <w:rFonts w:ascii="Montserrat" w:cs="Montserrat" w:eastAsia="Montserrat" w:hAnsi="Montserrat"/>
+          <w:b/>
+          <w:bCs/>
+          <w:sz w:val="16"/>
+          <w:szCs w:val="16"/>
+        </w:rPr>
+        <w:t xml:space="preserve">CSV: </w:t>
+      </w:r>
+      <w:r>
+        <w:rPr>
+          <w:rFonts w:ascii="Montserrat" w:cs="Montserrat" w:eastAsia="Montserrat" w:hAnsi="Montserrat"/>
+          <w:sz w:val="16"/>
+          <w:szCs w:val="16"/>
+        </w:rPr>
+        <w:t xml:space="preserve">texto plano con una fila por línea y columnas separadas por comas; lo abren Excel, LibreOffice, GeoGebra y Python directamente.</w:t>
       </w:r>
     </w:p>
   </w:footnote>

--- a/manuales/Manual-1-Captura-1-variable-timestamp.docx
+++ b/manuales/Manual-1-Captura-1-variable-timestamp.docx
@@ -392,7 +392,7 @@
           <w:sz w:val="20"/>
           <w:szCs w:val="20"/>
         </w:rPr>
-        <w:t xml:space="preserve"> en computadora o Android. Ni Web Serial ni Web Bluetooth</w:t>
+        <w:t xml:space="preserve"> en computadora (Windows, Mac o Linux) o Android. La única excepción son iPhone y iPad: Apple no permite Web Serial ni Web Bluetooth</w:t>
       </w:r>
       <w:r>
         <w:rPr>
@@ -406,7 +406,7 @@
           <w:sz w:val="20"/>
           <w:szCs w:val="20"/>
         </w:rPr>
-        <w:t xml:space="preserve"> funcionan en iOS/iPadOS.</w:t>
+        <w:t xml:space="preserve"> en iOS/iPadOS — en Mac ambas funcionan sin problema.</w:t>
       </w:r>
     </w:p>
     <w:p>
@@ -6793,7 +6793,7 @@
           <w:sz w:val="20"/>
           <w:szCs w:val="20"/>
         </w:rPr>
-        <w:t xml:space="preserve">Apple no permite Web Bluetooth ni Web Serial en iOS. Usá Chrome o Edge en computadora o Android; en iPad podés cargar datos por CSV.</w:t>
+        <w:t xml:space="preserve">Apple no permite Web Bluetooth ni Web Serial en iOS/iPadOS (solo ahí: en Mac funcionan). Usá Chrome o Edge en computadora — incluida una Mac — o Android; en iPad podés cargar datos por CSV.</w:t>
       </w:r>
     </w:p>
     <w:p>
@@ -8331,7 +8331,7 @@
                 <w:sz w:val="18"/>
                 <w:szCs w:val="18"/>
               </w:rPr>
-              <w:t xml:space="preserve">Capacidades del navegador (Chrome/Edge) que permiten a una página web hablar con dispositivos Bluetooth o seriales, previa autorización del usuario. Apple no las permite en iOS.</w:t>
+              <w:t xml:space="preserve">Capacidades del navegador (Chrome/Edge) que permiten a una página web hablar con dispositivos Bluetooth o seriales, previa autorización del usuario. Funcionan en Windows, Mac, Linux y Android; Apple solo las bloquea en iPhone/iPad (iOS/iPadOS).</w:t>
             </w:r>
           </w:p>
         </w:tc>
